--- a/Avance 2/Avance2_Borrador.docx
+++ b/Avance 2/Avance2_Borrador.docx
@@ -1238,6 +1238,22 @@
     </w:p>
     <w:p>
       <w:pPr>
+        <w:pStyle w:val="ListParagraph"/>
+        <w:numPr>
+          <w:ilvl w:val="0"/>
+          <w:numId w:val="2"/>
+        </w:numPr>
+        <w:spacing w:after="0" w:line="480"/>
+      </w:pPr>
+      <w:r>
+        <w:rPr>
+          <w:rFonts w:ascii="Times New Roman" w:cs="Times New Roman" w:eastAsia="Times New Roman" w:hAnsi="Times New Roman"/>
+        </w:rPr>
+        <w:t xml:space="preserve">Verificación de conformidad (conformance checking): se comparó el orden real de las actividades con la regla del diccionario, según la cual “Submit Request” debe ocurrir después de “Book Mode of Transportation”, y se identificaron los cambios de reserva posteriores a la aprobación.</w:t>
+      </w:r>
+    </w:p>
+    <w:p>
+      <w:pPr>
         <w:spacing w:after="0" w:line="480"/>
         <w:ind w:firstLine="720"/>
       </w:pPr>
@@ -2364,7 +2380,7 @@
                 <w:sz w:val="21"/>
                 <w:szCs w:val="21"/>
               </w:rPr>
-              <w:t xml:space="preserve">Sin cambios; se complementa con la clase de vuelo por región (Q2) y por anticipación (Q8).</w:t>
+              <w:t xml:space="preserve">Se agrega la comparación entre vuelo y tren en una misma ruta, para identificar rutas con alternativa terrestre que la empresa ya utiliza.</w:t>
             </w:r>
           </w:p>
         </w:tc>
@@ -3014,7 +3030,7 @@
                 <w:sz w:val="21"/>
                 <w:szCs w:val="21"/>
               </w:rPr>
-              <w:t xml:space="preserve">Se agregan la anticipación de la reserva y la clase de vuelo según la anticipación.</w:t>
+              <w:t xml:space="preserve">Se agregan la anticipación de la reserva, la clase de vuelo según la anticipación y una verificación de conformidad del proceso.</w:t>
             </w:r>
           </w:p>
         </w:tc>
@@ -3078,7 +3094,7 @@
         <w:rPr>
           <w:rFonts w:ascii="Times New Roman" w:cs="Times New Roman" w:eastAsia="Times New Roman" w:hAnsi="Times New Roman"/>
         </w:rPr>
-        <w:t xml:space="preserve">En Q5 el ajuste responde a la pregunta del enunciado sobre si existe una región, unidad de negocio o propósito con emisiones desproporcionadamente altas. Además, Q5 y Q7, que en el Avance 1 se habían planificado en Excel, se resolvieron directamente en Celonis, para trabajar todas las preguntas sobre el mismo modelo de datos.</w:t>
+        <w:t xml:space="preserve">En Q5 el ajuste responde a la pregunta del enunciado sobre si existe una región, unidad de negocio o propósito con emisiones desproporcionadamente altas. Además, Q5 y Q7, que en el Avance 1 se habían planificado en Excel, se resolvieron directamente en Celonis, para trabajar todas las preguntas sobre el mismo modelo de datos. Finalmente, como complemento de Q8, se incorporó una verificación de conformidad del proceso (sección 6.9).</w:t>
       </w:r>
     </w:p>
     <w:p>
@@ -4014,6 +4030,104 @@
           </w:p>
         </w:tc>
       </w:tr>
+      <w:tr>
+        <w:tc>
+          <w:tcPr>
+            <w:tcW w:type="dxa" w:w="700"/>
+            <w:tcBorders>
+              <w:top w:val="single" w:color="000000" w:sz="4"/>
+              <w:left w:val="single" w:color="000000" w:sz="4"/>
+              <w:bottom w:val="single" w:color="000000" w:sz="4"/>
+              <w:right w:val="single" w:color="000000" w:sz="4"/>
+            </w:tcBorders>
+            <w:tcMar>
+              <w:top w:type="dxa" w:w="30"/>
+              <w:left w:type="dxa" w:w="80"/>
+              <w:bottom w:type="dxa" w:w="30"/>
+              <w:right w:type="dxa" w:w="80"/>
+            </w:tcMar>
+            <w:vAlign w:val="center"/>
+          </w:tcPr>
+          <w:p>
+            <w:pPr>
+              <w:spacing w:after="0" w:line="240"/>
+              <w:jc w:val="center"/>
+            </w:pPr>
+            <w:r>
+              <w:rPr>
+                <w:rFonts w:ascii="Times New Roman" w:cs="Times New Roman" w:eastAsia="Times New Roman" w:hAnsi="Times New Roman"/>
+                <w:sz w:val="22"/>
+                <w:szCs w:val="22"/>
+              </w:rPr>
+              <w:t xml:space="preserve">HC</w:t>
+            </w:r>
+          </w:p>
+        </w:tc>
+        <w:tc>
+          <w:tcPr>
+            <w:tcW w:type="dxa" w:w="5160"/>
+            <w:tcBorders>
+              <w:top w:val="single" w:color="000000" w:sz="4"/>
+              <w:left w:val="single" w:color="000000" w:sz="4"/>
+              <w:bottom w:val="single" w:color="000000" w:sz="4"/>
+              <w:right w:val="single" w:color="000000" w:sz="4"/>
+            </w:tcBorders>
+            <w:tcMar>
+              <w:top w:type="dxa" w:w="30"/>
+              <w:left w:type="dxa" w:w="80"/>
+              <w:bottom w:type="dxa" w:w="30"/>
+              <w:right w:type="dxa" w:w="80"/>
+            </w:tcMar>
+            <w:vAlign w:val="center"/>
+          </w:tcPr>
+          <w:p>
+            <w:pPr>
+              <w:spacing w:after="0" w:line="240"/>
+              <w:jc w:val="center"/>
+            </w:pPr>
+            <w:r>
+              <w:rPr>
+                <w:rFonts w:ascii="Times New Roman" w:cs="Times New Roman" w:eastAsia="Times New Roman" w:hAnsi="Times New Roman"/>
+                <w:sz w:val="22"/>
+                <w:szCs w:val="22"/>
+              </w:rPr>
+              <w:t xml:space="preserve">El proceso respeta el orden reserva, solicitud y aprobación, y los cambios de reserva posteriores a la aprobación vuelven a aprobarse.</w:t>
+            </w:r>
+          </w:p>
+        </w:tc>
+        <w:tc>
+          <w:tcPr>
+            <w:tcW w:type="dxa" w:w="3500"/>
+            <w:tcBorders>
+              <w:top w:val="single" w:color="000000" w:sz="4"/>
+              <w:left w:val="single" w:color="000000" w:sz="4"/>
+              <w:bottom w:val="single" w:color="000000" w:sz="4"/>
+              <w:right w:val="single" w:color="000000" w:sz="4"/>
+            </w:tcBorders>
+            <w:tcMar>
+              <w:top w:type="dxa" w:w="30"/>
+              <w:left w:type="dxa" w:w="80"/>
+              <w:bottom w:type="dxa" w:w="30"/>
+              <w:right w:type="dxa" w:w="80"/>
+            </w:tcMar>
+            <w:vAlign w:val="center"/>
+          </w:tcPr>
+          <w:p>
+            <w:pPr>
+              <w:spacing w:after="0" w:line="240"/>
+              <w:jc w:val="center"/>
+            </w:pPr>
+            <w:r>
+              <w:rPr>
+                <w:rFonts w:ascii="Times New Roman" w:cs="Times New Roman" w:eastAsia="Times New Roman" w:hAnsi="Times New Roman"/>
+                <w:sz w:val="22"/>
+                <w:szCs w:val="22"/>
+              </w:rPr>
+              <w:t xml:space="preserve">Se rechaza.</w:t>
+            </w:r>
+          </w:p>
+        </w:tc>
+      </w:tr>
     </w:tbl>
     <w:p>
       <w:pPr>
@@ -4047,7 +4161,7 @@
       <w:r>
         <w:drawing>
           <wp:inline distT="0" distB="0" distL="0" distR="0">
-            <wp:extent cx="5943600" cy="3286125"/>
+            <wp:extent cx="5943600" cy="3238500"/>
             <wp:effectExtent t="0" r="0" b="0" l="0"/>
             <wp:docPr id="1" name="Figura 1" descr="Dashboard “Huella de carbono de viajes” en Celonis." title="Figura 1"/>
             <wp:cNvGraphicFramePr>
@@ -4072,7 +4186,7 @@
                   <pic:spPr bwMode="auto">
                     <a:xfrm>
                       <a:off x="0" y="0"/>
-                      <a:ext cx="5943600" cy="3286125"/>
+                      <a:ext cx="5943600" cy="3238500"/>
                     </a:xfrm>
                     <a:prstGeom prst="rect">
                       <a:avLst/>
@@ -4117,9 +4231,54 @@
       <w:r>
         <w:rPr>
           <w:rFonts w:ascii="Times New Roman" w:cs="Times New Roman" w:eastAsia="Times New Roman" w:hAnsi="Times New Roman"/>
-          <w:shd w:fill="FFFF00" w:color="auto" w:val="clear"/>
         </w:rPr>
-        <w:t xml:space="preserve">PENDIENTE: en el gráfico inferior, el KPI “% fuera de política” quedó en el mismo eje que el CO2 y se ve en cero; pasarlo al eje secundario (o quitarlo y ajustar el título) y reemplazar esta captura.</w:t>
+        <w:t xml:space="preserve">Las dos tarjetas de la derecha resumen el problema central: el 18.43% de los viajes, los que están fuera de política, genera el 24.54% del CO2. El dashboard se diseñó como una herramienta de monitoreo (pilar P3): al seleccionar un elemento de cualquier gráfico, todos los indicadores se recalculan. La Figura 2 muestra el dashboard filtrado por las reservas hechas con 7 a 14 días de anticipación: en esa franja (13% de los viajes) se emiten 30,986 t CO2e, el 44.84% de los viajes está fuera de política y estos generan el 78.32% del CO2 de la franja.</w:t>
+      </w:r>
+    </w:p>
+    <w:p>
+      <w:pPr>
+        <w:spacing w:after="0" w:before="120"/>
+        <w:jc w:val="center"/>
+      </w:pPr>
+      <w:r>
+        <w:drawing>
+          <wp:inline distT="0" distB="0" distL="0" distR="0">
+            <wp:extent cx="5943600" cy="3267075"/>
+            <wp:effectExtent t="0" r="0" b="0" l="0"/>
+            <wp:docPr id="1" name="Figura 2" descr="Dashboard filtrado por anticipación de la reserva de 7 a 14 días." title="Figura 2"/>
+            <wp:cNvGraphicFramePr>
+              <a:graphicFrameLocks xmlns:a="http://schemas.openxmlformats.org/drawingml/2006/main" noChangeAspect="1"/>
+            </wp:cNvGraphicFramePr>
+            <a:graphic xmlns:a="http://schemas.openxmlformats.org/drawingml/2006/main">
+              <a:graphicData uri="http://schemas.openxmlformats.org/drawingml/2006/picture">
+                <pic:pic xmlns:pic="http://schemas.openxmlformats.org/drawingml/2006/picture">
+                  <pic:nvPicPr>
+                    <pic:cNvPr id="0" name="" descr=""/>
+                    <pic:cNvPicPr>
+                      <a:picLocks noChangeAspect="1" noChangeArrowheads="1"/>
+                    </pic:cNvPicPr>
+                  </pic:nvPicPr>
+                  <pic:blipFill>
+                    <a:blip r:embed="rId8" cstate="none"/>
+                    <a:srcRect/>
+                    <a:stretch>
+                      <a:fillRect/>
+                    </a:stretch>
+                  </pic:blipFill>
+                  <pic:spPr bwMode="auto">
+                    <a:xfrm>
+                      <a:off x="0" y="0"/>
+                      <a:ext cx="5943600" cy="3267075"/>
+                    </a:xfrm>
+                    <a:prstGeom prst="rect">
+                      <a:avLst/>
+                    </a:prstGeom>
+                  </pic:spPr>
+                </pic:pic>
+              </a:graphicData>
+            </a:graphic>
+          </wp:inline>
+        </w:drawing>
       </w:r>
     </w:p>
     <w:p>
@@ -4131,7 +4290,19 @@
         <w:rPr>
           <w:rFonts w:ascii="Times New Roman" w:cs="Times New Roman" w:eastAsia="Times New Roman" w:hAnsi="Times New Roman"/>
         </w:rPr>
-        <w:t xml:space="preserve">Las dos tarjetas de la derecha resumen el problema central: el 18.43% de los viajes, los que están fuera de política, genera el 24.54% del CO2. El dashboard se diseñó como una herramienta de monitoreo (pilar P3): sus indicadores se recalculan al aplicar filtros, por ejemplo por unidad de negocio o región.</w:t>
+        <w:t xml:space="preserve">Figura 2. Dashboard filtrado por anticipación de la reserva de 7 a 14 días.</w:t>
+      </w:r>
+    </w:p>
+    <w:p>
+      <w:pPr>
+        <w:spacing w:after="0" w:line="480"/>
+        <w:ind w:firstLine="720"/>
+      </w:pPr>
+      <w:r>
+        <w:rPr>
+          <w:rFonts w:ascii="Times New Roman" w:cs="Times New Roman" w:eastAsia="Times New Roman" w:hAnsi="Times New Roman"/>
+        </w:rPr>
+        <w:t xml:space="preserve">Fuente: Celonis, sobre Trip_Data_With_Emissions, Transportations_Data_With_Emissions y Trip_Event_Log.</w:t>
       </w:r>
     </w:p>
     <w:p>
@@ -4251,7 +4422,7 @@
         <w:rPr>
           <w:rFonts w:ascii="Times New Roman" w:cs="Times New Roman" w:eastAsia="Times New Roman" w:hAnsi="Times New Roman"/>
         </w:rPr>
-        <w:t xml:space="preserve">Se construyeron dos tablas en Celonis con la dimensión “Región de salida” (Figura 2): una con indicadores por viaje y otra con el modo de transporte por tramo. El mapeo cubre los 87,053 viajes. La siguiente tabla resume los resultados:</w:t>
+        <w:t xml:space="preserve">Se construyeron dos tablas en Celonis con la dimensión “Región de salida” (Figura 3): una con indicadores por viaje y otra con el modo de transporte por tramo. El mapeo cubre los 87,053 viajes. La siguiente tabla resume los resultados:</w:t>
       </w:r>
     </w:p>
     <w:tbl>
@@ -6113,7 +6284,7 @@
           <wp:inline distT="0" distB="0" distL="0" distR="0">
             <wp:extent cx="5943600" cy="1790700"/>
             <wp:effectExtent t="0" r="0" b="0" l="0"/>
-            <wp:docPr id="1" name="Figura 2" descr="Emisiones por región de salida y modo de transporte por región, tablas OLAP en Celonis." title="Figura 2"/>
+            <wp:docPr id="1" name="Figura 3" descr="Emisiones por región de salida y modo de transporte por región, tablas OLAP en Celonis." title="Figura 3"/>
             <wp:cNvGraphicFramePr>
               <a:graphicFrameLocks xmlns:a="http://schemas.openxmlformats.org/drawingml/2006/main" noChangeAspect="1"/>
             </wp:cNvGraphicFramePr>
@@ -6127,7 +6298,7 @@
                     </pic:cNvPicPr>
                   </pic:nvPicPr>
                   <pic:blipFill>
-                    <a:blip r:embed="rId8" cstate="none"/>
+                    <a:blip r:embed="rId9" cstate="none"/>
                     <a:srcRect/>
                     <a:stretch>
                       <a:fillRect/>
@@ -6158,7 +6329,7 @@
         <w:rPr>
           <w:rFonts w:ascii="Times New Roman" w:cs="Times New Roman" w:eastAsia="Times New Roman" w:hAnsi="Times New Roman"/>
         </w:rPr>
-        <w:t xml:space="preserve">Figura 2. Emisiones por región de salida y modo de transporte por región, tablas OLAP en Celonis.</w:t>
+        <w:t xml:space="preserve">Figura 3. Emisiones por región de salida y modo de transporte por región, tablas OLAP en Celonis.</w:t>
       </w:r>
     </w:p>
     <w:p>
@@ -6294,16 +6465,2807 @@
       <w:r>
         <w:rPr>
           <w:rFonts w:ascii="Times New Roman" w:cs="Times New Roman" w:eastAsia="Times New Roman" w:hAnsi="Times New Roman"/>
-          <w:b/>
-          <w:bCs/>
         </w:rPr>
-        <w:t xml:space="preserve">Respuesta parcial:</w:t>
+        <w:t xml:space="preserve">Para identificar rutas concretas, en Celonis se construyó una tabla que compara, para cada una de las 60 rutas (ciudad de salida y ciudad de llegada del tramo), la cantidad de tramos en vuelo y en tren, el CO2 promedio de un trayecto en Economy y en tren, el porcentaje de vuelos en Business y el CO2 total de los vuelos (Figura 4). En 13 rutas la empresa ya utiliza el tren:</w:t>
       </w:r>
+    </w:p>
+    <w:tbl>
+      <w:tblPr>
+        <w:tblW w:type="dxa" w:w="9360"/>
+        <w:jc w:val="center"/>
+        <w:tblBorders>
+          <w:top w:val="single" w:color="auto" w:sz="4"/>
+          <w:left w:val="single" w:color="auto" w:sz="4"/>
+          <w:bottom w:val="single" w:color="auto" w:sz="4"/>
+          <w:right w:val="single" w:color="auto" w:sz="4"/>
+          <w:insideH w:val="single" w:color="auto" w:sz="4"/>
+          <w:insideV w:val="single" w:color="auto" w:sz="4"/>
+        </w:tblBorders>
+      </w:tblPr>
+      <w:tblGrid>
+        <w:gridCol w:w="2160"/>
+        <w:gridCol w:w="1300"/>
+        <w:gridCol w:w="1300"/>
+        <w:gridCol w:w="1600"/>
+        <w:gridCol w:w="1500"/>
+        <w:gridCol w:w="1500"/>
+      </w:tblGrid>
+      <w:tr>
+        <w:trPr>
+          <w:tblHeader/>
+        </w:trPr>
+        <w:tc>
+          <w:tcPr>
+            <w:tcW w:type="dxa" w:w="2160"/>
+            <w:tcBorders>
+              <w:top w:val="single" w:color="000000" w:sz="4"/>
+              <w:left w:val="single" w:color="000000" w:sz="4"/>
+              <w:bottom w:val="single" w:color="000000" w:sz="4"/>
+              <w:right w:val="single" w:color="000000" w:sz="4"/>
+            </w:tcBorders>
+            <w:tcMar>
+              <w:top w:type="dxa" w:w="30"/>
+              <w:left w:type="dxa" w:w="80"/>
+              <w:bottom w:type="dxa" w:w="30"/>
+              <w:right w:type="dxa" w:w="80"/>
+            </w:tcMar>
+            <w:vAlign w:val="center"/>
+          </w:tcPr>
+          <w:p>
+            <w:pPr>
+              <w:spacing w:after="0" w:line="240"/>
+              <w:jc w:val="center"/>
+            </w:pPr>
+            <w:r>
+              <w:rPr>
+                <w:rFonts w:ascii="Times New Roman" w:cs="Times New Roman" w:eastAsia="Times New Roman" w:hAnsi="Times New Roman"/>
+                <w:b/>
+                <w:bCs/>
+                <w:sz w:val="21"/>
+                <w:szCs w:val="21"/>
+              </w:rPr>
+              <w:t xml:space="preserve">Ruta</w:t>
+            </w:r>
+          </w:p>
+        </w:tc>
+        <w:tc>
+          <w:tcPr>
+            <w:tcW w:type="dxa" w:w="1300"/>
+            <w:tcBorders>
+              <w:top w:val="single" w:color="000000" w:sz="4"/>
+              <w:left w:val="single" w:color="000000" w:sz="4"/>
+              <w:bottom w:val="single" w:color="000000" w:sz="4"/>
+              <w:right w:val="single" w:color="000000" w:sz="4"/>
+            </w:tcBorders>
+            <w:tcMar>
+              <w:top w:type="dxa" w:w="30"/>
+              <w:left w:type="dxa" w:w="80"/>
+              <w:bottom w:type="dxa" w:w="30"/>
+              <w:right w:type="dxa" w:w="80"/>
+            </w:tcMar>
+            <w:vAlign w:val="center"/>
+          </w:tcPr>
+          <w:p>
+            <w:pPr>
+              <w:spacing w:after="0" w:line="240"/>
+              <w:jc w:val="center"/>
+            </w:pPr>
+            <w:r>
+              <w:rPr>
+                <w:rFonts w:ascii="Times New Roman" w:cs="Times New Roman" w:eastAsia="Times New Roman" w:hAnsi="Times New Roman"/>
+                <w:b/>
+                <w:bCs/>
+                <w:sz w:val="21"/>
+                <w:szCs w:val="21"/>
+              </w:rPr>
+              <w:t xml:space="preserve">Tramos en vuelo</w:t>
+            </w:r>
+          </w:p>
+        </w:tc>
+        <w:tc>
+          <w:tcPr>
+            <w:tcW w:type="dxa" w:w="1300"/>
+            <w:tcBorders>
+              <w:top w:val="single" w:color="000000" w:sz="4"/>
+              <w:left w:val="single" w:color="000000" w:sz="4"/>
+              <w:bottom w:val="single" w:color="000000" w:sz="4"/>
+              <w:right w:val="single" w:color="000000" w:sz="4"/>
+            </w:tcBorders>
+            <w:tcMar>
+              <w:top w:type="dxa" w:w="30"/>
+              <w:left w:type="dxa" w:w="80"/>
+              <w:bottom w:type="dxa" w:w="30"/>
+              <w:right w:type="dxa" w:w="80"/>
+            </w:tcMar>
+            <w:vAlign w:val="center"/>
+          </w:tcPr>
+          <w:p>
+            <w:pPr>
+              <w:spacing w:after="0" w:line="240"/>
+              <w:jc w:val="center"/>
+            </w:pPr>
+            <w:r>
+              <w:rPr>
+                <w:rFonts w:ascii="Times New Roman" w:cs="Times New Roman" w:eastAsia="Times New Roman" w:hAnsi="Times New Roman"/>
+                <w:b/>
+                <w:bCs/>
+                <w:sz w:val="21"/>
+                <w:szCs w:val="21"/>
+              </w:rPr>
+              <w:t xml:space="preserve">Tramos en tren</w:t>
+            </w:r>
+          </w:p>
+        </w:tc>
+        <w:tc>
+          <w:tcPr>
+            <w:tcW w:type="dxa" w:w="1600"/>
+            <w:tcBorders>
+              <w:top w:val="single" w:color="000000" w:sz="4"/>
+              <w:left w:val="single" w:color="000000" w:sz="4"/>
+              <w:bottom w:val="single" w:color="000000" w:sz="4"/>
+              <w:right w:val="single" w:color="000000" w:sz="4"/>
+            </w:tcBorders>
+            <w:tcMar>
+              <w:top w:type="dxa" w:w="30"/>
+              <w:left w:type="dxa" w:w="80"/>
+              <w:bottom w:type="dxa" w:w="30"/>
+              <w:right w:type="dxa" w:w="80"/>
+            </w:tcMar>
+            <w:vAlign w:val="center"/>
+          </w:tcPr>
+          <w:p>
+            <w:pPr>
+              <w:spacing w:after="0" w:line="240"/>
+              <w:jc w:val="center"/>
+            </w:pPr>
+            <w:r>
+              <w:rPr>
+                <w:rFonts w:ascii="Times New Roman" w:cs="Times New Roman" w:eastAsia="Times New Roman" w:hAnsi="Times New Roman"/>
+                <w:b/>
+                <w:bCs/>
+                <w:sz w:val="21"/>
+                <w:szCs w:val="21"/>
+              </w:rPr>
+              <w:t xml:space="preserve">CO2 prom. vuelo Economy (kg)</w:t>
+            </w:r>
+          </w:p>
+        </w:tc>
+        <w:tc>
+          <w:tcPr>
+            <w:tcW w:type="dxa" w:w="1500"/>
+            <w:tcBorders>
+              <w:top w:val="single" w:color="000000" w:sz="4"/>
+              <w:left w:val="single" w:color="000000" w:sz="4"/>
+              <w:bottom w:val="single" w:color="000000" w:sz="4"/>
+              <w:right w:val="single" w:color="000000" w:sz="4"/>
+            </w:tcBorders>
+            <w:tcMar>
+              <w:top w:type="dxa" w:w="30"/>
+              <w:left w:type="dxa" w:w="80"/>
+              <w:bottom w:type="dxa" w:w="30"/>
+              <w:right w:type="dxa" w:w="80"/>
+            </w:tcMar>
+            <w:vAlign w:val="center"/>
+          </w:tcPr>
+          <w:p>
+            <w:pPr>
+              <w:spacing w:after="0" w:line="240"/>
+              <w:jc w:val="center"/>
+            </w:pPr>
+            <w:r>
+              <w:rPr>
+                <w:rFonts w:ascii="Times New Roman" w:cs="Times New Roman" w:eastAsia="Times New Roman" w:hAnsi="Times New Roman"/>
+                <w:b/>
+                <w:bCs/>
+                <w:sz w:val="21"/>
+                <w:szCs w:val="21"/>
+              </w:rPr>
+              <w:t xml:space="preserve">CO2 prom. tren (kg)</w:t>
+            </w:r>
+          </w:p>
+        </w:tc>
+        <w:tc>
+          <w:tcPr>
+            <w:tcW w:type="dxa" w:w="1500"/>
+            <w:tcBorders>
+              <w:top w:val="single" w:color="000000" w:sz="4"/>
+              <w:left w:val="single" w:color="000000" w:sz="4"/>
+              <w:bottom w:val="single" w:color="000000" w:sz="4"/>
+              <w:right w:val="single" w:color="000000" w:sz="4"/>
+            </w:tcBorders>
+            <w:tcMar>
+              <w:top w:type="dxa" w:w="30"/>
+              <w:left w:type="dxa" w:w="80"/>
+              <w:bottom w:type="dxa" w:w="30"/>
+              <w:right w:type="dxa" w:w="80"/>
+            </w:tcMar>
+            <w:vAlign w:val="center"/>
+          </w:tcPr>
+          <w:p>
+            <w:pPr>
+              <w:spacing w:after="0" w:line="240"/>
+              <w:jc w:val="center"/>
+            </w:pPr>
+            <w:r>
+              <w:rPr>
+                <w:rFonts w:ascii="Times New Roman" w:cs="Times New Roman" w:eastAsia="Times New Roman" w:hAnsi="Times New Roman"/>
+                <w:b/>
+                <w:bCs/>
+                <w:sz w:val="21"/>
+                <w:szCs w:val="21"/>
+              </w:rPr>
+              <w:t xml:space="preserve">% vuelos en Business</w:t>
+            </w:r>
+          </w:p>
+        </w:tc>
+      </w:tr>
+      <w:tr>
+        <w:tc>
+          <w:tcPr>
+            <w:tcW w:type="dxa" w:w="2160"/>
+            <w:tcBorders>
+              <w:top w:val="single" w:color="000000" w:sz="4"/>
+              <w:left w:val="single" w:color="000000" w:sz="4"/>
+              <w:bottom w:val="single" w:color="000000" w:sz="4"/>
+              <w:right w:val="single" w:color="000000" w:sz="4"/>
+            </w:tcBorders>
+            <w:tcMar>
+              <w:top w:type="dxa" w:w="30"/>
+              <w:left w:type="dxa" w:w="80"/>
+              <w:bottom w:type="dxa" w:w="30"/>
+              <w:right w:type="dxa" w:w="80"/>
+            </w:tcMar>
+            <w:vAlign w:val="center"/>
+          </w:tcPr>
+          <w:p>
+            <w:pPr>
+              <w:spacing w:after="0" w:line="240"/>
+              <w:jc w:val="center"/>
+            </w:pPr>
+            <w:r>
+              <w:rPr>
+                <w:rFonts w:ascii="Times New Roman" w:cs="Times New Roman" w:eastAsia="Times New Roman" w:hAnsi="Times New Roman"/>
+                <w:sz w:val="21"/>
+                <w:szCs w:val="21"/>
+              </w:rPr>
+              <w:t xml:space="preserve">Berlin → Amsterdam</w:t>
+            </w:r>
+          </w:p>
+        </w:tc>
+        <w:tc>
+          <w:tcPr>
+            <w:tcW w:type="dxa" w:w="1300"/>
+            <w:tcBorders>
+              <w:top w:val="single" w:color="000000" w:sz="4"/>
+              <w:left w:val="single" w:color="000000" w:sz="4"/>
+              <w:bottom w:val="single" w:color="000000" w:sz="4"/>
+              <w:right w:val="single" w:color="000000" w:sz="4"/>
+            </w:tcBorders>
+            <w:tcMar>
+              <w:top w:type="dxa" w:w="30"/>
+              <w:left w:type="dxa" w:w="80"/>
+              <w:bottom w:type="dxa" w:w="30"/>
+              <w:right w:type="dxa" w:w="80"/>
+            </w:tcMar>
+            <w:vAlign w:val="center"/>
+          </w:tcPr>
+          <w:p>
+            <w:pPr>
+              <w:spacing w:after="0" w:line="240"/>
+              <w:jc w:val="center"/>
+            </w:pPr>
+            <w:r>
+              <w:rPr>
+                <w:rFonts w:ascii="Times New Roman" w:cs="Times New Roman" w:eastAsia="Times New Roman" w:hAnsi="Times New Roman"/>
+                <w:sz w:val="21"/>
+                <w:szCs w:val="21"/>
+              </w:rPr>
+              <w:t xml:space="preserve">814</w:t>
+            </w:r>
+          </w:p>
+        </w:tc>
+        <w:tc>
+          <w:tcPr>
+            <w:tcW w:type="dxa" w:w="1300"/>
+            <w:tcBorders>
+              <w:top w:val="single" w:color="000000" w:sz="4"/>
+              <w:left w:val="single" w:color="000000" w:sz="4"/>
+              <w:bottom w:val="single" w:color="000000" w:sz="4"/>
+              <w:right w:val="single" w:color="000000" w:sz="4"/>
+            </w:tcBorders>
+            <w:tcMar>
+              <w:top w:type="dxa" w:w="30"/>
+              <w:left w:type="dxa" w:w="80"/>
+              <w:bottom w:type="dxa" w:w="30"/>
+              <w:right w:type="dxa" w:w="80"/>
+            </w:tcMar>
+            <w:vAlign w:val="center"/>
+          </w:tcPr>
+          <w:p>
+            <w:pPr>
+              <w:spacing w:after="0" w:line="240"/>
+              <w:jc w:val="center"/>
+            </w:pPr>
+            <w:r>
+              <w:rPr>
+                <w:rFonts w:ascii="Times New Roman" w:cs="Times New Roman" w:eastAsia="Times New Roman" w:hAnsi="Times New Roman"/>
+                <w:sz w:val="21"/>
+                <w:szCs w:val="21"/>
+              </w:rPr>
+              <w:t xml:space="preserve">1,007</w:t>
+            </w:r>
+          </w:p>
+        </w:tc>
+        <w:tc>
+          <w:tcPr>
+            <w:tcW w:type="dxa" w:w="1600"/>
+            <w:tcBorders>
+              <w:top w:val="single" w:color="000000" w:sz="4"/>
+              <w:left w:val="single" w:color="000000" w:sz="4"/>
+              <w:bottom w:val="single" w:color="000000" w:sz="4"/>
+              <w:right w:val="single" w:color="000000" w:sz="4"/>
+            </w:tcBorders>
+            <w:tcMar>
+              <w:top w:type="dxa" w:w="30"/>
+              <w:left w:type="dxa" w:w="80"/>
+              <w:bottom w:type="dxa" w:w="30"/>
+              <w:right w:type="dxa" w:w="80"/>
+            </w:tcMar>
+            <w:vAlign w:val="center"/>
+          </w:tcPr>
+          <w:p>
+            <w:pPr>
+              <w:spacing w:after="0" w:line="240"/>
+              <w:jc w:val="center"/>
+            </w:pPr>
+            <w:r>
+              <w:rPr>
+                <w:rFonts w:ascii="Times New Roman" w:cs="Times New Roman" w:eastAsia="Times New Roman" w:hAnsi="Times New Roman"/>
+                <w:sz w:val="21"/>
+                <w:szCs w:val="21"/>
+              </w:rPr>
+              <w:t xml:space="preserve">88</w:t>
+            </w:r>
+          </w:p>
+        </w:tc>
+        <w:tc>
+          <w:tcPr>
+            <w:tcW w:type="dxa" w:w="1500"/>
+            <w:tcBorders>
+              <w:top w:val="single" w:color="000000" w:sz="4"/>
+              <w:left w:val="single" w:color="000000" w:sz="4"/>
+              <w:bottom w:val="single" w:color="000000" w:sz="4"/>
+              <w:right w:val="single" w:color="000000" w:sz="4"/>
+            </w:tcBorders>
+            <w:tcMar>
+              <w:top w:type="dxa" w:w="30"/>
+              <w:left w:type="dxa" w:w="80"/>
+              <w:bottom w:type="dxa" w:w="30"/>
+              <w:right w:type="dxa" w:w="80"/>
+            </w:tcMar>
+            <w:vAlign w:val="center"/>
+          </w:tcPr>
+          <w:p>
+            <w:pPr>
+              <w:spacing w:after="0" w:line="240"/>
+              <w:jc w:val="center"/>
+            </w:pPr>
+            <w:r>
+              <w:rPr>
+                <w:rFonts w:ascii="Times New Roman" w:cs="Times New Roman" w:eastAsia="Times New Roman" w:hAnsi="Times New Roman"/>
+                <w:sz w:val="21"/>
+                <w:szCs w:val="21"/>
+              </w:rPr>
+              <w:t xml:space="preserve">27</w:t>
+            </w:r>
+          </w:p>
+        </w:tc>
+        <w:tc>
+          <w:tcPr>
+            <w:tcW w:type="dxa" w:w="1500"/>
+            <w:tcBorders>
+              <w:top w:val="single" w:color="000000" w:sz="4"/>
+              <w:left w:val="single" w:color="000000" w:sz="4"/>
+              <w:bottom w:val="single" w:color="000000" w:sz="4"/>
+              <w:right w:val="single" w:color="000000" w:sz="4"/>
+            </w:tcBorders>
+            <w:tcMar>
+              <w:top w:type="dxa" w:w="30"/>
+              <w:left w:type="dxa" w:w="80"/>
+              <w:bottom w:type="dxa" w:w="30"/>
+              <w:right w:type="dxa" w:w="80"/>
+            </w:tcMar>
+            <w:vAlign w:val="center"/>
+          </w:tcPr>
+          <w:p>
+            <w:pPr>
+              <w:spacing w:after="0" w:line="240"/>
+              <w:jc w:val="center"/>
+            </w:pPr>
+            <w:r>
+              <w:rPr>
+                <w:rFonts w:ascii="Times New Roman" w:cs="Times New Roman" w:eastAsia="Times New Roman" w:hAnsi="Times New Roman"/>
+                <w:sz w:val="21"/>
+                <w:szCs w:val="21"/>
+              </w:rPr>
+              <w:t xml:space="preserve">17.69%</w:t>
+            </w:r>
+          </w:p>
+        </w:tc>
+      </w:tr>
+      <w:tr>
+        <w:tc>
+          <w:tcPr>
+            <w:tcW w:type="dxa" w:w="2160"/>
+            <w:tcBorders>
+              <w:top w:val="single" w:color="000000" w:sz="4"/>
+              <w:left w:val="single" w:color="000000" w:sz="4"/>
+              <w:bottom w:val="single" w:color="000000" w:sz="4"/>
+              <w:right w:val="single" w:color="000000" w:sz="4"/>
+            </w:tcBorders>
+            <w:tcMar>
+              <w:top w:type="dxa" w:w="30"/>
+              <w:left w:type="dxa" w:w="80"/>
+              <w:bottom w:type="dxa" w:w="30"/>
+              <w:right w:type="dxa" w:w="80"/>
+            </w:tcMar>
+            <w:vAlign w:val="center"/>
+          </w:tcPr>
+          <w:p>
+            <w:pPr>
+              <w:spacing w:after="0" w:line="240"/>
+              <w:jc w:val="center"/>
+            </w:pPr>
+            <w:r>
+              <w:rPr>
+                <w:rFonts w:ascii="Times New Roman" w:cs="Times New Roman" w:eastAsia="Times New Roman" w:hAnsi="Times New Roman"/>
+                <w:sz w:val="21"/>
+                <w:szCs w:val="21"/>
+              </w:rPr>
+              <w:t xml:space="preserve">Berlin → Paris</w:t>
+            </w:r>
+          </w:p>
+        </w:tc>
+        <w:tc>
+          <w:tcPr>
+            <w:tcW w:type="dxa" w:w="1300"/>
+            <w:tcBorders>
+              <w:top w:val="single" w:color="000000" w:sz="4"/>
+              <w:left w:val="single" w:color="000000" w:sz="4"/>
+              <w:bottom w:val="single" w:color="000000" w:sz="4"/>
+              <w:right w:val="single" w:color="000000" w:sz="4"/>
+            </w:tcBorders>
+            <w:tcMar>
+              <w:top w:type="dxa" w:w="30"/>
+              <w:left w:type="dxa" w:w="80"/>
+              <w:bottom w:type="dxa" w:w="30"/>
+              <w:right w:type="dxa" w:w="80"/>
+            </w:tcMar>
+            <w:vAlign w:val="center"/>
+          </w:tcPr>
+          <w:p>
+            <w:pPr>
+              <w:spacing w:after="0" w:line="240"/>
+              <w:jc w:val="center"/>
+            </w:pPr>
+            <w:r>
+              <w:rPr>
+                <w:rFonts w:ascii="Times New Roman" w:cs="Times New Roman" w:eastAsia="Times New Roman" w:hAnsi="Times New Roman"/>
+                <w:sz w:val="21"/>
+                <w:szCs w:val="21"/>
+              </w:rPr>
+              <w:t xml:space="preserve">1,323</w:t>
+            </w:r>
+          </w:p>
+        </w:tc>
+        <w:tc>
+          <w:tcPr>
+            <w:tcW w:type="dxa" w:w="1300"/>
+            <w:tcBorders>
+              <w:top w:val="single" w:color="000000" w:sz="4"/>
+              <w:left w:val="single" w:color="000000" w:sz="4"/>
+              <w:bottom w:val="single" w:color="000000" w:sz="4"/>
+              <w:right w:val="single" w:color="000000" w:sz="4"/>
+            </w:tcBorders>
+            <w:tcMar>
+              <w:top w:type="dxa" w:w="30"/>
+              <w:left w:type="dxa" w:w="80"/>
+              <w:bottom w:type="dxa" w:w="30"/>
+              <w:right w:type="dxa" w:w="80"/>
+            </w:tcMar>
+            <w:vAlign w:val="center"/>
+          </w:tcPr>
+          <w:p>
+            <w:pPr>
+              <w:spacing w:after="0" w:line="240"/>
+              <w:jc w:val="center"/>
+            </w:pPr>
+            <w:r>
+              <w:rPr>
+                <w:rFonts w:ascii="Times New Roman" w:cs="Times New Roman" w:eastAsia="Times New Roman" w:hAnsi="Times New Roman"/>
+                <w:sz w:val="21"/>
+                <w:szCs w:val="21"/>
+              </w:rPr>
+              <w:t xml:space="preserve">474</w:t>
+            </w:r>
+          </w:p>
+        </w:tc>
+        <w:tc>
+          <w:tcPr>
+            <w:tcW w:type="dxa" w:w="1600"/>
+            <w:tcBorders>
+              <w:top w:val="single" w:color="000000" w:sz="4"/>
+              <w:left w:val="single" w:color="000000" w:sz="4"/>
+              <w:bottom w:val="single" w:color="000000" w:sz="4"/>
+              <w:right w:val="single" w:color="000000" w:sz="4"/>
+            </w:tcBorders>
+            <w:tcMar>
+              <w:top w:type="dxa" w:w="30"/>
+              <w:left w:type="dxa" w:w="80"/>
+              <w:bottom w:type="dxa" w:w="30"/>
+              <w:right w:type="dxa" w:w="80"/>
+            </w:tcMar>
+            <w:vAlign w:val="center"/>
+          </w:tcPr>
+          <w:p>
+            <w:pPr>
+              <w:spacing w:after="0" w:line="240"/>
+              <w:jc w:val="center"/>
+            </w:pPr>
+            <w:r>
+              <w:rPr>
+                <w:rFonts w:ascii="Times New Roman" w:cs="Times New Roman" w:eastAsia="Times New Roman" w:hAnsi="Times New Roman"/>
+                <w:sz w:val="21"/>
+                <w:szCs w:val="21"/>
+              </w:rPr>
+              <w:t xml:space="preserve">131</w:t>
+            </w:r>
+          </w:p>
+        </w:tc>
+        <w:tc>
+          <w:tcPr>
+            <w:tcW w:type="dxa" w:w="1500"/>
+            <w:tcBorders>
+              <w:top w:val="single" w:color="000000" w:sz="4"/>
+              <w:left w:val="single" w:color="000000" w:sz="4"/>
+              <w:bottom w:val="single" w:color="000000" w:sz="4"/>
+              <w:right w:val="single" w:color="000000" w:sz="4"/>
+            </w:tcBorders>
+            <w:tcMar>
+              <w:top w:type="dxa" w:w="30"/>
+              <w:left w:type="dxa" w:w="80"/>
+              <w:bottom w:type="dxa" w:w="30"/>
+              <w:right w:type="dxa" w:w="80"/>
+            </w:tcMar>
+            <w:vAlign w:val="center"/>
+          </w:tcPr>
+          <w:p>
+            <w:pPr>
+              <w:spacing w:after="0" w:line="240"/>
+              <w:jc w:val="center"/>
+            </w:pPr>
+            <w:r>
+              <w:rPr>
+                <w:rFonts w:ascii="Times New Roman" w:cs="Times New Roman" w:eastAsia="Times New Roman" w:hAnsi="Times New Roman"/>
+                <w:sz w:val="21"/>
+                <w:szCs w:val="21"/>
+              </w:rPr>
+              <w:t xml:space="preserve">28</w:t>
+            </w:r>
+          </w:p>
+        </w:tc>
+        <w:tc>
+          <w:tcPr>
+            <w:tcW w:type="dxa" w:w="1500"/>
+            <w:tcBorders>
+              <w:top w:val="single" w:color="000000" w:sz="4"/>
+              <w:left w:val="single" w:color="000000" w:sz="4"/>
+              <w:bottom w:val="single" w:color="000000" w:sz="4"/>
+              <w:right w:val="single" w:color="000000" w:sz="4"/>
+            </w:tcBorders>
+            <w:tcMar>
+              <w:top w:type="dxa" w:w="30"/>
+              <w:left w:type="dxa" w:w="80"/>
+              <w:bottom w:type="dxa" w:w="30"/>
+              <w:right w:type="dxa" w:w="80"/>
+            </w:tcMar>
+            <w:vAlign w:val="center"/>
+          </w:tcPr>
+          <w:p>
+            <w:pPr>
+              <w:spacing w:after="0" w:line="240"/>
+              <w:jc w:val="center"/>
+            </w:pPr>
+            <w:r>
+              <w:rPr>
+                <w:rFonts w:ascii="Times New Roman" w:cs="Times New Roman" w:eastAsia="Times New Roman" w:hAnsi="Times New Roman"/>
+                <w:sz w:val="21"/>
+                <w:szCs w:val="21"/>
+              </w:rPr>
+              <w:t xml:space="preserve">43.84%</w:t>
+            </w:r>
+          </w:p>
+        </w:tc>
+      </w:tr>
+      <w:tr>
+        <w:tc>
+          <w:tcPr>
+            <w:tcW w:type="dxa" w:w="2160"/>
+            <w:tcBorders>
+              <w:top w:val="single" w:color="000000" w:sz="4"/>
+              <w:left w:val="single" w:color="000000" w:sz="4"/>
+              <w:bottom w:val="single" w:color="000000" w:sz="4"/>
+              <w:right w:val="single" w:color="000000" w:sz="4"/>
+            </w:tcBorders>
+            <w:tcMar>
+              <w:top w:type="dxa" w:w="30"/>
+              <w:left w:type="dxa" w:w="80"/>
+              <w:bottom w:type="dxa" w:w="30"/>
+              <w:right w:type="dxa" w:w="80"/>
+            </w:tcMar>
+            <w:vAlign w:val="center"/>
+          </w:tcPr>
+          <w:p>
+            <w:pPr>
+              <w:spacing w:after="0" w:line="240"/>
+              <w:jc w:val="center"/>
+            </w:pPr>
+            <w:r>
+              <w:rPr>
+                <w:rFonts w:ascii="Times New Roman" w:cs="Times New Roman" w:eastAsia="Times New Roman" w:hAnsi="Times New Roman"/>
+                <w:sz w:val="21"/>
+                <w:szCs w:val="21"/>
+              </w:rPr>
+              <w:t xml:space="preserve">Berlin → Madrid</w:t>
+            </w:r>
+          </w:p>
+        </w:tc>
+        <w:tc>
+          <w:tcPr>
+            <w:tcW w:type="dxa" w:w="1300"/>
+            <w:tcBorders>
+              <w:top w:val="single" w:color="000000" w:sz="4"/>
+              <w:left w:val="single" w:color="000000" w:sz="4"/>
+              <w:bottom w:val="single" w:color="000000" w:sz="4"/>
+              <w:right w:val="single" w:color="000000" w:sz="4"/>
+            </w:tcBorders>
+            <w:tcMar>
+              <w:top w:type="dxa" w:w="30"/>
+              <w:left w:type="dxa" w:w="80"/>
+              <w:bottom w:type="dxa" w:w="30"/>
+              <w:right w:type="dxa" w:w="80"/>
+            </w:tcMar>
+            <w:vAlign w:val="center"/>
+          </w:tcPr>
+          <w:p>
+            <w:pPr>
+              <w:spacing w:after="0" w:line="240"/>
+              <w:jc w:val="center"/>
+            </w:pPr>
+            <w:r>
+              <w:rPr>
+                <w:rFonts w:ascii="Times New Roman" w:cs="Times New Roman" w:eastAsia="Times New Roman" w:hAnsi="Times New Roman"/>
+                <w:sz w:val="21"/>
+                <w:szCs w:val="21"/>
+              </w:rPr>
+              <w:t xml:space="preserve">3,830</w:t>
+            </w:r>
+          </w:p>
+        </w:tc>
+        <w:tc>
+          <w:tcPr>
+            <w:tcW w:type="dxa" w:w="1300"/>
+            <w:tcBorders>
+              <w:top w:val="single" w:color="000000" w:sz="4"/>
+              <w:left w:val="single" w:color="000000" w:sz="4"/>
+              <w:bottom w:val="single" w:color="000000" w:sz="4"/>
+              <w:right w:val="single" w:color="000000" w:sz="4"/>
+            </w:tcBorders>
+            <w:tcMar>
+              <w:top w:type="dxa" w:w="30"/>
+              <w:left w:type="dxa" w:w="80"/>
+              <w:bottom w:type="dxa" w:w="30"/>
+              <w:right w:type="dxa" w:w="80"/>
+            </w:tcMar>
+            <w:vAlign w:val="center"/>
+          </w:tcPr>
+          <w:p>
+            <w:pPr>
+              <w:spacing w:after="0" w:line="240"/>
+              <w:jc w:val="center"/>
+            </w:pPr>
+            <w:r>
+              <w:rPr>
+                <w:rFonts w:ascii="Times New Roman" w:cs="Times New Roman" w:eastAsia="Times New Roman" w:hAnsi="Times New Roman"/>
+                <w:sz w:val="21"/>
+                <w:szCs w:val="21"/>
+              </w:rPr>
+              <w:t xml:space="preserve">336</w:t>
+            </w:r>
+          </w:p>
+        </w:tc>
+        <w:tc>
+          <w:tcPr>
+            <w:tcW w:type="dxa" w:w="1600"/>
+            <w:tcBorders>
+              <w:top w:val="single" w:color="000000" w:sz="4"/>
+              <w:left w:val="single" w:color="000000" w:sz="4"/>
+              <w:bottom w:val="single" w:color="000000" w:sz="4"/>
+              <w:right w:val="single" w:color="000000" w:sz="4"/>
+            </w:tcBorders>
+            <w:tcMar>
+              <w:top w:type="dxa" w:w="30"/>
+              <w:left w:type="dxa" w:w="80"/>
+              <w:bottom w:type="dxa" w:w="30"/>
+              <w:right w:type="dxa" w:w="80"/>
+            </w:tcMar>
+            <w:vAlign w:val="center"/>
+          </w:tcPr>
+          <w:p>
+            <w:pPr>
+              <w:spacing w:after="0" w:line="240"/>
+              <w:jc w:val="center"/>
+            </w:pPr>
+            <w:r>
+              <w:rPr>
+                <w:rFonts w:ascii="Times New Roman" w:cs="Times New Roman" w:eastAsia="Times New Roman" w:hAnsi="Times New Roman"/>
+                <w:sz w:val="21"/>
+                <w:szCs w:val="21"/>
+              </w:rPr>
+              <w:t xml:space="preserve">274</w:t>
+            </w:r>
+          </w:p>
+        </w:tc>
+        <w:tc>
+          <w:tcPr>
+            <w:tcW w:type="dxa" w:w="1500"/>
+            <w:tcBorders>
+              <w:top w:val="single" w:color="000000" w:sz="4"/>
+              <w:left w:val="single" w:color="000000" w:sz="4"/>
+              <w:bottom w:val="single" w:color="000000" w:sz="4"/>
+              <w:right w:val="single" w:color="000000" w:sz="4"/>
+            </w:tcBorders>
+            <w:tcMar>
+              <w:top w:type="dxa" w:w="30"/>
+              <w:left w:type="dxa" w:w="80"/>
+              <w:bottom w:type="dxa" w:w="30"/>
+              <w:right w:type="dxa" w:w="80"/>
+            </w:tcMar>
+            <w:vAlign w:val="center"/>
+          </w:tcPr>
+          <w:p>
+            <w:pPr>
+              <w:spacing w:after="0" w:line="240"/>
+              <w:jc w:val="center"/>
+            </w:pPr>
+            <w:r>
+              <w:rPr>
+                <w:rFonts w:ascii="Times New Roman" w:cs="Times New Roman" w:eastAsia="Times New Roman" w:hAnsi="Times New Roman"/>
+                <w:sz w:val="21"/>
+                <w:szCs w:val="21"/>
+              </w:rPr>
+              <w:t xml:space="preserve">67</w:t>
+            </w:r>
+          </w:p>
+        </w:tc>
+        <w:tc>
+          <w:tcPr>
+            <w:tcW w:type="dxa" w:w="1500"/>
+            <w:tcBorders>
+              <w:top w:val="single" w:color="000000" w:sz="4"/>
+              <w:left w:val="single" w:color="000000" w:sz="4"/>
+              <w:bottom w:val="single" w:color="000000" w:sz="4"/>
+              <w:right w:val="single" w:color="000000" w:sz="4"/>
+            </w:tcBorders>
+            <w:tcMar>
+              <w:top w:type="dxa" w:w="30"/>
+              <w:left w:type="dxa" w:w="80"/>
+              <w:bottom w:type="dxa" w:w="30"/>
+              <w:right w:type="dxa" w:w="80"/>
+            </w:tcMar>
+            <w:vAlign w:val="center"/>
+          </w:tcPr>
+          <w:p>
+            <w:pPr>
+              <w:spacing w:after="0" w:line="240"/>
+              <w:jc w:val="center"/>
+            </w:pPr>
+            <w:r>
+              <w:rPr>
+                <w:rFonts w:ascii="Times New Roman" w:cs="Times New Roman" w:eastAsia="Times New Roman" w:hAnsi="Times New Roman"/>
+                <w:sz w:val="21"/>
+                <w:szCs w:val="21"/>
+              </w:rPr>
+              <w:t xml:space="preserve">37.00%</w:t>
+            </w:r>
+          </w:p>
+        </w:tc>
+      </w:tr>
+      <w:tr>
+        <w:tc>
+          <w:tcPr>
+            <w:tcW w:type="dxa" w:w="2160"/>
+            <w:tcBorders>
+              <w:top w:val="single" w:color="000000" w:sz="4"/>
+              <w:left w:val="single" w:color="000000" w:sz="4"/>
+              <w:bottom w:val="single" w:color="000000" w:sz="4"/>
+              <w:right w:val="single" w:color="000000" w:sz="4"/>
+            </w:tcBorders>
+            <w:tcMar>
+              <w:top w:type="dxa" w:w="30"/>
+              <w:left w:type="dxa" w:w="80"/>
+              <w:bottom w:type="dxa" w:w="30"/>
+              <w:right w:type="dxa" w:w="80"/>
+            </w:tcMar>
+            <w:vAlign w:val="center"/>
+          </w:tcPr>
+          <w:p>
+            <w:pPr>
+              <w:spacing w:after="0" w:line="240"/>
+              <w:jc w:val="center"/>
+            </w:pPr>
+            <w:r>
+              <w:rPr>
+                <w:rFonts w:ascii="Times New Roman" w:cs="Times New Roman" w:eastAsia="Times New Roman" w:hAnsi="Times New Roman"/>
+                <w:sz w:val="21"/>
+                <w:szCs w:val="21"/>
+              </w:rPr>
+              <w:t xml:space="preserve">Hamburg → Paris</w:t>
+            </w:r>
+          </w:p>
+        </w:tc>
+        <w:tc>
+          <w:tcPr>
+            <w:tcW w:type="dxa" w:w="1300"/>
+            <w:tcBorders>
+              <w:top w:val="single" w:color="000000" w:sz="4"/>
+              <w:left w:val="single" w:color="000000" w:sz="4"/>
+              <w:bottom w:val="single" w:color="000000" w:sz="4"/>
+              <w:right w:val="single" w:color="000000" w:sz="4"/>
+            </w:tcBorders>
+            <w:tcMar>
+              <w:top w:type="dxa" w:w="30"/>
+              <w:left w:type="dxa" w:w="80"/>
+              <w:bottom w:type="dxa" w:w="30"/>
+              <w:right w:type="dxa" w:w="80"/>
+            </w:tcMar>
+            <w:vAlign w:val="center"/>
+          </w:tcPr>
+          <w:p>
+            <w:pPr>
+              <w:spacing w:after="0" w:line="240"/>
+              <w:jc w:val="center"/>
+            </w:pPr>
+            <w:r>
+              <w:rPr>
+                <w:rFonts w:ascii="Times New Roman" w:cs="Times New Roman" w:eastAsia="Times New Roman" w:hAnsi="Times New Roman"/>
+                <w:sz w:val="21"/>
+                <w:szCs w:val="21"/>
+              </w:rPr>
+              <w:t xml:space="preserve">451</w:t>
+            </w:r>
+          </w:p>
+        </w:tc>
+        <w:tc>
+          <w:tcPr>
+            <w:tcW w:type="dxa" w:w="1300"/>
+            <w:tcBorders>
+              <w:top w:val="single" w:color="000000" w:sz="4"/>
+              <w:left w:val="single" w:color="000000" w:sz="4"/>
+              <w:bottom w:val="single" w:color="000000" w:sz="4"/>
+              <w:right w:val="single" w:color="000000" w:sz="4"/>
+            </w:tcBorders>
+            <w:tcMar>
+              <w:top w:type="dxa" w:w="30"/>
+              <w:left w:type="dxa" w:w="80"/>
+              <w:bottom w:type="dxa" w:w="30"/>
+              <w:right w:type="dxa" w:w="80"/>
+            </w:tcMar>
+            <w:vAlign w:val="center"/>
+          </w:tcPr>
+          <w:p>
+            <w:pPr>
+              <w:spacing w:after="0" w:line="240"/>
+              <w:jc w:val="center"/>
+            </w:pPr>
+            <w:r>
+              <w:rPr>
+                <w:rFonts w:ascii="Times New Roman" w:cs="Times New Roman" w:eastAsia="Times New Roman" w:hAnsi="Times New Roman"/>
+                <w:sz w:val="21"/>
+                <w:szCs w:val="21"/>
+              </w:rPr>
+              <w:t xml:space="preserve">256</w:t>
+            </w:r>
+          </w:p>
+        </w:tc>
+        <w:tc>
+          <w:tcPr>
+            <w:tcW w:type="dxa" w:w="1600"/>
+            <w:tcBorders>
+              <w:top w:val="single" w:color="000000" w:sz="4"/>
+              <w:left w:val="single" w:color="000000" w:sz="4"/>
+              <w:bottom w:val="single" w:color="000000" w:sz="4"/>
+              <w:right w:val="single" w:color="000000" w:sz="4"/>
+            </w:tcBorders>
+            <w:tcMar>
+              <w:top w:type="dxa" w:w="30"/>
+              <w:left w:type="dxa" w:w="80"/>
+              <w:bottom w:type="dxa" w:w="30"/>
+              <w:right w:type="dxa" w:w="80"/>
+            </w:tcMar>
+            <w:vAlign w:val="center"/>
+          </w:tcPr>
+          <w:p>
+            <w:pPr>
+              <w:spacing w:after="0" w:line="240"/>
+              <w:jc w:val="center"/>
+            </w:pPr>
+            <w:r>
+              <w:rPr>
+                <w:rFonts w:ascii="Times New Roman" w:cs="Times New Roman" w:eastAsia="Times New Roman" w:hAnsi="Times New Roman"/>
+                <w:sz w:val="21"/>
+                <w:szCs w:val="21"/>
+              </w:rPr>
+              <w:t xml:space="preserve">113</w:t>
+            </w:r>
+          </w:p>
+        </w:tc>
+        <w:tc>
+          <w:tcPr>
+            <w:tcW w:type="dxa" w:w="1500"/>
+            <w:tcBorders>
+              <w:top w:val="single" w:color="000000" w:sz="4"/>
+              <w:left w:val="single" w:color="000000" w:sz="4"/>
+              <w:bottom w:val="single" w:color="000000" w:sz="4"/>
+              <w:right w:val="single" w:color="000000" w:sz="4"/>
+            </w:tcBorders>
+            <w:tcMar>
+              <w:top w:type="dxa" w:w="30"/>
+              <w:left w:type="dxa" w:w="80"/>
+              <w:bottom w:type="dxa" w:w="30"/>
+              <w:right w:type="dxa" w:w="80"/>
+            </w:tcMar>
+            <w:vAlign w:val="center"/>
+          </w:tcPr>
+          <w:p>
+            <w:pPr>
+              <w:spacing w:after="0" w:line="240"/>
+              <w:jc w:val="center"/>
+            </w:pPr>
+            <w:r>
+              <w:rPr>
+                <w:rFonts w:ascii="Times New Roman" w:cs="Times New Roman" w:eastAsia="Times New Roman" w:hAnsi="Times New Roman"/>
+                <w:sz w:val="21"/>
+                <w:szCs w:val="21"/>
+              </w:rPr>
+              <w:t xml:space="preserve">25</w:t>
+            </w:r>
+          </w:p>
+        </w:tc>
+        <w:tc>
+          <w:tcPr>
+            <w:tcW w:type="dxa" w:w="1500"/>
+            <w:tcBorders>
+              <w:top w:val="single" w:color="000000" w:sz="4"/>
+              <w:left w:val="single" w:color="000000" w:sz="4"/>
+              <w:bottom w:val="single" w:color="000000" w:sz="4"/>
+              <w:right w:val="single" w:color="000000" w:sz="4"/>
+            </w:tcBorders>
+            <w:tcMar>
+              <w:top w:type="dxa" w:w="30"/>
+              <w:left w:type="dxa" w:w="80"/>
+              <w:bottom w:type="dxa" w:w="30"/>
+              <w:right w:type="dxa" w:w="80"/>
+            </w:tcMar>
+            <w:vAlign w:val="center"/>
+          </w:tcPr>
+          <w:p>
+            <w:pPr>
+              <w:spacing w:after="0" w:line="240"/>
+              <w:jc w:val="center"/>
+            </w:pPr>
+            <w:r>
+              <w:rPr>
+                <w:rFonts w:ascii="Times New Roman" w:cs="Times New Roman" w:eastAsia="Times New Roman" w:hAnsi="Times New Roman"/>
+                <w:sz w:val="21"/>
+                <w:szCs w:val="21"/>
+              </w:rPr>
+              <w:t xml:space="preserve">21.73%</w:t>
+            </w:r>
+          </w:p>
+        </w:tc>
+      </w:tr>
+      <w:tr>
+        <w:tc>
+          <w:tcPr>
+            <w:tcW w:type="dxa" w:w="2160"/>
+            <w:tcBorders>
+              <w:top w:val="single" w:color="000000" w:sz="4"/>
+              <w:left w:val="single" w:color="000000" w:sz="4"/>
+              <w:bottom w:val="single" w:color="000000" w:sz="4"/>
+              <w:right w:val="single" w:color="000000" w:sz="4"/>
+            </w:tcBorders>
+            <w:tcMar>
+              <w:top w:type="dxa" w:w="30"/>
+              <w:left w:type="dxa" w:w="80"/>
+              <w:bottom w:type="dxa" w:w="30"/>
+              <w:right w:type="dxa" w:w="80"/>
+            </w:tcMar>
+            <w:vAlign w:val="center"/>
+          </w:tcPr>
+          <w:p>
+            <w:pPr>
+              <w:spacing w:after="0" w:line="240"/>
+              <w:jc w:val="center"/>
+            </w:pPr>
+            <w:r>
+              <w:rPr>
+                <w:rFonts w:ascii="Times New Roman" w:cs="Times New Roman" w:eastAsia="Times New Roman" w:hAnsi="Times New Roman"/>
+                <w:sz w:val="21"/>
+                <w:szCs w:val="21"/>
+              </w:rPr>
+              <w:t xml:space="preserve">Hamburg → Berlin</w:t>
+            </w:r>
+          </w:p>
+        </w:tc>
+        <w:tc>
+          <w:tcPr>
+            <w:tcW w:type="dxa" w:w="1300"/>
+            <w:tcBorders>
+              <w:top w:val="single" w:color="000000" w:sz="4"/>
+              <w:left w:val="single" w:color="000000" w:sz="4"/>
+              <w:bottom w:val="single" w:color="000000" w:sz="4"/>
+              <w:right w:val="single" w:color="000000" w:sz="4"/>
+            </w:tcBorders>
+            <w:tcMar>
+              <w:top w:type="dxa" w:w="30"/>
+              <w:left w:type="dxa" w:w="80"/>
+              <w:bottom w:type="dxa" w:w="30"/>
+              <w:right w:type="dxa" w:w="80"/>
+            </w:tcMar>
+            <w:vAlign w:val="center"/>
+          </w:tcPr>
+          <w:p>
+            <w:pPr>
+              <w:spacing w:after="0" w:line="240"/>
+              <w:jc w:val="center"/>
+            </w:pPr>
+            <w:r>
+              <w:rPr>
+                <w:rFonts w:ascii="Times New Roman" w:cs="Times New Roman" w:eastAsia="Times New Roman" w:hAnsi="Times New Roman"/>
+                <w:sz w:val="21"/>
+                <w:szCs w:val="21"/>
+              </w:rPr>
+              <w:t xml:space="preserve">0</w:t>
+            </w:r>
+          </w:p>
+        </w:tc>
+        <w:tc>
+          <w:tcPr>
+            <w:tcW w:type="dxa" w:w="1300"/>
+            <w:tcBorders>
+              <w:top w:val="single" w:color="000000" w:sz="4"/>
+              <w:left w:val="single" w:color="000000" w:sz="4"/>
+              <w:bottom w:val="single" w:color="000000" w:sz="4"/>
+              <w:right w:val="single" w:color="000000" w:sz="4"/>
+            </w:tcBorders>
+            <w:tcMar>
+              <w:top w:type="dxa" w:w="30"/>
+              <w:left w:type="dxa" w:w="80"/>
+              <w:bottom w:type="dxa" w:w="30"/>
+              <w:right w:type="dxa" w:w="80"/>
+            </w:tcMar>
+            <w:vAlign w:val="center"/>
+          </w:tcPr>
+          <w:p>
+            <w:pPr>
+              <w:spacing w:after="0" w:line="240"/>
+              <w:jc w:val="center"/>
+            </w:pPr>
+            <w:r>
+              <w:rPr>
+                <w:rFonts w:ascii="Times New Roman" w:cs="Times New Roman" w:eastAsia="Times New Roman" w:hAnsi="Times New Roman"/>
+                <w:sz w:val="21"/>
+                <w:szCs w:val="21"/>
+              </w:rPr>
+              <w:t xml:space="preserve">161</w:t>
+            </w:r>
+          </w:p>
+        </w:tc>
+        <w:tc>
+          <w:tcPr>
+            <w:tcW w:type="dxa" w:w="1600"/>
+            <w:tcBorders>
+              <w:top w:val="single" w:color="000000" w:sz="4"/>
+              <w:left w:val="single" w:color="000000" w:sz="4"/>
+              <w:bottom w:val="single" w:color="000000" w:sz="4"/>
+              <w:right w:val="single" w:color="000000" w:sz="4"/>
+            </w:tcBorders>
+            <w:tcMar>
+              <w:top w:type="dxa" w:w="30"/>
+              <w:left w:type="dxa" w:w="80"/>
+              <w:bottom w:type="dxa" w:w="30"/>
+              <w:right w:type="dxa" w:w="80"/>
+            </w:tcMar>
+            <w:vAlign w:val="center"/>
+          </w:tcPr>
+          <w:p>
+            <w:pPr>
+              <w:spacing w:after="0" w:line="240"/>
+              <w:jc w:val="center"/>
+            </w:pPr>
+            <w:r>
+              <w:rPr>
+                <w:rFonts w:ascii="Times New Roman" w:cs="Times New Roman" w:eastAsia="Times New Roman" w:hAnsi="Times New Roman"/>
+                <w:sz w:val="21"/>
+                <w:szCs w:val="21"/>
+              </w:rPr>
+              <w:t xml:space="preserve">–</w:t>
+            </w:r>
+          </w:p>
+        </w:tc>
+        <w:tc>
+          <w:tcPr>
+            <w:tcW w:type="dxa" w:w="1500"/>
+            <w:tcBorders>
+              <w:top w:val="single" w:color="000000" w:sz="4"/>
+              <w:left w:val="single" w:color="000000" w:sz="4"/>
+              <w:bottom w:val="single" w:color="000000" w:sz="4"/>
+              <w:right w:val="single" w:color="000000" w:sz="4"/>
+            </w:tcBorders>
+            <w:tcMar>
+              <w:top w:type="dxa" w:w="30"/>
+              <w:left w:type="dxa" w:w="80"/>
+              <w:bottom w:type="dxa" w:w="30"/>
+              <w:right w:type="dxa" w:w="80"/>
+            </w:tcMar>
+            <w:vAlign w:val="center"/>
+          </w:tcPr>
+          <w:p>
+            <w:pPr>
+              <w:spacing w:after="0" w:line="240"/>
+              <w:jc w:val="center"/>
+            </w:pPr>
+            <w:r>
+              <w:rPr>
+                <w:rFonts w:ascii="Times New Roman" w:cs="Times New Roman" w:eastAsia="Times New Roman" w:hAnsi="Times New Roman"/>
+                <w:sz w:val="21"/>
+                <w:szCs w:val="21"/>
+              </w:rPr>
+              <w:t xml:space="preserve">8</w:t>
+            </w:r>
+          </w:p>
+        </w:tc>
+        <w:tc>
+          <w:tcPr>
+            <w:tcW w:type="dxa" w:w="1500"/>
+            <w:tcBorders>
+              <w:top w:val="single" w:color="000000" w:sz="4"/>
+              <w:left w:val="single" w:color="000000" w:sz="4"/>
+              <w:bottom w:val="single" w:color="000000" w:sz="4"/>
+              <w:right w:val="single" w:color="000000" w:sz="4"/>
+            </w:tcBorders>
+            <w:tcMar>
+              <w:top w:type="dxa" w:w="30"/>
+              <w:left w:type="dxa" w:w="80"/>
+              <w:bottom w:type="dxa" w:w="30"/>
+              <w:right w:type="dxa" w:w="80"/>
+            </w:tcMar>
+            <w:vAlign w:val="center"/>
+          </w:tcPr>
+          <w:p>
+            <w:pPr>
+              <w:spacing w:after="0" w:line="240"/>
+              <w:jc w:val="center"/>
+            </w:pPr>
+            <w:r>
+              <w:rPr>
+                <w:rFonts w:ascii="Times New Roman" w:cs="Times New Roman" w:eastAsia="Times New Roman" w:hAnsi="Times New Roman"/>
+                <w:sz w:val="21"/>
+                <w:szCs w:val="21"/>
+              </w:rPr>
+              <w:t xml:space="preserve">–</w:t>
+            </w:r>
+          </w:p>
+        </w:tc>
+      </w:tr>
+      <w:tr>
+        <w:tc>
+          <w:tcPr>
+            <w:tcW w:type="dxa" w:w="2160"/>
+            <w:tcBorders>
+              <w:top w:val="single" w:color="000000" w:sz="4"/>
+              <w:left w:val="single" w:color="000000" w:sz="4"/>
+              <w:bottom w:val="single" w:color="000000" w:sz="4"/>
+              <w:right w:val="single" w:color="000000" w:sz="4"/>
+            </w:tcBorders>
+            <w:tcMar>
+              <w:top w:type="dxa" w:w="30"/>
+              <w:left w:type="dxa" w:w="80"/>
+              <w:bottom w:type="dxa" w:w="30"/>
+              <w:right w:type="dxa" w:w="80"/>
+            </w:tcMar>
+            <w:vAlign w:val="center"/>
+          </w:tcPr>
+          <w:p>
+            <w:pPr>
+              <w:spacing w:after="0" w:line="240"/>
+              <w:jc w:val="center"/>
+            </w:pPr>
+            <w:r>
+              <w:rPr>
+                <w:rFonts w:ascii="Times New Roman" w:cs="Times New Roman" w:eastAsia="Times New Roman" w:hAnsi="Times New Roman"/>
+                <w:sz w:val="21"/>
+                <w:szCs w:val="21"/>
+              </w:rPr>
+              <w:t xml:space="preserve">Frankfurt → Berlin</w:t>
+            </w:r>
+          </w:p>
+        </w:tc>
+        <w:tc>
+          <w:tcPr>
+            <w:tcW w:type="dxa" w:w="1300"/>
+            <w:tcBorders>
+              <w:top w:val="single" w:color="000000" w:sz="4"/>
+              <w:left w:val="single" w:color="000000" w:sz="4"/>
+              <w:bottom w:val="single" w:color="000000" w:sz="4"/>
+              <w:right w:val="single" w:color="000000" w:sz="4"/>
+            </w:tcBorders>
+            <w:tcMar>
+              <w:top w:type="dxa" w:w="30"/>
+              <w:left w:type="dxa" w:w="80"/>
+              <w:bottom w:type="dxa" w:w="30"/>
+              <w:right w:type="dxa" w:w="80"/>
+            </w:tcMar>
+            <w:vAlign w:val="center"/>
+          </w:tcPr>
+          <w:p>
+            <w:pPr>
+              <w:spacing w:after="0" w:line="240"/>
+              <w:jc w:val="center"/>
+            </w:pPr>
+            <w:r>
+              <w:rPr>
+                <w:rFonts w:ascii="Times New Roman" w:cs="Times New Roman" w:eastAsia="Times New Roman" w:hAnsi="Times New Roman"/>
+                <w:sz w:val="21"/>
+                <w:szCs w:val="21"/>
+              </w:rPr>
+              <w:t xml:space="preserve">49</w:t>
+            </w:r>
+          </w:p>
+        </w:tc>
+        <w:tc>
+          <w:tcPr>
+            <w:tcW w:type="dxa" w:w="1300"/>
+            <w:tcBorders>
+              <w:top w:val="single" w:color="000000" w:sz="4"/>
+              <w:left w:val="single" w:color="000000" w:sz="4"/>
+              <w:bottom w:val="single" w:color="000000" w:sz="4"/>
+              <w:right w:val="single" w:color="000000" w:sz="4"/>
+            </w:tcBorders>
+            <w:tcMar>
+              <w:top w:type="dxa" w:w="30"/>
+              <w:left w:type="dxa" w:w="80"/>
+              <w:bottom w:type="dxa" w:w="30"/>
+              <w:right w:type="dxa" w:w="80"/>
+            </w:tcMar>
+            <w:vAlign w:val="center"/>
+          </w:tcPr>
+          <w:p>
+            <w:pPr>
+              <w:spacing w:after="0" w:line="240"/>
+              <w:jc w:val="center"/>
+            </w:pPr>
+            <w:r>
+              <w:rPr>
+                <w:rFonts w:ascii="Times New Roman" w:cs="Times New Roman" w:eastAsia="Times New Roman" w:hAnsi="Times New Roman"/>
+                <w:sz w:val="21"/>
+                <w:szCs w:val="21"/>
+              </w:rPr>
+              <w:t xml:space="preserve">84</w:t>
+            </w:r>
+          </w:p>
+        </w:tc>
+        <w:tc>
+          <w:tcPr>
+            <w:tcW w:type="dxa" w:w="1600"/>
+            <w:tcBorders>
+              <w:top w:val="single" w:color="000000" w:sz="4"/>
+              <w:left w:val="single" w:color="000000" w:sz="4"/>
+              <w:bottom w:val="single" w:color="000000" w:sz="4"/>
+              <w:right w:val="single" w:color="000000" w:sz="4"/>
+            </w:tcBorders>
+            <w:tcMar>
+              <w:top w:type="dxa" w:w="30"/>
+              <w:left w:type="dxa" w:w="80"/>
+              <w:bottom w:type="dxa" w:w="30"/>
+              <w:right w:type="dxa" w:w="80"/>
+            </w:tcMar>
+            <w:vAlign w:val="center"/>
+          </w:tcPr>
+          <w:p>
+            <w:pPr>
+              <w:spacing w:after="0" w:line="240"/>
+              <w:jc w:val="center"/>
+            </w:pPr>
+            <w:r>
+              <w:rPr>
+                <w:rFonts w:ascii="Times New Roman" w:cs="Times New Roman" w:eastAsia="Times New Roman" w:hAnsi="Times New Roman"/>
+                <w:sz w:val="21"/>
+                <w:szCs w:val="21"/>
+              </w:rPr>
+              <w:t xml:space="preserve">113</w:t>
+            </w:r>
+          </w:p>
+        </w:tc>
+        <w:tc>
+          <w:tcPr>
+            <w:tcW w:type="dxa" w:w="1500"/>
+            <w:tcBorders>
+              <w:top w:val="single" w:color="000000" w:sz="4"/>
+              <w:left w:val="single" w:color="000000" w:sz="4"/>
+              <w:bottom w:val="single" w:color="000000" w:sz="4"/>
+              <w:right w:val="single" w:color="000000" w:sz="4"/>
+            </w:tcBorders>
+            <w:tcMar>
+              <w:top w:type="dxa" w:w="30"/>
+              <w:left w:type="dxa" w:w="80"/>
+              <w:bottom w:type="dxa" w:w="30"/>
+              <w:right w:type="dxa" w:w="80"/>
+            </w:tcMar>
+            <w:vAlign w:val="center"/>
+          </w:tcPr>
+          <w:p>
+            <w:pPr>
+              <w:spacing w:after="0" w:line="240"/>
+              <w:jc w:val="center"/>
+            </w:pPr>
+            <w:r>
+              <w:rPr>
+                <w:rFonts w:ascii="Times New Roman" w:cs="Times New Roman" w:eastAsia="Times New Roman" w:hAnsi="Times New Roman"/>
+                <w:sz w:val="21"/>
+                <w:szCs w:val="21"/>
+              </w:rPr>
+              <w:t xml:space="preserve">14</w:t>
+            </w:r>
+          </w:p>
+        </w:tc>
+        <w:tc>
+          <w:tcPr>
+            <w:tcW w:type="dxa" w:w="1500"/>
+            <w:tcBorders>
+              <w:top w:val="single" w:color="000000" w:sz="4"/>
+              <w:left w:val="single" w:color="000000" w:sz="4"/>
+              <w:bottom w:val="single" w:color="000000" w:sz="4"/>
+              <w:right w:val="single" w:color="000000" w:sz="4"/>
+            </w:tcBorders>
+            <w:tcMar>
+              <w:top w:type="dxa" w:w="30"/>
+              <w:left w:type="dxa" w:w="80"/>
+              <w:bottom w:type="dxa" w:w="30"/>
+              <w:right w:type="dxa" w:w="80"/>
+            </w:tcMar>
+            <w:vAlign w:val="center"/>
+          </w:tcPr>
+          <w:p>
+            <w:pPr>
+              <w:spacing w:after="0" w:line="240"/>
+              <w:jc w:val="center"/>
+            </w:pPr>
+            <w:r>
+              <w:rPr>
+                <w:rFonts w:ascii="Times New Roman" w:cs="Times New Roman" w:eastAsia="Times New Roman" w:hAnsi="Times New Roman"/>
+                <w:sz w:val="21"/>
+                <w:szCs w:val="21"/>
+              </w:rPr>
+              <w:t xml:space="preserve">0.00%</w:t>
+            </w:r>
+          </w:p>
+        </w:tc>
+      </w:tr>
+      <w:tr>
+        <w:tc>
+          <w:tcPr>
+            <w:tcW w:type="dxa" w:w="2160"/>
+            <w:tcBorders>
+              <w:top w:val="single" w:color="000000" w:sz="4"/>
+              <w:left w:val="single" w:color="000000" w:sz="4"/>
+              <w:bottom w:val="single" w:color="000000" w:sz="4"/>
+              <w:right w:val="single" w:color="000000" w:sz="4"/>
+            </w:tcBorders>
+            <w:tcMar>
+              <w:top w:type="dxa" w:w="30"/>
+              <w:left w:type="dxa" w:w="80"/>
+              <w:bottom w:type="dxa" w:w="30"/>
+              <w:right w:type="dxa" w:w="80"/>
+            </w:tcMar>
+            <w:vAlign w:val="center"/>
+          </w:tcPr>
+          <w:p>
+            <w:pPr>
+              <w:spacing w:after="0" w:line="240"/>
+              <w:jc w:val="center"/>
+            </w:pPr>
+            <w:r>
+              <w:rPr>
+                <w:rFonts w:ascii="Times New Roman" w:cs="Times New Roman" w:eastAsia="Times New Roman" w:hAnsi="Times New Roman"/>
+                <w:sz w:val="21"/>
+                <w:szCs w:val="21"/>
+              </w:rPr>
+              <w:t xml:space="preserve">London → Paris</w:t>
+            </w:r>
+          </w:p>
+        </w:tc>
+        <w:tc>
+          <w:tcPr>
+            <w:tcW w:type="dxa" w:w="1300"/>
+            <w:tcBorders>
+              <w:top w:val="single" w:color="000000" w:sz="4"/>
+              <w:left w:val="single" w:color="000000" w:sz="4"/>
+              <w:bottom w:val="single" w:color="000000" w:sz="4"/>
+              <w:right w:val="single" w:color="000000" w:sz="4"/>
+            </w:tcBorders>
+            <w:tcMar>
+              <w:top w:type="dxa" w:w="30"/>
+              <w:left w:type="dxa" w:w="80"/>
+              <w:bottom w:type="dxa" w:w="30"/>
+              <w:right w:type="dxa" w:w="80"/>
+            </w:tcMar>
+            <w:vAlign w:val="center"/>
+          </w:tcPr>
+          <w:p>
+            <w:pPr>
+              <w:spacing w:after="0" w:line="240"/>
+              <w:jc w:val="center"/>
+            </w:pPr>
+            <w:r>
+              <w:rPr>
+                <w:rFonts w:ascii="Times New Roman" w:cs="Times New Roman" w:eastAsia="Times New Roman" w:hAnsi="Times New Roman"/>
+                <w:sz w:val="21"/>
+                <w:szCs w:val="21"/>
+              </w:rPr>
+              <w:t xml:space="preserve">0</w:t>
+            </w:r>
+          </w:p>
+        </w:tc>
+        <w:tc>
+          <w:tcPr>
+            <w:tcW w:type="dxa" w:w="1300"/>
+            <w:tcBorders>
+              <w:top w:val="single" w:color="000000" w:sz="4"/>
+              <w:left w:val="single" w:color="000000" w:sz="4"/>
+              <w:bottom w:val="single" w:color="000000" w:sz="4"/>
+              <w:right w:val="single" w:color="000000" w:sz="4"/>
+            </w:tcBorders>
+            <w:tcMar>
+              <w:top w:type="dxa" w:w="30"/>
+              <w:left w:type="dxa" w:w="80"/>
+              <w:bottom w:type="dxa" w:w="30"/>
+              <w:right w:type="dxa" w:w="80"/>
+            </w:tcMar>
+            <w:vAlign w:val="center"/>
+          </w:tcPr>
+          <w:p>
+            <w:pPr>
+              <w:spacing w:after="0" w:line="240"/>
+              <w:jc w:val="center"/>
+            </w:pPr>
+            <w:r>
+              <w:rPr>
+                <w:rFonts w:ascii="Times New Roman" w:cs="Times New Roman" w:eastAsia="Times New Roman" w:hAnsi="Times New Roman"/>
+                <w:sz w:val="21"/>
+                <w:szCs w:val="21"/>
+              </w:rPr>
+              <w:t xml:space="preserve">73</w:t>
+            </w:r>
+          </w:p>
+        </w:tc>
+        <w:tc>
+          <w:tcPr>
+            <w:tcW w:type="dxa" w:w="1600"/>
+            <w:tcBorders>
+              <w:top w:val="single" w:color="000000" w:sz="4"/>
+              <w:left w:val="single" w:color="000000" w:sz="4"/>
+              <w:bottom w:val="single" w:color="000000" w:sz="4"/>
+              <w:right w:val="single" w:color="000000" w:sz="4"/>
+            </w:tcBorders>
+            <w:tcMar>
+              <w:top w:type="dxa" w:w="30"/>
+              <w:left w:type="dxa" w:w="80"/>
+              <w:bottom w:type="dxa" w:w="30"/>
+              <w:right w:type="dxa" w:w="80"/>
+            </w:tcMar>
+            <w:vAlign w:val="center"/>
+          </w:tcPr>
+          <w:p>
+            <w:pPr>
+              <w:spacing w:after="0" w:line="240"/>
+              <w:jc w:val="center"/>
+            </w:pPr>
+            <w:r>
+              <w:rPr>
+                <w:rFonts w:ascii="Times New Roman" w:cs="Times New Roman" w:eastAsia="Times New Roman" w:hAnsi="Times New Roman"/>
+                <w:sz w:val="21"/>
+                <w:szCs w:val="21"/>
+              </w:rPr>
+              <w:t xml:space="preserve">–</w:t>
+            </w:r>
+          </w:p>
+        </w:tc>
+        <w:tc>
+          <w:tcPr>
+            <w:tcW w:type="dxa" w:w="1500"/>
+            <w:tcBorders>
+              <w:top w:val="single" w:color="000000" w:sz="4"/>
+              <w:left w:val="single" w:color="000000" w:sz="4"/>
+              <w:bottom w:val="single" w:color="000000" w:sz="4"/>
+              <w:right w:val="single" w:color="000000" w:sz="4"/>
+            </w:tcBorders>
+            <w:tcMar>
+              <w:top w:type="dxa" w:w="30"/>
+              <w:left w:type="dxa" w:w="80"/>
+              <w:bottom w:type="dxa" w:w="30"/>
+              <w:right w:type="dxa" w:w="80"/>
+            </w:tcMar>
+            <w:vAlign w:val="center"/>
+          </w:tcPr>
+          <w:p>
+            <w:pPr>
+              <w:spacing w:after="0" w:line="240"/>
+              <w:jc w:val="center"/>
+            </w:pPr>
+            <w:r>
+              <w:rPr>
+                <w:rFonts w:ascii="Times New Roman" w:cs="Times New Roman" w:eastAsia="Times New Roman" w:hAnsi="Times New Roman"/>
+                <w:sz w:val="21"/>
+                <w:szCs w:val="21"/>
+              </w:rPr>
+              <w:t xml:space="preserve">20</w:t>
+            </w:r>
+          </w:p>
+        </w:tc>
+        <w:tc>
+          <w:tcPr>
+            <w:tcW w:type="dxa" w:w="1500"/>
+            <w:tcBorders>
+              <w:top w:val="single" w:color="000000" w:sz="4"/>
+              <w:left w:val="single" w:color="000000" w:sz="4"/>
+              <w:bottom w:val="single" w:color="000000" w:sz="4"/>
+              <w:right w:val="single" w:color="000000" w:sz="4"/>
+            </w:tcBorders>
+            <w:tcMar>
+              <w:top w:type="dxa" w:w="30"/>
+              <w:left w:type="dxa" w:w="80"/>
+              <w:bottom w:type="dxa" w:w="30"/>
+              <w:right w:type="dxa" w:w="80"/>
+            </w:tcMar>
+            <w:vAlign w:val="center"/>
+          </w:tcPr>
+          <w:p>
+            <w:pPr>
+              <w:spacing w:after="0" w:line="240"/>
+              <w:jc w:val="center"/>
+            </w:pPr>
+            <w:r>
+              <w:rPr>
+                <w:rFonts w:ascii="Times New Roman" w:cs="Times New Roman" w:eastAsia="Times New Roman" w:hAnsi="Times New Roman"/>
+                <w:sz w:val="21"/>
+                <w:szCs w:val="21"/>
+              </w:rPr>
+              <w:t xml:space="preserve">–</w:t>
+            </w:r>
+          </w:p>
+        </w:tc>
+      </w:tr>
+      <w:tr>
+        <w:tc>
+          <w:tcPr>
+            <w:tcW w:type="dxa" w:w="2160"/>
+            <w:tcBorders>
+              <w:top w:val="single" w:color="000000" w:sz="4"/>
+              <w:left w:val="single" w:color="000000" w:sz="4"/>
+              <w:bottom w:val="single" w:color="000000" w:sz="4"/>
+              <w:right w:val="single" w:color="000000" w:sz="4"/>
+            </w:tcBorders>
+            <w:tcMar>
+              <w:top w:type="dxa" w:w="30"/>
+              <w:left w:type="dxa" w:w="80"/>
+              <w:bottom w:type="dxa" w:w="30"/>
+              <w:right w:type="dxa" w:w="80"/>
+            </w:tcMar>
+            <w:vAlign w:val="center"/>
+          </w:tcPr>
+          <w:p>
+            <w:pPr>
+              <w:spacing w:after="0" w:line="240"/>
+              <w:jc w:val="center"/>
+            </w:pPr>
+            <w:r>
+              <w:rPr>
+                <w:rFonts w:ascii="Times New Roman" w:cs="Times New Roman" w:eastAsia="Times New Roman" w:hAnsi="Times New Roman"/>
+                <w:sz w:val="21"/>
+                <w:szCs w:val="21"/>
+              </w:rPr>
+              <w:t xml:space="preserve">Fukuoka → Tokyo</w:t>
+            </w:r>
+          </w:p>
+        </w:tc>
+        <w:tc>
+          <w:tcPr>
+            <w:tcW w:type="dxa" w:w="1300"/>
+            <w:tcBorders>
+              <w:top w:val="single" w:color="000000" w:sz="4"/>
+              <w:left w:val="single" w:color="000000" w:sz="4"/>
+              <w:bottom w:val="single" w:color="000000" w:sz="4"/>
+              <w:right w:val="single" w:color="000000" w:sz="4"/>
+            </w:tcBorders>
+            <w:tcMar>
+              <w:top w:type="dxa" w:w="30"/>
+              <w:left w:type="dxa" w:w="80"/>
+              <w:bottom w:type="dxa" w:w="30"/>
+              <w:right w:type="dxa" w:w="80"/>
+            </w:tcMar>
+            <w:vAlign w:val="center"/>
+          </w:tcPr>
+          <w:p>
+            <w:pPr>
+              <w:spacing w:after="0" w:line="240"/>
+              <w:jc w:val="center"/>
+            </w:pPr>
+            <w:r>
+              <w:rPr>
+                <w:rFonts w:ascii="Times New Roman" w:cs="Times New Roman" w:eastAsia="Times New Roman" w:hAnsi="Times New Roman"/>
+                <w:sz w:val="21"/>
+                <w:szCs w:val="21"/>
+              </w:rPr>
+              <w:t xml:space="preserve">298</w:t>
+            </w:r>
+          </w:p>
+        </w:tc>
+        <w:tc>
+          <w:tcPr>
+            <w:tcW w:type="dxa" w:w="1300"/>
+            <w:tcBorders>
+              <w:top w:val="single" w:color="000000" w:sz="4"/>
+              <w:left w:val="single" w:color="000000" w:sz="4"/>
+              <w:bottom w:val="single" w:color="000000" w:sz="4"/>
+              <w:right w:val="single" w:color="000000" w:sz="4"/>
+            </w:tcBorders>
+            <w:tcMar>
+              <w:top w:type="dxa" w:w="30"/>
+              <w:left w:type="dxa" w:w="80"/>
+              <w:bottom w:type="dxa" w:w="30"/>
+              <w:right w:type="dxa" w:w="80"/>
+            </w:tcMar>
+            <w:vAlign w:val="center"/>
+          </w:tcPr>
+          <w:p>
+            <w:pPr>
+              <w:spacing w:after="0" w:line="240"/>
+              <w:jc w:val="center"/>
+            </w:pPr>
+            <w:r>
+              <w:rPr>
+                <w:rFonts w:ascii="Times New Roman" w:cs="Times New Roman" w:eastAsia="Times New Roman" w:hAnsi="Times New Roman"/>
+                <w:sz w:val="21"/>
+                <w:szCs w:val="21"/>
+              </w:rPr>
+              <w:t xml:space="preserve">65</w:t>
+            </w:r>
+          </w:p>
+        </w:tc>
+        <w:tc>
+          <w:tcPr>
+            <w:tcW w:type="dxa" w:w="1600"/>
+            <w:tcBorders>
+              <w:top w:val="single" w:color="000000" w:sz="4"/>
+              <w:left w:val="single" w:color="000000" w:sz="4"/>
+              <w:bottom w:val="single" w:color="000000" w:sz="4"/>
+              <w:right w:val="single" w:color="000000" w:sz="4"/>
+            </w:tcBorders>
+            <w:tcMar>
+              <w:top w:type="dxa" w:w="30"/>
+              <w:left w:type="dxa" w:w="80"/>
+              <w:bottom w:type="dxa" w:w="30"/>
+              <w:right w:type="dxa" w:w="80"/>
+            </w:tcMar>
+            <w:vAlign w:val="center"/>
+          </w:tcPr>
+          <w:p>
+            <w:pPr>
+              <w:spacing w:after="0" w:line="240"/>
+              <w:jc w:val="center"/>
+            </w:pPr>
+            <w:r>
+              <w:rPr>
+                <w:rFonts w:ascii="Times New Roman" w:cs="Times New Roman" w:eastAsia="Times New Roman" w:hAnsi="Times New Roman"/>
+                <w:sz w:val="21"/>
+                <w:szCs w:val="21"/>
+              </w:rPr>
+              <w:t xml:space="preserve">131</w:t>
+            </w:r>
+          </w:p>
+        </w:tc>
+        <w:tc>
+          <w:tcPr>
+            <w:tcW w:type="dxa" w:w="1500"/>
+            <w:tcBorders>
+              <w:top w:val="single" w:color="000000" w:sz="4"/>
+              <w:left w:val="single" w:color="000000" w:sz="4"/>
+              <w:bottom w:val="single" w:color="000000" w:sz="4"/>
+              <w:right w:val="single" w:color="000000" w:sz="4"/>
+            </w:tcBorders>
+            <w:tcMar>
+              <w:top w:type="dxa" w:w="30"/>
+              <w:left w:type="dxa" w:w="80"/>
+              <w:bottom w:type="dxa" w:w="30"/>
+              <w:right w:type="dxa" w:w="80"/>
+            </w:tcMar>
+            <w:vAlign w:val="center"/>
+          </w:tcPr>
+          <w:p>
+            <w:pPr>
+              <w:spacing w:after="0" w:line="240"/>
+              <w:jc w:val="center"/>
+            </w:pPr>
+            <w:r>
+              <w:rPr>
+                <w:rFonts w:ascii="Times New Roman" w:cs="Times New Roman" w:eastAsia="Times New Roman" w:hAnsi="Times New Roman"/>
+                <w:sz w:val="21"/>
+                <w:szCs w:val="21"/>
+              </w:rPr>
+              <w:t xml:space="preserve">22</w:t>
+            </w:r>
+          </w:p>
+        </w:tc>
+        <w:tc>
+          <w:tcPr>
+            <w:tcW w:type="dxa" w:w="1500"/>
+            <w:tcBorders>
+              <w:top w:val="single" w:color="000000" w:sz="4"/>
+              <w:left w:val="single" w:color="000000" w:sz="4"/>
+              <w:bottom w:val="single" w:color="000000" w:sz="4"/>
+              <w:right w:val="single" w:color="000000" w:sz="4"/>
+            </w:tcBorders>
+            <w:tcMar>
+              <w:top w:type="dxa" w:w="30"/>
+              <w:left w:type="dxa" w:w="80"/>
+              <w:bottom w:type="dxa" w:w="30"/>
+              <w:right w:type="dxa" w:w="80"/>
+            </w:tcMar>
+            <w:vAlign w:val="center"/>
+          </w:tcPr>
+          <w:p>
+            <w:pPr>
+              <w:spacing w:after="0" w:line="240"/>
+              <w:jc w:val="center"/>
+            </w:pPr>
+            <w:r>
+              <w:rPr>
+                <w:rFonts w:ascii="Times New Roman" w:cs="Times New Roman" w:eastAsia="Times New Roman" w:hAnsi="Times New Roman"/>
+                <w:sz w:val="21"/>
+                <w:szCs w:val="21"/>
+              </w:rPr>
+              <w:t xml:space="preserve">13.42%</w:t>
+            </w:r>
+          </w:p>
+        </w:tc>
+      </w:tr>
+      <w:tr>
+        <w:tc>
+          <w:tcPr>
+            <w:tcW w:type="dxa" w:w="2160"/>
+            <w:tcBorders>
+              <w:top w:val="single" w:color="000000" w:sz="4"/>
+              <w:left w:val="single" w:color="000000" w:sz="4"/>
+              <w:bottom w:val="single" w:color="000000" w:sz="4"/>
+              <w:right w:val="single" w:color="000000" w:sz="4"/>
+            </w:tcBorders>
+            <w:tcMar>
+              <w:top w:type="dxa" w:w="30"/>
+              <w:left w:type="dxa" w:w="80"/>
+              <w:bottom w:type="dxa" w:w="30"/>
+              <w:right w:type="dxa" w:w="80"/>
+            </w:tcMar>
+            <w:vAlign w:val="center"/>
+          </w:tcPr>
+          <w:p>
+            <w:pPr>
+              <w:spacing w:after="0" w:line="240"/>
+              <w:jc w:val="center"/>
+            </w:pPr>
+            <w:r>
+              <w:rPr>
+                <w:rFonts w:ascii="Times New Roman" w:cs="Times New Roman" w:eastAsia="Times New Roman" w:hAnsi="Times New Roman"/>
+                <w:sz w:val="21"/>
+                <w:szCs w:val="21"/>
+              </w:rPr>
+              <w:t xml:space="preserve">Berlin → London</w:t>
+            </w:r>
+          </w:p>
+        </w:tc>
+        <w:tc>
+          <w:tcPr>
+            <w:tcW w:type="dxa" w:w="1300"/>
+            <w:tcBorders>
+              <w:top w:val="single" w:color="000000" w:sz="4"/>
+              <w:left w:val="single" w:color="000000" w:sz="4"/>
+              <w:bottom w:val="single" w:color="000000" w:sz="4"/>
+              <w:right w:val="single" w:color="000000" w:sz="4"/>
+            </w:tcBorders>
+            <w:tcMar>
+              <w:top w:type="dxa" w:w="30"/>
+              <w:left w:type="dxa" w:w="80"/>
+              <w:bottom w:type="dxa" w:w="30"/>
+              <w:right w:type="dxa" w:w="80"/>
+            </w:tcMar>
+            <w:vAlign w:val="center"/>
+          </w:tcPr>
+          <w:p>
+            <w:pPr>
+              <w:spacing w:after="0" w:line="240"/>
+              <w:jc w:val="center"/>
+            </w:pPr>
+            <w:r>
+              <w:rPr>
+                <w:rFonts w:ascii="Times New Roman" w:cs="Times New Roman" w:eastAsia="Times New Roman" w:hAnsi="Times New Roman"/>
+                <w:sz w:val="21"/>
+                <w:szCs w:val="21"/>
+              </w:rPr>
+              <w:t xml:space="preserve">1,483</w:t>
+            </w:r>
+          </w:p>
+        </w:tc>
+        <w:tc>
+          <w:tcPr>
+            <w:tcW w:type="dxa" w:w="1300"/>
+            <w:tcBorders>
+              <w:top w:val="single" w:color="000000" w:sz="4"/>
+              <w:left w:val="single" w:color="000000" w:sz="4"/>
+              <w:bottom w:val="single" w:color="000000" w:sz="4"/>
+              <w:right w:val="single" w:color="000000" w:sz="4"/>
+            </w:tcBorders>
+            <w:tcMar>
+              <w:top w:type="dxa" w:w="30"/>
+              <w:left w:type="dxa" w:w="80"/>
+              <w:bottom w:type="dxa" w:w="30"/>
+              <w:right w:type="dxa" w:w="80"/>
+            </w:tcMar>
+            <w:vAlign w:val="center"/>
+          </w:tcPr>
+          <w:p>
+            <w:pPr>
+              <w:spacing w:after="0" w:line="240"/>
+              <w:jc w:val="center"/>
+            </w:pPr>
+            <w:r>
+              <w:rPr>
+                <w:rFonts w:ascii="Times New Roman" w:cs="Times New Roman" w:eastAsia="Times New Roman" w:hAnsi="Times New Roman"/>
+                <w:sz w:val="21"/>
+                <w:szCs w:val="21"/>
+              </w:rPr>
+              <w:t xml:space="preserve">60</w:t>
+            </w:r>
+          </w:p>
+        </w:tc>
+        <w:tc>
+          <w:tcPr>
+            <w:tcW w:type="dxa" w:w="1600"/>
+            <w:tcBorders>
+              <w:top w:val="single" w:color="000000" w:sz="4"/>
+              <w:left w:val="single" w:color="000000" w:sz="4"/>
+              <w:bottom w:val="single" w:color="000000" w:sz="4"/>
+              <w:right w:val="single" w:color="000000" w:sz="4"/>
+            </w:tcBorders>
+            <w:tcMar>
+              <w:top w:type="dxa" w:w="30"/>
+              <w:left w:type="dxa" w:w="80"/>
+              <w:bottom w:type="dxa" w:w="30"/>
+              <w:right w:type="dxa" w:w="80"/>
+            </w:tcMar>
+            <w:vAlign w:val="center"/>
+          </w:tcPr>
+          <w:p>
+            <w:pPr>
+              <w:spacing w:after="0" w:line="240"/>
+              <w:jc w:val="center"/>
+            </w:pPr>
+            <w:r>
+              <w:rPr>
+                <w:rFonts w:ascii="Times New Roman" w:cs="Times New Roman" w:eastAsia="Times New Roman" w:hAnsi="Times New Roman"/>
+                <w:sz w:val="21"/>
+                <w:szCs w:val="21"/>
+              </w:rPr>
+              <w:t xml:space="preserve">143</w:t>
+            </w:r>
+          </w:p>
+        </w:tc>
+        <w:tc>
+          <w:tcPr>
+            <w:tcW w:type="dxa" w:w="1500"/>
+            <w:tcBorders>
+              <w:top w:val="single" w:color="000000" w:sz="4"/>
+              <w:left w:val="single" w:color="000000" w:sz="4"/>
+              <w:bottom w:val="single" w:color="000000" w:sz="4"/>
+              <w:right w:val="single" w:color="000000" w:sz="4"/>
+            </w:tcBorders>
+            <w:tcMar>
+              <w:top w:type="dxa" w:w="30"/>
+              <w:left w:type="dxa" w:w="80"/>
+              <w:bottom w:type="dxa" w:w="30"/>
+              <w:right w:type="dxa" w:w="80"/>
+            </w:tcMar>
+            <w:vAlign w:val="center"/>
+          </w:tcPr>
+          <w:p>
+            <w:pPr>
+              <w:spacing w:after="0" w:line="240"/>
+              <w:jc w:val="center"/>
+            </w:pPr>
+            <w:r>
+              <w:rPr>
+                <w:rFonts w:ascii="Times New Roman" w:cs="Times New Roman" w:eastAsia="Times New Roman" w:hAnsi="Times New Roman"/>
+                <w:sz w:val="21"/>
+                <w:szCs w:val="21"/>
+              </w:rPr>
+              <w:t xml:space="preserve">50</w:t>
+            </w:r>
+          </w:p>
+        </w:tc>
+        <w:tc>
+          <w:tcPr>
+            <w:tcW w:type="dxa" w:w="1500"/>
+            <w:tcBorders>
+              <w:top w:val="single" w:color="000000" w:sz="4"/>
+              <w:left w:val="single" w:color="000000" w:sz="4"/>
+              <w:bottom w:val="single" w:color="000000" w:sz="4"/>
+              <w:right w:val="single" w:color="000000" w:sz="4"/>
+            </w:tcBorders>
+            <w:tcMar>
+              <w:top w:type="dxa" w:w="30"/>
+              <w:left w:type="dxa" w:w="80"/>
+              <w:bottom w:type="dxa" w:w="30"/>
+              <w:right w:type="dxa" w:w="80"/>
+            </w:tcMar>
+            <w:vAlign w:val="center"/>
+          </w:tcPr>
+          <w:p>
+            <w:pPr>
+              <w:spacing w:after="0" w:line="240"/>
+              <w:jc w:val="center"/>
+            </w:pPr>
+            <w:r>
+              <w:rPr>
+                <w:rFonts w:ascii="Times New Roman" w:cs="Times New Roman" w:eastAsia="Times New Roman" w:hAnsi="Times New Roman"/>
+                <w:sz w:val="21"/>
+                <w:szCs w:val="21"/>
+              </w:rPr>
+              <w:t xml:space="preserve">66.89%</w:t>
+            </w:r>
+          </w:p>
+        </w:tc>
+      </w:tr>
+      <w:tr>
+        <w:tc>
+          <w:tcPr>
+            <w:tcW w:type="dxa" w:w="2160"/>
+            <w:tcBorders>
+              <w:top w:val="single" w:color="000000" w:sz="4"/>
+              <w:left w:val="single" w:color="000000" w:sz="4"/>
+              <w:bottom w:val="single" w:color="000000" w:sz="4"/>
+              <w:right w:val="single" w:color="000000" w:sz="4"/>
+            </w:tcBorders>
+            <w:tcMar>
+              <w:top w:type="dxa" w:w="30"/>
+              <w:left w:type="dxa" w:w="80"/>
+              <w:bottom w:type="dxa" w:w="30"/>
+              <w:right w:type="dxa" w:w="80"/>
+            </w:tcMar>
+            <w:vAlign w:val="center"/>
+          </w:tcPr>
+          <w:p>
+            <w:pPr>
+              <w:spacing w:after="0" w:line="240"/>
+              <w:jc w:val="center"/>
+            </w:pPr>
+            <w:r>
+              <w:rPr>
+                <w:rFonts w:ascii="Times New Roman" w:cs="Times New Roman" w:eastAsia="Times New Roman" w:hAnsi="Times New Roman"/>
+                <w:sz w:val="21"/>
+                <w:szCs w:val="21"/>
+              </w:rPr>
+              <w:t xml:space="preserve">Frankfurt → Paris</w:t>
+            </w:r>
+          </w:p>
+        </w:tc>
+        <w:tc>
+          <w:tcPr>
+            <w:tcW w:type="dxa" w:w="1300"/>
+            <w:tcBorders>
+              <w:top w:val="single" w:color="000000" w:sz="4"/>
+              <w:left w:val="single" w:color="000000" w:sz="4"/>
+              <w:bottom w:val="single" w:color="000000" w:sz="4"/>
+              <w:right w:val="single" w:color="000000" w:sz="4"/>
+            </w:tcBorders>
+            <w:tcMar>
+              <w:top w:type="dxa" w:w="30"/>
+              <w:left w:type="dxa" w:w="80"/>
+              <w:bottom w:type="dxa" w:w="30"/>
+              <w:right w:type="dxa" w:w="80"/>
+            </w:tcMar>
+            <w:vAlign w:val="center"/>
+          </w:tcPr>
+          <w:p>
+            <w:pPr>
+              <w:spacing w:after="0" w:line="240"/>
+              <w:jc w:val="center"/>
+            </w:pPr>
+            <w:r>
+              <w:rPr>
+                <w:rFonts w:ascii="Times New Roman" w:cs="Times New Roman" w:eastAsia="Times New Roman" w:hAnsi="Times New Roman"/>
+                <w:sz w:val="21"/>
+                <w:szCs w:val="21"/>
+              </w:rPr>
+              <w:t xml:space="preserve">0</w:t>
+            </w:r>
+          </w:p>
+        </w:tc>
+        <w:tc>
+          <w:tcPr>
+            <w:tcW w:type="dxa" w:w="1300"/>
+            <w:tcBorders>
+              <w:top w:val="single" w:color="000000" w:sz="4"/>
+              <w:left w:val="single" w:color="000000" w:sz="4"/>
+              <w:bottom w:val="single" w:color="000000" w:sz="4"/>
+              <w:right w:val="single" w:color="000000" w:sz="4"/>
+            </w:tcBorders>
+            <w:tcMar>
+              <w:top w:type="dxa" w:w="30"/>
+              <w:left w:type="dxa" w:w="80"/>
+              <w:bottom w:type="dxa" w:w="30"/>
+              <w:right w:type="dxa" w:w="80"/>
+            </w:tcMar>
+            <w:vAlign w:val="center"/>
+          </w:tcPr>
+          <w:p>
+            <w:pPr>
+              <w:spacing w:after="0" w:line="240"/>
+              <w:jc w:val="center"/>
+            </w:pPr>
+            <w:r>
+              <w:rPr>
+                <w:rFonts w:ascii="Times New Roman" w:cs="Times New Roman" w:eastAsia="Times New Roman" w:hAnsi="Times New Roman"/>
+                <w:sz w:val="21"/>
+                <w:szCs w:val="21"/>
+              </w:rPr>
+              <w:t xml:space="preserve">47</w:t>
+            </w:r>
+          </w:p>
+        </w:tc>
+        <w:tc>
+          <w:tcPr>
+            <w:tcW w:type="dxa" w:w="1600"/>
+            <w:tcBorders>
+              <w:top w:val="single" w:color="000000" w:sz="4"/>
+              <w:left w:val="single" w:color="000000" w:sz="4"/>
+              <w:bottom w:val="single" w:color="000000" w:sz="4"/>
+              <w:right w:val="single" w:color="000000" w:sz="4"/>
+            </w:tcBorders>
+            <w:tcMar>
+              <w:top w:type="dxa" w:w="30"/>
+              <w:left w:type="dxa" w:w="80"/>
+              <w:bottom w:type="dxa" w:w="30"/>
+              <w:right w:type="dxa" w:w="80"/>
+            </w:tcMar>
+            <w:vAlign w:val="center"/>
+          </w:tcPr>
+          <w:p>
+            <w:pPr>
+              <w:spacing w:after="0" w:line="240"/>
+              <w:jc w:val="center"/>
+            </w:pPr>
+            <w:r>
+              <w:rPr>
+                <w:rFonts w:ascii="Times New Roman" w:cs="Times New Roman" w:eastAsia="Times New Roman" w:hAnsi="Times New Roman"/>
+                <w:sz w:val="21"/>
+                <w:szCs w:val="21"/>
+              </w:rPr>
+              <w:t xml:space="preserve">–</w:t>
+            </w:r>
+          </w:p>
+        </w:tc>
+        <w:tc>
+          <w:tcPr>
+            <w:tcW w:type="dxa" w:w="1500"/>
+            <w:tcBorders>
+              <w:top w:val="single" w:color="000000" w:sz="4"/>
+              <w:left w:val="single" w:color="000000" w:sz="4"/>
+              <w:bottom w:val="single" w:color="000000" w:sz="4"/>
+              <w:right w:val="single" w:color="000000" w:sz="4"/>
+            </w:tcBorders>
+            <w:tcMar>
+              <w:top w:type="dxa" w:w="30"/>
+              <w:left w:type="dxa" w:w="80"/>
+              <w:bottom w:type="dxa" w:w="30"/>
+              <w:right w:type="dxa" w:w="80"/>
+            </w:tcMar>
+            <w:vAlign w:val="center"/>
+          </w:tcPr>
+          <w:p>
+            <w:pPr>
+              <w:spacing w:after="0" w:line="240"/>
+              <w:jc w:val="center"/>
+            </w:pPr>
+            <w:r>
+              <w:rPr>
+                <w:rFonts w:ascii="Times New Roman" w:cs="Times New Roman" w:eastAsia="Times New Roman" w:hAnsi="Times New Roman"/>
+                <w:sz w:val="21"/>
+                <w:szCs w:val="21"/>
+              </w:rPr>
+              <w:t xml:space="preserve">18</w:t>
+            </w:r>
+          </w:p>
+        </w:tc>
+        <w:tc>
+          <w:tcPr>
+            <w:tcW w:type="dxa" w:w="1500"/>
+            <w:tcBorders>
+              <w:top w:val="single" w:color="000000" w:sz="4"/>
+              <w:left w:val="single" w:color="000000" w:sz="4"/>
+              <w:bottom w:val="single" w:color="000000" w:sz="4"/>
+              <w:right w:val="single" w:color="000000" w:sz="4"/>
+            </w:tcBorders>
+            <w:tcMar>
+              <w:top w:type="dxa" w:w="30"/>
+              <w:left w:type="dxa" w:w="80"/>
+              <w:bottom w:type="dxa" w:w="30"/>
+              <w:right w:type="dxa" w:w="80"/>
+            </w:tcMar>
+            <w:vAlign w:val="center"/>
+          </w:tcPr>
+          <w:p>
+            <w:pPr>
+              <w:spacing w:after="0" w:line="240"/>
+              <w:jc w:val="center"/>
+            </w:pPr>
+            <w:r>
+              <w:rPr>
+                <w:rFonts w:ascii="Times New Roman" w:cs="Times New Roman" w:eastAsia="Times New Roman" w:hAnsi="Times New Roman"/>
+                <w:sz w:val="21"/>
+                <w:szCs w:val="21"/>
+              </w:rPr>
+              <w:t xml:space="preserve">–</w:t>
+            </w:r>
+          </w:p>
+        </w:tc>
+      </w:tr>
+      <w:tr>
+        <w:tc>
+          <w:tcPr>
+            <w:tcW w:type="dxa" w:w="2160"/>
+            <w:tcBorders>
+              <w:top w:val="single" w:color="000000" w:sz="4"/>
+              <w:left w:val="single" w:color="000000" w:sz="4"/>
+              <w:bottom w:val="single" w:color="000000" w:sz="4"/>
+              <w:right w:val="single" w:color="000000" w:sz="4"/>
+            </w:tcBorders>
+            <w:tcMar>
+              <w:top w:type="dxa" w:w="30"/>
+              <w:left w:type="dxa" w:w="80"/>
+              <w:bottom w:type="dxa" w:w="30"/>
+              <w:right w:type="dxa" w:w="80"/>
+            </w:tcMar>
+            <w:vAlign w:val="center"/>
+          </w:tcPr>
+          <w:p>
+            <w:pPr>
+              <w:spacing w:after="0" w:line="240"/>
+              <w:jc w:val="center"/>
+            </w:pPr>
+            <w:r>
+              <w:rPr>
+                <w:rFonts w:ascii="Times New Roman" w:cs="Times New Roman" w:eastAsia="Times New Roman" w:hAnsi="Times New Roman"/>
+                <w:sz w:val="21"/>
+                <w:szCs w:val="21"/>
+              </w:rPr>
+              <w:t xml:space="preserve">New York → Toronto</w:t>
+            </w:r>
+          </w:p>
+        </w:tc>
+        <w:tc>
+          <w:tcPr>
+            <w:tcW w:type="dxa" w:w="1300"/>
+            <w:tcBorders>
+              <w:top w:val="single" w:color="000000" w:sz="4"/>
+              <w:left w:val="single" w:color="000000" w:sz="4"/>
+              <w:bottom w:val="single" w:color="000000" w:sz="4"/>
+              <w:right w:val="single" w:color="000000" w:sz="4"/>
+            </w:tcBorders>
+            <w:tcMar>
+              <w:top w:type="dxa" w:w="30"/>
+              <w:left w:type="dxa" w:w="80"/>
+              <w:bottom w:type="dxa" w:w="30"/>
+              <w:right w:type="dxa" w:w="80"/>
+            </w:tcMar>
+            <w:vAlign w:val="center"/>
+          </w:tcPr>
+          <w:p>
+            <w:pPr>
+              <w:spacing w:after="0" w:line="240"/>
+              <w:jc w:val="center"/>
+            </w:pPr>
+            <w:r>
+              <w:rPr>
+                <w:rFonts w:ascii="Times New Roman" w:cs="Times New Roman" w:eastAsia="Times New Roman" w:hAnsi="Times New Roman"/>
+                <w:sz w:val="21"/>
+                <w:szCs w:val="21"/>
+              </w:rPr>
+              <w:t xml:space="preserve">2,320</w:t>
+            </w:r>
+          </w:p>
+        </w:tc>
+        <w:tc>
+          <w:tcPr>
+            <w:tcW w:type="dxa" w:w="1300"/>
+            <w:tcBorders>
+              <w:top w:val="single" w:color="000000" w:sz="4"/>
+              <w:left w:val="single" w:color="000000" w:sz="4"/>
+              <w:bottom w:val="single" w:color="000000" w:sz="4"/>
+              <w:right w:val="single" w:color="000000" w:sz="4"/>
+            </w:tcBorders>
+            <w:tcMar>
+              <w:top w:type="dxa" w:w="30"/>
+              <w:left w:type="dxa" w:w="80"/>
+              <w:bottom w:type="dxa" w:w="30"/>
+              <w:right w:type="dxa" w:w="80"/>
+            </w:tcMar>
+            <w:vAlign w:val="center"/>
+          </w:tcPr>
+          <w:p>
+            <w:pPr>
+              <w:spacing w:after="0" w:line="240"/>
+              <w:jc w:val="center"/>
+            </w:pPr>
+            <w:r>
+              <w:rPr>
+                <w:rFonts w:ascii="Times New Roman" w:cs="Times New Roman" w:eastAsia="Times New Roman" w:hAnsi="Times New Roman"/>
+                <w:sz w:val="21"/>
+                <w:szCs w:val="21"/>
+              </w:rPr>
+              <w:t xml:space="preserve">27</w:t>
+            </w:r>
+          </w:p>
+        </w:tc>
+        <w:tc>
+          <w:tcPr>
+            <w:tcW w:type="dxa" w:w="1600"/>
+            <w:tcBorders>
+              <w:top w:val="single" w:color="000000" w:sz="4"/>
+              <w:left w:val="single" w:color="000000" w:sz="4"/>
+              <w:bottom w:val="single" w:color="000000" w:sz="4"/>
+              <w:right w:val="single" w:color="000000" w:sz="4"/>
+            </w:tcBorders>
+            <w:tcMar>
+              <w:top w:type="dxa" w:w="30"/>
+              <w:left w:type="dxa" w:w="80"/>
+              <w:bottom w:type="dxa" w:w="30"/>
+              <w:right w:type="dxa" w:w="80"/>
+            </w:tcMar>
+            <w:vAlign w:val="center"/>
+          </w:tcPr>
+          <w:p>
+            <w:pPr>
+              <w:spacing w:after="0" w:line="240"/>
+              <w:jc w:val="center"/>
+            </w:pPr>
+            <w:r>
+              <w:rPr>
+                <w:rFonts w:ascii="Times New Roman" w:cs="Times New Roman" w:eastAsia="Times New Roman" w:hAnsi="Times New Roman"/>
+                <w:sz w:val="21"/>
+                <w:szCs w:val="21"/>
+              </w:rPr>
+              <w:t xml:space="preserve">83</w:t>
+            </w:r>
+          </w:p>
+        </w:tc>
+        <w:tc>
+          <w:tcPr>
+            <w:tcW w:type="dxa" w:w="1500"/>
+            <w:tcBorders>
+              <w:top w:val="single" w:color="000000" w:sz="4"/>
+              <w:left w:val="single" w:color="000000" w:sz="4"/>
+              <w:bottom w:val="single" w:color="000000" w:sz="4"/>
+              <w:right w:val="single" w:color="000000" w:sz="4"/>
+            </w:tcBorders>
+            <w:tcMar>
+              <w:top w:type="dxa" w:w="30"/>
+              <w:left w:type="dxa" w:w="80"/>
+              <w:bottom w:type="dxa" w:w="30"/>
+              <w:right w:type="dxa" w:w="80"/>
+            </w:tcMar>
+            <w:vAlign w:val="center"/>
+          </w:tcPr>
+          <w:p>
+            <w:pPr>
+              <w:spacing w:after="0" w:line="240"/>
+              <w:jc w:val="center"/>
+            </w:pPr>
+            <w:r>
+              <w:rPr>
+                <w:rFonts w:ascii="Times New Roman" w:cs="Times New Roman" w:eastAsia="Times New Roman" w:hAnsi="Times New Roman"/>
+                <w:sz w:val="21"/>
+                <w:szCs w:val="21"/>
+              </w:rPr>
+              <w:t xml:space="preserve">68</w:t>
+            </w:r>
+          </w:p>
+        </w:tc>
+        <w:tc>
+          <w:tcPr>
+            <w:tcW w:type="dxa" w:w="1500"/>
+            <w:tcBorders>
+              <w:top w:val="single" w:color="000000" w:sz="4"/>
+              <w:left w:val="single" w:color="000000" w:sz="4"/>
+              <w:bottom w:val="single" w:color="000000" w:sz="4"/>
+              <w:right w:val="single" w:color="000000" w:sz="4"/>
+            </w:tcBorders>
+            <w:tcMar>
+              <w:top w:type="dxa" w:w="30"/>
+              <w:left w:type="dxa" w:w="80"/>
+              <w:bottom w:type="dxa" w:w="30"/>
+              <w:right w:type="dxa" w:w="80"/>
+            </w:tcMar>
+            <w:vAlign w:val="center"/>
+          </w:tcPr>
+          <w:p>
+            <w:pPr>
+              <w:spacing w:after="0" w:line="240"/>
+              <w:jc w:val="center"/>
+            </w:pPr>
+            <w:r>
+              <w:rPr>
+                <w:rFonts w:ascii="Times New Roman" w:cs="Times New Roman" w:eastAsia="Times New Roman" w:hAnsi="Times New Roman"/>
+                <w:sz w:val="21"/>
+                <w:szCs w:val="21"/>
+              </w:rPr>
+              <w:t xml:space="preserve">78.53%</w:t>
+            </w:r>
+          </w:p>
+        </w:tc>
+      </w:tr>
+      <w:tr>
+        <w:tc>
+          <w:tcPr>
+            <w:tcW w:type="dxa" w:w="2160"/>
+            <w:tcBorders>
+              <w:top w:val="single" w:color="000000" w:sz="4"/>
+              <w:left w:val="single" w:color="000000" w:sz="4"/>
+              <w:bottom w:val="single" w:color="000000" w:sz="4"/>
+              <w:right w:val="single" w:color="000000" w:sz="4"/>
+            </w:tcBorders>
+            <w:tcMar>
+              <w:top w:type="dxa" w:w="30"/>
+              <w:left w:type="dxa" w:w="80"/>
+              <w:bottom w:type="dxa" w:w="30"/>
+              <w:right w:type="dxa" w:w="80"/>
+            </w:tcMar>
+            <w:vAlign w:val="center"/>
+          </w:tcPr>
+          <w:p>
+            <w:pPr>
+              <w:spacing w:after="0" w:line="240"/>
+              <w:jc w:val="center"/>
+            </w:pPr>
+            <w:r>
+              <w:rPr>
+                <w:rFonts w:ascii="Times New Roman" w:cs="Times New Roman" w:eastAsia="Times New Roman" w:hAnsi="Times New Roman"/>
+                <w:sz w:val="21"/>
+                <w:szCs w:val="21"/>
+              </w:rPr>
+              <w:t xml:space="preserve">Madrid → Lisbon</w:t>
+            </w:r>
+          </w:p>
+        </w:tc>
+        <w:tc>
+          <w:tcPr>
+            <w:tcW w:type="dxa" w:w="1300"/>
+            <w:tcBorders>
+              <w:top w:val="single" w:color="000000" w:sz="4"/>
+              <w:left w:val="single" w:color="000000" w:sz="4"/>
+              <w:bottom w:val="single" w:color="000000" w:sz="4"/>
+              <w:right w:val="single" w:color="000000" w:sz="4"/>
+            </w:tcBorders>
+            <w:tcMar>
+              <w:top w:type="dxa" w:w="30"/>
+              <w:left w:type="dxa" w:w="80"/>
+              <w:bottom w:type="dxa" w:w="30"/>
+              <w:right w:type="dxa" w:w="80"/>
+            </w:tcMar>
+            <w:vAlign w:val="center"/>
+          </w:tcPr>
+          <w:p>
+            <w:pPr>
+              <w:spacing w:after="0" w:line="240"/>
+              <w:jc w:val="center"/>
+            </w:pPr>
+            <w:r>
+              <w:rPr>
+                <w:rFonts w:ascii="Times New Roman" w:cs="Times New Roman" w:eastAsia="Times New Roman" w:hAnsi="Times New Roman"/>
+                <w:sz w:val="21"/>
+                <w:szCs w:val="21"/>
+              </w:rPr>
+              <w:t xml:space="preserve">340</w:t>
+            </w:r>
+          </w:p>
+        </w:tc>
+        <w:tc>
+          <w:tcPr>
+            <w:tcW w:type="dxa" w:w="1300"/>
+            <w:tcBorders>
+              <w:top w:val="single" w:color="000000" w:sz="4"/>
+              <w:left w:val="single" w:color="000000" w:sz="4"/>
+              <w:bottom w:val="single" w:color="000000" w:sz="4"/>
+              <w:right w:val="single" w:color="000000" w:sz="4"/>
+            </w:tcBorders>
+            <w:tcMar>
+              <w:top w:type="dxa" w:w="30"/>
+              <w:left w:type="dxa" w:w="80"/>
+              <w:bottom w:type="dxa" w:w="30"/>
+              <w:right w:type="dxa" w:w="80"/>
+            </w:tcMar>
+            <w:vAlign w:val="center"/>
+          </w:tcPr>
+          <w:p>
+            <w:pPr>
+              <w:spacing w:after="0" w:line="240"/>
+              <w:jc w:val="center"/>
+            </w:pPr>
+            <w:r>
+              <w:rPr>
+                <w:rFonts w:ascii="Times New Roman" w:cs="Times New Roman" w:eastAsia="Times New Roman" w:hAnsi="Times New Roman"/>
+                <w:sz w:val="21"/>
+                <w:szCs w:val="21"/>
+              </w:rPr>
+              <w:t xml:space="preserve">14</w:t>
+            </w:r>
+          </w:p>
+        </w:tc>
+        <w:tc>
+          <w:tcPr>
+            <w:tcW w:type="dxa" w:w="1600"/>
+            <w:tcBorders>
+              <w:top w:val="single" w:color="000000" w:sz="4"/>
+              <w:left w:val="single" w:color="000000" w:sz="4"/>
+              <w:bottom w:val="single" w:color="000000" w:sz="4"/>
+              <w:right w:val="single" w:color="000000" w:sz="4"/>
+            </w:tcBorders>
+            <w:tcMar>
+              <w:top w:type="dxa" w:w="30"/>
+              <w:left w:type="dxa" w:w="80"/>
+              <w:bottom w:type="dxa" w:w="30"/>
+              <w:right w:type="dxa" w:w="80"/>
+            </w:tcMar>
+            <w:vAlign w:val="center"/>
+          </w:tcPr>
+          <w:p>
+            <w:pPr>
+              <w:spacing w:after="0" w:line="240"/>
+              <w:jc w:val="center"/>
+            </w:pPr>
+            <w:r>
+              <w:rPr>
+                <w:rFonts w:ascii="Times New Roman" w:cs="Times New Roman" w:eastAsia="Times New Roman" w:hAnsi="Times New Roman"/>
+                <w:sz w:val="21"/>
+                <w:szCs w:val="21"/>
+              </w:rPr>
+              <w:t xml:space="preserve">76</w:t>
+            </w:r>
+          </w:p>
+        </w:tc>
+        <w:tc>
+          <w:tcPr>
+            <w:tcW w:type="dxa" w:w="1500"/>
+            <w:tcBorders>
+              <w:top w:val="single" w:color="000000" w:sz="4"/>
+              <w:left w:val="single" w:color="000000" w:sz="4"/>
+              <w:bottom w:val="single" w:color="000000" w:sz="4"/>
+              <w:right w:val="single" w:color="000000" w:sz="4"/>
+            </w:tcBorders>
+            <w:tcMar>
+              <w:top w:type="dxa" w:w="30"/>
+              <w:left w:type="dxa" w:w="80"/>
+              <w:bottom w:type="dxa" w:w="30"/>
+              <w:right w:type="dxa" w:w="80"/>
+            </w:tcMar>
+            <w:vAlign w:val="center"/>
+          </w:tcPr>
+          <w:p>
+            <w:pPr>
+              <w:spacing w:after="0" w:line="240"/>
+              <w:jc w:val="center"/>
+            </w:pPr>
+            <w:r>
+              <w:rPr>
+                <w:rFonts w:ascii="Times New Roman" w:cs="Times New Roman" w:eastAsia="Times New Roman" w:hAnsi="Times New Roman"/>
+                <w:sz w:val="21"/>
+                <w:szCs w:val="21"/>
+              </w:rPr>
+              <w:t xml:space="preserve">17</w:t>
+            </w:r>
+          </w:p>
+        </w:tc>
+        <w:tc>
+          <w:tcPr>
+            <w:tcW w:type="dxa" w:w="1500"/>
+            <w:tcBorders>
+              <w:top w:val="single" w:color="000000" w:sz="4"/>
+              <w:left w:val="single" w:color="000000" w:sz="4"/>
+              <w:bottom w:val="single" w:color="000000" w:sz="4"/>
+              <w:right w:val="single" w:color="000000" w:sz="4"/>
+            </w:tcBorders>
+            <w:tcMar>
+              <w:top w:type="dxa" w:w="30"/>
+              <w:left w:type="dxa" w:w="80"/>
+              <w:bottom w:type="dxa" w:w="30"/>
+              <w:right w:type="dxa" w:w="80"/>
+            </w:tcMar>
+            <w:vAlign w:val="center"/>
+          </w:tcPr>
+          <w:p>
+            <w:pPr>
+              <w:spacing w:after="0" w:line="240"/>
+              <w:jc w:val="center"/>
+            </w:pPr>
+            <w:r>
+              <w:rPr>
+                <w:rFonts w:ascii="Times New Roman" w:cs="Times New Roman" w:eastAsia="Times New Roman" w:hAnsi="Times New Roman"/>
+                <w:sz w:val="21"/>
+                <w:szCs w:val="21"/>
+              </w:rPr>
+              <w:t xml:space="preserve">17.65%</w:t>
+            </w:r>
+          </w:p>
+        </w:tc>
+      </w:tr>
+      <w:tr>
+        <w:tc>
+          <w:tcPr>
+            <w:tcW w:type="dxa" w:w="2160"/>
+            <w:tcBorders>
+              <w:top w:val="single" w:color="000000" w:sz="4"/>
+              <w:left w:val="single" w:color="000000" w:sz="4"/>
+              <w:bottom w:val="single" w:color="000000" w:sz="4"/>
+              <w:right w:val="single" w:color="000000" w:sz="4"/>
+            </w:tcBorders>
+            <w:tcMar>
+              <w:top w:type="dxa" w:w="30"/>
+              <w:left w:type="dxa" w:w="80"/>
+              <w:bottom w:type="dxa" w:w="30"/>
+              <w:right w:type="dxa" w:w="80"/>
+            </w:tcMar>
+            <w:vAlign w:val="center"/>
+          </w:tcPr>
+          <w:p>
+            <w:pPr>
+              <w:spacing w:after="0" w:line="240"/>
+              <w:jc w:val="center"/>
+            </w:pPr>
+            <w:r>
+              <w:rPr>
+                <w:rFonts w:ascii="Times New Roman" w:cs="Times New Roman" w:eastAsia="Times New Roman" w:hAnsi="Times New Roman"/>
+                <w:sz w:val="21"/>
+                <w:szCs w:val="21"/>
+              </w:rPr>
+              <w:t xml:space="preserve">Sydney → Perth</w:t>
+            </w:r>
+          </w:p>
+        </w:tc>
+        <w:tc>
+          <w:tcPr>
+            <w:tcW w:type="dxa" w:w="1300"/>
+            <w:tcBorders>
+              <w:top w:val="single" w:color="000000" w:sz="4"/>
+              <w:left w:val="single" w:color="000000" w:sz="4"/>
+              <w:bottom w:val="single" w:color="000000" w:sz="4"/>
+              <w:right w:val="single" w:color="000000" w:sz="4"/>
+            </w:tcBorders>
+            <w:tcMar>
+              <w:top w:type="dxa" w:w="30"/>
+              <w:left w:type="dxa" w:w="80"/>
+              <w:bottom w:type="dxa" w:w="30"/>
+              <w:right w:type="dxa" w:w="80"/>
+            </w:tcMar>
+            <w:vAlign w:val="center"/>
+          </w:tcPr>
+          <w:p>
+            <w:pPr>
+              <w:spacing w:after="0" w:line="240"/>
+              <w:jc w:val="center"/>
+            </w:pPr>
+            <w:r>
+              <w:rPr>
+                <w:rFonts w:ascii="Times New Roman" w:cs="Times New Roman" w:eastAsia="Times New Roman" w:hAnsi="Times New Roman"/>
+                <w:sz w:val="21"/>
+                <w:szCs w:val="21"/>
+              </w:rPr>
+              <w:t xml:space="preserve">1,663</w:t>
+            </w:r>
+          </w:p>
+        </w:tc>
+        <w:tc>
+          <w:tcPr>
+            <w:tcW w:type="dxa" w:w="1300"/>
+            <w:tcBorders>
+              <w:top w:val="single" w:color="000000" w:sz="4"/>
+              <w:left w:val="single" w:color="000000" w:sz="4"/>
+              <w:bottom w:val="single" w:color="000000" w:sz="4"/>
+              <w:right w:val="single" w:color="000000" w:sz="4"/>
+            </w:tcBorders>
+            <w:tcMar>
+              <w:top w:type="dxa" w:w="30"/>
+              <w:left w:type="dxa" w:w="80"/>
+              <w:bottom w:type="dxa" w:w="30"/>
+              <w:right w:type="dxa" w:w="80"/>
+            </w:tcMar>
+            <w:vAlign w:val="center"/>
+          </w:tcPr>
+          <w:p>
+            <w:pPr>
+              <w:spacing w:after="0" w:line="240"/>
+              <w:jc w:val="center"/>
+            </w:pPr>
+            <w:r>
+              <w:rPr>
+                <w:rFonts w:ascii="Times New Roman" w:cs="Times New Roman" w:eastAsia="Times New Roman" w:hAnsi="Times New Roman"/>
+                <w:sz w:val="21"/>
+                <w:szCs w:val="21"/>
+              </w:rPr>
+              <w:t xml:space="preserve">3</w:t>
+            </w:r>
+          </w:p>
+        </w:tc>
+        <w:tc>
+          <w:tcPr>
+            <w:tcW w:type="dxa" w:w="1600"/>
+            <w:tcBorders>
+              <w:top w:val="single" w:color="000000" w:sz="4"/>
+              <w:left w:val="single" w:color="000000" w:sz="4"/>
+              <w:bottom w:val="single" w:color="000000" w:sz="4"/>
+              <w:right w:val="single" w:color="000000" w:sz="4"/>
+            </w:tcBorders>
+            <w:tcMar>
+              <w:top w:type="dxa" w:w="30"/>
+              <w:left w:type="dxa" w:w="80"/>
+              <w:bottom w:type="dxa" w:w="30"/>
+              <w:right w:type="dxa" w:w="80"/>
+            </w:tcMar>
+            <w:vAlign w:val="center"/>
+          </w:tcPr>
+          <w:p>
+            <w:pPr>
+              <w:spacing w:after="0" w:line="240"/>
+              <w:jc w:val="center"/>
+            </w:pPr>
+            <w:r>
+              <w:rPr>
+                <w:rFonts w:ascii="Times New Roman" w:cs="Times New Roman" w:eastAsia="Times New Roman" w:hAnsi="Times New Roman"/>
+                <w:sz w:val="21"/>
+                <w:szCs w:val="21"/>
+              </w:rPr>
+              <w:t xml:space="preserve">486</w:t>
+            </w:r>
+          </w:p>
+        </w:tc>
+        <w:tc>
+          <w:tcPr>
+            <w:tcW w:type="dxa" w:w="1500"/>
+            <w:tcBorders>
+              <w:top w:val="single" w:color="000000" w:sz="4"/>
+              <w:left w:val="single" w:color="000000" w:sz="4"/>
+              <w:bottom w:val="single" w:color="000000" w:sz="4"/>
+              <w:right w:val="single" w:color="000000" w:sz="4"/>
+            </w:tcBorders>
+            <w:tcMar>
+              <w:top w:type="dxa" w:w="30"/>
+              <w:left w:type="dxa" w:w="80"/>
+              <w:bottom w:type="dxa" w:w="30"/>
+              <w:right w:type="dxa" w:w="80"/>
+            </w:tcMar>
+            <w:vAlign w:val="center"/>
+          </w:tcPr>
+          <w:p>
+            <w:pPr>
+              <w:spacing w:after="0" w:line="240"/>
+              <w:jc w:val="center"/>
+            </w:pPr>
+            <w:r>
+              <w:rPr>
+                <w:rFonts w:ascii="Times New Roman" w:cs="Times New Roman" w:eastAsia="Times New Roman" w:hAnsi="Times New Roman"/>
+                <w:sz w:val="21"/>
+                <w:szCs w:val="21"/>
+              </w:rPr>
+              <w:t xml:space="preserve">163</w:t>
+            </w:r>
+          </w:p>
+        </w:tc>
+        <w:tc>
+          <w:tcPr>
+            <w:tcW w:type="dxa" w:w="1500"/>
+            <w:tcBorders>
+              <w:top w:val="single" w:color="000000" w:sz="4"/>
+              <w:left w:val="single" w:color="000000" w:sz="4"/>
+              <w:bottom w:val="single" w:color="000000" w:sz="4"/>
+              <w:right w:val="single" w:color="000000" w:sz="4"/>
+            </w:tcBorders>
+            <w:tcMar>
+              <w:top w:type="dxa" w:w="30"/>
+              <w:left w:type="dxa" w:w="80"/>
+              <w:bottom w:type="dxa" w:w="30"/>
+              <w:right w:type="dxa" w:w="80"/>
+            </w:tcMar>
+            <w:vAlign w:val="center"/>
+          </w:tcPr>
+          <w:p>
+            <w:pPr>
+              <w:spacing w:after="0" w:line="240"/>
+              <w:jc w:val="center"/>
+            </w:pPr>
+            <w:r>
+              <w:rPr>
+                <w:rFonts w:ascii="Times New Roman" w:cs="Times New Roman" w:eastAsia="Times New Roman" w:hAnsi="Times New Roman"/>
+                <w:sz w:val="21"/>
+                <w:szCs w:val="21"/>
+              </w:rPr>
+              <w:t xml:space="preserve">21.77%</w:t>
+            </w:r>
+          </w:p>
+        </w:tc>
+      </w:tr>
+    </w:tbl>
+    <w:p>
+      <w:pPr>
+        <w:spacing w:after="0" w:before="120"/>
+        <w:jc w:val="center"/>
+      </w:pPr>
       <w:r>
-        <w:rPr>
-          <w:rFonts w:ascii="Times New Roman" w:cs="Times New Roman" w:eastAsia="Times New Roman" w:hAnsi="Times New Roman"/>
-        </w:rPr>
-        <w:t xml:space="preserve"> H3 se confirma. Con la evidencia de Q2, Q4 y Q8 se distinguen dos tipos de acciones. Los quick wins de bajo costo están en la clase del vuelo, sobre todo en reservas fuera de plazo, que usan entre 2 y 2.8 veces más Business Class (Q8), y en sustituir rutas cortas por tren donde exista alternativa, tomando a Europa como referente (Q2). Las inversiones de largo plazo corresponden a los viajes intercontinentales, que explican el peso de Oceanía (Q2). Vínculo: P1.</w:t>
+        <w:drawing>
+          <wp:inline distT="0" distB="0" distL="0" distR="0">
+            <wp:extent cx="5943600" cy="2943225"/>
+            <wp:effectExtent t="0" r="0" b="0" l="0"/>
+            <wp:docPr id="1" name="Figura 4" descr="Vuelo frente a tren en la misma ruta, tabla OLAP en Celonis ordenada por tramos en tren." title="Figura 4"/>
+            <wp:cNvGraphicFramePr>
+              <a:graphicFrameLocks xmlns:a="http://schemas.openxmlformats.org/drawingml/2006/main" noChangeAspect="1"/>
+            </wp:cNvGraphicFramePr>
+            <a:graphic xmlns:a="http://schemas.openxmlformats.org/drawingml/2006/main">
+              <a:graphicData uri="http://schemas.openxmlformats.org/drawingml/2006/picture">
+                <pic:pic xmlns:pic="http://schemas.openxmlformats.org/drawingml/2006/picture">
+                  <pic:nvPicPr>
+                    <pic:cNvPr id="0" name="" descr=""/>
+                    <pic:cNvPicPr>
+                      <a:picLocks noChangeAspect="1" noChangeArrowheads="1"/>
+                    </pic:cNvPicPr>
+                  </pic:nvPicPr>
+                  <pic:blipFill>
+                    <a:blip r:embed="rId10" cstate="none"/>
+                    <a:srcRect/>
+                    <a:stretch>
+                      <a:fillRect/>
+                    </a:stretch>
+                  </pic:blipFill>
+                  <pic:spPr bwMode="auto">
+                    <a:xfrm>
+                      <a:off x="0" y="0"/>
+                      <a:ext cx="5943600" cy="2943225"/>
+                    </a:xfrm>
+                    <a:prstGeom prst="rect">
+                      <a:avLst/>
+                    </a:prstGeom>
+                  </pic:spPr>
+                </pic:pic>
+              </a:graphicData>
+            </a:graphic>
+          </wp:inline>
+        </w:drawing>
       </w:r>
     </w:p>
     <w:p>
@@ -6314,9 +9276,64 @@
       <w:r>
         <w:rPr>
           <w:rFonts w:ascii="Times New Roman" w:cs="Times New Roman" w:eastAsia="Times New Roman" w:hAnsi="Times New Roman"/>
-          <w:shd w:fill="FFFF00" w:color="auto" w:val="clear"/>
         </w:rPr>
-        <w:t xml:space="preserve">PENDIENTE: identificar las rutas específicas (pares de ciudades) con alternativa terrestre.</w:t>
+        <w:t xml:space="preserve">Figura 4. Vuelo frente a tren en la misma ruta, tabla OLAP en Celonis ordenada por tramos en tren.</w:t>
+      </w:r>
+    </w:p>
+    <w:p>
+      <w:pPr>
+        <w:spacing w:after="0" w:line="480"/>
+        <w:ind w:firstLine="720"/>
+      </w:pPr>
+      <w:r>
+        <w:rPr>
+          <w:rFonts w:ascii="Times New Roman" w:cs="Times New Roman" w:eastAsia="Times New Roman" w:hAnsi="Times New Roman"/>
+        </w:rPr>
+        <w:t xml:space="preserve">Fuente: Celonis, sobre Transportations_Data_With_Emissions. El CO2 promedio por tramo corresponde a un trayecto (ida).</w:t>
+      </w:r>
+    </w:p>
+    <w:p>
+      <w:pPr>
+        <w:spacing w:after="0" w:line="480"/>
+        <w:ind w:firstLine="720"/>
+      </w:pPr>
+      <w:r>
+        <w:rPr>
+          <w:rFonts w:ascii="Times New Roman" w:cs="Times New Roman" w:eastAsia="Times New Roman" w:hAnsi="Times New Roman"/>
+        </w:rPr>
+        <w:t xml:space="preserve">En tres rutas (Hamburg → Berlin, London → Paris y Frankfurt → Paris) se viaja únicamente en tren, lo que muestra que la alternativa ya es viable dentro de la empresa. En las rutas europeas y en Fukuoka → Tokyo, el tren emite entre 3 y 8 veces menos que un vuelo en Economy (por ejemplo, Berlin → Paris: 28 frente a 131 kg por trayecto; Frankfurt → Berlin: 14 frente a 113 kg); en New York → Toronto la diferencia es pequeña (68 frente a 83 kg). Además, algunas rutas cortas concentran un alto uso de Business: Berlin → London (66.89%) y New York → Toronto (78.53%).</w:t>
+      </w:r>
+    </w:p>
+    <w:p>
+      <w:pPr>
+        <w:spacing w:after="0" w:line="480"/>
+        <w:ind w:firstLine="720"/>
+      </w:pPr>
+      <w:r>
+        <w:rPr>
+          <w:rFonts w:ascii="Times New Roman" w:cs="Times New Roman" w:eastAsia="Times New Roman" w:hAnsi="Times New Roman"/>
+        </w:rPr>
+        <w:t xml:space="preserve">Como escenario de referencia, si los vuelos de las siete rutas cortas donde la empresa ya usa el tren (Berlin → Amsterdam, Berlin → Paris, Hamburg → Paris, Frankfurt → Berlin, Fukuoka → Tokyo, Berlin → London y Madrid → Lisbon) se realizaran en tren, se dejarían de emitir aproximadamente 1.1 millones de kg CO2e, cerca de 0.47% del total. Se excluyen Berlin → Madrid, New York → Toronto y Sydney → Perth por la duración del trayecto terrestre.</w:t>
+      </w:r>
+    </w:p>
+    <w:p>
+      <w:pPr>
+        <w:spacing w:after="0" w:line="480"/>
+        <w:ind w:firstLine="720"/>
+      </w:pPr>
+      <w:r>
+        <w:rPr>
+          <w:rFonts w:ascii="Times New Roman" w:cs="Times New Roman" w:eastAsia="Times New Roman" w:hAnsi="Times New Roman"/>
+          <w:b/>
+          <w:bCs/>
+        </w:rPr>
+        <w:t xml:space="preserve">Respuesta parcial:</w:t>
+      </w:r>
+      <w:r>
+        <w:rPr>
+          <w:rFonts w:ascii="Times New Roman" w:cs="Times New Roman" w:eastAsia="Times New Roman" w:hAnsi="Times New Roman"/>
+        </w:rPr>
+        <w:t xml:space="preserve"> H3 se confirma. Se distinguen tres tipos de acciones. El quick win más visible es sustituir el vuelo por tren en rutas cortas donde la empresa ya lo usa: es fácil de implementar, pero su impacto total es pequeño (cerca de 0.5%). El quick win de mayor impacto es controlar la clase del vuelo, sobre todo en reservas fuera de plazo, que usan entre 2 y 2.8 veces más Business Class (Q8), y en rutas cortas con alto uso de Business. Las inversiones de largo plazo corresponden a los viajes intercontinentales, que explican el peso de Oceanía (Q2) y de rutas como Beijing → Moscow (4,476 vuelos y 12.4 millones de kg CO2e). Vínculo: P1.</w:t>
       </w:r>
     </w:p>
     <w:p>
@@ -6360,7 +9377,7 @@
         <w:rPr>
           <w:rFonts w:ascii="Times New Roman" w:cs="Times New Roman" w:eastAsia="Times New Roman" w:hAnsi="Times New Roman"/>
         </w:rPr>
-        <w:t xml:space="preserve">En Celonis se construyeron dos tablas con la dimensión OutOfPolicy (Figura 3): una con el peso de cada grupo en viajes, CO2 y costo, y otra con la clase de transporte por tramo.</w:t>
+        <w:t xml:space="preserve">En Celonis se construyeron dos tablas con la dimensión OutOfPolicy (Figura 5): una con el peso de cada grupo en viajes, CO2 y costo, y otra con la clase de transporte por tramo.</w:t>
       </w:r>
     </w:p>
     <w:tbl>
@@ -7616,7 +10633,7 @@
           <wp:inline distT="0" distB="0" distL="0" distR="0">
             <wp:extent cx="5943600" cy="1276350"/>
             <wp:effectExtent t="0" r="0" b="0" l="0"/>
-            <wp:docPr id="1" name="Figura 3" descr="Peso de los viajes fuera de política y clase de transporte según política, tablas OLAP en Celonis." title="Figura 3"/>
+            <wp:docPr id="1" name="Figura 5" descr="Peso de los viajes fuera de política y clase de transporte según política, tablas OLAP en Celonis." title="Figura 5"/>
             <wp:cNvGraphicFramePr>
               <a:graphicFrameLocks xmlns:a="http://schemas.openxmlformats.org/drawingml/2006/main" noChangeAspect="1"/>
             </wp:cNvGraphicFramePr>
@@ -7630,7 +10647,7 @@
                     </pic:cNvPicPr>
                   </pic:nvPicPr>
                   <pic:blipFill>
-                    <a:blip r:embed="rId9" cstate="none"/>
+                    <a:blip r:embed="rId11" cstate="none"/>
                     <a:srcRect/>
                     <a:stretch>
                       <a:fillRect/>
@@ -7661,7 +10678,7 @@
         <w:rPr>
           <w:rFonts w:ascii="Times New Roman" w:cs="Times New Roman" w:eastAsia="Times New Roman" w:hAnsi="Times New Roman"/>
         </w:rPr>
-        <w:t xml:space="preserve">Figura 3. Peso de los viajes fuera de política y clase de transporte según política, tablas OLAP en Celonis.</w:t>
+        <w:t xml:space="preserve">Figura 5. Peso de los viajes fuera de política y clase de transporte según política, tablas OLAP en Celonis.</w:t>
       </w:r>
     </w:p>
     <w:p>
@@ -7761,7 +10778,7 @@
         <w:rPr>
           <w:rFonts w:ascii="Times New Roman" w:cs="Times New Roman" w:eastAsia="Times New Roman" w:hAnsi="Times New Roman"/>
         </w:rPr>
-        <w:t xml:space="preserve">Se construyeron dos tablas en Celonis, por unidad de negocio y por propósito del viaje (Figura 4). La siguiente tabla resume los resultados por unidad de negocio:</w:t>
+        <w:t xml:space="preserve">Se construyeron dos tablas en Celonis, por unidad de negocio y por propósito del viaje (Figura 6). La siguiente tabla resume los resultados por unidad de negocio:</w:t>
       </w:r>
     </w:p>
     <w:tbl>
@@ -11927,7 +14944,7 @@
           <wp:inline distT="0" distB="0" distL="0" distR="0">
             <wp:extent cx="5943600" cy="2333625"/>
             <wp:effectExtent t="0" r="0" b="0" l="0"/>
-            <wp:docPr id="1" name="Figura 4" descr="Emisiones por unidad de negocio y por propósito del viaje, tablas OLAP en Celonis." title="Figura 4"/>
+            <wp:docPr id="1" name="Figura 6" descr="Emisiones por unidad de negocio y por propósito del viaje, tablas OLAP en Celonis." title="Figura 6"/>
             <wp:cNvGraphicFramePr>
               <a:graphicFrameLocks xmlns:a="http://schemas.openxmlformats.org/drawingml/2006/main" noChangeAspect="1"/>
             </wp:cNvGraphicFramePr>
@@ -11941,7 +14958,7 @@
                     </pic:cNvPicPr>
                   </pic:nvPicPr>
                   <pic:blipFill>
-                    <a:blip r:embed="rId10" cstate="none"/>
+                    <a:blip r:embed="rId12" cstate="none"/>
                     <a:srcRect/>
                     <a:stretch>
                       <a:fillRect/>
@@ -11972,7 +14989,7 @@
         <w:rPr>
           <w:rFonts w:ascii="Times New Roman" w:cs="Times New Roman" w:eastAsia="Times New Roman" w:hAnsi="Times New Roman"/>
         </w:rPr>
-        <w:t xml:space="preserve">Figura 4. Emisiones por unidad de negocio y por propósito del viaje, tablas OLAP en Celonis.</w:t>
+        <w:t xml:space="preserve">Figura 6. Emisiones por unidad de negocio y por propósito del viaje, tablas OLAP en Celonis.</w:t>
       </w:r>
     </w:p>
     <w:p>
@@ -12060,7 +15077,7 @@
         <w:rPr>
           <w:rFonts w:ascii="Times New Roman" w:cs="Times New Roman" w:eastAsia="Times New Roman" w:hAnsi="Times New Roman"/>
         </w:rPr>
-        <w:t xml:space="preserve">Se usó ProcessCode, que agrupa los viajes con la misma lógica de secuencia de eventos, para comparar las variantes del proceso, y se agregó una segunda tabla que separa los viajes con y sin desviación según la definición de la sección 2.3 (Figura 5).</w:t>
+        <w:t xml:space="preserve">Se usó ProcessCode, que agrupa los viajes con la misma lógica de secuencia de eventos, para comparar las variantes del proceso, y se agregó una segunda tabla que separa los viajes con y sin desviación según la definición de la sección 2.3 (Figura 7).</w:t>
       </w:r>
     </w:p>
     <w:tbl>
@@ -12692,7 +15709,7 @@
           <wp:inline distT="0" distB="0" distL="0" distR="0">
             <wp:extent cx="5943600" cy="2038350"/>
             <wp:effectExtent t="0" r="0" b="0" l="0"/>
-            <wp:docPr id="1" name="Figura 5" descr="Emisión, costo y tiempo de ciclo por ProcessCode, y viajes con desviación frente a sin desviación, tablas OLAP en Celonis. En la tabla superior, “CO2 Promedio” corresponde a kg CO2e por viaje y la última columna al tiempo de ciclo en días." title="Figura 5"/>
+            <wp:docPr id="1" name="Figura 7" descr="Emisión, costo y tiempo de ciclo por ProcessCode, y viajes con desviación frente a sin desviación, tablas OLAP en Celonis. En la tabla superior, “CO2 Promedio” corresponde a kg CO2e por viaje y la última columna al tiempo de ciclo en días." title="Figura 7"/>
             <wp:cNvGraphicFramePr>
               <a:graphicFrameLocks xmlns:a="http://schemas.openxmlformats.org/drawingml/2006/main" noChangeAspect="1"/>
             </wp:cNvGraphicFramePr>
@@ -12706,7 +15723,7 @@
                     </pic:cNvPicPr>
                   </pic:nvPicPr>
                   <pic:blipFill>
-                    <a:blip r:embed="rId11" cstate="none"/>
+                    <a:blip r:embed="rId13" cstate="none"/>
                     <a:srcRect/>
                     <a:stretch>
                       <a:fillRect/>
@@ -12737,7 +15754,7 @@
         <w:rPr>
           <w:rFonts w:ascii="Times New Roman" w:cs="Times New Roman" w:eastAsia="Times New Roman" w:hAnsi="Times New Roman"/>
         </w:rPr>
-        <w:t xml:space="preserve">Figura 5. Emisión, costo y tiempo de ciclo por ProcessCode, y viajes con desviación frente a sin desviación, tablas OLAP en Celonis. En la tabla superior, “CO2 Promedio” corresponde a kg CO2e por viaje y la última columna al tiempo de ciclo en días.</w:t>
+        <w:t xml:space="preserve">Figura 7. Emisión, costo y tiempo de ciclo por ProcessCode, y viajes con desviación frente a sin desviación, tablas OLAP en Celonis. En la tabla superior, “CO2 Promedio” corresponde a kg CO2e por viaje y la última columna al tiempo de ciclo en días.</w:t>
       </w:r>
     </w:p>
     <w:p>
@@ -12849,7 +15866,7 @@
         <w:rPr>
           <w:rFonts w:ascii="Times New Roman" w:cs="Times New Roman" w:eastAsia="Times New Roman" w:hAnsi="Times New Roman"/>
         </w:rPr>
-        <w:t xml:space="preserve">En Celonis se calculó, por región de salida y por política, el CO2 calculado, el CO2 por gasto y la razón entre ambos (Figura 6). Una razón de 1.00 indica que coinciden; menor a 1, que el método por gasto subestima; y mayor a 1, que sobreestima.</w:t>
+        <w:t xml:space="preserve">En Celonis se calculó, por región de salida y por política, el CO2 calculado, el CO2 por gasto y la razón entre ambos (Figura 8). Una razón de 1.00 indica que coinciden; menor a 1, que el método por gasto subestima; y mayor a 1, que sobreestima.</w:t>
       </w:r>
     </w:p>
     <w:tbl>
@@ -14555,7 +17572,7 @@
           <wp:inline distT="0" distB="0" distL="0" distR="0">
             <wp:extent cx="5943600" cy="1371600"/>
             <wp:effectExtent t="0" r="0" b="0" l="0"/>
-            <wp:docPr id="1" name="Figura 6" descr="Método por gasto frente al cálculo real, por región de salida y según política, tablas OLAP en Celonis." title="Figura 6"/>
+            <wp:docPr id="1" name="Figura 8" descr="Método por gasto frente al cálculo real, por región de salida y según política, tablas OLAP en Celonis." title="Figura 8"/>
             <wp:cNvGraphicFramePr>
               <a:graphicFrameLocks xmlns:a="http://schemas.openxmlformats.org/drawingml/2006/main" noChangeAspect="1"/>
             </wp:cNvGraphicFramePr>
@@ -14569,7 +17586,7 @@
                     </pic:cNvPicPr>
                   </pic:nvPicPr>
                   <pic:blipFill>
-                    <a:blip r:embed="rId12" cstate="none"/>
+                    <a:blip r:embed="rId14" cstate="none"/>
                     <a:srcRect/>
                     <a:stretch>
                       <a:fillRect/>
@@ -14600,7 +17617,7 @@
         <w:rPr>
           <w:rFonts w:ascii="Times New Roman" w:cs="Times New Roman" w:eastAsia="Times New Roman" w:hAnsi="Times New Roman"/>
         </w:rPr>
-        <w:t xml:space="preserve">Figura 6. Método por gasto frente al cálculo real, por región de salida y según política, tablas OLAP en Celonis.</w:t>
+        <w:t xml:space="preserve">Figura 8. Método por gasto frente al cálculo real, por región de salida y según política, tablas OLAP en Celonis.</w:t>
       </w:r>
     </w:p>
     <w:p>
@@ -14688,7 +17705,7 @@
         <w:rPr>
           <w:rFonts w:ascii="Times New Roman" w:cs="Times New Roman" w:eastAsia="Times New Roman" w:hAnsi="Times New Roman"/>
         </w:rPr>
-        <w:t xml:space="preserve">En Celonis se construyeron tres tablas (Figura 7): la aprobación según política, la anticipación de la reserva frente a la política y las emisiones, y la clase de vuelo según la anticipación.</w:t>
+        <w:t xml:space="preserve">En Celonis se construyeron tres tablas (Figura 9): la aprobación según política, la anticipación de la reserva frente a la política y las emisiones, y la clase de vuelo según la anticipación.</w:t>
       </w:r>
     </w:p>
     <w:tbl>
@@ -16749,7 +19766,7 @@
           <wp:inline distT="0" distB="0" distL="0" distR="0">
             <wp:extent cx="5943600" cy="2466975"/>
             <wp:effectExtent t="0" r="0" b="0" l="0"/>
-            <wp:docPr id="1" name="Figura 7" descr="Aprobación de solicitudes según política, anticipación de la reserva frente a política y emisiones, y clase de vuelo según anticipación, tablas OLAP en Celonis." title="Figura 7"/>
+            <wp:docPr id="1" name="Figura 9" descr="Aprobación de solicitudes según política, anticipación de la reserva frente a política y emisiones, y clase de vuelo según anticipación, tablas OLAP en Celonis." title="Figura 9"/>
             <wp:cNvGraphicFramePr>
               <a:graphicFrameLocks xmlns:a="http://schemas.openxmlformats.org/drawingml/2006/main" noChangeAspect="1"/>
             </wp:cNvGraphicFramePr>
@@ -16763,7 +19780,7 @@
                     </pic:cNvPicPr>
                   </pic:nvPicPr>
                   <pic:blipFill>
-                    <a:blip r:embed="rId13" cstate="none"/>
+                    <a:blip r:embed="rId15" cstate="none"/>
                     <a:srcRect/>
                     <a:stretch>
                       <a:fillRect/>
@@ -16794,7 +19811,7 @@
         <w:rPr>
           <w:rFonts w:ascii="Times New Roman" w:cs="Times New Roman" w:eastAsia="Times New Roman" w:hAnsi="Times New Roman"/>
         </w:rPr>
-        <w:t xml:space="preserve">Figura 7. Aprobación de solicitudes según política, anticipación de la reserva frente a política y emisiones, y clase de vuelo según anticipación, tablas OLAP en Celonis.</w:t>
+        <w:t xml:space="preserve">Figura 9. Aprobación de solicitudes según política, anticipación de la reserva frente a política y emisiones, y clase de vuelo según anticipación, tablas OLAP en Celonis.</w:t>
       </w:r>
     </w:p>
     <w:p>
@@ -16935,6 +19952,1354 @@
     </w:p>
     <w:p>
       <w:pPr>
+        <w:pStyle w:val="Heading2"/>
+        <w:spacing w:after="80" w:before="200" w:line="360"/>
+      </w:pPr>
+      <w:r>
+        <w:rPr>
+          <w:rFonts w:ascii="Times New Roman" w:cs="Times New Roman" w:eastAsia="Times New Roman" w:hAnsi="Times New Roman"/>
+        </w:rPr>
+        <w:t xml:space="preserve">6.9 Conformidad del proceso (complemento de Q8)</w:t>
+      </w:r>
+    </w:p>
+    <w:p>
+      <w:pPr>
+        <w:spacing w:after="0" w:line="480"/>
+        <w:ind w:firstLine="720"/>
+      </w:pPr>
+      <w:r>
+        <w:rPr>
+          <w:rFonts w:ascii="Times New Roman" w:cs="Times New Roman" w:eastAsia="Times New Roman" w:hAnsi="Times New Roman"/>
+        </w:rPr>
+        <w:t xml:space="preserve">El diccionario de datos establece una regla de orden del proceso: la solicitud de viaje (Submit Request) debe ocurrir después de la reserva del transporte (Book Mode of Transportation). Como complemento de Q8, se verificó esta regla y se revisó si los cambios de reserva posteriores a la aprobación vuelven a pasar por aprobación (Figura 10).</w:t>
+      </w:r>
+    </w:p>
+    <w:p>
+      <w:pPr>
+        <w:spacing w:after="0" w:line="480"/>
+        <w:ind w:firstLine="720"/>
+      </w:pPr>
+      <w:r>
+        <w:rPr>
+          <w:rFonts w:ascii="Times New Roman" w:cs="Times New Roman" w:eastAsia="Times New Roman" w:hAnsi="Times New Roman"/>
+          <w:b/>
+          <w:bCs/>
+        </w:rPr>
+        <w:t xml:space="preserve">Hipótesis (HC):</w:t>
+      </w:r>
+      <w:r>
+        <w:rPr>
+          <w:rFonts w:ascii="Times New Roman" w:cs="Times New Roman" w:eastAsia="Times New Roman" w:hAnsi="Times New Roman"/>
+        </w:rPr>
+        <w:t xml:space="preserve"> el proceso respeta el orden reserva, solicitud y aprobación, y los cambios de reserva posteriores a la aprobación vuelven a aprobarse.</w:t>
+      </w:r>
+    </w:p>
+    <w:tbl>
+      <w:tblPr>
+        <w:tblW w:type="dxa" w:w="9360"/>
+        <w:jc w:val="center"/>
+        <w:tblBorders>
+          <w:top w:val="single" w:color="auto" w:sz="4"/>
+          <w:left w:val="single" w:color="auto" w:sz="4"/>
+          <w:bottom w:val="single" w:color="auto" w:sz="4"/>
+          <w:right w:val="single" w:color="auto" w:sz="4"/>
+          <w:insideH w:val="single" w:color="auto" w:sz="4"/>
+          <w:insideV w:val="single" w:color="auto" w:sz="4"/>
+        </w:tblBorders>
+      </w:tblPr>
+      <w:tblGrid>
+        <w:gridCol w:w="2160"/>
+        <w:gridCol w:w="1100"/>
+        <w:gridCol w:w="1100"/>
+        <w:gridCol w:w="1250"/>
+        <w:gridCol w:w="1250"/>
+        <w:gridCol w:w="1200"/>
+        <w:gridCol w:w="1300"/>
+      </w:tblGrid>
+      <w:tr>
+        <w:trPr>
+          <w:tblHeader/>
+        </w:trPr>
+        <w:tc>
+          <w:tcPr>
+            <w:tcW w:type="dxa" w:w="2160"/>
+            <w:tcBorders>
+              <w:top w:val="single" w:color="000000" w:sz="4"/>
+              <w:left w:val="single" w:color="000000" w:sz="4"/>
+              <w:bottom w:val="single" w:color="000000" w:sz="4"/>
+              <w:right w:val="single" w:color="000000" w:sz="4"/>
+            </w:tcBorders>
+            <w:tcMar>
+              <w:top w:type="dxa" w:w="30"/>
+              <w:left w:type="dxa" w:w="80"/>
+              <w:bottom w:type="dxa" w:w="30"/>
+              <w:right w:type="dxa" w:w="80"/>
+            </w:tcMar>
+            <w:vAlign w:val="center"/>
+          </w:tcPr>
+          <w:p>
+            <w:pPr>
+              <w:spacing w:after="0" w:line="240"/>
+              <w:jc w:val="center"/>
+            </w:pPr>
+            <w:r>
+              <w:rPr>
+                <w:rFonts w:ascii="Times New Roman" w:cs="Times New Roman" w:eastAsia="Times New Roman" w:hAnsi="Times New Roman"/>
+                <w:b/>
+                <w:bCs/>
+                <w:sz w:val="20"/>
+                <w:szCs w:val="20"/>
+              </w:rPr>
+              <w:t xml:space="preserve">Grupo</w:t>
+            </w:r>
+          </w:p>
+        </w:tc>
+        <w:tc>
+          <w:tcPr>
+            <w:tcW w:type="dxa" w:w="1100"/>
+            <w:tcBorders>
+              <w:top w:val="single" w:color="000000" w:sz="4"/>
+              <w:left w:val="single" w:color="000000" w:sz="4"/>
+              <w:bottom w:val="single" w:color="000000" w:sz="4"/>
+              <w:right w:val="single" w:color="000000" w:sz="4"/>
+            </w:tcBorders>
+            <w:tcMar>
+              <w:top w:type="dxa" w:w="30"/>
+              <w:left w:type="dxa" w:w="80"/>
+              <w:bottom w:type="dxa" w:w="30"/>
+              <w:right w:type="dxa" w:w="80"/>
+            </w:tcMar>
+            <w:vAlign w:val="center"/>
+          </w:tcPr>
+          <w:p>
+            <w:pPr>
+              <w:spacing w:after="0" w:line="240"/>
+              <w:jc w:val="center"/>
+            </w:pPr>
+            <w:r>
+              <w:rPr>
+                <w:rFonts w:ascii="Times New Roman" w:cs="Times New Roman" w:eastAsia="Times New Roman" w:hAnsi="Times New Roman"/>
+                <w:b/>
+                <w:bCs/>
+                <w:sz w:val="20"/>
+                <w:szCs w:val="20"/>
+              </w:rPr>
+              <w:t xml:space="preserve">Casos</w:t>
+            </w:r>
+          </w:p>
+        </w:tc>
+        <w:tc>
+          <w:tcPr>
+            <w:tcW w:type="dxa" w:w="1100"/>
+            <w:tcBorders>
+              <w:top w:val="single" w:color="000000" w:sz="4"/>
+              <w:left w:val="single" w:color="000000" w:sz="4"/>
+              <w:bottom w:val="single" w:color="000000" w:sz="4"/>
+              <w:right w:val="single" w:color="000000" w:sz="4"/>
+            </w:tcBorders>
+            <w:tcMar>
+              <w:top w:type="dxa" w:w="30"/>
+              <w:left w:type="dxa" w:w="80"/>
+              <w:bottom w:type="dxa" w:w="30"/>
+              <w:right w:type="dxa" w:w="80"/>
+            </w:tcMar>
+            <w:vAlign w:val="center"/>
+          </w:tcPr>
+          <w:p>
+            <w:pPr>
+              <w:spacing w:after="0" w:line="240"/>
+              <w:jc w:val="center"/>
+            </w:pPr>
+            <w:r>
+              <w:rPr>
+                <w:rFonts w:ascii="Times New Roman" w:cs="Times New Roman" w:eastAsia="Times New Roman" w:hAnsi="Times New Roman"/>
+                <w:b/>
+                <w:bCs/>
+                <w:sz w:val="20"/>
+                <w:szCs w:val="20"/>
+              </w:rPr>
+              <w:t xml:space="preserve">% de viajes</w:t>
+            </w:r>
+          </w:p>
+        </w:tc>
+        <w:tc>
+          <w:tcPr>
+            <w:tcW w:type="dxa" w:w="1250"/>
+            <w:tcBorders>
+              <w:top w:val="single" w:color="000000" w:sz="4"/>
+              <w:left w:val="single" w:color="000000" w:sz="4"/>
+              <w:bottom w:val="single" w:color="000000" w:sz="4"/>
+              <w:right w:val="single" w:color="000000" w:sz="4"/>
+            </w:tcBorders>
+            <w:tcMar>
+              <w:top w:type="dxa" w:w="30"/>
+              <w:left w:type="dxa" w:w="80"/>
+              <w:bottom w:type="dxa" w:w="30"/>
+              <w:right w:type="dxa" w:w="80"/>
+            </w:tcMar>
+            <w:vAlign w:val="center"/>
+          </w:tcPr>
+          <w:p>
+            <w:pPr>
+              <w:spacing w:after="0" w:line="240"/>
+              <w:jc w:val="center"/>
+            </w:pPr>
+            <w:r>
+              <w:rPr>
+                <w:rFonts w:ascii="Times New Roman" w:cs="Times New Roman" w:eastAsia="Times New Roman" w:hAnsi="Times New Roman"/>
+                <w:b/>
+                <w:bCs/>
+                <w:sz w:val="20"/>
+                <w:szCs w:val="20"/>
+              </w:rPr>
+              <w:t xml:space="preserve">% fuera de política</w:t>
+            </w:r>
+          </w:p>
+        </w:tc>
+        <w:tc>
+          <w:tcPr>
+            <w:tcW w:type="dxa" w:w="1250"/>
+            <w:tcBorders>
+              <w:top w:val="single" w:color="000000" w:sz="4"/>
+              <w:left w:val="single" w:color="000000" w:sz="4"/>
+              <w:bottom w:val="single" w:color="000000" w:sz="4"/>
+              <w:right w:val="single" w:color="000000" w:sz="4"/>
+            </w:tcBorders>
+            <w:tcMar>
+              <w:top w:type="dxa" w:w="30"/>
+              <w:left w:type="dxa" w:w="80"/>
+              <w:bottom w:type="dxa" w:w="30"/>
+              <w:right w:type="dxa" w:w="80"/>
+            </w:tcMar>
+            <w:vAlign w:val="center"/>
+          </w:tcPr>
+          <w:p>
+            <w:pPr>
+              <w:spacing w:after="0" w:line="240"/>
+              <w:jc w:val="center"/>
+            </w:pPr>
+            <w:r>
+              <w:rPr>
+                <w:rFonts w:ascii="Times New Roman" w:cs="Times New Roman" w:eastAsia="Times New Roman" w:hAnsi="Times New Roman"/>
+                <w:b/>
+                <w:bCs/>
+                <w:sz w:val="20"/>
+                <w:szCs w:val="20"/>
+              </w:rPr>
+              <w:t xml:space="preserve">CO2 prom. (kg/viaje)</w:t>
+            </w:r>
+          </w:p>
+        </w:tc>
+        <w:tc>
+          <w:tcPr>
+            <w:tcW w:type="dxa" w:w="1200"/>
+            <w:tcBorders>
+              <w:top w:val="single" w:color="000000" w:sz="4"/>
+              <w:left w:val="single" w:color="000000" w:sz="4"/>
+              <w:bottom w:val="single" w:color="000000" w:sz="4"/>
+              <w:right w:val="single" w:color="000000" w:sz="4"/>
+            </w:tcBorders>
+            <w:tcMar>
+              <w:top w:type="dxa" w:w="30"/>
+              <w:left w:type="dxa" w:w="80"/>
+              <w:bottom w:type="dxa" w:w="30"/>
+              <w:right w:type="dxa" w:w="80"/>
+            </w:tcMar>
+            <w:vAlign w:val="center"/>
+          </w:tcPr>
+          <w:p>
+            <w:pPr>
+              <w:spacing w:after="0" w:line="240"/>
+              <w:jc w:val="center"/>
+            </w:pPr>
+            <w:r>
+              <w:rPr>
+                <w:rFonts w:ascii="Times New Roman" w:cs="Times New Roman" w:eastAsia="Times New Roman" w:hAnsi="Times New Roman"/>
+                <w:b/>
+                <w:bCs/>
+                <w:sz w:val="20"/>
+                <w:szCs w:val="20"/>
+              </w:rPr>
+              <w:t xml:space="preserve">Costo prom. (USD)</w:t>
+            </w:r>
+          </w:p>
+        </w:tc>
+        <w:tc>
+          <w:tcPr>
+            <w:tcW w:type="dxa" w:w="1300"/>
+            <w:tcBorders>
+              <w:top w:val="single" w:color="000000" w:sz="4"/>
+              <w:left w:val="single" w:color="000000" w:sz="4"/>
+              <w:bottom w:val="single" w:color="000000" w:sz="4"/>
+              <w:right w:val="single" w:color="000000" w:sz="4"/>
+            </w:tcBorders>
+            <w:tcMar>
+              <w:top w:type="dxa" w:w="30"/>
+              <w:left w:type="dxa" w:w="80"/>
+              <w:bottom w:type="dxa" w:w="30"/>
+              <w:right w:type="dxa" w:w="80"/>
+            </w:tcMar>
+            <w:vAlign w:val="center"/>
+          </w:tcPr>
+          <w:p>
+            <w:pPr>
+              <w:spacing w:after="0" w:line="240"/>
+              <w:jc w:val="center"/>
+            </w:pPr>
+            <w:r>
+              <w:rPr>
+                <w:rFonts w:ascii="Times New Roman" w:cs="Times New Roman" w:eastAsia="Times New Roman" w:hAnsi="Times New Roman"/>
+                <w:b/>
+                <w:bCs/>
+                <w:sz w:val="20"/>
+                <w:szCs w:val="20"/>
+              </w:rPr>
+              <w:t xml:space="preserve">Mediana de horas hasta la aprobación</w:t>
+            </w:r>
+          </w:p>
+        </w:tc>
+      </w:tr>
+      <w:tr>
+        <w:tc>
+          <w:tcPr>
+            <w:tcW w:type="dxa" w:w="2160"/>
+            <w:tcBorders>
+              <w:top w:val="single" w:color="000000" w:sz="4"/>
+              <w:left w:val="single" w:color="000000" w:sz="4"/>
+              <w:bottom w:val="single" w:color="000000" w:sz="4"/>
+              <w:right w:val="single" w:color="000000" w:sz="4"/>
+            </w:tcBorders>
+            <w:tcMar>
+              <w:top w:type="dxa" w:w="30"/>
+              <w:left w:type="dxa" w:w="80"/>
+              <w:bottom w:type="dxa" w:w="30"/>
+              <w:right w:type="dxa" w:w="80"/>
+            </w:tcMar>
+            <w:vAlign w:val="center"/>
+          </w:tcPr>
+          <w:p>
+            <w:pPr>
+              <w:spacing w:after="0" w:line="240"/>
+              <w:jc w:val="center"/>
+            </w:pPr>
+            <w:r>
+              <w:rPr>
+                <w:rFonts w:ascii="Times New Roman" w:cs="Times New Roman" w:eastAsia="Times New Roman" w:hAnsi="Times New Roman"/>
+                <w:sz w:val="20"/>
+                <w:szCs w:val="20"/>
+              </w:rPr>
+              <w:t xml:space="preserve">Cumple la regla</w:t>
+            </w:r>
+          </w:p>
+        </w:tc>
+        <w:tc>
+          <w:tcPr>
+            <w:tcW w:type="dxa" w:w="1100"/>
+            <w:tcBorders>
+              <w:top w:val="single" w:color="000000" w:sz="4"/>
+              <w:left w:val="single" w:color="000000" w:sz="4"/>
+              <w:bottom w:val="single" w:color="000000" w:sz="4"/>
+              <w:right w:val="single" w:color="000000" w:sz="4"/>
+            </w:tcBorders>
+            <w:tcMar>
+              <w:top w:type="dxa" w:w="30"/>
+              <w:left w:type="dxa" w:w="80"/>
+              <w:bottom w:type="dxa" w:w="30"/>
+              <w:right w:type="dxa" w:w="80"/>
+            </w:tcMar>
+            <w:vAlign w:val="center"/>
+          </w:tcPr>
+          <w:p>
+            <w:pPr>
+              <w:spacing w:after="0" w:line="240"/>
+              <w:jc w:val="center"/>
+            </w:pPr>
+            <w:r>
+              <w:rPr>
+                <w:rFonts w:ascii="Times New Roman" w:cs="Times New Roman" w:eastAsia="Times New Roman" w:hAnsi="Times New Roman"/>
+                <w:sz w:val="20"/>
+                <w:szCs w:val="20"/>
+              </w:rPr>
+              <w:t xml:space="preserve">86,582</w:t>
+            </w:r>
+          </w:p>
+        </w:tc>
+        <w:tc>
+          <w:tcPr>
+            <w:tcW w:type="dxa" w:w="1100"/>
+            <w:tcBorders>
+              <w:top w:val="single" w:color="000000" w:sz="4"/>
+              <w:left w:val="single" w:color="000000" w:sz="4"/>
+              <w:bottom w:val="single" w:color="000000" w:sz="4"/>
+              <w:right w:val="single" w:color="000000" w:sz="4"/>
+            </w:tcBorders>
+            <w:tcMar>
+              <w:top w:type="dxa" w:w="30"/>
+              <w:left w:type="dxa" w:w="80"/>
+              <w:bottom w:type="dxa" w:w="30"/>
+              <w:right w:type="dxa" w:w="80"/>
+            </w:tcMar>
+            <w:vAlign w:val="center"/>
+          </w:tcPr>
+          <w:p>
+            <w:pPr>
+              <w:spacing w:after="0" w:line="240"/>
+              <w:jc w:val="center"/>
+            </w:pPr>
+            <w:r>
+              <w:rPr>
+                <w:rFonts w:ascii="Times New Roman" w:cs="Times New Roman" w:eastAsia="Times New Roman" w:hAnsi="Times New Roman"/>
+                <w:sz w:val="20"/>
+                <w:szCs w:val="20"/>
+              </w:rPr>
+              <w:t xml:space="preserve">99.46%</w:t>
+            </w:r>
+          </w:p>
+        </w:tc>
+        <w:tc>
+          <w:tcPr>
+            <w:tcW w:type="dxa" w:w="1250"/>
+            <w:tcBorders>
+              <w:top w:val="single" w:color="000000" w:sz="4"/>
+              <w:left w:val="single" w:color="000000" w:sz="4"/>
+              <w:bottom w:val="single" w:color="000000" w:sz="4"/>
+              <w:right w:val="single" w:color="000000" w:sz="4"/>
+            </w:tcBorders>
+            <w:tcMar>
+              <w:top w:type="dxa" w:w="30"/>
+              <w:left w:type="dxa" w:w="80"/>
+              <w:bottom w:type="dxa" w:w="30"/>
+              <w:right w:type="dxa" w:w="80"/>
+            </w:tcMar>
+            <w:vAlign w:val="center"/>
+          </w:tcPr>
+          <w:p>
+            <w:pPr>
+              <w:spacing w:after="0" w:line="240"/>
+              <w:jc w:val="center"/>
+            </w:pPr>
+            <w:r>
+              <w:rPr>
+                <w:rFonts w:ascii="Times New Roman" w:cs="Times New Roman" w:eastAsia="Times New Roman" w:hAnsi="Times New Roman"/>
+                <w:sz w:val="20"/>
+                <w:szCs w:val="20"/>
+              </w:rPr>
+              <w:t xml:space="preserve">17.99%</w:t>
+            </w:r>
+          </w:p>
+        </w:tc>
+        <w:tc>
+          <w:tcPr>
+            <w:tcW w:type="dxa" w:w="1250"/>
+            <w:tcBorders>
+              <w:top w:val="single" w:color="000000" w:sz="4"/>
+              <w:left w:val="single" w:color="000000" w:sz="4"/>
+              <w:bottom w:val="single" w:color="000000" w:sz="4"/>
+              <w:right w:val="single" w:color="000000" w:sz="4"/>
+            </w:tcBorders>
+            <w:tcMar>
+              <w:top w:type="dxa" w:w="30"/>
+              <w:left w:type="dxa" w:w="80"/>
+              <w:bottom w:type="dxa" w:w="30"/>
+              <w:right w:type="dxa" w:w="80"/>
+            </w:tcMar>
+            <w:vAlign w:val="center"/>
+          </w:tcPr>
+          <w:p>
+            <w:pPr>
+              <w:spacing w:after="0" w:line="240"/>
+              <w:jc w:val="center"/>
+            </w:pPr>
+            <w:r>
+              <w:rPr>
+                <w:rFonts w:ascii="Times New Roman" w:cs="Times New Roman" w:eastAsia="Times New Roman" w:hAnsi="Times New Roman"/>
+                <w:sz w:val="20"/>
+                <w:szCs w:val="20"/>
+              </w:rPr>
+              <w:t xml:space="preserve">2,683</w:t>
+            </w:r>
+          </w:p>
+        </w:tc>
+        <w:tc>
+          <w:tcPr>
+            <w:tcW w:type="dxa" w:w="1200"/>
+            <w:tcBorders>
+              <w:top w:val="single" w:color="000000" w:sz="4"/>
+              <w:left w:val="single" w:color="000000" w:sz="4"/>
+              <w:bottom w:val="single" w:color="000000" w:sz="4"/>
+              <w:right w:val="single" w:color="000000" w:sz="4"/>
+            </w:tcBorders>
+            <w:tcMar>
+              <w:top w:type="dxa" w:w="30"/>
+              <w:left w:type="dxa" w:w="80"/>
+              <w:bottom w:type="dxa" w:w="30"/>
+              <w:right w:type="dxa" w:w="80"/>
+            </w:tcMar>
+            <w:vAlign w:val="center"/>
+          </w:tcPr>
+          <w:p>
+            <w:pPr>
+              <w:spacing w:after="0" w:line="240"/>
+              <w:jc w:val="center"/>
+            </w:pPr>
+            <w:r>
+              <w:rPr>
+                <w:rFonts w:ascii="Times New Roman" w:cs="Times New Roman" w:eastAsia="Times New Roman" w:hAnsi="Times New Roman"/>
+                <w:sz w:val="20"/>
+                <w:szCs w:val="20"/>
+              </w:rPr>
+              <w:t xml:space="preserve">2,772</w:t>
+            </w:r>
+          </w:p>
+        </w:tc>
+        <w:tc>
+          <w:tcPr>
+            <w:tcW w:type="dxa" w:w="1300"/>
+            <w:tcBorders>
+              <w:top w:val="single" w:color="000000" w:sz="4"/>
+              <w:left w:val="single" w:color="000000" w:sz="4"/>
+              <w:bottom w:val="single" w:color="000000" w:sz="4"/>
+              <w:right w:val="single" w:color="000000" w:sz="4"/>
+            </w:tcBorders>
+            <w:tcMar>
+              <w:top w:type="dxa" w:w="30"/>
+              <w:left w:type="dxa" w:w="80"/>
+              <w:bottom w:type="dxa" w:w="30"/>
+              <w:right w:type="dxa" w:w="80"/>
+            </w:tcMar>
+            <w:vAlign w:val="center"/>
+          </w:tcPr>
+          <w:p>
+            <w:pPr>
+              <w:spacing w:after="0" w:line="240"/>
+              <w:jc w:val="center"/>
+            </w:pPr>
+            <w:r>
+              <w:rPr>
+                <w:rFonts w:ascii="Times New Roman" w:cs="Times New Roman" w:eastAsia="Times New Roman" w:hAnsi="Times New Roman"/>
+                <w:sz w:val="20"/>
+                <w:szCs w:val="20"/>
+              </w:rPr>
+              <w:t xml:space="preserve">3.53</w:t>
+            </w:r>
+          </w:p>
+        </w:tc>
+      </w:tr>
+      <w:tr>
+        <w:tc>
+          <w:tcPr>
+            <w:tcW w:type="dxa" w:w="2160"/>
+            <w:tcBorders>
+              <w:top w:val="single" w:color="000000" w:sz="4"/>
+              <w:left w:val="single" w:color="000000" w:sz="4"/>
+              <w:bottom w:val="single" w:color="000000" w:sz="4"/>
+              <w:right w:val="single" w:color="000000" w:sz="4"/>
+            </w:tcBorders>
+            <w:tcMar>
+              <w:top w:type="dxa" w:w="30"/>
+              <w:left w:type="dxa" w:w="80"/>
+              <w:bottom w:type="dxa" w:w="30"/>
+              <w:right w:type="dxa" w:w="80"/>
+            </w:tcMar>
+            <w:vAlign w:val="center"/>
+          </w:tcPr>
+          <w:p>
+            <w:pPr>
+              <w:spacing w:after="0" w:line="240"/>
+              <w:jc w:val="center"/>
+            </w:pPr>
+            <w:r>
+              <w:rPr>
+                <w:rFonts w:ascii="Times New Roman" w:cs="Times New Roman" w:eastAsia="Times New Roman" w:hAnsi="Times New Roman"/>
+                <w:sz w:val="20"/>
+                <w:szCs w:val="20"/>
+              </w:rPr>
+              <w:t xml:space="preserve">Viola: solicitud antes de reservar</w:t>
+            </w:r>
+          </w:p>
+        </w:tc>
+        <w:tc>
+          <w:tcPr>
+            <w:tcW w:type="dxa" w:w="1100"/>
+            <w:tcBorders>
+              <w:top w:val="single" w:color="000000" w:sz="4"/>
+              <w:left w:val="single" w:color="000000" w:sz="4"/>
+              <w:bottom w:val="single" w:color="000000" w:sz="4"/>
+              <w:right w:val="single" w:color="000000" w:sz="4"/>
+            </w:tcBorders>
+            <w:tcMar>
+              <w:top w:type="dxa" w:w="30"/>
+              <w:left w:type="dxa" w:w="80"/>
+              <w:bottom w:type="dxa" w:w="30"/>
+              <w:right w:type="dxa" w:w="80"/>
+            </w:tcMar>
+            <w:vAlign w:val="center"/>
+          </w:tcPr>
+          <w:p>
+            <w:pPr>
+              <w:spacing w:after="0" w:line="240"/>
+              <w:jc w:val="center"/>
+            </w:pPr>
+            <w:r>
+              <w:rPr>
+                <w:rFonts w:ascii="Times New Roman" w:cs="Times New Roman" w:eastAsia="Times New Roman" w:hAnsi="Times New Roman"/>
+                <w:sz w:val="20"/>
+                <w:szCs w:val="20"/>
+              </w:rPr>
+              <w:t xml:space="preserve">471</w:t>
+            </w:r>
+          </w:p>
+        </w:tc>
+        <w:tc>
+          <w:tcPr>
+            <w:tcW w:type="dxa" w:w="1100"/>
+            <w:tcBorders>
+              <w:top w:val="single" w:color="000000" w:sz="4"/>
+              <w:left w:val="single" w:color="000000" w:sz="4"/>
+              <w:bottom w:val="single" w:color="000000" w:sz="4"/>
+              <w:right w:val="single" w:color="000000" w:sz="4"/>
+            </w:tcBorders>
+            <w:tcMar>
+              <w:top w:type="dxa" w:w="30"/>
+              <w:left w:type="dxa" w:w="80"/>
+              <w:bottom w:type="dxa" w:w="30"/>
+              <w:right w:type="dxa" w:w="80"/>
+            </w:tcMar>
+            <w:vAlign w:val="center"/>
+          </w:tcPr>
+          <w:p>
+            <w:pPr>
+              <w:spacing w:after="0" w:line="240"/>
+              <w:jc w:val="center"/>
+            </w:pPr>
+            <w:r>
+              <w:rPr>
+                <w:rFonts w:ascii="Times New Roman" w:cs="Times New Roman" w:eastAsia="Times New Roman" w:hAnsi="Times New Roman"/>
+                <w:sz w:val="20"/>
+                <w:szCs w:val="20"/>
+              </w:rPr>
+              <w:t xml:space="preserve">0.54%</w:t>
+            </w:r>
+          </w:p>
+        </w:tc>
+        <w:tc>
+          <w:tcPr>
+            <w:tcW w:type="dxa" w:w="1250"/>
+            <w:tcBorders>
+              <w:top w:val="single" w:color="000000" w:sz="4"/>
+              <w:left w:val="single" w:color="000000" w:sz="4"/>
+              <w:bottom w:val="single" w:color="000000" w:sz="4"/>
+              <w:right w:val="single" w:color="000000" w:sz="4"/>
+            </w:tcBorders>
+            <w:tcMar>
+              <w:top w:type="dxa" w:w="30"/>
+              <w:left w:type="dxa" w:w="80"/>
+              <w:bottom w:type="dxa" w:w="30"/>
+              <w:right w:type="dxa" w:w="80"/>
+            </w:tcMar>
+            <w:vAlign w:val="center"/>
+          </w:tcPr>
+          <w:p>
+            <w:pPr>
+              <w:spacing w:after="0" w:line="240"/>
+              <w:jc w:val="center"/>
+            </w:pPr>
+            <w:r>
+              <w:rPr>
+                <w:rFonts w:ascii="Times New Roman" w:cs="Times New Roman" w:eastAsia="Times New Roman" w:hAnsi="Times New Roman"/>
+                <w:sz w:val="20"/>
+                <w:szCs w:val="20"/>
+              </w:rPr>
+              <w:t xml:space="preserve">100.00%</w:t>
+            </w:r>
+          </w:p>
+        </w:tc>
+        <w:tc>
+          <w:tcPr>
+            <w:tcW w:type="dxa" w:w="1250"/>
+            <w:tcBorders>
+              <w:top w:val="single" w:color="000000" w:sz="4"/>
+              <w:left w:val="single" w:color="000000" w:sz="4"/>
+              <w:bottom w:val="single" w:color="000000" w:sz="4"/>
+              <w:right w:val="single" w:color="000000" w:sz="4"/>
+            </w:tcBorders>
+            <w:tcMar>
+              <w:top w:type="dxa" w:w="30"/>
+              <w:left w:type="dxa" w:w="80"/>
+              <w:bottom w:type="dxa" w:w="30"/>
+              <w:right w:type="dxa" w:w="80"/>
+            </w:tcMar>
+            <w:vAlign w:val="center"/>
+          </w:tcPr>
+          <w:p>
+            <w:pPr>
+              <w:spacing w:after="0" w:line="240"/>
+              <w:jc w:val="center"/>
+            </w:pPr>
+            <w:r>
+              <w:rPr>
+                <w:rFonts w:ascii="Times New Roman" w:cs="Times New Roman" w:eastAsia="Times New Roman" w:hAnsi="Times New Roman"/>
+                <w:sz w:val="20"/>
+                <w:szCs w:val="20"/>
+              </w:rPr>
+              <w:t xml:space="preserve">1,946</w:t>
+            </w:r>
+          </w:p>
+        </w:tc>
+        <w:tc>
+          <w:tcPr>
+            <w:tcW w:type="dxa" w:w="1200"/>
+            <w:tcBorders>
+              <w:top w:val="single" w:color="000000" w:sz="4"/>
+              <w:left w:val="single" w:color="000000" w:sz="4"/>
+              <w:bottom w:val="single" w:color="000000" w:sz="4"/>
+              <w:right w:val="single" w:color="000000" w:sz="4"/>
+            </w:tcBorders>
+            <w:tcMar>
+              <w:top w:type="dxa" w:w="30"/>
+              <w:left w:type="dxa" w:w="80"/>
+              <w:bottom w:type="dxa" w:w="30"/>
+              <w:right w:type="dxa" w:w="80"/>
+            </w:tcMar>
+            <w:vAlign w:val="center"/>
+          </w:tcPr>
+          <w:p>
+            <w:pPr>
+              <w:spacing w:after="0" w:line="240"/>
+              <w:jc w:val="center"/>
+            </w:pPr>
+            <w:r>
+              <w:rPr>
+                <w:rFonts w:ascii="Times New Roman" w:cs="Times New Roman" w:eastAsia="Times New Roman" w:hAnsi="Times New Roman"/>
+                <w:sz w:val="20"/>
+                <w:szCs w:val="20"/>
+              </w:rPr>
+              <w:t xml:space="preserve">2,414</w:t>
+            </w:r>
+          </w:p>
+        </w:tc>
+        <w:tc>
+          <w:tcPr>
+            <w:tcW w:type="dxa" w:w="1300"/>
+            <w:tcBorders>
+              <w:top w:val="single" w:color="000000" w:sz="4"/>
+              <w:left w:val="single" w:color="000000" w:sz="4"/>
+              <w:bottom w:val="single" w:color="000000" w:sz="4"/>
+              <w:right w:val="single" w:color="000000" w:sz="4"/>
+            </w:tcBorders>
+            <w:tcMar>
+              <w:top w:type="dxa" w:w="30"/>
+              <w:left w:type="dxa" w:w="80"/>
+              <w:bottom w:type="dxa" w:w="30"/>
+              <w:right w:type="dxa" w:w="80"/>
+            </w:tcMar>
+            <w:vAlign w:val="center"/>
+          </w:tcPr>
+          <w:p>
+            <w:pPr>
+              <w:spacing w:after="0" w:line="240"/>
+              <w:jc w:val="center"/>
+            </w:pPr>
+            <w:r>
+              <w:rPr>
+                <w:rFonts w:ascii="Times New Roman" w:cs="Times New Roman" w:eastAsia="Times New Roman" w:hAnsi="Times New Roman"/>
+                <w:sz w:val="20"/>
+                <w:szCs w:val="20"/>
+              </w:rPr>
+              <w:t xml:space="preserve">0.58</w:t>
+            </w:r>
+          </w:p>
+        </w:tc>
+      </w:tr>
+      <w:tr>
+        <w:tc>
+          <w:tcPr>
+            <w:tcW w:type="dxa" w:w="2160"/>
+            <w:tcBorders>
+              <w:top w:val="single" w:color="000000" w:sz="4"/>
+              <w:left w:val="single" w:color="000000" w:sz="4"/>
+              <w:bottom w:val="single" w:color="000000" w:sz="4"/>
+              <w:right w:val="single" w:color="000000" w:sz="4"/>
+            </w:tcBorders>
+            <w:tcMar>
+              <w:top w:type="dxa" w:w="30"/>
+              <w:left w:type="dxa" w:w="80"/>
+              <w:bottom w:type="dxa" w:w="30"/>
+              <w:right w:type="dxa" w:w="80"/>
+            </w:tcMar>
+            <w:vAlign w:val="center"/>
+          </w:tcPr>
+          <w:p>
+            <w:pPr>
+              <w:spacing w:after="0" w:line="240"/>
+              <w:jc w:val="center"/>
+            </w:pPr>
+            <w:r>
+              <w:rPr>
+                <w:rFonts w:ascii="Times New Roman" w:cs="Times New Roman" w:eastAsia="Times New Roman" w:hAnsi="Times New Roman"/>
+                <w:sz w:val="20"/>
+                <w:szCs w:val="20"/>
+              </w:rPr>
+              <w:t xml:space="preserve">Re-reserva sin nueva aprobación</w:t>
+            </w:r>
+          </w:p>
+        </w:tc>
+        <w:tc>
+          <w:tcPr>
+            <w:tcW w:type="dxa" w:w="1100"/>
+            <w:tcBorders>
+              <w:top w:val="single" w:color="000000" w:sz="4"/>
+              <w:left w:val="single" w:color="000000" w:sz="4"/>
+              <w:bottom w:val="single" w:color="000000" w:sz="4"/>
+              <w:right w:val="single" w:color="000000" w:sz="4"/>
+            </w:tcBorders>
+            <w:tcMar>
+              <w:top w:type="dxa" w:w="30"/>
+              <w:left w:type="dxa" w:w="80"/>
+              <w:bottom w:type="dxa" w:w="30"/>
+              <w:right w:type="dxa" w:w="80"/>
+            </w:tcMar>
+            <w:vAlign w:val="center"/>
+          </w:tcPr>
+          <w:p>
+            <w:pPr>
+              <w:spacing w:after="0" w:line="240"/>
+              <w:jc w:val="center"/>
+            </w:pPr>
+            <w:r>
+              <w:rPr>
+                <w:rFonts w:ascii="Times New Roman" w:cs="Times New Roman" w:eastAsia="Times New Roman" w:hAnsi="Times New Roman"/>
+                <w:sz w:val="20"/>
+                <w:szCs w:val="20"/>
+              </w:rPr>
+              <w:t xml:space="preserve">3,504</w:t>
+            </w:r>
+          </w:p>
+        </w:tc>
+        <w:tc>
+          <w:tcPr>
+            <w:tcW w:type="dxa" w:w="1100"/>
+            <w:tcBorders>
+              <w:top w:val="single" w:color="000000" w:sz="4"/>
+              <w:left w:val="single" w:color="000000" w:sz="4"/>
+              <w:bottom w:val="single" w:color="000000" w:sz="4"/>
+              <w:right w:val="single" w:color="000000" w:sz="4"/>
+            </w:tcBorders>
+            <w:tcMar>
+              <w:top w:type="dxa" w:w="30"/>
+              <w:left w:type="dxa" w:w="80"/>
+              <w:bottom w:type="dxa" w:w="30"/>
+              <w:right w:type="dxa" w:w="80"/>
+            </w:tcMar>
+            <w:vAlign w:val="center"/>
+          </w:tcPr>
+          <w:p>
+            <w:pPr>
+              <w:spacing w:after="0" w:line="240"/>
+              <w:jc w:val="center"/>
+            </w:pPr>
+            <w:r>
+              <w:rPr>
+                <w:rFonts w:ascii="Times New Roman" w:cs="Times New Roman" w:eastAsia="Times New Roman" w:hAnsi="Times New Roman"/>
+                <w:sz w:val="20"/>
+                <w:szCs w:val="20"/>
+              </w:rPr>
+              <w:t xml:space="preserve">4.03%</w:t>
+            </w:r>
+          </w:p>
+        </w:tc>
+        <w:tc>
+          <w:tcPr>
+            <w:tcW w:type="dxa" w:w="1250"/>
+            <w:tcBorders>
+              <w:top w:val="single" w:color="000000" w:sz="4"/>
+              <w:left w:val="single" w:color="000000" w:sz="4"/>
+              <w:bottom w:val="single" w:color="000000" w:sz="4"/>
+              <w:right w:val="single" w:color="000000" w:sz="4"/>
+            </w:tcBorders>
+            <w:tcMar>
+              <w:top w:type="dxa" w:w="30"/>
+              <w:left w:type="dxa" w:w="80"/>
+              <w:bottom w:type="dxa" w:w="30"/>
+              <w:right w:type="dxa" w:w="80"/>
+            </w:tcMar>
+            <w:vAlign w:val="center"/>
+          </w:tcPr>
+          <w:p>
+            <w:pPr>
+              <w:spacing w:after="0" w:line="240"/>
+              <w:jc w:val="center"/>
+            </w:pPr>
+            <w:r>
+              <w:rPr>
+                <w:rFonts w:ascii="Times New Roman" w:cs="Times New Roman" w:eastAsia="Times New Roman" w:hAnsi="Times New Roman"/>
+                <w:sz w:val="20"/>
+                <w:szCs w:val="20"/>
+              </w:rPr>
+              <w:t xml:space="preserve">28.45%</w:t>
+            </w:r>
+          </w:p>
+        </w:tc>
+        <w:tc>
+          <w:tcPr>
+            <w:tcW w:type="dxa" w:w="1250"/>
+            <w:tcBorders>
+              <w:top w:val="single" w:color="000000" w:sz="4"/>
+              <w:left w:val="single" w:color="000000" w:sz="4"/>
+              <w:bottom w:val="single" w:color="000000" w:sz="4"/>
+              <w:right w:val="single" w:color="000000" w:sz="4"/>
+            </w:tcBorders>
+            <w:tcMar>
+              <w:top w:type="dxa" w:w="30"/>
+              <w:left w:type="dxa" w:w="80"/>
+              <w:bottom w:type="dxa" w:w="30"/>
+              <w:right w:type="dxa" w:w="80"/>
+            </w:tcMar>
+            <w:vAlign w:val="center"/>
+          </w:tcPr>
+          <w:p>
+            <w:pPr>
+              <w:spacing w:after="0" w:line="240"/>
+              <w:jc w:val="center"/>
+            </w:pPr>
+            <w:r>
+              <w:rPr>
+                <w:rFonts w:ascii="Times New Roman" w:cs="Times New Roman" w:eastAsia="Times New Roman" w:hAnsi="Times New Roman"/>
+                <w:sz w:val="20"/>
+                <w:szCs w:val="20"/>
+              </w:rPr>
+              <w:t xml:space="preserve">2,537</w:t>
+            </w:r>
+          </w:p>
+        </w:tc>
+        <w:tc>
+          <w:tcPr>
+            <w:tcW w:type="dxa" w:w="1200"/>
+            <w:tcBorders>
+              <w:top w:val="single" w:color="000000" w:sz="4"/>
+              <w:left w:val="single" w:color="000000" w:sz="4"/>
+              <w:bottom w:val="single" w:color="000000" w:sz="4"/>
+              <w:right w:val="single" w:color="000000" w:sz="4"/>
+            </w:tcBorders>
+            <w:tcMar>
+              <w:top w:type="dxa" w:w="30"/>
+              <w:left w:type="dxa" w:w="80"/>
+              <w:bottom w:type="dxa" w:w="30"/>
+              <w:right w:type="dxa" w:w="80"/>
+            </w:tcMar>
+            <w:vAlign w:val="center"/>
+          </w:tcPr>
+          <w:p>
+            <w:pPr>
+              <w:spacing w:after="0" w:line="240"/>
+              <w:jc w:val="center"/>
+            </w:pPr>
+            <w:r>
+              <w:rPr>
+                <w:rFonts w:ascii="Times New Roman" w:cs="Times New Roman" w:eastAsia="Times New Roman" w:hAnsi="Times New Roman"/>
+                <w:sz w:val="20"/>
+                <w:szCs w:val="20"/>
+              </w:rPr>
+              <w:t xml:space="preserve">2,664</w:t>
+            </w:r>
+          </w:p>
+        </w:tc>
+        <w:tc>
+          <w:tcPr>
+            <w:tcW w:type="dxa" w:w="1300"/>
+            <w:tcBorders>
+              <w:top w:val="single" w:color="000000" w:sz="4"/>
+              <w:left w:val="single" w:color="000000" w:sz="4"/>
+              <w:bottom w:val="single" w:color="000000" w:sz="4"/>
+              <w:right w:val="single" w:color="000000" w:sz="4"/>
+            </w:tcBorders>
+            <w:tcMar>
+              <w:top w:type="dxa" w:w="30"/>
+              <w:left w:type="dxa" w:w="80"/>
+              <w:bottom w:type="dxa" w:w="30"/>
+              <w:right w:type="dxa" w:w="80"/>
+            </w:tcMar>
+            <w:vAlign w:val="center"/>
+          </w:tcPr>
+          <w:p>
+            <w:pPr>
+              <w:spacing w:after="0" w:line="240"/>
+              <w:jc w:val="center"/>
+            </w:pPr>
+            <w:r>
+              <w:rPr>
+                <w:rFonts w:ascii="Times New Roman" w:cs="Times New Roman" w:eastAsia="Times New Roman" w:hAnsi="Times New Roman"/>
+                <w:sz w:val="20"/>
+                <w:szCs w:val="20"/>
+              </w:rPr>
+              <w:t xml:space="preserve">1.22</w:t>
+            </w:r>
+          </w:p>
+        </w:tc>
+      </w:tr>
+      <w:tr>
+        <w:tc>
+          <w:tcPr>
+            <w:tcW w:type="dxa" w:w="2160"/>
+            <w:tcBorders>
+              <w:top w:val="single" w:color="000000" w:sz="4"/>
+              <w:left w:val="single" w:color="000000" w:sz="4"/>
+              <w:bottom w:val="single" w:color="000000" w:sz="4"/>
+              <w:right w:val="single" w:color="000000" w:sz="4"/>
+            </w:tcBorders>
+            <w:tcMar>
+              <w:top w:type="dxa" w:w="30"/>
+              <w:left w:type="dxa" w:w="80"/>
+              <w:bottom w:type="dxa" w:w="30"/>
+              <w:right w:type="dxa" w:w="80"/>
+            </w:tcMar>
+            <w:vAlign w:val="center"/>
+          </w:tcPr>
+          <w:p>
+            <w:pPr>
+              <w:spacing w:after="0" w:line="240"/>
+              <w:jc w:val="center"/>
+            </w:pPr>
+            <w:r>
+              <w:rPr>
+                <w:rFonts w:ascii="Times New Roman" w:cs="Times New Roman" w:eastAsia="Times New Roman" w:hAnsi="Times New Roman"/>
+                <w:sz w:val="20"/>
+                <w:szCs w:val="20"/>
+              </w:rPr>
+              <w:t xml:space="preserve">Sin re-reserva posterior</w:t>
+            </w:r>
+          </w:p>
+        </w:tc>
+        <w:tc>
+          <w:tcPr>
+            <w:tcW w:type="dxa" w:w="1100"/>
+            <w:tcBorders>
+              <w:top w:val="single" w:color="000000" w:sz="4"/>
+              <w:left w:val="single" w:color="000000" w:sz="4"/>
+              <w:bottom w:val="single" w:color="000000" w:sz="4"/>
+              <w:right w:val="single" w:color="000000" w:sz="4"/>
+            </w:tcBorders>
+            <w:tcMar>
+              <w:top w:type="dxa" w:w="30"/>
+              <w:left w:type="dxa" w:w="80"/>
+              <w:bottom w:type="dxa" w:w="30"/>
+              <w:right w:type="dxa" w:w="80"/>
+            </w:tcMar>
+            <w:vAlign w:val="center"/>
+          </w:tcPr>
+          <w:p>
+            <w:pPr>
+              <w:spacing w:after="0" w:line="240"/>
+              <w:jc w:val="center"/>
+            </w:pPr>
+            <w:r>
+              <w:rPr>
+                <w:rFonts w:ascii="Times New Roman" w:cs="Times New Roman" w:eastAsia="Times New Roman" w:hAnsi="Times New Roman"/>
+                <w:sz w:val="20"/>
+                <w:szCs w:val="20"/>
+              </w:rPr>
+              <w:t xml:space="preserve">83,549</w:t>
+            </w:r>
+          </w:p>
+        </w:tc>
+        <w:tc>
+          <w:tcPr>
+            <w:tcW w:type="dxa" w:w="1100"/>
+            <w:tcBorders>
+              <w:top w:val="single" w:color="000000" w:sz="4"/>
+              <w:left w:val="single" w:color="000000" w:sz="4"/>
+              <w:bottom w:val="single" w:color="000000" w:sz="4"/>
+              <w:right w:val="single" w:color="000000" w:sz="4"/>
+            </w:tcBorders>
+            <w:tcMar>
+              <w:top w:type="dxa" w:w="30"/>
+              <w:left w:type="dxa" w:w="80"/>
+              <w:bottom w:type="dxa" w:w="30"/>
+              <w:right w:type="dxa" w:w="80"/>
+            </w:tcMar>
+            <w:vAlign w:val="center"/>
+          </w:tcPr>
+          <w:p>
+            <w:pPr>
+              <w:spacing w:after="0" w:line="240"/>
+              <w:jc w:val="center"/>
+            </w:pPr>
+            <w:r>
+              <w:rPr>
+                <w:rFonts w:ascii="Times New Roman" w:cs="Times New Roman" w:eastAsia="Times New Roman" w:hAnsi="Times New Roman"/>
+                <w:sz w:val="20"/>
+                <w:szCs w:val="20"/>
+              </w:rPr>
+              <w:t xml:space="preserve">95.97%</w:t>
+            </w:r>
+          </w:p>
+        </w:tc>
+        <w:tc>
+          <w:tcPr>
+            <w:tcW w:type="dxa" w:w="1250"/>
+            <w:tcBorders>
+              <w:top w:val="single" w:color="000000" w:sz="4"/>
+              <w:left w:val="single" w:color="000000" w:sz="4"/>
+              <w:bottom w:val="single" w:color="000000" w:sz="4"/>
+              <w:right w:val="single" w:color="000000" w:sz="4"/>
+            </w:tcBorders>
+            <w:tcMar>
+              <w:top w:type="dxa" w:w="30"/>
+              <w:left w:type="dxa" w:w="80"/>
+              <w:bottom w:type="dxa" w:w="30"/>
+              <w:right w:type="dxa" w:w="80"/>
+            </w:tcMar>
+            <w:vAlign w:val="center"/>
+          </w:tcPr>
+          <w:p>
+            <w:pPr>
+              <w:spacing w:after="0" w:line="240"/>
+              <w:jc w:val="center"/>
+            </w:pPr>
+            <w:r>
+              <w:rPr>
+                <w:rFonts w:ascii="Times New Roman" w:cs="Times New Roman" w:eastAsia="Times New Roman" w:hAnsi="Times New Roman"/>
+                <w:sz w:val="20"/>
+                <w:szCs w:val="20"/>
+              </w:rPr>
+              <w:t xml:space="preserve">18.01%</w:t>
+            </w:r>
+          </w:p>
+        </w:tc>
+        <w:tc>
+          <w:tcPr>
+            <w:tcW w:type="dxa" w:w="1250"/>
+            <w:tcBorders>
+              <w:top w:val="single" w:color="000000" w:sz="4"/>
+              <w:left w:val="single" w:color="000000" w:sz="4"/>
+              <w:bottom w:val="single" w:color="000000" w:sz="4"/>
+              <w:right w:val="single" w:color="000000" w:sz="4"/>
+            </w:tcBorders>
+            <w:tcMar>
+              <w:top w:type="dxa" w:w="30"/>
+              <w:left w:type="dxa" w:w="80"/>
+              <w:bottom w:type="dxa" w:w="30"/>
+              <w:right w:type="dxa" w:w="80"/>
+            </w:tcMar>
+            <w:vAlign w:val="center"/>
+          </w:tcPr>
+          <w:p>
+            <w:pPr>
+              <w:spacing w:after="0" w:line="240"/>
+              <w:jc w:val="center"/>
+            </w:pPr>
+            <w:r>
+              <w:rPr>
+                <w:rFonts w:ascii="Times New Roman" w:cs="Times New Roman" w:eastAsia="Times New Roman" w:hAnsi="Times New Roman"/>
+                <w:sz w:val="20"/>
+                <w:szCs w:val="20"/>
+              </w:rPr>
+              <w:t xml:space="preserve">2,685</w:t>
+            </w:r>
+          </w:p>
+        </w:tc>
+        <w:tc>
+          <w:tcPr>
+            <w:tcW w:type="dxa" w:w="1200"/>
+            <w:tcBorders>
+              <w:top w:val="single" w:color="000000" w:sz="4"/>
+              <w:left w:val="single" w:color="000000" w:sz="4"/>
+              <w:bottom w:val="single" w:color="000000" w:sz="4"/>
+              <w:right w:val="single" w:color="000000" w:sz="4"/>
+            </w:tcBorders>
+            <w:tcMar>
+              <w:top w:type="dxa" w:w="30"/>
+              <w:left w:type="dxa" w:w="80"/>
+              <w:bottom w:type="dxa" w:w="30"/>
+              <w:right w:type="dxa" w:w="80"/>
+            </w:tcMar>
+            <w:vAlign w:val="center"/>
+          </w:tcPr>
+          <w:p>
+            <w:pPr>
+              <w:spacing w:after="0" w:line="240"/>
+              <w:jc w:val="center"/>
+            </w:pPr>
+            <w:r>
+              <w:rPr>
+                <w:rFonts w:ascii="Times New Roman" w:cs="Times New Roman" w:eastAsia="Times New Roman" w:hAnsi="Times New Roman"/>
+                <w:sz w:val="20"/>
+                <w:szCs w:val="20"/>
+              </w:rPr>
+              <w:t xml:space="preserve">2,774</w:t>
+            </w:r>
+          </w:p>
+        </w:tc>
+        <w:tc>
+          <w:tcPr>
+            <w:tcW w:type="dxa" w:w="1300"/>
+            <w:tcBorders>
+              <w:top w:val="single" w:color="000000" w:sz="4"/>
+              <w:left w:val="single" w:color="000000" w:sz="4"/>
+              <w:bottom w:val="single" w:color="000000" w:sz="4"/>
+              <w:right w:val="single" w:color="000000" w:sz="4"/>
+            </w:tcBorders>
+            <w:tcMar>
+              <w:top w:type="dxa" w:w="30"/>
+              <w:left w:type="dxa" w:w="80"/>
+              <w:bottom w:type="dxa" w:w="30"/>
+              <w:right w:type="dxa" w:w="80"/>
+            </w:tcMar>
+            <w:vAlign w:val="center"/>
+          </w:tcPr>
+          <w:p>
+            <w:pPr>
+              <w:spacing w:after="0" w:line="240"/>
+              <w:jc w:val="center"/>
+            </w:pPr>
+            <w:r>
+              <w:rPr>
+                <w:rFonts w:ascii="Times New Roman" w:cs="Times New Roman" w:eastAsia="Times New Roman" w:hAnsi="Times New Roman"/>
+                <w:sz w:val="20"/>
+                <w:szCs w:val="20"/>
+              </w:rPr>
+              <w:t xml:space="preserve">3.52</w:t>
+            </w:r>
+          </w:p>
+        </w:tc>
+      </w:tr>
+    </w:tbl>
+    <w:p>
+      <w:pPr>
+        <w:spacing w:after="0" w:before="120"/>
+        <w:jc w:val="center"/>
+      </w:pPr>
+      <w:r>
+        <w:drawing>
+          <wp:inline distT="0" distB="0" distL="0" distR="0">
+            <wp:extent cx="5943600" cy="1600200"/>
+            <wp:effectExtent t="0" r="0" b="0" l="0"/>
+            <wp:docPr id="1" name="Figura 10" descr="Conformidad con la regla del diccionario y re-reservas después de la aprobación, tablas OLAP en Celonis." title="Figura 10"/>
+            <wp:cNvGraphicFramePr>
+              <a:graphicFrameLocks xmlns:a="http://schemas.openxmlformats.org/drawingml/2006/main" noChangeAspect="1"/>
+            </wp:cNvGraphicFramePr>
+            <a:graphic xmlns:a="http://schemas.openxmlformats.org/drawingml/2006/main">
+              <a:graphicData uri="http://schemas.openxmlformats.org/drawingml/2006/picture">
+                <pic:pic xmlns:pic="http://schemas.openxmlformats.org/drawingml/2006/picture">
+                  <pic:nvPicPr>
+                    <pic:cNvPr id="0" name="" descr=""/>
+                    <pic:cNvPicPr>
+                      <a:picLocks noChangeAspect="1" noChangeArrowheads="1"/>
+                    </pic:cNvPicPr>
+                  </pic:nvPicPr>
+                  <pic:blipFill>
+                    <a:blip r:embed="rId16" cstate="none"/>
+                    <a:srcRect/>
+                    <a:stretch>
+                      <a:fillRect/>
+                    </a:stretch>
+                  </pic:blipFill>
+                  <pic:spPr bwMode="auto">
+                    <a:xfrm>
+                      <a:off x="0" y="0"/>
+                      <a:ext cx="5943600" cy="1600200"/>
+                    </a:xfrm>
+                    <a:prstGeom prst="rect">
+                      <a:avLst/>
+                    </a:prstGeom>
+                  </pic:spPr>
+                </pic:pic>
+              </a:graphicData>
+            </a:graphic>
+          </wp:inline>
+        </w:drawing>
+      </w:r>
+    </w:p>
+    <w:p>
+      <w:pPr>
+        <w:spacing w:after="0" w:line="480"/>
+        <w:ind w:firstLine="720"/>
+      </w:pPr>
+      <w:r>
+        <w:rPr>
+          <w:rFonts w:ascii="Times New Roman" w:cs="Times New Roman" w:eastAsia="Times New Roman" w:hAnsi="Times New Roman"/>
+        </w:rPr>
+        <w:t xml:space="preserve">Figura 10. Conformidad con la regla del diccionario y re-reservas después de la aprobación, tablas OLAP en Celonis.</w:t>
+      </w:r>
+    </w:p>
+    <w:p>
+      <w:pPr>
+        <w:spacing w:after="0" w:line="480"/>
+        <w:ind w:firstLine="720"/>
+      </w:pPr>
+      <w:r>
+        <w:rPr>
+          <w:rFonts w:ascii="Times New Roman" w:cs="Times New Roman" w:eastAsia="Times New Roman" w:hAnsi="Times New Roman"/>
+        </w:rPr>
+        <w:t xml:space="preserve">Fuente: Celonis, sobre Trip_Event_Log y Trip_Data_With_Emissions.</w:t>
+      </w:r>
+    </w:p>
+    <w:p>
+      <w:pPr>
+        <w:spacing w:after="0" w:line="480"/>
+        <w:ind w:firstLine="720"/>
+      </w:pPr>
+      <w:r>
+        <w:rPr>
+          <w:rFonts w:ascii="Times New Roman" w:cs="Times New Roman" w:eastAsia="Times New Roman" w:hAnsi="Times New Roman"/>
+        </w:rPr>
+        <w:t xml:space="preserve">En 471 viajes (0.54%) la solicitud se envió antes de reservar el transporte, y el 100% de ellos está fuera de política. Además, 3,504 viajes (4.03%) volvieron a reservar su transporte después de la aprobación; como en el event log cada viaje tiene una sola solicitud y una sola aprobación, ninguno de estos cambios pasó por una nueva aprobación. En este grupo, el porcentaje fuera de política sube a 28.45%, frente a 18.01% en el resto.</w:t>
+      </w:r>
+    </w:p>
+    <w:p>
+      <w:pPr>
+        <w:spacing w:after="0" w:line="480"/>
+        <w:ind w:firstLine="720"/>
+      </w:pPr>
+      <w:r>
+        <w:rPr>
+          <w:rFonts w:ascii="Times New Roman" w:cs="Times New Roman" w:eastAsia="Times New Roman" w:hAnsi="Times New Roman"/>
+          <w:b/>
+          <w:bCs/>
+        </w:rPr>
+        <w:t xml:space="preserve">Respuesta:</w:t>
+      </w:r>
+      <w:r>
+        <w:rPr>
+          <w:rFonts w:ascii="Times New Roman" w:cs="Times New Roman" w:eastAsia="Times New Roman" w:hAnsi="Times New Roman"/>
+        </w:rPr>
+        <w:t xml:space="preserve"> HC se rechaza. La aprobación no valida lo que finalmente se reserva: puede ocurrir antes de la reserva y no se repite cuando la reserva cambia. A las validaciones propuestas en Q8 se agregan dos:</w:t>
+      </w:r>
+    </w:p>
+    <w:p>
+      <w:pPr>
+        <w:pStyle w:val="ListParagraph"/>
+        <w:numPr>
+          <w:ilvl w:val="0"/>
+          <w:numId w:val="2"/>
+        </w:numPr>
+        <w:spacing w:after="0" w:line="480"/>
+      </w:pPr>
+      <w:r>
+        <w:rPr>
+          <w:rFonts w:ascii="Times New Roman" w:cs="Times New Roman" w:eastAsia="Times New Roman" w:hAnsi="Times New Roman"/>
+        </w:rPr>
+        <w:t xml:space="preserve">No permitir la aprobación de una solicitud que no tenga una reserva de transporte asociada (P2).</w:t>
+      </w:r>
+    </w:p>
+    <w:p>
+      <w:pPr>
+        <w:pStyle w:val="ListParagraph"/>
+        <w:numPr>
+          <w:ilvl w:val="0"/>
+          <w:numId w:val="2"/>
+        </w:numPr>
+        <w:spacing w:after="0" w:line="480"/>
+      </w:pPr>
+      <w:r>
+        <w:rPr>
+          <w:rFonts w:ascii="Times New Roman" w:cs="Times New Roman" w:eastAsia="Times New Roman" w:hAnsi="Times New Roman"/>
+        </w:rPr>
+        <w:t xml:space="preserve">Volver a validar la política y el CO2e cuando la reserva cambia después de la aprobación, por ejemplo tras una cancelación o un vuelo perdido (P2, P3).</w:t>
+      </w:r>
+    </w:p>
+    <w:p>
+      <w:pPr>
         <w:pStyle w:val="Heading1"/>
         <w:spacing w:after="120" w:before="240" w:line="360"/>
       </w:pPr>
@@ -16954,7 +21319,7 @@
         <w:rPr>
           <w:rFonts w:ascii="Times New Roman" w:cs="Times New Roman" w:eastAsia="Times New Roman" w:hAnsi="Times New Roman"/>
         </w:rPr>
-        <w:t xml:space="preserve">El equipo propone dos análisis que no estaban planteados directamente en el enunciado:</w:t>
+        <w:t xml:space="preserve">El equipo propone tres análisis que no estaban planteados directamente en el enunciado:</w:t>
       </w:r>
     </w:p>
     <w:p>
@@ -16979,6 +21344,30 @@
           <w:rFonts w:ascii="Times New Roman" w:cs="Times New Roman" w:eastAsia="Times New Roman" w:hAnsi="Times New Roman"/>
         </w:rPr>
         <w:t xml:space="preserve"> En lugar de tomar las emisiones como un dato dado, se evaluó la confiabilidad del método por gasto frente al cálculo por actividad. El resultado cambia las conclusiones: con el método por gasto, la empresa subestimaría su huella en 16% y ordenaría mal sus regiones. Este análisis conecta con la forma en que las empresas reportan sus emisiones Scope 3 de viajes de negocio y respalda directamente el pilar P3.</w:t>
+      </w:r>
+    </w:p>
+    <w:p>
+      <w:pPr>
+        <w:pStyle w:val="ListParagraph"/>
+        <w:numPr>
+          <w:ilvl w:val="0"/>
+          <w:numId w:val="2"/>
+        </w:numPr>
+        <w:spacing w:after="0" w:line="480"/>
+      </w:pPr>
+      <w:r>
+        <w:rPr>
+          <w:rFonts w:ascii="Times New Roman" w:cs="Times New Roman" w:eastAsia="Times New Roman" w:hAnsi="Times New Roman"/>
+          <w:b/>
+          <w:bCs/>
+        </w:rPr>
+        <w:t xml:space="preserve">Conformidad del proceso frente a la regla del diccionario (sección 6.9).</w:t>
+      </w:r>
+      <w:r>
+        <w:rPr>
+          <w:rFonts w:ascii="Times New Roman" w:cs="Times New Roman" w:eastAsia="Times New Roman" w:hAnsi="Times New Roman"/>
+        </w:rPr>
+        <w:t xml:space="preserve"> Se usó el orden de las actividades del event log para detectar viajes aprobados antes de reservar y re-reservas sin nueva aprobación, dos huecos de control que no se ven al analizar solo los atributos de los viajes.</w:t>
       </w:r>
     </w:p>
     <w:p>
@@ -17086,7 +21475,7 @@
         <w:rPr>
           <w:rFonts w:ascii="Times New Roman" w:cs="Times New Roman" w:eastAsia="Times New Roman" w:hAnsi="Times New Roman"/>
         </w:rPr>
-        <w:t xml:space="preserve"> Porque el control de aprobación no actúa sobre la política: los viajes fuera de política se aprueban igual y más rápido que los demás, incluidos los reservados con menos de tres días de anticipación (Q8).</w:t>
+        <w:t xml:space="preserve"> Porque el control de aprobación no actúa sobre la política: los viajes fuera de política se aprueban igual y más rápido que los demás, incluidos los reservados con menos de tres días de anticipación (Q8). Además, 471 viajes se aprobaron antes de reservar el transporte, todos fuera de política, y 3,504 cambiaron su reserva después de aprobados sin una nueva aprobación (sección 6.9).</w:t>
       </w:r>
     </w:p>
     <w:p>
@@ -17106,7 +21495,7 @@
         <w:rPr>
           <w:rFonts w:ascii="Times New Roman" w:cs="Times New Roman" w:eastAsia="Times New Roman" w:hAnsi="Times New Roman"/>
         </w:rPr>
-        <w:t xml:space="preserve"> Norteamérica concentra el problema de comportamiento (30.14% de viajes fuera de política y 49.60% de tramos en Business), mientras que Oceanía concentra el problema de distancia (50.43% del CO2). Europa muestra que es posible viajar con menos emisiones, con 18.25% de sus tramos en tren (Q2).</w:t>
+        <w:t xml:space="preserve"> Norteamérica concentra el problema de comportamiento (30.14% de viajes fuera de política y 49.60% de tramos en Business), mientras que Oceanía concentra el problema de distancia (50.43% del CO2). Europa muestra que es posible viajar con menos emisiones, con 18.25% de sus tramos en tren (Q2). En rutas cortas la empresa ya usa el tren, que emite varias veces menos que un vuelo en Economy, aunque su impacto total es menor (cerca de 0.5% del CO2) que el de controlar la clase del vuelo (techo de 7.49%) (Q3, Q4).</w:t>
       </w:r>
     </w:p>
     <w:p>
@@ -17327,7 +21716,7 @@
                 <w:sz w:val="21"/>
                 <w:szCs w:val="21"/>
               </w:rPr>
-              <w:t xml:space="preserve">La emisión se define al reservar (Q6). Las reservas tardías usan entre 2 y 2.8 veces más Business (Q8).</w:t>
+              <w:t xml:space="preserve">La emisión se define al reservar (Q6). Las reservas tardías usan entre 2 y 2.8 veces más Business (Q8). En 13 rutas ya se usa el tren (Q3).</w:t>
             </w:r>
           </w:p>
         </w:tc>
@@ -17425,7 +21814,7 @@
                 <w:sz w:val="21"/>
                 <w:szCs w:val="21"/>
               </w:rPr>
-              <w:t xml:space="preserve">La aprobación no filtra: 96.43% frente a 96.42%, y 0.50 frente a 7.25 horas (Q8). Los viajes fuera de política emiten 43.9% más (Q4).</w:t>
+              <w:t xml:space="preserve">La aprobación no filtra: 96.43% frente a 96.42%, y 0.50 frente a 7.25 horas (Q8). Los viajes fuera de política emiten 43.9% más (Q4). 471 viajes se aprobaron antes de reservar y 3,504 re-reservas no se volvieron a aprobar (6.9).</w:t>
             </w:r>
           </w:p>
         </w:tc>
@@ -17457,7 +21846,7 @@
                 <w:sz w:val="21"/>
                 <w:szCs w:val="21"/>
               </w:rPr>
-              <w:t xml:space="preserve">Validar automáticamente la anticipación por modo y la clase, con justificación obligatoria para las excepciones. Techo teórico: −17.47 millones de kg CO2e (7.49%) y −US$25.4 millones.</w:t>
+              <w:t xml:space="preserve">Validar automáticamente la anticipación por modo y la clase, con justificación obligatoria para las excepciones, y volver a validar cuando la reserva cambia. Techo teórico: −17.47 millones de kg CO2e (7.49%) y −US$25.4 millones.</w:t>
             </w:r>
           </w:p>
         </w:tc>
@@ -17650,7 +22039,23 @@
         <w:rPr>
           <w:rFonts w:ascii="Times New Roman" w:cs="Times New Roman" w:eastAsia="Times New Roman" w:hAnsi="Times New Roman"/>
         </w:rPr>
-        <w:t xml:space="preserve">Pendientes para la siguiente entrega: la comparación con otras empresas de la industria tecnológica (Q2), la identificación de rutas con alternativa terrestre (Q3), la cuantificación de escenarios de ahorro por cada recomendación y la ampliación del dashboard.</w:t>
+        <w:t xml:space="preserve">Los escenarios de ahorro (Q3 y Q4) son techos teóricos: suponen que los viajes se mantienen y que la alternativa (tren o clase Economy) está disponible en todos los casos.</w:t>
+      </w:r>
+    </w:p>
+    <w:p>
+      <w:pPr>
+        <w:pStyle w:val="ListParagraph"/>
+        <w:numPr>
+          <w:ilvl w:val="0"/>
+          <w:numId w:val="2"/>
+        </w:numPr>
+        <w:spacing w:after="0" w:line="480"/>
+      </w:pPr>
+      <w:r>
+        <w:rPr>
+          <w:rFonts w:ascii="Times New Roman" w:cs="Times New Roman" w:eastAsia="Times New Roman" w:hAnsi="Times New Roman"/>
+        </w:rPr>
+        <w:t xml:space="preserve">Pendientes para la siguiente entrega: la comparación con otras empresas de la industria tecnológica (Q2), la cuantificación de escenarios de ahorro por cada recomendación y la ampliación del dashboard.</w:t>
       </w:r>
     </w:p>
     <w:p>

--- a/Avance 2/Avance2_Borrador.docx
+++ b/Avance 2/Avance2_Borrador.docx
@@ -179,14 +179,8 @@
       </w:r>
     </w:p>
     <w:p>
-      <w:r>
-        <w:lastRenderedPageBreak/>
-        <w:br w:type="page"/>
-      </w:r>
-    </w:p>
-    <w:p>
       <w:pPr>
-        <w:pStyle w:val="Ttulo1"/>
+        <w:pStyle w:val="Heading1"/>
         <w:spacing w:line="360" w:lineRule="auto"/>
       </w:pPr>
       <w:r>
@@ -200,53 +194,8 @@
         <w:ind w:firstLine="720"/>
       </w:pPr>
       <w:r>
-        <w:t xml:space="preserve">Este documento corresponde al Avance 2 del proyecto Process </w:t>
-      </w:r>
-      <w:proofErr w:type="spellStart"/>
-      <w:r>
-        <w:t>Intelligence</w:t>
-      </w:r>
-      <w:proofErr w:type="spellEnd"/>
-      <w:r>
-        <w:t xml:space="preserve"> </w:t>
-      </w:r>
-      <w:proofErr w:type="spellStart"/>
-      <w:r>
-        <w:t>Challenge</w:t>
-      </w:r>
-      <w:proofErr w:type="spellEnd"/>
-      <w:r>
-        <w:t xml:space="preserve"> y continúa el trabajo presentado en el Avance 1 (Comprensión y Preparación del Proyecto). En el Avance 1 se describieron los data-sets, se modeló el proceso as-</w:t>
-      </w:r>
-      <w:proofErr w:type="spellStart"/>
-      <w:r>
-        <w:t>is</w:t>
-      </w:r>
-      <w:proofErr w:type="spellEnd"/>
-      <w:r>
-        <w:t xml:space="preserve"> en </w:t>
-      </w:r>
-      <w:proofErr w:type="spellStart"/>
-      <w:r>
-        <w:t>Celonis</w:t>
-      </w:r>
-      <w:proofErr w:type="spellEnd"/>
-      <w:r>
-        <w:t xml:space="preserve"> y se plantearon ocho preguntas de negocio; Q1 y Q3 quedaron respondidas y Q2 de forma parcial. En este avance se profundiza el análisis exploratorio: se revisan y ajustan las preguntas, se formulan hipótesis explícitas, se responden parcialmente las ocho preguntas con visualizaciones en </w:t>
-      </w:r>
-      <w:proofErr w:type="spellStart"/>
-      <w:r>
-        <w:t>Celonis</w:t>
-      </w:r>
-      <w:proofErr w:type="spellEnd"/>
-      <w:r>
-        <w:t xml:space="preserve"> y se construye un </w:t>
-      </w:r>
-      <w:proofErr w:type="spellStart"/>
-      <w:r>
-        <w:t>dashboard</w:t>
-      </w:r>
-      <w:proofErr w:type="spellEnd"/>
+        <w:t>Este documento es el Avance 2 del proyecto Process Intelligence Challenge y sigue el trabajo del Avance 1 (Comprensión y Preparación del Proyecto). En el Avance 1 describimos los data-sets, modelamos el proceso as-is en Celonis y planteamos ocho preguntas de negocio; Q1 y Q3 quedaron respondidas y Q2 solo en parte. Aquí profundizamos el análisis exploratorio: revisamos y ajustamos las preguntas, formulamos hipótesis, respondemos parcialmente las ocho con visualizaciones de Celonis y construimos un dashboard</w:t>
+      </w:r>
       <w:r>
         <w:t xml:space="preserve"> que resume la huella de carbono del programa de viajes.</w:t>
       </w:r>
@@ -257,7 +206,7 @@
         <w:ind w:firstLine="720"/>
       </w:pPr>
       <w:r>
-        <w:t>Se mantiene el contexto del reto: la empresa se comprometió a alcanzar Net Zero para el año 2030 y la mayor parte de sus emisiones Scope 3 proviene de los viajes de negocio de sus empleados, que se reservan de forma descentralizada. El rediseño del proceso se organiza en tres pilares:</w:t>
+        <w:t>El contexto del reto no cambia: la empresa se comprometió a llegar a Net Zero en 2030 y la mayor parte de sus emisiones Scope 3 viene de los viajes de negocio de sus empleados, que se reservan de forma descentralizada. El rediseño del proceso se organiza en tres pilares:</w:t>
       </w:r>
     </w:p>
     <w:tbl>
@@ -283,12 +232,6 @@
         <w:gridCol w:w="6360"/>
       </w:tblGrid>
       <w:tr>
-        <w:tblPrEx>
-          <w:tblCellMar>
-            <w:top w:w="0" w:type="dxa"/>
-            <w:bottom w:w="0" w:type="dxa"/>
-          </w:tblCellMar>
-        </w:tblPrEx>
         <w:trPr>
           <w:tblHeader/>
           <w:jc w:val="center"/>
@@ -355,12 +298,6 @@
         </w:tc>
       </w:tr>
       <w:tr>
-        <w:tblPrEx>
-          <w:tblCellMar>
-            <w:top w:w="0" w:type="dxa"/>
-            <w:bottom w:w="0" w:type="dxa"/>
-          </w:tblCellMar>
-        </w:tblPrEx>
         <w:trPr>
           <w:jc w:val="center"/>
         </w:trPr>
@@ -418,12 +355,6 @@
         </w:tc>
       </w:tr>
       <w:tr>
-        <w:tblPrEx>
-          <w:tblCellMar>
-            <w:top w:w="0" w:type="dxa"/>
-            <w:bottom w:w="0" w:type="dxa"/>
-          </w:tblCellMar>
-        </w:tblPrEx>
         <w:trPr>
           <w:jc w:val="center"/>
         </w:trPr>
@@ -481,12 +412,6 @@
         </w:tc>
       </w:tr>
       <w:tr>
-        <w:tblPrEx>
-          <w:tblCellMar>
-            <w:top w:w="0" w:type="dxa"/>
-            <w:bottom w:w="0" w:type="dxa"/>
-          </w:tblCellMar>
-        </w:tblPrEx>
         <w:trPr>
           <w:jc w:val="center"/>
         </w:trPr>
@@ -555,7 +480,7 @@
     </w:p>
     <w:p>
       <w:pPr>
-        <w:pStyle w:val="Ttulo1"/>
+        <w:pStyle w:val="Heading1"/>
         <w:spacing w:line="360" w:lineRule="auto"/>
       </w:pPr>
       <w:r>
@@ -564,7 +489,7 @@
     </w:p>
     <w:p>
       <w:pPr>
-        <w:pStyle w:val="Ttulo2"/>
+        <w:pStyle w:val="Heading2"/>
         <w:spacing w:line="360" w:lineRule="auto"/>
       </w:pPr>
       <w:r>
@@ -582,112 +507,11 @@
         <w:ind w:firstLine="720"/>
       </w:pPr>
       <w:r>
-        <w:t xml:space="preserve">El análisis se realizó en </w:t>
-      </w:r>
-      <w:proofErr w:type="spellStart"/>
-      <w:r>
-        <w:t>Celonis</w:t>
-      </w:r>
-      <w:proofErr w:type="spellEnd"/>
-      <w:r>
-        <w:t xml:space="preserve"> sobre el Data Pool </w:t>
-      </w:r>
-      <w:proofErr w:type="spellStart"/>
-      <w:r>
-        <w:t>ProyectoInfoAplicada</w:t>
-      </w:r>
-      <w:proofErr w:type="spellEnd"/>
-      <w:r>
-        <w:t>, con las cuatro tablas del reto cargadas como archivos planos. En el Data Model (</w:t>
-      </w:r>
-      <w:proofErr w:type="spellStart"/>
-      <w:r>
-        <w:t>DataModel_Proyecto</w:t>
-      </w:r>
-      <w:proofErr w:type="spellEnd"/>
-      <w:r>
-        <w:t xml:space="preserve">), </w:t>
-      </w:r>
-      <w:proofErr w:type="spellStart"/>
-      <w:r>
-        <w:t>Trip_Data_With_Emissions</w:t>
-      </w:r>
-      <w:proofErr w:type="spellEnd"/>
-      <w:r>
-        <w:t xml:space="preserve"> funciona como tabla central (un registro por viaje) y se relaciona por </w:t>
-      </w:r>
-      <w:proofErr w:type="spellStart"/>
+        <w:t xml:space="preserve">El análisis se hizo en Celonis, en el Data Pool ProyectoInfoAplicada, con las cuatro tablas del reto cargadas como archivos planos. En el Data Model (DataModel_Proyecto), Trip_Data_With_Emissions es la tabla central (un registro por viaje) y se relaciona por TripID con Trip_Event_Log, Transportations_Data_With_Emissions y Trip_Event_Attributes. La tabla </w:t>
+      </w:r>
       <w:r>
         <w:lastRenderedPageBreak/>
-        <w:t>TripID</w:t>
-      </w:r>
-      <w:proofErr w:type="spellEnd"/>
-      <w:r>
-        <w:t xml:space="preserve"> con </w:t>
-      </w:r>
-      <w:proofErr w:type="spellStart"/>
-      <w:r>
-        <w:t>Trip_Event_Log</w:t>
-      </w:r>
-      <w:proofErr w:type="spellEnd"/>
-      <w:r>
-        <w:t xml:space="preserve">, </w:t>
-      </w:r>
-      <w:proofErr w:type="spellStart"/>
-      <w:r>
-        <w:t>Transportations_Data_With_Emissions</w:t>
-      </w:r>
-      <w:proofErr w:type="spellEnd"/>
-      <w:r>
-        <w:t xml:space="preserve"> y </w:t>
-      </w:r>
-      <w:proofErr w:type="spellStart"/>
-      <w:r>
-        <w:t>Trip_Event_Attributes</w:t>
-      </w:r>
-      <w:proofErr w:type="spellEnd"/>
-      <w:r>
-        <w:t xml:space="preserve">. La tabla de actividades es </w:t>
-      </w:r>
-      <w:proofErr w:type="spellStart"/>
-      <w:r>
-        <w:t>Trip_Event_Log</w:t>
-      </w:r>
-      <w:proofErr w:type="spellEnd"/>
-      <w:r>
-        <w:t xml:space="preserve">, con </w:t>
-      </w:r>
-      <w:proofErr w:type="spellStart"/>
-      <w:r>
-        <w:t>TripID</w:t>
-      </w:r>
-      <w:proofErr w:type="spellEnd"/>
-      <w:r>
-        <w:t xml:space="preserve"> como identificador de caso, </w:t>
-      </w:r>
-      <w:proofErr w:type="spellStart"/>
-      <w:r>
-        <w:t>EventName</w:t>
-      </w:r>
-      <w:proofErr w:type="spellEnd"/>
-      <w:r>
-        <w:t xml:space="preserve"> como actividad, </w:t>
-      </w:r>
-      <w:proofErr w:type="spellStart"/>
-      <w:r>
-        <w:t>EventTimestamp</w:t>
-      </w:r>
-      <w:proofErr w:type="spellEnd"/>
-      <w:r>
-        <w:t xml:space="preserve"> como marca de tiempo y </w:t>
-      </w:r>
-      <w:proofErr w:type="spellStart"/>
-      <w:r>
-        <w:t>StepOrder</w:t>
-      </w:r>
-      <w:proofErr w:type="spellEnd"/>
-      <w:r>
-        <w:t xml:space="preserve"> como orden. El diccionario de datos no se cargó, ya que es solo una referencia. Al reconstruir el modelo, el mapa de proceso mostró las mismas cifras del Avance 1 (87,053 casos y 402 variantes), lo que confirma que la base de análisis es la misma.</w:t>
+        <w:t>de actividades es Trip_Event_Log: TripID es el caso, EventName la actividad y EventTimestamp la marca de tiempo. El log también trae StepOrder, pero Celonis ordena los eventos por EventTimestamp y ese es el criterio de todo el análisis. El diccionario de datos no se cargó porque es solo una referencia. Al reconstruir el modelo, el mapa de proceso dio las mismas cifras del Avance 1 (87,053 casos y 402 variantes), así que seguimos sobre la misma base.</w:t>
       </w:r>
     </w:p>
     <w:tbl>
@@ -714,12 +538,6 @@
         <w:gridCol w:w="3280"/>
       </w:tblGrid>
       <w:tr>
-        <w:tblPrEx>
-          <w:tblCellMar>
-            <w:top w:w="0" w:type="dxa"/>
-            <w:bottom w:w="0" w:type="dxa"/>
-          </w:tblCellMar>
-        </w:tblPrEx>
         <w:trPr>
           <w:tblHeader/>
           <w:jc w:val="center"/>
@@ -822,12 +640,6 @@
         </w:tc>
       </w:tr>
       <w:tr>
-        <w:tblPrEx>
-          <w:tblCellMar>
-            <w:top w:w="0" w:type="dxa"/>
-            <w:bottom w:w="0" w:type="dxa"/>
-          </w:tblCellMar>
-        </w:tblPrEx>
         <w:trPr>
           <w:jc w:val="center"/>
         </w:trPr>
@@ -925,12 +737,6 @@
         </w:tc>
       </w:tr>
       <w:tr>
-        <w:tblPrEx>
-          <w:tblCellMar>
-            <w:top w:w="0" w:type="dxa"/>
-            <w:bottom w:w="0" w:type="dxa"/>
-          </w:tblCellMar>
-        </w:tblPrEx>
         <w:trPr>
           <w:jc w:val="center"/>
         </w:trPr>
@@ -1044,12 +850,6 @@
         </w:tc>
       </w:tr>
       <w:tr>
-        <w:tblPrEx>
-          <w:tblCellMar>
-            <w:top w:w="0" w:type="dxa"/>
-            <w:bottom w:w="0" w:type="dxa"/>
-          </w:tblCellMar>
-        </w:tblPrEx>
         <w:trPr>
           <w:jc w:val="center"/>
         </w:trPr>
@@ -1147,12 +947,6 @@
         </w:tc>
       </w:tr>
       <w:tr>
-        <w:tblPrEx>
-          <w:tblCellMar>
-            <w:top w:w="0" w:type="dxa"/>
-            <w:bottom w:w="0" w:type="dxa"/>
-          </w:tblCellMar>
-        </w:tblPrEx>
         <w:trPr>
           <w:jc w:val="center"/>
         </w:trPr>
@@ -1268,7 +1062,7 @@
     </w:tbl>
     <w:p>
       <w:pPr>
-        <w:pStyle w:val="Ttulo2"/>
+        <w:pStyle w:val="Heading2"/>
         <w:spacing w:line="360" w:lineRule="auto"/>
       </w:pPr>
       <w:r>
@@ -1281,44 +1075,12 @@
         <w:ind w:firstLine="720"/>
       </w:pPr>
       <w:r>
-        <w:t xml:space="preserve">Para responder las preguntas se usaron tablas OLAP de </w:t>
-      </w:r>
-      <w:proofErr w:type="spellStart"/>
-      <w:r>
-        <w:t>Celonis</w:t>
-      </w:r>
-      <w:proofErr w:type="spellEnd"/>
-      <w:r>
-        <w:t xml:space="preserve"> con </w:t>
-      </w:r>
-      <w:proofErr w:type="spellStart"/>
-      <w:r>
-        <w:t>KPIs</w:t>
-      </w:r>
-      <w:proofErr w:type="spellEnd"/>
-      <w:r>
-        <w:t xml:space="preserve"> escritos en PQL (Process Query </w:t>
-      </w:r>
-      <w:proofErr w:type="spellStart"/>
-      <w:r>
-        <w:t>Language</w:t>
-      </w:r>
-      <w:proofErr w:type="spellEnd"/>
-      <w:r>
-        <w:t xml:space="preserve">). Esta técnica permite comparar grupos de viajes (por política, región, unidad de negocio, anticipación de la reserva o variante del proceso) en un mismo componente, combinando atributos del viaje con información del </w:t>
-      </w:r>
-      <w:proofErr w:type="spellStart"/>
-      <w:r>
-        <w:t>event</w:t>
-      </w:r>
-      <w:proofErr w:type="spellEnd"/>
-      <w:r>
-        <w:t xml:space="preserve"> log. Se usaron cuatro tipos de recursos:</w:t>
+        <w:t>Para responder las preguntas usamos tablas OLAP de Celonis con KPIs escritos en PQL (Process Query Language). Con esto se pueden comparar grupos de viajes (por política, región, unidad de negocio, anticipación de la reserva o variante del proceso) en un mismo componente, combinando atributos del viaje con datos del event log. Usamos cuatro tipos de recursos:</w:t>
       </w:r>
     </w:p>
     <w:p>
       <w:pPr>
-        <w:pStyle w:val="Prrafodelista"/>
+        <w:pStyle w:val="ListParagraph"/>
         <w:numPr>
           <w:ilvl w:val="0"/>
           <w:numId w:val="2"/>
@@ -1331,7 +1093,7 @@
     </w:p>
     <w:p>
       <w:pPr>
-        <w:pStyle w:val="Prrafodelista"/>
+        <w:pStyle w:val="ListParagraph"/>
         <w:numPr>
           <w:ilvl w:val="0"/>
           <w:numId w:val="2"/>
@@ -1352,7 +1114,7 @@
     </w:p>
     <w:p>
       <w:pPr>
-        <w:pStyle w:val="Prrafodelista"/>
+        <w:pStyle w:val="ListParagraph"/>
         <w:numPr>
           <w:ilvl w:val="0"/>
           <w:numId w:val="2"/>
@@ -1360,13 +1122,12 @@
         <w:spacing w:line="480" w:lineRule="auto"/>
       </w:pPr>
       <w:r>
-        <w:lastRenderedPageBreak/>
         <w:t>Funciones GLOBAL, para expresar cada grupo como porcentaje del total y comparar su peso en viajes, CO2 y costo.</w:t>
       </w:r>
     </w:p>
     <w:p>
       <w:pPr>
-        <w:pStyle w:val="Prrafodelista"/>
+        <w:pStyle w:val="ListParagraph"/>
         <w:numPr>
           <w:ilvl w:val="0"/>
           <w:numId w:val="2"/>
@@ -1374,6 +1135,7 @@
         <w:spacing w:line="480" w:lineRule="auto"/>
       </w:pPr>
       <w:r>
+        <w:lastRenderedPageBreak/>
         <w:t>Verificación de conformidad (</w:t>
       </w:r>
       <w:proofErr w:type="spellStart"/>
@@ -1406,7 +1168,15 @@
       </w:r>
       <w:proofErr w:type="spellEnd"/>
       <w:r>
-        <w:t xml:space="preserve">” debe ocurrir después de “Book Mode </w:t>
+        <w:t xml:space="preserve">” debe ocurrir después de “Book </w:t>
+      </w:r>
+      <w:proofErr w:type="spellStart"/>
+      <w:r>
+        <w:t>Mode</w:t>
+      </w:r>
+      <w:proofErr w:type="spellEnd"/>
+      <w:r>
+        <w:t xml:space="preserve"> </w:t>
       </w:r>
       <w:proofErr w:type="spellStart"/>
       <w:r>
@@ -1431,36 +1201,12 @@
         <w:ind w:firstLine="720"/>
       </w:pPr>
       <w:r>
-        <w:t xml:space="preserve">Los resultados principales se integraron en un </w:t>
-      </w:r>
-      <w:proofErr w:type="spellStart"/>
-      <w:r>
-        <w:t>dashboard</w:t>
-      </w:r>
-      <w:proofErr w:type="spellEnd"/>
-      <w:r>
-        <w:t xml:space="preserve"> de </w:t>
-      </w:r>
-      <w:proofErr w:type="spellStart"/>
-      <w:r>
-        <w:t>Celonis</w:t>
-      </w:r>
-      <w:proofErr w:type="spellEnd"/>
-      <w:r>
-        <w:t xml:space="preserve"> (sección 5). Todas las cifras de las tablas de </w:t>
-      </w:r>
-      <w:proofErr w:type="spellStart"/>
-      <w:r>
-        <w:t>Celonis</w:t>
-      </w:r>
-      <w:proofErr w:type="spellEnd"/>
-      <w:r>
-        <w:t xml:space="preserve"> se verificaron de forma cruzada contra los archivos CSV originales.</w:t>
+        <w:t>Los resultados principales los integramos en un dashboard de Celonis (sección 5). Las cifras de las tablas de Celonis se compararon contra los archivos CSV originales.</w:t>
       </w:r>
     </w:p>
     <w:p>
       <w:pPr>
-        <w:pStyle w:val="Ttulo2"/>
+        <w:pStyle w:val="Heading2"/>
         <w:spacing w:line="360" w:lineRule="auto"/>
       </w:pPr>
       <w:r>
@@ -1499,12 +1245,6 @@
         <w:gridCol w:w="6960"/>
       </w:tblGrid>
       <w:tr>
-        <w:tblPrEx>
-          <w:tblCellMar>
-            <w:top w:w="0" w:type="dxa"/>
-            <w:bottom w:w="0" w:type="dxa"/>
-          </w:tblCellMar>
-        </w:tblPrEx>
         <w:trPr>
           <w:tblHeader/>
           <w:jc w:val="center"/>
@@ -1575,12 +1315,6 @@
         </w:tc>
       </w:tr>
       <w:tr>
-        <w:tblPrEx>
-          <w:tblCellMar>
-            <w:top w:w="0" w:type="dxa"/>
-            <w:bottom w:w="0" w:type="dxa"/>
-          </w:tblCellMar>
-        </w:tblPrEx>
         <w:trPr>
           <w:jc w:val="center"/>
         </w:trPr>
@@ -1654,12 +1388,6 @@
         </w:tc>
       </w:tr>
       <w:tr>
-        <w:tblPrEx>
-          <w:tblCellMar>
-            <w:top w:w="0" w:type="dxa"/>
-            <w:bottom w:w="0" w:type="dxa"/>
-          </w:tblCellMar>
-        </w:tblPrEx>
         <w:trPr>
           <w:jc w:val="center"/>
         </w:trPr>
@@ -1741,12 +1469,6 @@
         </w:tc>
       </w:tr>
       <w:tr>
-        <w:tblPrEx>
-          <w:tblCellMar>
-            <w:top w:w="0" w:type="dxa"/>
-            <w:bottom w:w="0" w:type="dxa"/>
-          </w:tblCellMar>
-        </w:tblPrEx>
         <w:trPr>
           <w:jc w:val="center"/>
         </w:trPr>
@@ -1844,12 +1566,6 @@
         </w:tc>
       </w:tr>
       <w:tr>
-        <w:tblPrEx>
-          <w:tblCellMar>
-            <w:top w:w="0" w:type="dxa"/>
-            <w:bottom w:w="0" w:type="dxa"/>
-          </w:tblCellMar>
-        </w:tblPrEx>
         <w:trPr>
           <w:jc w:val="center"/>
         </w:trPr>
@@ -1909,7 +1625,7 @@
                 <w:sz w:val="22"/>
                 <w:szCs w:val="22"/>
               </w:rPr>
-              <w:t xml:space="preserve">Días entre la primera Book Mode </w:t>
+              <w:t xml:space="preserve">Días entre la primera Book </w:t>
             </w:r>
             <w:proofErr w:type="spellStart"/>
             <w:r>
@@ -1917,7 +1633,7 @@
                 <w:sz w:val="22"/>
                 <w:szCs w:val="22"/>
               </w:rPr>
-              <w:t>of</w:t>
+              <w:t>Mode</w:t>
             </w:r>
             <w:proofErr w:type="spellEnd"/>
             <w:r>
@@ -1933,7 +1649,7 @@
                 <w:sz w:val="22"/>
                 <w:szCs w:val="22"/>
               </w:rPr>
-              <w:t>Transportation</w:t>
+              <w:t>of</w:t>
             </w:r>
             <w:proofErr w:type="spellEnd"/>
             <w:r>
@@ -1941,7 +1657,7 @@
                 <w:sz w:val="22"/>
                 <w:szCs w:val="22"/>
               </w:rPr>
-              <w:t xml:space="preserve"> y la primera salida registrada (Take </w:t>
+              <w:t xml:space="preserve"> </w:t>
             </w:r>
             <w:proofErr w:type="spellStart"/>
             <w:r>
@@ -1949,7 +1665,7 @@
                 <w:sz w:val="22"/>
                 <w:szCs w:val="22"/>
               </w:rPr>
-              <w:t>Departure</w:t>
+              <w:t>Transportation</w:t>
             </w:r>
             <w:proofErr w:type="spellEnd"/>
             <w:r>
@@ -1957,7 +1673,7 @@
                 <w:sz w:val="22"/>
                 <w:szCs w:val="22"/>
               </w:rPr>
-              <w:t xml:space="preserve"> Flight, Take </w:t>
+              <w:t xml:space="preserve"> y la primera salida registrada (</w:t>
             </w:r>
             <w:proofErr w:type="spellStart"/>
             <w:r>
@@ -1965,7 +1681,7 @@
                 <w:sz w:val="22"/>
                 <w:szCs w:val="22"/>
               </w:rPr>
-              <w:t>Departure</w:t>
+              <w:t>Take</w:t>
             </w:r>
             <w:proofErr w:type="spellEnd"/>
             <w:r>
@@ -1973,7 +1689,7 @@
                 <w:sz w:val="22"/>
                 <w:szCs w:val="22"/>
               </w:rPr>
-              <w:t xml:space="preserve"> Train o Pickup </w:t>
+              <w:t xml:space="preserve"> </w:t>
             </w:r>
             <w:proofErr w:type="spellStart"/>
             <w:r>
@@ -1981,7 +1697,7 @@
                 <w:sz w:val="22"/>
                 <w:szCs w:val="22"/>
               </w:rPr>
-              <w:t>Rental</w:t>
+              <w:t>Departure</w:t>
             </w:r>
             <w:proofErr w:type="spellEnd"/>
             <w:r>
@@ -1989,18 +1705,60 @@
                 <w:sz w:val="22"/>
                 <w:szCs w:val="22"/>
               </w:rPr>
+              <w:t xml:space="preserve"> Flight, </w:t>
+            </w:r>
+            <w:proofErr w:type="spellStart"/>
+            <w:r>
+              <w:rPr>
+                <w:sz w:val="22"/>
+                <w:szCs w:val="22"/>
+              </w:rPr>
+              <w:t>Take</w:t>
+            </w:r>
+            <w:proofErr w:type="spellEnd"/>
+            <w:r>
+              <w:rPr>
+                <w:sz w:val="22"/>
+                <w:szCs w:val="22"/>
+              </w:rPr>
+              <w:t xml:space="preserve"> </w:t>
+            </w:r>
+            <w:proofErr w:type="spellStart"/>
+            <w:r>
+              <w:rPr>
+                <w:sz w:val="22"/>
+                <w:szCs w:val="22"/>
+              </w:rPr>
+              <w:t>Departure</w:t>
+            </w:r>
+            <w:proofErr w:type="spellEnd"/>
+            <w:r>
+              <w:rPr>
+                <w:sz w:val="22"/>
+                <w:szCs w:val="22"/>
+              </w:rPr>
+              <w:t xml:space="preserve"> Train o Pickup </w:t>
+            </w:r>
+            <w:proofErr w:type="spellStart"/>
+            <w:r>
+              <w:rPr>
+                <w:sz w:val="22"/>
+                <w:szCs w:val="22"/>
+              </w:rPr>
+              <w:t>Rental</w:t>
+            </w:r>
+            <w:proofErr w:type="spellEnd"/>
+            <w:r>
+              <w:rPr>
+                <w:sz w:val="22"/>
+                <w:szCs w:val="22"/>
+              </w:rPr>
               <w:t>). Los cortes de 3, 7, 14 y 30 días siguen la política del diccionario.</w:t>
             </w:r>
           </w:p>
         </w:tc>
       </w:tr>
       <w:tr>
-        <w:tblPrEx>
-          <w:tblCellMar>
-            <w:top w:w="0" w:type="dxa"/>
-            <w:bottom w:w="0" w:type="dxa"/>
-          </w:tblCellMar>
-        </w:tblPrEx>
         <w:trPr>
           <w:jc w:val="center"/>
         </w:trPr>
@@ -2066,12 +1824,6 @@
         </w:tc>
       </w:tr>
       <w:tr>
-        <w:tblPrEx>
-          <w:tblCellMar>
-            <w:top w:w="0" w:type="dxa"/>
-            <w:bottom w:w="0" w:type="dxa"/>
-          </w:tblCellMar>
-        </w:tblPrEx>
         <w:trPr>
           <w:jc w:val="center"/>
         </w:trPr>
@@ -2131,7 +1883,23 @@
                 <w:sz w:val="22"/>
                 <w:szCs w:val="22"/>
               </w:rPr>
-              <w:t xml:space="preserve">Días entre el primer y el último evento de cada caso. Es distinto al del Avance 1, que se midió entre la primera Book Mode </w:t>
+              <w:t xml:space="preserve">Días entre el primer y el último evento de cada caso. Es distinto al del Avance 1, que se midió entre la primera Book </w:t>
+            </w:r>
+            <w:proofErr w:type="spellStart"/>
+            <w:r>
+              <w:rPr>
+                <w:sz w:val="22"/>
+                <w:szCs w:val="22"/>
+              </w:rPr>
+              <w:t>Mode</w:t>
+            </w:r>
+            <w:proofErr w:type="spellEnd"/>
+            <w:r>
+              <w:rPr>
+                <w:sz w:val="22"/>
+                <w:szCs w:val="22"/>
+              </w:rPr>
+              <w:t xml:space="preserve"> </w:t>
             </w:r>
             <w:proofErr w:type="spellStart"/>
             <w:r>
@@ -2187,10 +1955,23 @@
     </w:tbl>
     <w:p>
       <w:pPr>
-        <w:pStyle w:val="Ttulo2"/>
+        <w:rPr>
+          <w:b/>
+          <w:bCs/>
+          <w:color w:val="000000"/>
+        </w:rPr>
+      </w:pPr>
+      <w:r>
+        <w:br w:type="page"/>
+      </w:r>
+    </w:p>
+    <w:p>
+      <w:pPr>
+        <w:pStyle w:val="Heading2"/>
         <w:spacing w:line="360" w:lineRule="auto"/>
       </w:pPr>
       <w:r>
+        <w:lastRenderedPageBreak/>
         <w:t>2.4 Consideraciones técnicas</w:t>
       </w:r>
     </w:p>
@@ -2200,13 +1981,12 @@
         <w:ind w:firstLine="720"/>
       </w:pPr>
       <w:r>
-        <w:lastRenderedPageBreak/>
-        <w:t>Durante el análisis se identificaron dos situaciones del modelo de datos que alteran los resultados si no se controlan:</w:t>
+        <w:t>Durante el análisis aparecieron dos problemas del modelo de datos que cambian los resultados si no se controlan:</w:t>
       </w:r>
     </w:p>
     <w:p>
       <w:pPr>
-        <w:pStyle w:val="Prrafodelista"/>
+        <w:pStyle w:val="ListParagraph"/>
         <w:numPr>
           <w:ilvl w:val="0"/>
           <w:numId w:val="2"/>
@@ -2214,52 +1994,12 @@
         <w:spacing w:line="480" w:lineRule="auto"/>
       </w:pPr>
       <w:r>
-        <w:t xml:space="preserve">Al combinar en una misma tabla </w:t>
-      </w:r>
-      <w:proofErr w:type="spellStart"/>
-      <w:r>
-        <w:t>KPIs</w:t>
-      </w:r>
-      <w:proofErr w:type="spellEnd"/>
-      <w:r>
-        <w:t xml:space="preserve"> a nivel de viaje (</w:t>
-      </w:r>
-      <w:proofErr w:type="spellStart"/>
-      <w:r>
-        <w:t>Trip_Data</w:t>
-      </w:r>
-      <w:proofErr w:type="spellEnd"/>
-      <w:r>
-        <w:t xml:space="preserve">) con </w:t>
-      </w:r>
-      <w:proofErr w:type="spellStart"/>
-      <w:r>
-        <w:t>KPIs</w:t>
-      </w:r>
-      <w:proofErr w:type="spellEnd"/>
-      <w:r>
-        <w:t xml:space="preserve"> a nivel de tramo (</w:t>
-      </w:r>
-      <w:proofErr w:type="spellStart"/>
-      <w:r>
-        <w:t>Transportations</w:t>
-      </w:r>
-      <w:proofErr w:type="spellEnd"/>
-      <w:r>
-        <w:t xml:space="preserve">), </w:t>
-      </w:r>
-      <w:proofErr w:type="spellStart"/>
-      <w:r>
-        <w:t>Celonis</w:t>
-      </w:r>
-      <w:proofErr w:type="spellEnd"/>
-      <w:r>
-        <w:t xml:space="preserve"> calcula sobre la tabla de tramos y repite los valores de cada viaje por cada tramo; en una prueba esto produjo valores imposibles, como 101.91% del CO2 total. Por eso, los indicadores por tramo (porcentaje de Business Class, tren o auto) se presentan siempre en tablas separadas.</w:t>
+        <w:t>Si en una misma tabla se combinan KPIs a nivel de viaje (Trip_Data) con KPIs a nivel de tramo (Transportations), Celonis calcula sobre la tabla de tramos y repite los valores de cada viaje por cada tramo. En una prueba esto dio valores imposibles, como 101.91% del CO2 total. Por eso los indicadores por tramo (porcentaje de Business Class, tren o auto) van siempre en tablas separadas.</w:t>
       </w:r>
     </w:p>
     <w:p>
       <w:pPr>
-        <w:pStyle w:val="Prrafodelista"/>
+        <w:pStyle w:val="ListParagraph"/>
         <w:numPr>
           <w:ilvl w:val="0"/>
           <w:numId w:val="2"/>
@@ -2267,31 +2007,7 @@
         <w:spacing w:line="480" w:lineRule="auto"/>
       </w:pPr>
       <w:r>
-        <w:t xml:space="preserve">De forma similar, si un KPI hace referencia al </w:t>
-      </w:r>
-      <w:proofErr w:type="spellStart"/>
-      <w:r>
-        <w:t>event</w:t>
-      </w:r>
-      <w:proofErr w:type="spellEnd"/>
-      <w:r>
-        <w:t xml:space="preserve"> log, las sumas de </w:t>
-      </w:r>
-      <w:proofErr w:type="spellStart"/>
-      <w:r>
-        <w:t>Trip_Data</w:t>
-      </w:r>
-      <w:proofErr w:type="spellEnd"/>
-      <w:r>
-        <w:t xml:space="preserve"> se repiten por cada evento (en promedio 10.3 eventos por caso), lo que infló los totales en un primer intento de Q7. Se corrigió dejando todos los </w:t>
-      </w:r>
-      <w:proofErr w:type="spellStart"/>
-      <w:r>
-        <w:t>KPIs</w:t>
-      </w:r>
-      <w:proofErr w:type="spellEnd"/>
-      <w:r>
-        <w:t xml:space="preserve"> de esa tabla sobre </w:t>
+        <w:t xml:space="preserve">Algo parecido pasa si un KPI usa el event log: las sumas de Trip_Data se repiten por cada evento (10.3 eventos por caso en promedio), y eso inflaba los totales en un primer intento de Q7. Lo corregimos dejando todos los KPIs de esa tabla sobre </w:t>
       </w:r>
       <w:proofErr w:type="spellStart"/>
       <w:r>
@@ -2308,36 +2024,12 @@
         <w:ind w:firstLine="720"/>
       </w:pPr>
       <w:r>
-        <w:t xml:space="preserve">En las tablas de Q6, </w:t>
-      </w:r>
-      <w:proofErr w:type="spellStart"/>
-      <w:r>
-        <w:t>Celonis</w:t>
-      </w:r>
-      <w:proofErr w:type="spellEnd"/>
-      <w:r>
-        <w:t xml:space="preserve"> muestra una advertencia porque calcula promedios de </w:t>
-      </w:r>
-      <w:proofErr w:type="spellStart"/>
-      <w:r>
-        <w:t>Trip_Data</w:t>
-      </w:r>
-      <w:proofErr w:type="spellEnd"/>
-      <w:r>
-        <w:t xml:space="preserve"> agrupando por </w:t>
-      </w:r>
-      <w:proofErr w:type="spellStart"/>
-      <w:r>
-        <w:t>Trip_Event_Attributes</w:t>
-      </w:r>
-      <w:proofErr w:type="spellEnd"/>
-      <w:r>
-        <w:t>; en este caso no afecta los resultados, ya que esta tabla tiene exactamente un registro por viaje.</w:t>
+        <w:t>En las tablas de Q6 Celonis muestra una advertencia porque calcula promedios de Trip_Data agrupando por Trip_Event_Attributes. Aquí no afecta los resultados, porque esa tabla tiene exactamente un registro por viaje.</w:t>
       </w:r>
     </w:p>
     <w:p>
       <w:pPr>
-        <w:pStyle w:val="Ttulo1"/>
+        <w:pStyle w:val="Heading1"/>
         <w:spacing w:line="360" w:lineRule="auto"/>
       </w:pPr>
       <w:r>
@@ -2350,7 +2042,7 @@
         <w:ind w:firstLine="720"/>
       </w:pPr>
       <w:r>
-        <w:t>Con el mayor conocimiento de los datos obtenido en este avance, se revisaron las ocho preguntas planteadas en el Avance 1. Se mantienen las ocho, con los siguientes ajustes:</w:t>
+        <w:t>Con lo que aprendimos de los datos en este avance revisamos las ocho preguntas del Avance 1. Se mantienen las ocho, con los siguientes ajustes:</w:t>
       </w:r>
     </w:p>
     <w:tbl>
@@ -2378,12 +2070,6 @@
         <w:gridCol w:w="1400"/>
       </w:tblGrid>
       <w:tr>
-        <w:tblPrEx>
-          <w:tblCellMar>
-            <w:top w:w="0" w:type="dxa"/>
-            <w:bottom w:w="0" w:type="dxa"/>
-          </w:tblCellMar>
-        </w:tblPrEx>
         <w:trPr>
           <w:tblHeader/>
           <w:jc w:val="center"/>
@@ -2518,12 +2204,6 @@
         </w:tc>
       </w:tr>
       <w:tr>
-        <w:tblPrEx>
-          <w:tblCellMar>
-            <w:top w:w="0" w:type="dxa"/>
-            <w:bottom w:w="0" w:type="dxa"/>
-          </w:tblCellMar>
-        </w:tblPrEx>
         <w:trPr>
           <w:jc w:val="center"/>
         </w:trPr>
@@ -2674,12 +2354,6 @@
         </w:tc>
       </w:tr>
       <w:tr>
-        <w:tblPrEx>
-          <w:tblCellMar>
-            <w:top w:w="0" w:type="dxa"/>
-            <w:bottom w:w="0" w:type="dxa"/>
-          </w:tblCellMar>
-        </w:tblPrEx>
         <w:trPr>
           <w:jc w:val="center"/>
         </w:trPr>
@@ -2807,12 +2481,6 @@
         </w:tc>
       </w:tr>
       <w:tr>
-        <w:tblPrEx>
-          <w:tblCellMar>
-            <w:top w:w="0" w:type="dxa"/>
-            <w:bottom w:w="0" w:type="dxa"/>
-          </w:tblCellMar>
-        </w:tblPrEx>
         <w:trPr>
           <w:jc w:val="center"/>
         </w:trPr>
@@ -2934,7 +2602,15 @@
                 <w:sz w:val="21"/>
                 <w:szCs w:val="21"/>
               </w:rPr>
-              <w:t>Se agrega la comparación entre vuelo y tren en una misma ruta, para identificar rutas con alternativa terrestre que la empresa ya utiliza.</w:t>
+              <w:t xml:space="preserve">Se agrega la comparación entre vuelo y tren en una misma ruta, para identificar </w:t>
+            </w:r>
+            <w:r>
+              <w:rPr>
+                <w:sz w:val="21"/>
+                <w:szCs w:val="21"/>
+              </w:rPr>
+              <w:lastRenderedPageBreak/>
+              <w:t>rutas con alternativa terrestre que la empresa ya utiliza.</w:t>
             </w:r>
           </w:p>
         </w:tc>
@@ -2964,6 +2640,7 @@
                 <w:sz w:val="21"/>
                 <w:szCs w:val="21"/>
               </w:rPr>
+              <w:lastRenderedPageBreak/>
               <w:t xml:space="preserve">Excel, </w:t>
             </w:r>
             <w:proofErr w:type="spellStart"/>
@@ -2979,12 +2656,6 @@
         </w:tc>
       </w:tr>
       <w:tr>
-        <w:tblPrEx>
-          <w:tblCellMar>
-            <w:top w:w="0" w:type="dxa"/>
-            <w:bottom w:w="0" w:type="dxa"/>
-          </w:tblCellMar>
-        </w:tblPrEx>
         <w:trPr>
           <w:jc w:val="center"/>
         </w:trPr>
@@ -3014,7 +2685,6 @@
                 <w:sz w:val="21"/>
                 <w:szCs w:val="21"/>
               </w:rPr>
-              <w:lastRenderedPageBreak/>
               <w:t>Q4</w:t>
             </w:r>
           </w:p>
@@ -3129,12 +2799,6 @@
         </w:tc>
       </w:tr>
       <w:tr>
-        <w:tblPrEx>
-          <w:tblCellMar>
-            <w:top w:w="0" w:type="dxa"/>
-            <w:bottom w:w="0" w:type="dxa"/>
-          </w:tblCellMar>
-        </w:tblPrEx>
         <w:trPr>
           <w:jc w:val="center"/>
         </w:trPr>
@@ -3262,12 +2926,6 @@
         </w:tc>
       </w:tr>
       <w:tr>
-        <w:tblPrEx>
-          <w:tblCellMar>
-            <w:top w:w="0" w:type="dxa"/>
-            <w:bottom w:w="0" w:type="dxa"/>
-          </w:tblCellMar>
-        </w:tblPrEx>
         <w:trPr>
           <w:jc w:val="center"/>
         </w:trPr>
@@ -3411,12 +3069,6 @@
         </w:tc>
       </w:tr>
       <w:tr>
-        <w:tblPrEx>
-          <w:tblCellMar>
-            <w:top w:w="0" w:type="dxa"/>
-            <w:bottom w:w="0" w:type="dxa"/>
-          </w:tblCellMar>
-        </w:tblPrEx>
         <w:trPr>
           <w:jc w:val="center"/>
         </w:trPr>
@@ -3544,12 +3196,6 @@
         </w:tc>
       </w:tr>
       <w:tr>
-        <w:tblPrEx>
-          <w:tblCellMar>
-            <w:top w:w="0" w:type="dxa"/>
-            <w:bottom w:w="0" w:type="dxa"/>
-          </w:tblCellMar>
-        </w:tblPrEx>
         <w:trPr>
           <w:jc w:val="center"/>
         </w:trPr>
@@ -3688,15 +3334,10 @@
         <w:ind w:firstLine="720"/>
       </w:pPr>
       <w:r>
-        <w:t>El cambio principal está en Q2. En el Avance 1 se contaron tramos por país de llegada; en este avance la región se asigna por país de salida por tres razones: (1) en los datos solo hay 9 países y 10 ciudades de salida (</w:t>
-      </w:r>
-      <w:proofErr w:type="spellStart"/>
-      <w:r>
-        <w:t>Sydney</w:t>
-      </w:r>
-      <w:proofErr w:type="spellEnd"/>
-      <w:r>
-        <w:t>, São Paulo, Beijing, Berlín, Hamburgo, Nueva York, Ciudad de México, Ciudad del Cabo, Madrid y Fukuoka), que representan las sedes desde donde se reserva y aprueba el viaje; (2) el enunciado pregunta por los procesos de la empresa en Norteamérica frente a Europa y Asia, es decir, por el proceso de cada sede; y (3) el país de llegada refleja el destino (clientes y conferencias), que la empresa no controla.</w:t>
+        <w:t>El cambio más importante es el de Q2. En el Avance 1 contamos tramos por país de llegada; ahora la región se asigna por país de salida, por tres razones. Primero, los datos solo tienen 9 países y 10 ciudades de salida (Sydney, São Paulo, Beijing, Berlín, Hamburgo, Nueva York, Ciudad de México, Ciudad del Cabo, Madrid y Fukuoka), que son las sedes desde donde se reserva y aprueba el viaje. Segundo, el enunciado pregunta por los procesos de la empresa en Norteamérica frente a Europa y Asia, es decir, por el p</w:t>
+      </w:r>
+      <w:r>
+        <w:t>roceso de cada sede. Tercero, el país de llegada refleja el destino (clientes y conferencias), que la empresa no controla.</w:t>
       </w:r>
     </w:p>
     <w:p>
@@ -3705,23 +3346,16 @@
         <w:ind w:firstLine="720"/>
       </w:pPr>
       <w:r>
-        <w:t xml:space="preserve">En Q5 el ajuste responde a la pregunta del enunciado sobre si existe una región, unidad de negocio o propósito con emisiones desproporcionadamente altas. Además, Q5 y Q7, que en el Avance 1 se habían planificado en Excel, se resolvieron directamente en </w:t>
-      </w:r>
-      <w:proofErr w:type="spellStart"/>
-      <w:r>
-        <w:t>Celonis</w:t>
-      </w:r>
-      <w:proofErr w:type="spellEnd"/>
-      <w:r>
-        <w:t>, para trabajar todas las preguntas sobre el mismo modelo de datos. Finalmente, como complemento de Q8, se incorporó una verificación de conformidad del proceso (sección 6.9).</w:t>
+        <w:t>En Q5 el ajuste responde a la pregunta del enunciado sobre si hay una región, unidad de negocio o propósito con emisiones desproporcionadamente altas. Además, Q5 y Q7 estaban planificadas en Excel en el Avance 1, pero las resolvimos directo en Celonis para trabajar todas las preguntas sobre el mismo modelo de datos. Por último, como complemento de Q8 agregamos una verificación de conformidad del proceso (sección 6.9).</w:t>
       </w:r>
     </w:p>
     <w:p>
       <w:pPr>
-        <w:pStyle w:val="Ttulo1"/>
+        <w:pStyle w:val="Heading1"/>
         <w:spacing w:line="360" w:lineRule="auto"/>
       </w:pPr>
       <w:r>
+        <w:lastRenderedPageBreak/>
         <w:t>4. Hipótesis</w:t>
       </w:r>
     </w:p>
@@ -3731,8 +3365,7 @@
         <w:ind w:firstLine="720"/>
       </w:pPr>
       <w:r>
-        <w:lastRenderedPageBreak/>
-        <w:t>Para cada pregunta se formuló una hipótesis antes de construir el análisis. La siguiente tabla resume las hipótesis y su resultado con la evidencia de este avance:</w:t>
+        <w:t>Para cada pregunta formulamos una hipótesis antes de construir el análisis. La tabla resume las hipótesis y su resultado con la evidencia de este avance:</w:t>
       </w:r>
     </w:p>
     <w:tbl>
@@ -3759,12 +3392,6 @@
         <w:gridCol w:w="3500"/>
       </w:tblGrid>
       <w:tr>
-        <w:tblPrEx>
-          <w:tblCellMar>
-            <w:top w:w="0" w:type="dxa"/>
-            <w:bottom w:w="0" w:type="dxa"/>
-          </w:tblCellMar>
-        </w:tblPrEx>
         <w:trPr>
           <w:tblHeader/>
           <w:jc w:val="center"/>
@@ -3867,12 +3494,6 @@
         </w:tc>
       </w:tr>
       <w:tr>
-        <w:tblPrEx>
-          <w:tblCellMar>
-            <w:top w:w="0" w:type="dxa"/>
-            <w:bottom w:w="0" w:type="dxa"/>
-          </w:tblCellMar>
-        </w:tblPrEx>
         <w:trPr>
           <w:jc w:val="center"/>
         </w:trPr>
@@ -3968,12 +3589,6 @@
         </w:tc>
       </w:tr>
       <w:tr>
-        <w:tblPrEx>
-          <w:tblCellMar>
-            <w:top w:w="0" w:type="dxa"/>
-            <w:bottom w:w="0" w:type="dxa"/>
-          </w:tblCellMar>
-        </w:tblPrEx>
         <w:trPr>
           <w:jc w:val="center"/>
         </w:trPr>
@@ -4069,12 +3684,6 @@
         </w:tc>
       </w:tr>
       <w:tr>
-        <w:tblPrEx>
-          <w:tblCellMar>
-            <w:top w:w="0" w:type="dxa"/>
-            <w:bottom w:w="0" w:type="dxa"/>
-          </w:tblCellMar>
-        </w:tblPrEx>
         <w:trPr>
           <w:jc w:val="center"/>
         </w:trPr>
@@ -4170,12 +3779,6 @@
         </w:tc>
       </w:tr>
       <w:tr>
-        <w:tblPrEx>
-          <w:tblCellMar>
-            <w:top w:w="0" w:type="dxa"/>
-            <w:bottom w:w="0" w:type="dxa"/>
-          </w:tblCellMar>
-        </w:tblPrEx>
         <w:trPr>
           <w:jc w:val="center"/>
         </w:trPr>
@@ -4271,12 +3874,6 @@
         </w:tc>
       </w:tr>
       <w:tr>
-        <w:tblPrEx>
-          <w:tblCellMar>
-            <w:top w:w="0" w:type="dxa"/>
-            <w:bottom w:w="0" w:type="dxa"/>
-          </w:tblCellMar>
-        </w:tblPrEx>
         <w:trPr>
           <w:jc w:val="center"/>
         </w:trPr>
@@ -4404,12 +4001,6 @@
         </w:tc>
       </w:tr>
       <w:tr>
-        <w:tblPrEx>
-          <w:tblCellMar>
-            <w:top w:w="0" w:type="dxa"/>
-            <w:bottom w:w="0" w:type="dxa"/>
-          </w:tblCellMar>
-        </w:tblPrEx>
         <w:trPr>
           <w:jc w:val="center"/>
         </w:trPr>
@@ -4505,12 +4096,6 @@
         </w:tc>
       </w:tr>
       <w:tr>
-        <w:tblPrEx>
-          <w:tblCellMar>
-            <w:top w:w="0" w:type="dxa"/>
-            <w:bottom w:w="0" w:type="dxa"/>
-          </w:tblCellMar>
-        </w:tblPrEx>
         <w:trPr>
           <w:jc w:val="center"/>
         </w:trPr>
@@ -4606,12 +4191,6 @@
         </w:tc>
       </w:tr>
       <w:tr>
-        <w:tblPrEx>
-          <w:tblCellMar>
-            <w:top w:w="0" w:type="dxa"/>
-            <w:bottom w:w="0" w:type="dxa"/>
-          </w:tblCellMar>
-        </w:tblPrEx>
         <w:trPr>
           <w:jc w:val="center"/>
         </w:trPr>
@@ -4707,12 +4286,6 @@
         </w:tc>
       </w:tr>
       <w:tr>
-        <w:tblPrEx>
-          <w:tblCellMar>
-            <w:top w:w="0" w:type="dxa"/>
-            <w:bottom w:w="0" w:type="dxa"/>
-          </w:tblCellMar>
-        </w:tblPrEx>
         <w:trPr>
           <w:jc w:val="center"/>
         </w:trPr>
@@ -4810,7 +4383,7 @@
     </w:tbl>
     <w:p>
       <w:pPr>
-        <w:pStyle w:val="Ttulo1"/>
+        <w:pStyle w:val="Heading1"/>
         <w:spacing w:line="360" w:lineRule="auto"/>
       </w:pPr>
       <w:r>
@@ -4831,23 +4404,7 @@
         <w:ind w:firstLine="720"/>
       </w:pPr>
       <w:r>
-        <w:t xml:space="preserve">Antes del detalle por pregunta, la Figura 1 muestra el </w:t>
-      </w:r>
-      <w:proofErr w:type="spellStart"/>
-      <w:r>
-        <w:t>dashboard</w:t>
-      </w:r>
-      <w:proofErr w:type="spellEnd"/>
-      <w:r>
-        <w:t xml:space="preserve"> construido en </w:t>
-      </w:r>
-      <w:proofErr w:type="spellStart"/>
-      <w:r>
-        <w:t>Celonis</w:t>
-      </w:r>
-      <w:proofErr w:type="spellEnd"/>
-      <w:r>
-        <w:t>, que resume la huella de carbono del programa de viajes. Está organizado en tres filas: (1) cuatro indicadores clave; (2) la distribución del CO2 de transporte por modo y la comparación entre el porcentaje de viajes y el porcentaje del CO2 de cada región; y (3) el CO2 promedio por viaje según la anticipación de la reserva.</w:t>
+        <w:t>Antes de entrar en cada pregunta, la Figura 1 muestra el dashboard que construimos en Celonis para resumir la huella de carbono del programa de viajes. Tiene tres filas: (1) cuatro indicadores clave; (2) la distribución del CO2 de transporte por modo y la comparación entre el porcentaje de viajes y el del CO2 de cada región; y (3) el CO2 promedio por viaje según la anticipación de la reserva.</w:t>
       </w:r>
     </w:p>
     <w:p>
@@ -4861,7 +4418,7 @@
         </w:rPr>
         <w:lastRenderedPageBreak/>
         <w:drawing>
-          <wp:inline distT="0" distB="0" distL="0" distR="0" wp14:anchorId="6ADB6612" wp14:editId="7DE7C396">
+          <wp:inline distT="0" distB="0" distL="0" distR="0" wp14:anchorId="3D8B05E8" wp14:editId="196E69CE">
             <wp:extent cx="5943600" cy="3238500"/>
             <wp:effectExtent l="0" t="0" r="0" b="0"/>
             <wp:docPr id="1" name="Figura 1" descr="Dashboard “Huella de carbono de viajes” en Celonis." title="Figura 1"/>
@@ -4878,7 +4435,7 @@
                     </pic:cNvPicPr>
                   </pic:nvPicPr>
                   <pic:blipFill>
-                    <a:blip r:embed="rId5"/>
+                    <a:blip r:embed="rId7"/>
                     <a:srcRect/>
                     <a:stretch>
                       <a:fillRect/>
@@ -5016,23 +4573,10 @@
         <w:ind w:firstLine="720"/>
       </w:pPr>
       <w:r>
-        <w:t xml:space="preserve">Las dos tarjetas de la derecha resumen el problema central: el 18.43% de los viajes, los que están fuera de política, genera el 24.54% del CO2. El </w:t>
-      </w:r>
-      <w:proofErr w:type="spellStart"/>
-      <w:r>
-        <w:t>dashboard</w:t>
-      </w:r>
-      <w:proofErr w:type="spellEnd"/>
-      <w:r>
-        <w:t xml:space="preserve"> se diseñó como una herramienta de monitoreo (pilar P3): al seleccionar un elemento de cualquier gráfico, todos los indicadores se recalculan. La Figura 2 muestra el </w:t>
-      </w:r>
-      <w:proofErr w:type="spellStart"/>
-      <w:r>
-        <w:t>dashboard</w:t>
-      </w:r>
-      <w:proofErr w:type="spellEnd"/>
-      <w:r>
-        <w:t xml:space="preserve"> filtrado por las reservas hechas con 7 a 14 días de anticipación: en esa franja (13% de los viajes) se emiten 30,986 t CO2e, el 44.84% de los viajes está fuera de política y estos generan el 78.32% del CO2 de la franja.</w:t>
+        <w:t>Las dos tarjetas de la derecha resumen el problema central: el 18.43% de los viajes, los que están fuera de política, genera el 24.54% del CO2. El dashboard sirve como herramienta de monitoreo (pilar P3): al seleccionar un elemento de cualquier gráfico, todos los indicadores se recalculan. La Figura 2 lo muestra filtrado por las reservas hechas con 7 a 14 días de anticipación. Esa franja tiene el 13% de los viajes y emite 30,986 t CO2e; el 44.84% de sus viajes está fuera de política y esos viajes generan el</w:t>
+      </w:r>
+      <w:r>
+        <w:t xml:space="preserve"> 78.32% del CO2 de la franja.</w:t>
       </w:r>
     </w:p>
     <w:p>
@@ -5046,7 +4590,7 @@
         </w:rPr>
         <w:lastRenderedPageBreak/>
         <w:drawing>
-          <wp:inline distT="0" distB="0" distL="0" distR="0" wp14:anchorId="3F4745DB" wp14:editId="2C4FBFD9">
+          <wp:inline distT="0" distB="0" distL="0" distR="0" wp14:anchorId="3BDDB31E" wp14:editId="432D50FA">
             <wp:extent cx="5943600" cy="3267075"/>
             <wp:effectExtent l="0" t="0" r="0" b="0"/>
             <wp:docPr id="228663736" name="Figura 2" descr="Dashboard filtrado por anticipación de la reserva de 7 a 14 días." title="Figura 2"/>
@@ -5063,7 +4607,7 @@
                     </pic:cNvPicPr>
                   </pic:nvPicPr>
                   <pic:blipFill>
-                    <a:blip r:embed="rId6"/>
+                    <a:blip r:embed="rId8"/>
                     <a:srcRect/>
                     <a:stretch>
                       <a:fillRect/>
@@ -5189,7 +4733,7 @@
     </w:p>
     <w:p>
       <w:pPr>
-        <w:pStyle w:val="Ttulo1"/>
+        <w:pStyle w:val="Heading1"/>
         <w:spacing w:line="360" w:lineRule="auto"/>
       </w:pPr>
       <w:r>
@@ -5198,7 +4742,7 @@
     </w:p>
     <w:p>
       <w:pPr>
-        <w:pStyle w:val="Ttulo2"/>
+        <w:pStyle w:val="Heading2"/>
         <w:spacing w:line="360" w:lineRule="auto"/>
       </w:pPr>
       <w:r>
@@ -5227,7 +4771,7 @@
         <w:ind w:firstLine="720"/>
       </w:pPr>
       <w:r>
-        <w:t>En estos datos, la huella total es de 233,211,160.73 kg CO2e (233,211 t CO2e), con un promedio de 2,679 kg por viaje (Figura 1). El transporte representa 226,715,208.63 kg (97.21%) y el hotel 6,495,952.10 kg (2.79%). El detalle por unidad de negocio y propósito se presentó en el Avance 1 y se amplía en Q5.</w:t>
+        <w:t>La huella total es de 233,211,160.73 kg CO2e (233,211 t CO2e), con un promedio de 2,679 kg por viaje (Figura 1). El transporte aporta 226,715,208.63 kg (97.21%) y el hotel 6,495,952.10 kg (2.79%). El detalle por unidad de negocio y propósito está en el Avance 1 y se amplía en Q5.</w:t>
       </w:r>
     </w:p>
     <w:p>
@@ -5243,12 +4787,12 @@
         <w:t>Respuesta parcial:</w:t>
       </w:r>
       <w:r>
-        <w:t xml:space="preserve"> H1 se confirma. La huella depende casi por completo del transporte, por lo que las acciones de reducción deben centrarse en cómo se reserva el transporte y no en el hospedaje. Esta cifra es la línea base para medir el avance hacia Net Zero 2030 (P3).</w:t>
+        <w:t xml:space="preserve"> H1 se confirma. La huella depende casi por completo del transporte, así que las acciones de reducción tienen que enfocarse en cómo se reserva el transporte y no en el hospedaje. Esta cifra es la línea base para medir el avance hacia Net Zero 2030 (P3).</w:t>
       </w:r>
     </w:p>
     <w:p>
       <w:pPr>
-        <w:pStyle w:val="Ttulo2"/>
+        <w:pStyle w:val="Heading2"/>
         <w:spacing w:line="360" w:lineRule="auto"/>
       </w:pPr>
       <w:r>
@@ -5318,12 +4862,6 @@
         <w:gridCol w:w="1150"/>
       </w:tblGrid>
       <w:tr>
-        <w:tblPrEx>
-          <w:tblCellMar>
-            <w:top w:w="0" w:type="dxa"/>
-            <w:bottom w:w="0" w:type="dxa"/>
-          </w:tblCellMar>
-        </w:tblPrEx>
         <w:trPr>
           <w:tblHeader/>
           <w:jc w:val="center"/>
@@ -5606,12 +5144,6 @@
         </w:tc>
       </w:tr>
       <w:tr>
-        <w:tblPrEx>
-          <w:tblCellMar>
-            <w:top w:w="0" w:type="dxa"/>
-            <w:bottom w:w="0" w:type="dxa"/>
-          </w:tblCellMar>
-        </w:tblPrEx>
         <w:trPr>
           <w:jc w:val="center"/>
         </w:trPr>
@@ -5857,12 +5389,6 @@
         </w:tc>
       </w:tr>
       <w:tr>
-        <w:tblPrEx>
-          <w:tblCellMar>
-            <w:top w:w="0" w:type="dxa"/>
-            <w:bottom w:w="0" w:type="dxa"/>
-          </w:tblCellMar>
-        </w:tblPrEx>
         <w:trPr>
           <w:jc w:val="center"/>
         </w:trPr>
@@ -6108,12 +5634,6 @@
         </w:tc>
       </w:tr>
       <w:tr>
-        <w:tblPrEx>
-          <w:tblCellMar>
-            <w:top w:w="0" w:type="dxa"/>
-            <w:bottom w:w="0" w:type="dxa"/>
-          </w:tblCellMar>
-        </w:tblPrEx>
         <w:trPr>
           <w:jc w:val="center"/>
         </w:trPr>
@@ -6359,12 +5879,6 @@
         </w:tc>
       </w:tr>
       <w:tr>
-        <w:tblPrEx>
-          <w:tblCellMar>
-            <w:top w:w="0" w:type="dxa"/>
-            <w:bottom w:w="0" w:type="dxa"/>
-          </w:tblCellMar>
-        </w:tblPrEx>
         <w:trPr>
           <w:jc w:val="center"/>
         </w:trPr>
@@ -6610,12 +6124,6 @@
         </w:tc>
       </w:tr>
       <w:tr>
-        <w:tblPrEx>
-          <w:tblCellMar>
-            <w:top w:w="0" w:type="dxa"/>
-            <w:bottom w:w="0" w:type="dxa"/>
-          </w:tblCellMar>
-        </w:tblPrEx>
         <w:trPr>
           <w:jc w:val="center"/>
         </w:trPr>
@@ -6861,12 +6369,6 @@
         </w:tc>
       </w:tr>
       <w:tr>
-        <w:tblPrEx>
-          <w:tblCellMar>
-            <w:top w:w="0" w:type="dxa"/>
-            <w:bottom w:w="0" w:type="dxa"/>
-          </w:tblCellMar>
-        </w:tblPrEx>
         <w:trPr>
           <w:jc w:val="center"/>
         </w:trPr>
@@ -7122,7 +6624,7 @@
           <w:noProof/>
         </w:rPr>
         <w:drawing>
-          <wp:inline distT="0" distB="0" distL="0" distR="0" wp14:anchorId="0A7FA0C8" wp14:editId="5D47CDEE">
+          <wp:inline distT="0" distB="0" distL="0" distR="0" wp14:anchorId="3C8860CF" wp14:editId="56F6C4CF">
             <wp:extent cx="5943600" cy="1790700"/>
             <wp:effectExtent l="0" t="0" r="0" b="0"/>
             <wp:docPr id="661652555" name="Figura 3" descr="Emisiones por región de salida y modo de transporte por región, tablas OLAP en Celonis." title="Figura 3"/>
@@ -7139,7 +6641,7 @@
                     </pic:cNvPicPr>
                   </pic:nvPicPr>
                   <pic:blipFill>
-                    <a:blip r:embed="rId7"/>
+                    <a:blip r:embed="rId9"/>
                     <a:srcRect/>
                     <a:stretch>
                       <a:fillRect/>
@@ -7255,11 +6757,11 @@
         <w:ind w:firstLine="720"/>
       </w:pPr>
       <w:r>
-        <w:t xml:space="preserve">Se observan dos situaciones distintas. Por viaje, Norteamérica emite 1,453 kg, 3.3 veces más que Europa (436 kg), y Asia 3,056 kg, 7 veces más que Europa. Europa es el referente </w:t>
+        <w:t xml:space="preserve">Vemos dos situaciones distintas. Por viaje, Norteamérica emite 1,453 kg, 3.3 veces más que Europa (436 kg), y Asia emite 3,056 kg, 7 veces más que Europa. Europa es el referente </w:t>
       </w:r>
       <w:r>
         <w:lastRenderedPageBreak/>
-        <w:t>interno de eficiencia: 18.25% de sus tramos son en tren y 7.48% en auto. Norteamérica, en cambio, es la región con peor comportamiento de reserva: tiene el mayor porcentaje de viajes fuera de política (30.14%) y casi la mitad de sus tramos en Business Class (49.60%); su peso en el costo (12.97%) es mayor que su peso en el CO2 (7.88%).</w:t>
+        <w:t>interno de eficiencia: 18.25% de sus tramos son en tren y 7.48% en auto. Norteamérica tiene el peor comportamiento de reserva: el mayor porcentaje de viajes fuera de política (30.14%) y casi la mitad de sus tramos en Business Class (49.60%). Además, su peso en el costo (12.97%) es mayor que su peso en el CO2 (7.88%).</w:t>
       </w:r>
     </w:p>
     <w:p>
@@ -7268,7 +6770,7 @@
         <w:ind w:firstLine="720"/>
       </w:pPr>
       <w:r>
-        <w:t>Oceanía es la región con mayor potencial absoluto: con 32.62% de los viajes genera 50.43% del CO2 (4,142 kg por viaje), por la distancia de sus viajes. Latinoamérica, con 22.44% de los viajes, emite en proporción a su volumen.</w:t>
+        <w:t>Oceanía tiene el mayor potencial absoluto: con 32.62% de los viajes genera 50.43% del CO2 (4,142 kg por viaje), por la distancia de sus viajes. Latinoamérica, con 22.44% de los viajes, emite en proporción a su volumen.</w:t>
       </w:r>
     </w:p>
     <w:p>
@@ -7290,23 +6792,10 @@
         <w:ind w:firstLine="720"/>
       </w:pPr>
       <w:r>
-        <w:t xml:space="preserve">Para comparar la huella del caso con la industria tecnológica se utilizaron los reportes públicos de tres empresas de software que informan sus emisiones de viajes de negocio (Scope 3, categoría 6 del GHG </w:t>
-      </w:r>
-      <w:proofErr w:type="spellStart"/>
-      <w:r>
-        <w:t>Protocol</w:t>
-      </w:r>
-      <w:proofErr w:type="spellEnd"/>
-      <w:r>
-        <w:t xml:space="preserve">): Salesforce, Microsoft y SAP. Como el </w:t>
-      </w:r>
-      <w:proofErr w:type="spellStart"/>
-      <w:r>
-        <w:t>event</w:t>
-      </w:r>
-      <w:proofErr w:type="spellEnd"/>
-      <w:r>
-        <w:t xml:space="preserve"> log cubre del 1 de diciembre de 2023 al 23 de junio de 2025 (570 días, aproximadamente 19 meses), la huella del caso se anualizó: 233,211 t CO2e × 365 / 570 ≈ 149,300 t CO2e por año. Para comparar empresas de distinto tamaño, las emisiones se dividieron entre el número de empleados de cada una.</w:t>
+        <w:t>Para comparar con la industria tecnológica usamos los reportes públicos de tres empresas de software que informan sus emisiones de viajes de negocio (Scope 3, categoría 6 del GHG Protocol; Greenhouse Gas Protocol, 2013): Salesforce (2025), Microsoft (2024, 2025) y SAP (2025). El event log cubre del 1 de diciembre de 2023 al 23 de junio de 2025 (570 días, unos 19 meses), así que anualizamos la huella del caso: 233,211 t CO2e × 365 / 570 ≈ 149,300 t CO2e por año. Para comparar empresas de distinto tamaño, div</w:t>
+      </w:r>
+      <w:r>
+        <w:t>idimos las emisiones entre el número de empleados de cada una.</w:t>
       </w:r>
     </w:p>
     <w:tbl>
@@ -7335,12 +6824,6 @@
         <w:gridCol w:w="1600"/>
       </w:tblGrid>
       <w:tr>
-        <w:tblPrEx>
-          <w:tblCellMar>
-            <w:top w:w="0" w:type="dxa"/>
-            <w:bottom w:w="0" w:type="dxa"/>
-          </w:tblCellMar>
-        </w:tblPrEx>
         <w:trPr>
           <w:tblHeader/>
           <w:jc w:val="center"/>
@@ -7507,12 +6990,6 @@
         </w:tc>
       </w:tr>
       <w:tr>
-        <w:tblPrEx>
-          <w:tblCellMar>
-            <w:top w:w="0" w:type="dxa"/>
-            <w:bottom w:w="0" w:type="dxa"/>
-          </w:tblCellMar>
-        </w:tblPrEx>
         <w:trPr>
           <w:jc w:val="center"/>
         </w:trPr>
@@ -7668,12 +7145,6 @@
         </w:tc>
       </w:tr>
       <w:tr>
-        <w:tblPrEx>
-          <w:tblCellMar>
-            <w:top w:w="0" w:type="dxa"/>
-            <w:bottom w:w="0" w:type="dxa"/>
-          </w:tblCellMar>
-        </w:tblPrEx>
         <w:trPr>
           <w:jc w:val="center"/>
         </w:trPr>
@@ -7829,12 +7300,6 @@
         </w:tc>
       </w:tr>
       <w:tr>
-        <w:tblPrEx>
-          <w:tblCellMar>
-            <w:top w:w="0" w:type="dxa"/>
-            <w:bottom w:w="0" w:type="dxa"/>
-          </w:tblCellMar>
-        </w:tblPrEx>
         <w:trPr>
           <w:jc w:val="center"/>
         </w:trPr>
@@ -7990,12 +7455,6 @@
         </w:tc>
       </w:tr>
       <w:tr>
-        <w:tblPrEx>
-          <w:tblCellMar>
-            <w:top w:w="0" w:type="dxa"/>
-            <w:bottom w:w="0" w:type="dxa"/>
-          </w:tblCellMar>
-        </w:tblPrEx>
         <w:trPr>
           <w:jc w:val="center"/>
         </w:trPr>
@@ -8157,15 +7616,11 @@
         <w:ind w:firstLine="720"/>
       </w:pPr>
       <w:r>
-        <w:t>El caso no informa el número total de empleados; se utilizó la cantidad de empleados distintos que viajaron (</w:t>
-      </w:r>
-      <w:proofErr w:type="spellStart"/>
-      <w:r>
-        <w:t>EmployeeNumber</w:t>
-      </w:r>
-      <w:proofErr w:type="spellEnd"/>
-      <w:r>
-        <w:t>), por lo que el valor por empleado es un máximo: si la planilla total es mayor, la intensidad sería menor. Fuentes: reportes de sostenibilidad y reportes anuales de cada empresa (sección 10).</w:t>
+        <w:t xml:space="preserve">El caso no informa cuántos empleados tiene en total, así que usamos los empleados distintos que viajaron (EmployeeNumber). Por eso el valor por empleado es un máximo: si la planilla total es mayor, la intensidad sería menor. Las fuentes son los reportes de sostenibilidad y anuales de cada empresa (sección 10). SAP no incluye hoteles en sus emisiones de viajes de </w:t>
+      </w:r>
+      <w:r>
+        <w:lastRenderedPageBreak/>
+        <w:t>negocio y la cifra del caso sí los incluye (2.79% del total), por lo que la comparación es aproximada.</w:t>
       </w:r>
     </w:p>
     <w:p>
@@ -8174,8 +7629,10 @@
         <w:ind w:firstLine="720"/>
       </w:pPr>
       <w:r>
-        <w:lastRenderedPageBreak/>
-        <w:t>En valor absoluto, la huella anualizada del caso es similar a la de Salesforce, mayor que la de SAP y menor que la de Microsoft. Por empleado, el caso tendría como máximo 2.13 t CO2e por año, lo que lo ubica en el rango alto del grupo (0.99 a 1.94 t). Además, dos patrones de la industria coinciden con los hallazgos de este avance. En SAP, los vuelos representan el 93.6% de las emisiones de viajes de negocio (101,200 de 108,100 t), lo cual es consistente con el 97.21% que aporta el transporte en el caso (Q1). Por otra parte, las tres empresas aumentaron estas emisiones en el último año reportado (SAP en 30.9%, Microsoft casi las duplicó y Salesforce en 2.1%), lo que refuerza la necesidad de incorporar controles en el proceso de reserva para que el crecimiento de la operación no se traduzca en más emisiones.</w:t>
+        <w:t xml:space="preserve">En valor absoluto, la huella anualizada del caso es parecida a la de Salesforce, mayor que la de SAP y menor que la de Microsoft. Por empleado, el caso tendría como máximo 2.13 t CO2e por año, por encima de las tres empresas (0.99 a 1.94 t), salvo que la planilla total sea mucho mayor que los empleados que viajaron. Dos patrones de la industria coinciden con lo que encontramos. En SAP (2025), los vuelos son el 93.6% de las emisiones de viajes de negocio (101,200 de 108,100 t), consistente con el 97.21% que </w:t>
+      </w:r>
+      <w:r>
+        <w:t>aporta el transporte en el caso (Q1). Además, las tres empresas subieron estas emisiones en el último año de los reportes citados (SAP 30.9%, Microsoft casi las duplicó y Salesforce 2.1%). Esto apoya la idea de incorporar controles en la reserva, para que el crecimiento de la operación no se traduzca en más emisiones.</w:t>
       </w:r>
     </w:p>
     <w:p>
@@ -8184,7 +7641,7 @@
         <w:ind w:firstLine="720"/>
       </w:pPr>
       <w:r>
-        <w:t>Esta comparación es referencial: los datos del caso fueron adaptados con fines académicos, los períodos fiscales de las empresas no coinciden y cada una utiliza su propia metodología de cálculo.</w:t>
+        <w:t>Esta comparación es solo referencial: los datos del caso fueron adaptados con fines académicos, los períodos fiscales de las empresas no coinciden y cada una usa su propia metodología de cálculo.</w:t>
       </w:r>
     </w:p>
     <w:p>
@@ -8200,28 +7657,15 @@
         <w:t>Respuesta parcial:</w:t>
       </w:r>
       <w:r>
-        <w:t xml:space="preserve"> H2 se confirma en parte. Norteamérica es menos eficiente que Europa y concentra el problema de comportamiento (</w:t>
-      </w:r>
-      <w:proofErr w:type="spellStart"/>
-      <w:r>
-        <w:t>quick</w:t>
-      </w:r>
-      <w:proofErr w:type="spellEnd"/>
-      <w:r>
-        <w:t xml:space="preserve"> </w:t>
-      </w:r>
-      <w:proofErr w:type="spellStart"/>
-      <w:r>
-        <w:t>wins</w:t>
-      </w:r>
-      <w:proofErr w:type="spellEnd"/>
-      <w:r>
-        <w:t xml:space="preserve"> por política y validación automática, P2). La región con más viajes, Oceanía, sí es la de mayor potencial absoluto, pero por distancia, por lo que requiere acciones de largo plazo: reducir o consolidar viajes y priorizar Economy en vuelos largos (P1, P3). Frente a la industria tecnológica, la intensidad de carbono por empleado del caso se ubica en el rango alto de las empresas comparadas.</w:t>
+        <w:t xml:space="preserve"> H2 se confirma en parte. Norteamérica es menos eficiente que Europa y concentra el problema de comportamiento, que se ataca con quick wins de política y validación automática (P2). Oceanía, la región con más viajes, tiene el mayor potencial absoluto, pero por distancia; ahí hacen falta acciones de largo plazo, como reducir o consolidar viajes y priorizar Economy en vuelos largos (P1, P3). Frente a la industria tecnológica, la intensidad de carbono por empleado del caso queda por encima de las empresas comp</w:t>
+      </w:r>
+      <w:r>
+        <w:t>aradas, con la salvedad del número de empleados.</w:t>
       </w:r>
     </w:p>
     <w:p>
       <w:pPr>
-        <w:pStyle w:val="Ttulo2"/>
+        <w:pStyle w:val="Heading2"/>
         <w:spacing w:line="360" w:lineRule="auto"/>
       </w:pPr>
       <w:r>
@@ -8254,6 +7698,7 @@
           <w:b/>
           <w:bCs/>
         </w:rPr>
+        <w:lastRenderedPageBreak/>
         <w:t>Hipótesis (H3):</w:t>
       </w:r>
       <w:r>
@@ -8266,8 +7711,7 @@
         <w:ind w:firstLine="720"/>
       </w:pPr>
       <w:r>
-        <w:lastRenderedPageBreak/>
-        <w:t>Como se mostró en el Avance 1, los vuelos son 94,087 tramos (94.16%) y generan el 99.33% del CO2 de transporte. Business y First Class suman 29.33% de los tramos, pero 53.25% del CO2 de transporte (Business 49.06% y First 4.19%, Figura 1). El tren representa 2.61% de los tramos y 0.07% del CO2, y los cinco tipos de auto 3.23% de los tramos y 0.60% del CO2.</w:t>
+        <w:t>Como vimos en el Avance 1, los vuelos son 94,087 tramos (94.16%) y generan el 99.33% del CO2 de transporte. Business y First Class suman 29.33% de los tramos pero 53.25% del CO2 de transporte (Business 49.06% y First 4.19%, según el Avance 1). El tren es el 2.61% de los tramos y 0.07% del CO2, y los cinco tipos de auto el 3.23% de los tramos y 0.60% del CO2.</w:t>
       </w:r>
     </w:p>
     <w:p>
@@ -8285,15 +7729,7 @@
         <w:ind w:firstLine="720"/>
       </w:pPr>
       <w:r>
-        <w:t xml:space="preserve">Para identificar rutas concretas, en </w:t>
-      </w:r>
-      <w:proofErr w:type="spellStart"/>
-      <w:r>
-        <w:t>Celonis</w:t>
-      </w:r>
-      <w:proofErr w:type="spellEnd"/>
-      <w:r>
-        <w:t xml:space="preserve"> se construyó una tabla que compara, para cada una de las 60 rutas (ciudad de salida y ciudad de llegada del tramo), la cantidad de tramos en vuelo y en tren, el CO2 promedio de un trayecto en Economy y en tren, el porcentaje de vuelos en Business y el CO2 total de los vuelos (Figura 4). En 13 rutas la empresa ya utiliza el tren:</w:t>
+        <w:t>Para identificar rutas concretas armamos en Celonis una tabla que compara, para cada una de las 60 rutas (ciudad de salida y de llegada del tramo), la cantidad de tramos en vuelo y en tren, el CO2 promedio de un trayecto en Economy y en tren, el porcentaje de vuelos en Business y el CO2 total de los vuelos (Figura 4). En 13 rutas la empresa ya usa el tren:</w:t>
       </w:r>
     </w:p>
     <w:tbl>
@@ -8323,12 +7759,6 @@
         <w:gridCol w:w="1500"/>
       </w:tblGrid>
       <w:tr>
-        <w:tblPrEx>
-          <w:tblCellMar>
-            <w:top w:w="0" w:type="dxa"/>
-            <w:bottom w:w="0" w:type="dxa"/>
-          </w:tblCellMar>
-        </w:tblPrEx>
         <w:trPr>
           <w:tblHeader/>
           <w:jc w:val="center"/>
@@ -8567,12 +7997,6 @@
         </w:tc>
       </w:tr>
       <w:tr>
-        <w:tblPrEx>
-          <w:tblCellMar>
-            <w:top w:w="0" w:type="dxa"/>
-            <w:bottom w:w="0" w:type="dxa"/>
-          </w:tblCellMar>
-        </w:tblPrEx>
         <w:trPr>
           <w:jc w:val="center"/>
         </w:trPr>
@@ -8776,12 +8200,6 @@
         </w:tc>
       </w:tr>
       <w:tr>
-        <w:tblPrEx>
-          <w:tblCellMar>
-            <w:top w:w="0" w:type="dxa"/>
-            <w:bottom w:w="0" w:type="dxa"/>
-          </w:tblCellMar>
-        </w:tblPrEx>
         <w:trPr>
           <w:jc w:val="center"/>
         </w:trPr>
@@ -8976,12 +8394,6 @@
         </w:tc>
       </w:tr>
       <w:tr>
-        <w:tblPrEx>
-          <w:tblCellMar>
-            <w:top w:w="0" w:type="dxa"/>
-            <w:bottom w:w="0" w:type="dxa"/>
-          </w:tblCellMar>
-        </w:tblPrEx>
         <w:trPr>
           <w:jc w:val="center"/>
         </w:trPr>
@@ -9176,12 +8588,6 @@
         </w:tc>
       </w:tr>
       <w:tr>
-        <w:tblPrEx>
-          <w:tblCellMar>
-            <w:top w:w="0" w:type="dxa"/>
-            <w:bottom w:w="0" w:type="dxa"/>
-          </w:tblCellMar>
-        </w:tblPrEx>
         <w:trPr>
           <w:jc w:val="center"/>
         </w:trPr>
@@ -9367,12 +8773,6 @@
         </w:tc>
       </w:tr>
       <w:tr>
-        <w:tblPrEx>
-          <w:tblCellMar>
-            <w:top w:w="0" w:type="dxa"/>
-            <w:bottom w:w="0" w:type="dxa"/>
-          </w:tblCellMar>
-        </w:tblPrEx>
         <w:trPr>
           <w:jc w:val="center"/>
         </w:trPr>
@@ -9397,12 +8797,21 @@
             <w:pPr>
               <w:jc w:val="center"/>
             </w:pPr>
-            <w:r>
-              <w:rPr>
-                <w:sz w:val="21"/>
-                <w:szCs w:val="21"/>
-              </w:rPr>
-              <w:t xml:space="preserve">Hamburg → </w:t>
+            <w:proofErr w:type="spellStart"/>
+            <w:r>
+              <w:rPr>
+                <w:sz w:val="21"/>
+                <w:szCs w:val="21"/>
+              </w:rPr>
+              <w:t>Hamburg</w:t>
+            </w:r>
+            <w:proofErr w:type="spellEnd"/>
+            <w:r>
+              <w:rPr>
+                <w:sz w:val="21"/>
+                <w:szCs w:val="21"/>
+              </w:rPr>
+              <w:t xml:space="preserve"> → </w:t>
             </w:r>
             <w:proofErr w:type="spellStart"/>
             <w:r>
@@ -9567,12 +8976,6 @@
         </w:tc>
       </w:tr>
       <w:tr>
-        <w:tblPrEx>
-          <w:tblCellMar>
-            <w:top w:w="0" w:type="dxa"/>
-            <w:bottom w:w="0" w:type="dxa"/>
-          </w:tblCellMar>
-        </w:tblPrEx>
         <w:trPr>
           <w:jc w:val="center"/>
         </w:trPr>
@@ -9767,12 +9170,6 @@
         </w:tc>
       </w:tr>
       <w:tr>
-        <w:tblPrEx>
-          <w:tblCellMar>
-            <w:top w:w="0" w:type="dxa"/>
-            <w:bottom w:w="0" w:type="dxa"/>
-          </w:tblCellMar>
-        </w:tblPrEx>
         <w:trPr>
           <w:jc w:val="center"/>
         </w:trPr>
@@ -9958,12 +9355,6 @@
         </w:tc>
       </w:tr>
       <w:tr>
-        <w:tblPrEx>
-          <w:tblCellMar>
-            <w:top w:w="0" w:type="dxa"/>
-            <w:bottom w:w="0" w:type="dxa"/>
-          </w:tblCellMar>
-        </w:tblPrEx>
         <w:trPr>
           <w:jc w:val="center"/>
         </w:trPr>
@@ -10158,12 +9549,6 @@
         </w:tc>
       </w:tr>
       <w:tr>
-        <w:tblPrEx>
-          <w:tblCellMar>
-            <w:top w:w="0" w:type="dxa"/>
-            <w:bottom w:w="0" w:type="dxa"/>
-          </w:tblCellMar>
-        </w:tblPrEx>
         <w:trPr>
           <w:jc w:val="center"/>
         </w:trPr>
@@ -10358,12 +9743,6 @@
         </w:tc>
       </w:tr>
       <w:tr>
-        <w:tblPrEx>
-          <w:tblCellMar>
-            <w:top w:w="0" w:type="dxa"/>
-            <w:bottom w:w="0" w:type="dxa"/>
-          </w:tblCellMar>
-        </w:tblPrEx>
         <w:trPr>
           <w:jc w:val="center"/>
         </w:trPr>
@@ -10549,12 +9928,6 @@
         </w:tc>
       </w:tr>
       <w:tr>
-        <w:tblPrEx>
-          <w:tblCellMar>
-            <w:top w:w="0" w:type="dxa"/>
-            <w:bottom w:w="0" w:type="dxa"/>
-          </w:tblCellMar>
-        </w:tblPrEx>
         <w:trPr>
           <w:jc w:val="center"/>
         </w:trPr>
@@ -10740,12 +10113,6 @@
         </w:tc>
       </w:tr>
       <w:tr>
-        <w:tblPrEx>
-          <w:tblCellMar>
-            <w:top w:w="0" w:type="dxa"/>
-            <w:bottom w:w="0" w:type="dxa"/>
-          </w:tblCellMar>
-        </w:tblPrEx>
         <w:trPr>
           <w:jc w:val="center"/>
         </w:trPr>
@@ -10931,12 +10298,6 @@
         </w:tc>
       </w:tr>
       <w:tr>
-        <w:tblPrEx>
-          <w:tblCellMar>
-            <w:top w:w="0" w:type="dxa"/>
-            <w:bottom w:w="0" w:type="dxa"/>
-          </w:tblCellMar>
-        </w:tblPrEx>
         <w:trPr>
           <w:jc w:val="center"/>
         </w:trPr>
@@ -11142,7 +10503,7 @@
         </w:rPr>
         <w:lastRenderedPageBreak/>
         <w:drawing>
-          <wp:inline distT="0" distB="0" distL="0" distR="0" wp14:anchorId="26B402EC" wp14:editId="62E0DAF1">
+          <wp:inline distT="0" distB="0" distL="0" distR="0" wp14:anchorId="53E90A58" wp14:editId="2E3EC74F">
             <wp:extent cx="5943600" cy="2943225"/>
             <wp:effectExtent l="0" t="0" r="0" b="0"/>
             <wp:docPr id="725733196" name="Figura 4" descr="Vuelo frente a tren en la misma ruta, tabla OLAP en Celonis ordenada por tramos en tren." title="Figura 4"/>
@@ -11159,7 +10520,7 @@
                     </pic:cNvPicPr>
                   </pic:nvPicPr>
                   <pic:blipFill>
-                    <a:blip r:embed="rId8"/>
+                    <a:blip r:embed="rId10"/>
                     <a:srcRect/>
                     <a:stretch>
                       <a:fillRect/>
@@ -11261,47 +10622,10 @@
         <w:ind w:firstLine="720"/>
       </w:pPr>
       <w:r>
-        <w:t xml:space="preserve">En tres rutas (Hamburg → </w:t>
-      </w:r>
-      <w:proofErr w:type="spellStart"/>
-      <w:r>
-        <w:t>Berlin</w:t>
-      </w:r>
-      <w:proofErr w:type="spellEnd"/>
-      <w:r>
-        <w:t xml:space="preserve">, London → Paris y Frankfurt → Paris) se viaja únicamente en tren, lo que muestra que la alternativa ya es viable dentro de la empresa. En las rutas europeas y en Fukuoka → </w:t>
-      </w:r>
-      <w:proofErr w:type="spellStart"/>
-      <w:r>
-        <w:t>Tokyo</w:t>
-      </w:r>
-      <w:proofErr w:type="spellEnd"/>
-      <w:r>
-        <w:t xml:space="preserve">, el tren emite entre 3 y 8 veces menos que un vuelo en Economy (por ejemplo, </w:t>
-      </w:r>
-      <w:proofErr w:type="spellStart"/>
-      <w:r>
-        <w:t>Berlin</w:t>
-      </w:r>
-      <w:proofErr w:type="spellEnd"/>
-      <w:r>
-        <w:t xml:space="preserve"> → Paris: 28 frente a 131 kg por trayecto; Frankfurt → </w:t>
-      </w:r>
-      <w:proofErr w:type="spellStart"/>
-      <w:r>
-        <w:t>Berlin</w:t>
-      </w:r>
-      <w:proofErr w:type="spellEnd"/>
-      <w:r>
-        <w:t xml:space="preserve">: 14 frente a 113 kg); en New York → Toronto la diferencia es pequeña (68 frente a 83 kg). Además, algunas rutas cortas concentran un alto uso de Business: </w:t>
-      </w:r>
-      <w:proofErr w:type="spellStart"/>
-      <w:r>
-        <w:t>Berlin</w:t>
-      </w:r>
-      <w:proofErr w:type="spellEnd"/>
-      <w:r>
-        <w:t xml:space="preserve"> → London (66.89%) y New York → Toronto (78.53%).</w:t>
+        <w:t>En tres rutas (Hamburg → Berlin, London → Paris y Frankfurt → Paris) solo se viaja en tren, lo que muestra que la alternativa ya es viable dentro de la empresa. En las rutas europeas y en Fukuoka → Tokyo, el tren emite entre 2.8 y 8 veces menos que un vuelo en Economy (por ejemplo, Berlin → Paris: 28 frente a 131 kg por trayecto; Frankfurt → Berlin: 14 frente a 113 kg). En New York → Toronto la diferencia es pequeña (68 frente a 83 kg). También llama la atención el uso de Business en algunas rutas cortas: B</w:t>
+      </w:r>
+      <w:r>
+        <w:t>erlin → London (66.89%) y New York → Toronto (78.53%).</w:t>
       </w:r>
     </w:p>
     <w:p>
@@ -11310,83 +10634,11 @@
         <w:ind w:firstLine="720"/>
       </w:pPr>
       <w:r>
-        <w:t>Como escenario de referencia, si los vuelos de las siete rutas cortas donde la empresa ya usa el tren (</w:t>
-      </w:r>
-      <w:proofErr w:type="spellStart"/>
-      <w:r>
-        <w:t>Berlin</w:t>
-      </w:r>
-      <w:proofErr w:type="spellEnd"/>
-      <w:r>
-        <w:t xml:space="preserve"> → </w:t>
-      </w:r>
-      <w:proofErr w:type="spellStart"/>
-      <w:r>
-        <w:t>Amsterdam</w:t>
-      </w:r>
-      <w:proofErr w:type="spellEnd"/>
-      <w:r>
-        <w:t xml:space="preserve">, </w:t>
-      </w:r>
-      <w:proofErr w:type="spellStart"/>
-      <w:r>
-        <w:t>Berlin</w:t>
-      </w:r>
-      <w:proofErr w:type="spellEnd"/>
-      <w:r>
-        <w:t xml:space="preserve"> → Paris, Hamburg → Paris, Frankfurt → </w:t>
-      </w:r>
-      <w:proofErr w:type="spellStart"/>
-      <w:r>
-        <w:t>Berlin</w:t>
-      </w:r>
-      <w:proofErr w:type="spellEnd"/>
-      <w:r>
-        <w:t xml:space="preserve">, Fukuoka → </w:t>
-      </w:r>
-      <w:proofErr w:type="spellStart"/>
-      <w:r>
-        <w:t>Tokyo</w:t>
-      </w:r>
-      <w:proofErr w:type="spellEnd"/>
-      <w:r>
-        <w:t xml:space="preserve">, </w:t>
-      </w:r>
-      <w:proofErr w:type="spellStart"/>
-      <w:r>
-        <w:t>Berlin</w:t>
-      </w:r>
-      <w:proofErr w:type="spellEnd"/>
-      <w:r>
-        <w:t xml:space="preserve"> → London y Madrid → Lisbon) se </w:t>
-      </w:r>
-      <w:proofErr w:type="gramStart"/>
-      <w:r>
-        <w:t>realizaran</w:t>
-      </w:r>
-      <w:proofErr w:type="gramEnd"/>
-      <w:r>
-        <w:t xml:space="preserve"> en tren, se dejarían de </w:t>
+        <w:t xml:space="preserve">Como escenario de referencia, si los vuelos de las siete rutas cortas donde la empresa ya usa el tren (Berlin → Amsterdam, Berlin → Paris, Hamburg → Paris, Frankfurt → Berlin, Fukuoka → Tokyo, Berlin → London y Madrid → Lisbon) se hicieran en tren, se dejarían de </w:t>
       </w:r>
       <w:r>
         <w:lastRenderedPageBreak/>
-        <w:t xml:space="preserve">emitir aproximadamente 1.1 millones de kg CO2e, cerca de 0.47% del total. Se excluyen </w:t>
-      </w:r>
-      <w:proofErr w:type="spellStart"/>
-      <w:r>
-        <w:t>Berlin</w:t>
-      </w:r>
-      <w:proofErr w:type="spellEnd"/>
-      <w:r>
-        <w:t xml:space="preserve"> → Madrid, New York → Toronto y </w:t>
-      </w:r>
-      <w:proofErr w:type="spellStart"/>
-      <w:r>
-        <w:t>Sydney</w:t>
-      </w:r>
-      <w:proofErr w:type="spellEnd"/>
-      <w:r>
-        <w:t xml:space="preserve"> → Perth por la duración del trayecto terrestre.</w:t>
+        <w:t>emitir cerca de 1.1 millones de kg CO2e, alrededor de 0.47% del total. Dejamos fuera Berlin → Madrid, New York → Toronto y Sydney → Perth por la duración del trayecto terrestre.</w:t>
       </w:r>
     </w:p>
     <w:p>
@@ -11402,44 +10654,15 @@
         <w:t>Respuesta parcial:</w:t>
       </w:r>
       <w:r>
-        <w:t xml:space="preserve"> H3 se confirma. Se distinguen tres tipos de acciones. El </w:t>
-      </w:r>
-      <w:proofErr w:type="spellStart"/>
-      <w:r>
-        <w:t>quick</w:t>
-      </w:r>
-      <w:proofErr w:type="spellEnd"/>
-      <w:r>
-        <w:t xml:space="preserve"> </w:t>
-      </w:r>
-      <w:proofErr w:type="spellStart"/>
-      <w:r>
-        <w:t>win</w:t>
-      </w:r>
-      <w:proofErr w:type="spellEnd"/>
-      <w:r>
-        <w:t xml:space="preserve"> más visible es sustituir el vuelo por tren en rutas cortas donde la empresa ya lo usa: es fácil de implementar, pero su impacto total es pequeño (cerca de 0.5%). El </w:t>
-      </w:r>
-      <w:proofErr w:type="spellStart"/>
-      <w:r>
-        <w:t>quick</w:t>
-      </w:r>
-      <w:proofErr w:type="spellEnd"/>
-      <w:r>
-        <w:t xml:space="preserve"> </w:t>
-      </w:r>
-      <w:proofErr w:type="spellStart"/>
-      <w:r>
-        <w:t>win</w:t>
-      </w:r>
-      <w:proofErr w:type="spellEnd"/>
-      <w:r>
-        <w:t xml:space="preserve"> de mayor impacto es controlar la clase del vuelo, sobre todo en reservas fuera de plazo, que usan entre 2 y 2.8 veces más Business Class (Q8), y en rutas cortas con alto uso de Business. Las inversiones de largo plazo corresponden a los viajes intercontinentales, que explican el peso de Oceanía (Q2) y de rutas como Beijing → Moscow (4,476 vuelos y 12.4 millones de kg CO2e). Vínculo: P1.</w:t>
+        <w:t xml:space="preserve"> H3 se confirma. Separamos tres tipos de acciones. El quick win más visible es cambiar el vuelo por tren en rutas cortas donde la empresa ya lo usa: es fácil de implementar, pero el impacto total es pequeño (cerca de 0.5%). El quick win de mayor impacto es controlar la clase del vuelo, sobre todo en reservas fuera de plazo, que usan entre 2 y 2.8 veces más Business Class (Q8), y en rutas cortas con mucho uso de Business. Las inversiones de largo plazo son los viajes intercontinentales, que explican el peso </w:t>
+      </w:r>
+      <w:r>
+        <w:t>de Oceanía (Q2); por ejemplo, la ruta Sydney → Los Angeles suma 37.1 millones de kg CO2e en vuelos. Vínculo: P1.</w:t>
       </w:r>
     </w:p>
     <w:p>
       <w:pPr>
-        <w:pStyle w:val="Ttulo2"/>
+        <w:pStyle w:val="Heading2"/>
         <w:spacing w:line="360" w:lineRule="auto"/>
       </w:pPr>
       <w:r>
@@ -11524,12 +10747,6 @@
         <w:gridCol w:w="1250"/>
       </w:tblGrid>
       <w:tr>
-        <w:tblPrEx>
-          <w:tblCellMar>
-            <w:top w:w="0" w:type="dxa"/>
-            <w:bottom w:w="0" w:type="dxa"/>
-          </w:tblCellMar>
-        </w:tblPrEx>
         <w:trPr>
           <w:tblHeader/>
           <w:jc w:val="center"/>
@@ -11832,12 +11049,6 @@
         </w:tc>
       </w:tr>
       <w:tr>
-        <w:tblPrEx>
-          <w:tblCellMar>
-            <w:top w:w="0" w:type="dxa"/>
-            <w:bottom w:w="0" w:type="dxa"/>
-          </w:tblCellMar>
-        </w:tblPrEx>
         <w:trPr>
           <w:jc w:val="center"/>
         </w:trPr>
@@ -12083,12 +11294,6 @@
         </w:tc>
       </w:tr>
       <w:tr>
-        <w:tblPrEx>
-          <w:tblCellMar>
-            <w:top w:w="0" w:type="dxa"/>
-            <w:bottom w:w="0" w:type="dxa"/>
-          </w:tblCellMar>
-        </w:tblPrEx>
         <w:trPr>
           <w:jc w:val="center"/>
         </w:trPr>
@@ -12364,12 +11569,6 @@
         <w:gridCol w:w="2340"/>
       </w:tblGrid>
       <w:tr>
-        <w:tblPrEx>
-          <w:tblCellMar>
-            <w:top w:w="0" w:type="dxa"/>
-            <w:bottom w:w="0" w:type="dxa"/>
-          </w:tblCellMar>
-        </w:tblPrEx>
         <w:trPr>
           <w:tblHeader/>
           <w:jc w:val="center"/>
@@ -12504,12 +11703,6 @@
         </w:tc>
       </w:tr>
       <w:tr>
-        <w:tblPrEx>
-          <w:tblCellMar>
-            <w:top w:w="0" w:type="dxa"/>
-            <w:bottom w:w="0" w:type="dxa"/>
-          </w:tblCellMar>
-        </w:tblPrEx>
         <w:trPr>
           <w:jc w:val="center"/>
         </w:trPr>
@@ -12635,12 +11828,6 @@
         </w:tc>
       </w:tr>
       <w:tr>
-        <w:tblPrEx>
-          <w:tblCellMar>
-            <w:top w:w="0" w:type="dxa"/>
-            <w:bottom w:w="0" w:type="dxa"/>
-          </w:tblCellMar>
-        </w:tblPrEx>
         <w:trPr>
           <w:jc w:val="center"/>
         </w:trPr>
@@ -12776,7 +11963,7 @@
           <w:noProof/>
         </w:rPr>
         <w:drawing>
-          <wp:inline distT="0" distB="0" distL="0" distR="0" wp14:anchorId="673C4D21" wp14:editId="0F67D551">
+          <wp:inline distT="0" distB="0" distL="0" distR="0" wp14:anchorId="3970E669" wp14:editId="3B441346">
             <wp:extent cx="5943600" cy="1276350"/>
             <wp:effectExtent l="0" t="0" r="0" b="0"/>
             <wp:docPr id="1478249943" name="Figura 5" descr="Peso de los viajes fuera de política y clase de transporte según política, tablas OLAP en Celonis." title="Figura 5"/>
@@ -12793,7 +11980,7 @@
                     </pic:cNvPicPr>
                   </pic:nvPicPr>
                   <pic:blipFill>
-                    <a:blip r:embed="rId9"/>
+                    <a:blip r:embed="rId11"/>
                     <a:srcRect/>
                     <a:stretch>
                       <a:fillRect/>
@@ -12910,7 +12097,7 @@
         <w:ind w:firstLine="720"/>
       </w:pPr>
       <w:r>
-        <w:t>La suma del CO2 de ambos grupos (233,211,161 kg) coincide con el total de Q1. Los viajes fuera de política son 18.43% de los viajes, pero generan 24.54% del CO2 y 27.03% del costo. Por viaje emiten 43.9% más (3,567 frente a 2,478 kg) y cuestan 64.0% más (US$4,063 frente a US$2,478). El mecanismo principal es la clase: 65.49% de sus tramos son Business Class, frente a 19.59% en los viajes que cumplen la política.</w:t>
+        <w:t>La suma del CO2 de ambos grupos (233,211,161 kg) coincide con el total de Q1. Los viajes fuera de política son el 18.43% de los viajes, pero generan 24.54% del CO2 y 27.03% del costo. Por viaje emiten 43.9% más (3,567 frente a 2,478 kg) y cuestan 64.0% más (US$4,063 frente a US$2,478). La diferencia viene sobre todo de la clase: 65.49% de sus tramos son Business Class, frente a 19.59% en los viajes que cumplen la política.</w:t>
       </w:r>
     </w:p>
     <w:p>
@@ -12919,7 +12106,7 @@
         <w:ind w:firstLine="720"/>
       </w:pPr>
       <w:r>
-        <w:t>Como escenario de referencia, si los 16,043 viajes fuera de política tuvieran el CO2 y el costo promedio de los que cumplen la política, se dejarían de emitir (3,567 − 2,478) × 16,043 ≈ 17.47 millones de kg CO2e (7.49% del total) y se ahorrarían (4,063 − 2,478) × 16,043 ≈ US$25.4 millones. Es un techo teórico: supone que los viajes se mantienen y solo cambia la forma de reservarlos.</w:t>
+        <w:t>Como escenario de referencia: si los 16,043 viajes fuera de política tuvieran el CO2 y el costo promedio de los que cumplen, se dejarían de emitir (3,567 − 2,478) × 16,043 ≈ 17.47 millones de kg CO2e (7.49% del total) y se ahorrarían (4,063 − 2,478) × 16,043 ≈ US$25.4 millones. Es un máximo teórico, porque supone que los viajes se mantienen y solo cambia cómo se reservan.</w:t>
       </w:r>
     </w:p>
     <w:p>
@@ -12935,12 +12122,12 @@
         <w:t>Respuesta parcial:</w:t>
       </w:r>
       <w:r>
-        <w:t xml:space="preserve"> H4 se confirma. Los viajes fuera de política son una fuente desproporcionada de emisiones y costo, principalmente por el uso de clases premium. Vínculo: P2 (validación automática de política y clase), P1 (mostrar el CO2 adicional al reservar y aprobar) y P3 (el porcentaje del CO2 fuera de política es un indicador natural de monitoreo).</w:t>
+        <w:t xml:space="preserve"> H4 se confirma. Los viajes fuera de política aportan más emisiones y costo de lo que les corresponde, sobre todo por el uso de clases premium. Vínculo: P2 (validación automática de política y clase), P1 (mostrar el CO2 adicional al reservar y aprobar) y P3 (el porcentaje del CO2 fuera de política es un buen indicador de monitoreo).</w:t>
       </w:r>
     </w:p>
     <w:p>
       <w:pPr>
-        <w:pStyle w:val="Ttulo2"/>
+        <w:pStyle w:val="Heading2"/>
         <w:spacing w:line="360" w:lineRule="auto"/>
       </w:pPr>
       <w:r>
@@ -13024,12 +12211,6 @@
         <w:gridCol w:w="1400"/>
       </w:tblGrid>
       <w:tr>
-        <w:tblPrEx>
-          <w:tblCellMar>
-            <w:top w:w="0" w:type="dxa"/>
-            <w:bottom w:w="0" w:type="dxa"/>
-          </w:tblCellMar>
-        </w:tblPrEx>
         <w:trPr>
           <w:tblHeader/>
           <w:jc w:val="center"/>
@@ -13248,12 +12429,6 @@
         </w:tc>
       </w:tr>
       <w:tr>
-        <w:tblPrEx>
-          <w:tblCellMar>
-            <w:top w:w="0" w:type="dxa"/>
-            <w:bottom w:w="0" w:type="dxa"/>
-          </w:tblCellMar>
-        </w:tblPrEx>
         <w:trPr>
           <w:jc w:val="center"/>
         </w:trPr>
@@ -13439,12 +12614,6 @@
         </w:tc>
       </w:tr>
       <w:tr>
-        <w:tblPrEx>
-          <w:tblCellMar>
-            <w:top w:w="0" w:type="dxa"/>
-            <w:bottom w:w="0" w:type="dxa"/>
-          </w:tblCellMar>
-        </w:tblPrEx>
         <w:trPr>
           <w:jc w:val="center"/>
         </w:trPr>
@@ -13630,12 +12799,6 @@
         </w:tc>
       </w:tr>
       <w:tr>
-        <w:tblPrEx>
-          <w:tblCellMar>
-            <w:top w:w="0" w:type="dxa"/>
-            <w:bottom w:w="0" w:type="dxa"/>
-          </w:tblCellMar>
-        </w:tblPrEx>
         <w:trPr>
           <w:jc w:val="center"/>
         </w:trPr>
@@ -13839,12 +13002,6 @@
         </w:tc>
       </w:tr>
       <w:tr>
-        <w:tblPrEx>
-          <w:tblCellMar>
-            <w:top w:w="0" w:type="dxa"/>
-            <w:bottom w:w="0" w:type="dxa"/>
-          </w:tblCellMar>
-        </w:tblPrEx>
         <w:trPr>
           <w:jc w:val="center"/>
         </w:trPr>
@@ -14048,12 +13205,6 @@
         </w:tc>
       </w:tr>
       <w:tr>
-        <w:tblPrEx>
-          <w:tblCellMar>
-            <w:top w:w="0" w:type="dxa"/>
-            <w:bottom w:w="0" w:type="dxa"/>
-          </w:tblCellMar>
-        </w:tblPrEx>
         <w:trPr>
           <w:jc w:val="center"/>
         </w:trPr>
@@ -14239,12 +13390,6 @@
         </w:tc>
       </w:tr>
       <w:tr>
-        <w:tblPrEx>
-          <w:tblCellMar>
-            <w:top w:w="0" w:type="dxa"/>
-            <w:bottom w:w="0" w:type="dxa"/>
-          </w:tblCellMar>
-        </w:tblPrEx>
         <w:trPr>
           <w:jc w:val="center"/>
         </w:trPr>
@@ -14432,12 +13577,6 @@
         </w:tc>
       </w:tr>
       <w:tr>
-        <w:tblPrEx>
-          <w:tblCellMar>
-            <w:top w:w="0" w:type="dxa"/>
-            <w:bottom w:w="0" w:type="dxa"/>
-          </w:tblCellMar>
-        </w:tblPrEx>
         <w:trPr>
           <w:jc w:val="center"/>
         </w:trPr>
@@ -14625,12 +13764,6 @@
         </w:tc>
       </w:tr>
       <w:tr>
-        <w:tblPrEx>
-          <w:tblCellMar>
-            <w:top w:w="0" w:type="dxa"/>
-            <w:bottom w:w="0" w:type="dxa"/>
-          </w:tblCellMar>
-        </w:tblPrEx>
         <w:trPr>
           <w:jc w:val="center"/>
         </w:trPr>
@@ -14818,12 +13951,6 @@
         </w:tc>
       </w:tr>
       <w:tr>
-        <w:tblPrEx>
-          <w:tblCellMar>
-            <w:top w:w="0" w:type="dxa"/>
-            <w:bottom w:w="0" w:type="dxa"/>
-          </w:tblCellMar>
-        </w:tblPrEx>
         <w:trPr>
           <w:jc w:val="center"/>
         </w:trPr>
@@ -15009,12 +14136,6 @@
         </w:tc>
       </w:tr>
       <w:tr>
-        <w:tblPrEx>
-          <w:tblCellMar>
-            <w:top w:w="0" w:type="dxa"/>
-            <w:bottom w:w="0" w:type="dxa"/>
-          </w:tblCellMar>
-        </w:tblPrEx>
         <w:trPr>
           <w:jc w:val="center"/>
         </w:trPr>
@@ -15200,12 +14321,6 @@
         </w:tc>
       </w:tr>
       <w:tr>
-        <w:tblPrEx>
-          <w:tblCellMar>
-            <w:top w:w="0" w:type="dxa"/>
-            <w:bottom w:w="0" w:type="dxa"/>
-          </w:tblCellMar>
-        </w:tblPrEx>
         <w:trPr>
           <w:jc w:val="center"/>
         </w:trPr>
@@ -15393,12 +14508,6 @@
         </w:tc>
       </w:tr>
       <w:tr>
-        <w:tblPrEx>
-          <w:tblCellMar>
-            <w:top w:w="0" w:type="dxa"/>
-            <w:bottom w:w="0" w:type="dxa"/>
-          </w:tblCellMar>
-        </w:tblPrEx>
         <w:trPr>
           <w:jc w:val="center"/>
         </w:trPr>
@@ -15586,12 +14695,6 @@
         </w:tc>
       </w:tr>
       <w:tr>
-        <w:tblPrEx>
-          <w:tblCellMar>
-            <w:top w:w="0" w:type="dxa"/>
-            <w:bottom w:w="0" w:type="dxa"/>
-          </w:tblCellMar>
-        </w:tblPrEx>
         <w:trPr>
           <w:jc w:val="center"/>
         </w:trPr>
@@ -15786,12 +14889,6 @@
         </w:tc>
       </w:tr>
       <w:tr>
-        <w:tblPrEx>
-          <w:tblCellMar>
-            <w:top w:w="0" w:type="dxa"/>
-            <w:bottom w:w="0" w:type="dxa"/>
-          </w:tblCellMar>
-        </w:tblPrEx>
         <w:trPr>
           <w:jc w:val="center"/>
         </w:trPr>
@@ -16011,12 +15108,6 @@
         <w:gridCol w:w="1400"/>
       </w:tblGrid>
       <w:tr>
-        <w:tblPrEx>
-          <w:tblCellMar>
-            <w:top w:w="0" w:type="dxa"/>
-            <w:bottom w:w="0" w:type="dxa"/>
-          </w:tblCellMar>
-        </w:tblPrEx>
         <w:trPr>
           <w:tblHeader/>
           <w:jc w:val="center"/>
@@ -16235,12 +15326,6 @@
         </w:tc>
       </w:tr>
       <w:tr>
-        <w:tblPrEx>
-          <w:tblCellMar>
-            <w:top w:w="0" w:type="dxa"/>
-            <w:bottom w:w="0" w:type="dxa"/>
-          </w:tblCellMar>
-        </w:tblPrEx>
         <w:trPr>
           <w:jc w:val="center"/>
         </w:trPr>
@@ -16444,12 +15529,6 @@
         </w:tc>
       </w:tr>
       <w:tr>
-        <w:tblPrEx>
-          <w:tblCellMar>
-            <w:top w:w="0" w:type="dxa"/>
-            <w:bottom w:w="0" w:type="dxa"/>
-          </w:tblCellMar>
-        </w:tblPrEx>
         <w:trPr>
           <w:jc w:val="center"/>
         </w:trPr>
@@ -16474,12 +15553,21 @@
             <w:pPr>
               <w:jc w:val="center"/>
             </w:pPr>
-            <w:r>
-              <w:rPr>
-                <w:sz w:val="21"/>
-                <w:szCs w:val="21"/>
-              </w:rPr>
-              <w:t>Conference/</w:t>
+            <w:proofErr w:type="spellStart"/>
+            <w:r>
+              <w:rPr>
+                <w:sz w:val="21"/>
+                <w:szCs w:val="21"/>
+              </w:rPr>
+              <w:t>Conference</w:t>
+            </w:r>
+            <w:proofErr w:type="spellEnd"/>
+            <w:r>
+              <w:rPr>
+                <w:sz w:val="21"/>
+                <w:szCs w:val="21"/>
+              </w:rPr>
+              <w:t>/</w:t>
             </w:r>
             <w:proofErr w:type="spellStart"/>
             <w:r>
@@ -16644,12 +15732,6 @@
         </w:tc>
       </w:tr>
       <w:tr>
-        <w:tblPrEx>
-          <w:tblCellMar>
-            <w:top w:w="0" w:type="dxa"/>
-            <w:bottom w:w="0" w:type="dxa"/>
-          </w:tblCellMar>
-        </w:tblPrEx>
         <w:trPr>
           <w:jc w:val="center"/>
         </w:trPr>
@@ -16688,8 +15770,17 @@
                 <w:sz w:val="21"/>
                 <w:szCs w:val="21"/>
               </w:rPr>
-              <w:t xml:space="preserve"> Business Trip</w:t>
-            </w:r>
+              <w:t xml:space="preserve"> Business </w:t>
+            </w:r>
+            <w:proofErr w:type="spellStart"/>
+            <w:r>
+              <w:rPr>
+                <w:sz w:val="21"/>
+                <w:szCs w:val="21"/>
+              </w:rPr>
+              <w:t>Trip</w:t>
+            </w:r>
+            <w:proofErr w:type="spellEnd"/>
           </w:p>
         </w:tc>
         <w:tc>
@@ -16844,12 +15935,6 @@
         </w:tc>
       </w:tr>
       <w:tr>
-        <w:tblPrEx>
-          <w:tblCellMar>
-            <w:top w:w="0" w:type="dxa"/>
-            <w:bottom w:w="0" w:type="dxa"/>
-          </w:tblCellMar>
-        </w:tblPrEx>
         <w:trPr>
           <w:jc w:val="center"/>
         </w:trPr>
@@ -17037,12 +16122,6 @@
         </w:tc>
       </w:tr>
       <w:tr>
-        <w:tblPrEx>
-          <w:tblCellMar>
-            <w:top w:w="0" w:type="dxa"/>
-            <w:bottom w:w="0" w:type="dxa"/>
-          </w:tblCellMar>
-        </w:tblPrEx>
         <w:trPr>
           <w:jc w:val="center"/>
         </w:trPr>
@@ -17067,12 +16146,21 @@
             <w:pPr>
               <w:jc w:val="center"/>
             </w:pPr>
-            <w:r>
-              <w:rPr>
-                <w:sz w:val="21"/>
-                <w:szCs w:val="21"/>
-              </w:rPr>
-              <w:t xml:space="preserve">Partner </w:t>
+            <w:proofErr w:type="spellStart"/>
+            <w:r>
+              <w:rPr>
+                <w:sz w:val="21"/>
+                <w:szCs w:val="21"/>
+              </w:rPr>
+              <w:t>Partner</w:t>
+            </w:r>
+            <w:proofErr w:type="spellEnd"/>
+            <w:r>
+              <w:rPr>
+                <w:sz w:val="21"/>
+                <w:szCs w:val="21"/>
+              </w:rPr>
+              <w:t xml:space="preserve"> </w:t>
             </w:r>
             <w:proofErr w:type="spellStart"/>
             <w:r>
@@ -17247,7 +16335,7 @@
           <w:noProof/>
         </w:rPr>
         <w:drawing>
-          <wp:inline distT="0" distB="0" distL="0" distR="0" wp14:anchorId="1D6F2E3D" wp14:editId="4D4D9B46">
+          <wp:inline distT="0" distB="0" distL="0" distR="0" wp14:anchorId="3DA4490F" wp14:editId="62939C1D">
             <wp:extent cx="5943600" cy="2333625"/>
             <wp:effectExtent l="0" t="0" r="0" b="0"/>
             <wp:docPr id="1656647422" name="Figura 6" descr="Emisiones por unidad de negocio y por propósito del viaje, tablas OLAP en Celonis." title="Figura 6"/>
@@ -17264,7 +16352,7 @@
                     </pic:cNvPicPr>
                   </pic:nvPicPr>
                   <pic:blipFill>
-                    <a:blip r:embed="rId10"/>
+                    <a:blip r:embed="rId12"/>
                     <a:srcRect/>
                     <a:stretch>
                       <a:fillRect/>
@@ -17383,39 +16471,7 @@
         <w:ind w:firstLine="720"/>
       </w:pPr>
       <w:r>
-        <w:t xml:space="preserve">Sales y Marketing concentran 52.28% del CO2, y </w:t>
-      </w:r>
-      <w:proofErr w:type="spellStart"/>
-      <w:r>
-        <w:t>Customer</w:t>
-      </w:r>
-      <w:proofErr w:type="spellEnd"/>
-      <w:r>
-        <w:t xml:space="preserve"> </w:t>
-      </w:r>
-      <w:proofErr w:type="spellStart"/>
-      <w:r>
-        <w:t>Visit</w:t>
-      </w:r>
-      <w:proofErr w:type="spellEnd"/>
-      <w:r>
-        <w:t xml:space="preserve"> y Conference/</w:t>
-      </w:r>
-      <w:proofErr w:type="spellStart"/>
-      <w:r>
-        <w:t>Exhibition</w:t>
-      </w:r>
-      <w:proofErr w:type="spellEnd"/>
-      <w:r>
-        <w:t xml:space="preserve"> 78.63%. Sin embargo, ninguna unidad ni propósito emite de forma desproporcionada: en todos los grupos el porcentaje del CO2 es prácticamente igual al porcentaje de viajes (la mayor diferencia es de unos 0.2 puntos, en </w:t>
-      </w:r>
-      <w:proofErr w:type="spellStart"/>
-      <w:r>
-        <w:t>Ecosystem</w:t>
-      </w:r>
-      <w:proofErr w:type="spellEnd"/>
-      <w:r>
-        <w:t>: 5.36% de los viajes y 5.58% del CO2). El CO2 por viaje varía solo entre 2,556 y 2,791 kg, y el porcentaje fuera de política entre 16.15% y 19.61% por unidad (18.26% a 18.58% por propósito).</w:t>
+        <w:t>Sales y Marketing concentran 52.29% del CO2, y Customer Visit y Conference/Exhibition 78.63%. Aun así, ninguna unidad ni propósito emite de forma desproporcionada: en todos los grupos el porcentaje del CO2 es casi igual al porcentaje de viajes (la mayor diferencia es de unos 0.2 puntos, en Ecosystem: 5.36% de los viajes y 5.58% del CO2). El CO2 por viaje solo varía entre 2,556 y 2,791 kg, y el porcentaje fuera de política entre 16.15% y 19.61% por unidad (18.26% a 18.58% por propósito).</w:t>
       </w:r>
     </w:p>
     <w:p>
@@ -17431,12 +16487,12 @@
         <w:t>Respuesta parcial:</w:t>
       </w:r>
       <w:r>
-        <w:t xml:space="preserve"> H5 se rechaza en su segunda parte. Las emisiones de cada unidad dependen de su volumen de viajes y no de un comportamiento distinto. Por lo tanto, la palanca no es una política dirigida a una unidad en particular, sino controles transversales en el proceso de reserva y aprobación (P1, P2), junto con metas de carbono por unidad proporcionales a su volumen (P3).</w:t>
+        <w:t xml:space="preserve"> H5 se rechaza en su segunda parte. Las emisiones de cada unidad siguen su volumen de viajes; no vimos un comportamiento distinto. Por eso una política dirigida a una sola unidad tendría poco efecto. Conviene aplicar controles generales en el proceso de reserva y aprobación (P1, P2) y fijar metas de carbono por unidad proporcionales a su volumen (P3).</w:t>
       </w:r>
     </w:p>
     <w:p>
       <w:pPr>
-        <w:pStyle w:val="Ttulo2"/>
+        <w:pStyle w:val="Heading2"/>
         <w:spacing w:line="360" w:lineRule="auto"/>
       </w:pPr>
       <w:r>
@@ -17465,15 +16521,7 @@
         <w:ind w:firstLine="720"/>
       </w:pPr>
       <w:r>
-        <w:t xml:space="preserve">Se usó </w:t>
-      </w:r>
-      <w:proofErr w:type="spellStart"/>
-      <w:r>
-        <w:t>ProcessCode</w:t>
-      </w:r>
-      <w:proofErr w:type="spellEnd"/>
-      <w:r>
-        <w:t>, que agrupa los viajes con la misma lógica de secuencia de eventos, para comparar las variantes del proceso, y se agregó una segunda tabla que separa los viajes con y sin desviación según la definición de la sección 2.3 (Figura 7).</w:t>
+        <w:t>Usamos ProcessCode, que agrupa los viajes con la misma lógica de secuencia de eventos, para comparar las variantes del proceso, y agregamos una segunda tabla que separa los viajes con y sin desviación según la definición de la sección 2.3 (Figura 7).</w:t>
       </w:r>
     </w:p>
     <w:tbl>
@@ -17503,12 +16551,6 @@
         <w:gridCol w:w="1500"/>
       </w:tblGrid>
       <w:tr>
-        <w:tblPrEx>
-          <w:tblCellMar>
-            <w:top w:w="0" w:type="dxa"/>
-            <w:bottom w:w="0" w:type="dxa"/>
-          </w:tblCellMar>
-        </w:tblPrEx>
         <w:trPr>
           <w:tblHeader/>
           <w:jc w:val="center"/>
@@ -17748,12 +16790,6 @@
         </w:tc>
       </w:tr>
       <w:tr>
-        <w:tblPrEx>
-          <w:tblCellMar>
-            <w:top w:w="0" w:type="dxa"/>
-            <w:bottom w:w="0" w:type="dxa"/>
-          </w:tblCellMar>
-        </w:tblPrEx>
         <w:trPr>
           <w:jc w:val="center"/>
         </w:trPr>
@@ -17939,12 +16975,6 @@
         </w:tc>
       </w:tr>
       <w:tr>
-        <w:tblPrEx>
-          <w:tblCellMar>
-            <w:top w:w="0" w:type="dxa"/>
-            <w:bottom w:w="0" w:type="dxa"/>
-          </w:tblCellMar>
-        </w:tblPrEx>
         <w:trPr>
           <w:jc w:val="center"/>
         </w:trPr>
@@ -18140,7 +17170,7 @@
           <w:noProof/>
         </w:rPr>
         <w:drawing>
-          <wp:inline distT="0" distB="0" distL="0" distR="0" wp14:anchorId="354AA05A" wp14:editId="0AF660F5">
+          <wp:inline distT="0" distB="0" distL="0" distR="0" wp14:anchorId="53D8F24E" wp14:editId="44D47825">
             <wp:extent cx="5943600" cy="2038350"/>
             <wp:effectExtent l="0" t="0" r="0" b="0"/>
             <wp:docPr id="123541761" name="Figura 7" descr="Emisión, costo y tiempo de ciclo por ProcessCode, y viajes con desviación frente a sin desviación, tablas OLAP en Celonis. En la tabla superior, “CO2 Promedio” corresponde a kg CO2e por viaje y la última columna al tiempo de ciclo en días." title="Figura 7"/>
@@ -18157,7 +17187,7 @@
                     </pic:cNvPicPr>
                   </pic:nvPicPr>
                   <pic:blipFill>
-                    <a:blip r:embed="rId11"/>
+                    <a:blip r:embed="rId13"/>
                     <a:srcRect/>
                     <a:stretch>
                       <a:fillRect/>
@@ -18295,7 +17325,7 @@
         <w:ind w:firstLine="720"/>
       </w:pPr>
       <w:r>
-        <w:t>El 38.4% de los viajes tiene al menos una desviación. Estos viajes emiten 2,661 kg frente a 2,690 kg de los que no tienen desviaciones (diferencia menor a 1.1%) y cuestan US$2,761 frente a US$2,776 (menos de 0.6%). En las variantes con más casos, el CO2 promedio se mantiene entre 2,581 y 2,766 kg y el porcentaje fuera de política entre 17.21% y 21.21%. La variante principal (V1) agrupa 46,042 casos, con 2,686 kg por viaje y un tiempo de ciclo de 22.91 días.</w:t>
+        <w:t>El 38.4% de los viajes tiene al menos una desviación. Estos viajes emiten 2,661 kg frente a 2,690 kg de los que no tienen (menos de 1.1% de diferencia) y cuestan US$2,761 frente a US$2,776 (menos de 0.6%). En las variantes con más casos, el CO2 promedio se mantiene entre 2,581 y 2,766 kg y el porcentaje fuera de política entre 17.21% y 21.21%. La variante principal (V1) agrupa 46,042 casos, con 2,686 kg por viaje y un tiempo de ciclo de 22.91 días.</w:t>
       </w:r>
     </w:p>
     <w:p>
@@ -18311,7 +17341,7 @@
         <w:t>Respuesta parcial:</w:t>
       </w:r>
       <w:r>
-        <w:t xml:space="preserve"> H6 se rechaza. Las desviaciones del proceso no se asocian a mayores emisiones ni costos. Las emisiones se determinan en la decisión inicial de modo y clase de transporte, no en lo que ocurre después de la reserva. Esto refuerza el pilar P1: la métrica de carbono debe integrarse en el momento de la reserva y la aprobación.</w:t>
+        <w:t xml:space="preserve"> H6 se rechaza. Las desviaciones del proceso no se asocian a más emisiones ni costos. Las emisiones se definen en la decisión inicial de modo y clase de transporte, y lo que pasa después de la reserva casi no las mueve. Esto refuerza el pilar P1: la métrica de carbono debe estar en el momento de la reserva y la aprobación.</w:t>
       </w:r>
     </w:p>
     <w:p>
@@ -18321,28 +17351,12 @@
       </w:pPr>
       <w:r>
         <w:lastRenderedPageBreak/>
-        <w:t xml:space="preserve">La variante V18 (2,774 casos, 4.79 días de tiempo de ciclo) corresponde a la variante #3 del Avance 1, que termina en </w:t>
-      </w:r>
-      <w:proofErr w:type="spellStart"/>
-      <w:r>
-        <w:t>Submit</w:t>
-      </w:r>
-      <w:proofErr w:type="spellEnd"/>
-      <w:r>
-        <w:t xml:space="preserve"> Travel </w:t>
-      </w:r>
-      <w:proofErr w:type="spellStart"/>
-      <w:r>
-        <w:t>Request</w:t>
-      </w:r>
-      <w:proofErr w:type="spellEnd"/>
-      <w:r>
-        <w:t xml:space="preserve"> sin aprobación. Probablemente son casos que seguían en trámite al momento de la extracción de los datos, por lo que se consideran una limitación del log y no una desviación del proceso.</w:t>
+        <w:t>La variante V18 (2,774 casos, 4.79 días de tiempo de ciclo) corresponde a la variante #3 del Avance 1, que termina en Submit Travel Request sin aprobación. Probablemente son casos que seguían en trámite cuando se extrajeron los datos, así que los tomamos como una limitación del log y no como una desviación del proceso.</w:t>
       </w:r>
     </w:p>
     <w:p>
       <w:pPr>
-        <w:pStyle w:val="Ttulo2"/>
+        <w:pStyle w:val="Heading2"/>
         <w:spacing w:line="360" w:lineRule="auto"/>
       </w:pPr>
       <w:r>
@@ -18355,23 +17369,7 @@
         <w:ind w:firstLine="720"/>
       </w:pPr>
       <w:r>
-        <w:t>Spend_CO2e estima el CO2 de cada viaje a partir del gasto (</w:t>
-      </w:r>
-      <w:proofErr w:type="spellStart"/>
-      <w:r>
-        <w:t>NetCosts</w:t>
-      </w:r>
-      <w:proofErr w:type="spellEnd"/>
-      <w:r>
-        <w:t xml:space="preserve">). Este método por gasto se usa cuando una empresa no tiene datos de actividad de cada viaje. Hotel_CO2e + Transportation_CO2e, en cambio, es un cálculo basado en la actividad (modo, clase y noches de hotel). Ambos estiman el mismo impacto, por lo que no se suman; Q7 los compara para evaluar si la empresa </w:t>
-      </w:r>
-      <w:proofErr w:type="gramStart"/>
-      <w:r>
-        <w:t>podría</w:t>
-      </w:r>
-      <w:proofErr w:type="gramEnd"/>
-      <w:r>
-        <w:t xml:space="preserve"> confiar en el método por gasto para su contabilidad de carbono.</w:t>
+        <w:t>Spend_CO2e estima el CO2 de cada viaje a partir del gasto (NetCosts). Este método por gasto se usa cuando una empresa no tiene datos de actividad de cada viaje (Greenhouse Gas Protocol, 2013). Hotel_CO2e + Transportation_CO2e, en cambio, se calcula con la actividad (modo, clase y noches de hotel). Los dos estiman el mismo impacto, por eso no se suman. En Q7 los comparamos para ver si la empresa podría confiar en el método por gasto para su contabilidad de carbono.</w:t>
       </w:r>
     </w:p>
     <w:p>
@@ -18433,12 +17431,6 @@
         <w:gridCol w:w="1900"/>
       </w:tblGrid>
       <w:tr>
-        <w:tblPrEx>
-          <w:tblCellMar>
-            <w:top w:w="0" w:type="dxa"/>
-            <w:bottom w:w="0" w:type="dxa"/>
-          </w:tblCellMar>
-        </w:tblPrEx>
         <w:trPr>
           <w:tblHeader/>
           <w:jc w:val="center"/>
@@ -18605,12 +17597,6 @@
         </w:tc>
       </w:tr>
       <w:tr>
-        <w:tblPrEx>
-          <w:tblCellMar>
-            <w:top w:w="0" w:type="dxa"/>
-            <w:bottom w:w="0" w:type="dxa"/>
-          </w:tblCellMar>
-        </w:tblPrEx>
         <w:trPr>
           <w:jc w:val="center"/>
         </w:trPr>
@@ -18766,12 +17752,6 @@
         </w:tc>
       </w:tr>
       <w:tr>
-        <w:tblPrEx>
-          <w:tblCellMar>
-            <w:top w:w="0" w:type="dxa"/>
-            <w:bottom w:w="0" w:type="dxa"/>
-          </w:tblCellMar>
-        </w:tblPrEx>
         <w:trPr>
           <w:jc w:val="center"/>
         </w:trPr>
@@ -18927,12 +17907,6 @@
         </w:tc>
       </w:tr>
       <w:tr>
-        <w:tblPrEx>
-          <w:tblCellMar>
-            <w:top w:w="0" w:type="dxa"/>
-            <w:bottom w:w="0" w:type="dxa"/>
-          </w:tblCellMar>
-        </w:tblPrEx>
         <w:trPr>
           <w:jc w:val="center"/>
         </w:trPr>
@@ -19088,12 +18062,6 @@
         </w:tc>
       </w:tr>
       <w:tr>
-        <w:tblPrEx>
-          <w:tblCellMar>
-            <w:top w:w="0" w:type="dxa"/>
-            <w:bottom w:w="0" w:type="dxa"/>
-          </w:tblCellMar>
-        </w:tblPrEx>
         <w:trPr>
           <w:jc w:val="center"/>
         </w:trPr>
@@ -19249,12 +18217,6 @@
         </w:tc>
       </w:tr>
       <w:tr>
-        <w:tblPrEx>
-          <w:tblCellMar>
-            <w:top w:w="0" w:type="dxa"/>
-            <w:bottom w:w="0" w:type="dxa"/>
-          </w:tblCellMar>
-        </w:tblPrEx>
         <w:trPr>
           <w:jc w:val="center"/>
         </w:trPr>
@@ -19410,12 +18372,6 @@
         </w:tc>
       </w:tr>
       <w:tr>
-        <w:tblPrEx>
-          <w:tblCellMar>
-            <w:top w:w="0" w:type="dxa"/>
-            <w:bottom w:w="0" w:type="dxa"/>
-          </w:tblCellMar>
-        </w:tblPrEx>
         <w:trPr>
           <w:jc w:val="center"/>
         </w:trPr>
@@ -19602,12 +18558,6 @@
         <w:gridCol w:w="1900"/>
       </w:tblGrid>
       <w:tr>
-        <w:tblPrEx>
-          <w:tblCellMar>
-            <w:top w:w="0" w:type="dxa"/>
-            <w:bottom w:w="0" w:type="dxa"/>
-          </w:tblCellMar>
-        </w:tblPrEx>
         <w:trPr>
           <w:tblHeader/>
           <w:jc w:val="center"/>
@@ -19774,12 +18724,6 @@
         </w:tc>
       </w:tr>
       <w:tr>
-        <w:tblPrEx>
-          <w:tblCellMar>
-            <w:top w:w="0" w:type="dxa"/>
-            <w:bottom w:w="0" w:type="dxa"/>
-          </w:tblCellMar>
-        </w:tblPrEx>
         <w:trPr>
           <w:jc w:val="center"/>
         </w:trPr>
@@ -19935,12 +18879,6 @@
         </w:tc>
       </w:tr>
       <w:tr>
-        <w:tblPrEx>
-          <w:tblCellMar>
-            <w:top w:w="0" w:type="dxa"/>
-            <w:bottom w:w="0" w:type="dxa"/>
-          </w:tblCellMar>
-        </w:tblPrEx>
         <w:trPr>
           <w:jc w:val="center"/>
         </w:trPr>
@@ -19970,6 +18908,7 @@
                 <w:sz w:val="22"/>
                 <w:szCs w:val="22"/>
               </w:rPr>
+              <w:lastRenderedPageBreak/>
               <w:t>Yes</w:t>
             </w:r>
           </w:p>
@@ -20105,9 +19044,8 @@
         <w:rPr>
           <w:noProof/>
         </w:rPr>
-        <w:lastRenderedPageBreak/>
         <w:drawing>
-          <wp:inline distT="0" distB="0" distL="0" distR="0" wp14:anchorId="28F25CB0" wp14:editId="74DAA2ED">
+          <wp:inline distT="0" distB="0" distL="0" distR="0" wp14:anchorId="26120D2B" wp14:editId="1D8FE96A">
             <wp:extent cx="5943600" cy="1371600"/>
             <wp:effectExtent l="0" t="0" r="0" b="0"/>
             <wp:docPr id="1261550452" name="Figura 8" descr="Método por gasto frente al cálculo real, por región de salida y según política, tablas OLAP en Celonis." title="Figura 8"/>
@@ -20124,7 +19062,7 @@
                     </pic:cNvPicPr>
                   </pic:nvPicPr>
                   <pic:blipFill>
-                    <a:blip r:embed="rId12"/>
+                    <a:blip r:embed="rId14"/>
                     <a:srcRect/>
                     <a:stretch>
                       <a:fillRect/>
@@ -20234,7 +19172,10 @@
         <w:ind w:firstLine="720"/>
       </w:pPr>
       <w:r>
-        <w:t>En total, el método por gasto estima 195,377,673 kg frente a 233,211,160.73 kg del cálculo real (razón 0.84), es decir, subestima la huella en aproximadamente 16%. Pero el problema principal está en las comparaciones: según el gasto, Asia (46.4 millones de kg) superaría a Latinoamérica (31.4 millones), cuando en el cálculo real es al revés (38.2 frente a 52.7 millones); y Europa aparecería casi tres veces más eficiente de lo que es (razón 0.35). Además, el método por gasto sobreestima los viajes caros, como los fuera de política (razón 1.02), y subestima los baratos con alta emisión (0.78).</w:t>
+        <w:t>En total, el método por gasto estima 195,377,673 kg frente a 233,211,160.73 kg del cálculo real (razón 0.84), es decir, subestima la huella en aproximadamente 16%. Pero el problema más serio está en las comparaciones. Según el gasto, Asia (46.4 millones de kg) superaría a Latinoamérica (31.4 millones), cuando en el cálculo real pasa lo contrario (38.2 frente a 52.7 millones). Europa, además, aparecería casi tres veces más eficiente de lo que es (razón 0.35). El método casi acierta en los viajes fuera de pol</w:t>
+      </w:r>
+      <w:r>
+        <w:t>ítica (razón 1.02), pero subestima los que cumplen la política (0.78).</w:t>
       </w:r>
     </w:p>
     <w:p>
@@ -20250,12 +19191,12 @@
         <w:t>Respuesta parcial:</w:t>
       </w:r>
       <w:r>
-        <w:t xml:space="preserve"> H7 se confirma, y con más fuerza de lo esperado: el método por gasto no solo subestima el total, sino que invierte el orden entre regiones. Si la empresa reportara con este método, orientaría mal sus esfuerzos de reducción. Vínculo: P3 (la contabilidad de carbono debe basarse en datos de actividad por viaje, que el proceso de reserva ya registra) y P1 (la métrica que se muestre al reservar debe ser la de actividad, no la de gasto).</w:t>
+        <w:t xml:space="preserve"> H7 se confirma, con más fuerza de lo que esperábamos: el método por gasto subestima el total y además invierte el orden entre regiones. Si la empresa reportara con este método, enfocaría mal sus esfuerzos de reducción. Vínculo: P3 (la contabilidad de carbono debería basarse en datos de actividad por viaje, que el proceso de reserva ya registra) y P1 (la métrica que se muestre al reservar debe ser la de actividad, no la de gasto).</w:t>
       </w:r>
     </w:p>
     <w:p>
       <w:pPr>
-        <w:pStyle w:val="Ttulo2"/>
+        <w:pStyle w:val="Heading2"/>
         <w:spacing w:line="360" w:lineRule="auto"/>
       </w:pPr>
       <w:r>
@@ -20276,7 +19217,15 @@
         <w:t>Hipótesis (H8):</w:t>
       </w:r>
       <w:r>
-        <w:t xml:space="preserve"> el paso de aprobación (Travel </w:t>
+        <w:t xml:space="preserve"> el paso de aprobación (</w:t>
+      </w:r>
+      <w:proofErr w:type="spellStart"/>
+      <w:r>
+        <w:t>Travel</w:t>
+      </w:r>
+      <w:proofErr w:type="spellEnd"/>
+      <w:r>
+        <w:t xml:space="preserve"> </w:t>
       </w:r>
       <w:proofErr w:type="spellStart"/>
       <w:r>
@@ -20337,12 +19286,6 @@
         <w:gridCol w:w="2340"/>
       </w:tblGrid>
       <w:tr>
-        <w:tblPrEx>
-          <w:tblCellMar>
-            <w:top w:w="0" w:type="dxa"/>
-            <w:bottom w:w="0" w:type="dxa"/>
-          </w:tblCellMar>
-        </w:tblPrEx>
         <w:trPr>
           <w:tblHeader/>
           <w:jc w:val="center"/>
@@ -20477,12 +19420,6 @@
         </w:tc>
       </w:tr>
       <w:tr>
-        <w:tblPrEx>
-          <w:tblCellMar>
-            <w:top w:w="0" w:type="dxa"/>
-            <w:bottom w:w="0" w:type="dxa"/>
-          </w:tblCellMar>
-        </w:tblPrEx>
         <w:trPr>
           <w:jc w:val="center"/>
         </w:trPr>
@@ -20608,12 +19545,6 @@
         </w:tc>
       </w:tr>
       <w:tr>
-        <w:tblPrEx>
-          <w:tblCellMar>
-            <w:top w:w="0" w:type="dxa"/>
-            <w:bottom w:w="0" w:type="dxa"/>
-          </w:tblCellMar>
-        </w:tblPrEx>
         <w:trPr>
           <w:jc w:val="center"/>
         </w:trPr>
@@ -20772,12 +19703,6 @@
         <w:gridCol w:w="1400"/>
       </w:tblGrid>
       <w:tr>
-        <w:tblPrEx>
-          <w:tblCellMar>
-            <w:top w:w="0" w:type="dxa"/>
-            <w:bottom w:w="0" w:type="dxa"/>
-          </w:tblCellMar>
-        </w:tblPrEx>
         <w:trPr>
           <w:tblHeader/>
           <w:jc w:val="center"/>
@@ -21068,12 +19993,6 @@
         </w:tc>
       </w:tr>
       <w:tr>
-        <w:tblPrEx>
-          <w:tblCellMar>
-            <w:top w:w="0" w:type="dxa"/>
-            <w:bottom w:w="0" w:type="dxa"/>
-          </w:tblCellMar>
-        </w:tblPrEx>
         <w:trPr>
           <w:jc w:val="center"/>
         </w:trPr>
@@ -21289,12 +20208,6 @@
         </w:tc>
       </w:tr>
       <w:tr>
-        <w:tblPrEx>
-          <w:tblCellMar>
-            <w:top w:w="0" w:type="dxa"/>
-            <w:bottom w:w="0" w:type="dxa"/>
-          </w:tblCellMar>
-        </w:tblPrEx>
         <w:trPr>
           <w:jc w:val="center"/>
         </w:trPr>
@@ -21510,12 +20423,6 @@
         </w:tc>
       </w:tr>
       <w:tr>
-        <w:tblPrEx>
-          <w:tblCellMar>
-            <w:top w:w="0" w:type="dxa"/>
-            <w:bottom w:w="0" w:type="dxa"/>
-          </w:tblCellMar>
-        </w:tblPrEx>
         <w:trPr>
           <w:jc w:val="center"/>
         </w:trPr>
@@ -21731,12 +20638,6 @@
         </w:tc>
       </w:tr>
       <w:tr>
-        <w:tblPrEx>
-          <w:tblCellMar>
-            <w:top w:w="0" w:type="dxa"/>
-            <w:bottom w:w="0" w:type="dxa"/>
-          </w:tblCellMar>
-        </w:tblPrEx>
         <w:trPr>
           <w:jc w:val="center"/>
         </w:trPr>
@@ -21952,12 +20853,6 @@
         </w:tc>
       </w:tr>
       <w:tr>
-        <w:tblPrEx>
-          <w:tblCellMar>
-            <w:top w:w="0" w:type="dxa"/>
-            <w:bottom w:w="0" w:type="dxa"/>
-          </w:tblCellMar>
-        </w:tblPrEx>
         <w:trPr>
           <w:jc w:val="center"/>
         </w:trPr>
@@ -22173,12 +21068,6 @@
         </w:tc>
       </w:tr>
       <w:tr>
-        <w:tblPrEx>
-          <w:tblCellMar>
-            <w:top w:w="0" w:type="dxa"/>
-            <w:bottom w:w="0" w:type="dxa"/>
-          </w:tblCellMar>
-        </w:tblPrEx>
         <w:trPr>
           <w:jc w:val="center"/>
         </w:trPr>
@@ -22404,7 +21293,7 @@
           <w:noProof/>
         </w:rPr>
         <w:drawing>
-          <wp:inline distT="0" distB="0" distL="0" distR="0" wp14:anchorId="02A959E2" wp14:editId="35E9E947">
+          <wp:inline distT="0" distB="0" distL="0" distR="0" wp14:anchorId="34FA433A" wp14:editId="7FF1D8FD">
             <wp:extent cx="5943600" cy="2466975"/>
             <wp:effectExtent l="0" t="0" r="0" b="0"/>
             <wp:docPr id="1555267557" name="Figura 9" descr="Aprobación de solicitudes según política, anticipación de la reserva frente a política y emisiones, y clase de vuelo según anticipación, tablas OLAP en Celonis." title="Figura 9"/>
@@ -22421,7 +21310,7 @@
                     </pic:cNvPicPr>
                   </pic:nvPicPr>
                   <pic:blipFill>
-                    <a:blip r:embed="rId13"/>
+                    <a:blip r:embed="rId15"/>
                     <a:srcRect/>
                     <a:stretch>
                       <a:fillRect/>
@@ -22552,7 +21441,7 @@
         <w:ind w:firstLine="720"/>
       </w:pPr>
       <w:r>
-        <w:t>La aprobación no filtra los viajes fuera de política: se aprueban en la misma proporción que los demás (96.43% frente a 96.42%) y, además, más rápido (mediana de 0.50 horas frente a 7.25 horas). Todos los viajes que salieron con una reserva de 14 días o menos (24,169 viajes) fueron aprobados, aunque estaban fuera de política el 100% de los reservados con 3 días o menos, el 56.12% de los de 3 a 7 días y el 44.84% de los de 7 a 14 días.</w:t>
+        <w:t>La aprobación no filtra los viajes fuera de política: se aprueban en la misma proporción que los demás (96.43% frente a 96.42%) y además más rápido (mediana de 0.50 horas frente a 7.25). Todos los viajes que salieron con una reserva de 14 días o menos (24,169 viajes) fueron aprobados, aunque estaban fuera de política el 100% de los reservados con 3 días o menos, el 56.12% de los de 3 a 7 días y el 44.84% de los de 7 a 14 días.</w:t>
       </w:r>
     </w:p>
     <w:p>
@@ -22561,7 +21450,10 @@
         <w:ind w:firstLine="720"/>
       </w:pPr>
       <w:r>
-        <w:t>Las reservas tardías son más caras y usan entre 2 y 2.8 veces más Business Class (39.88% a 54.70% de los tramos, frente a 19.84% con 14 a 30 días). Un resultado que parece contradictorio es que las reservas de 3 días o menos emiten menos por viaje (2,218 kg). La tabla de clase de vuelo lo explica: las reservas tardías corresponden a rutas más cortas (un tramo Economy emite en promedio 348 kg, frente a 889 kg con 14 a 30 días de anticipación). Es decir, los viajes largos se planifican con tiempo, mientras que los de último momento son rutas cortas que, aun así, se reservan en Business.</w:t>
+        <w:t>Las reservas tardías son más caras y usan entre 2 y 2.8 veces más Business Class (39.88% a 54.70% de los tramos, frente a 19.84% con 14 a 30 días). Un resultado que parece contradictorio es que las reservas de 3 días o menos emiten menos por viaje (2,218 kg). La tabla de clase de vuelo lo explica: las reservas tardías son de rutas más cortas (un tramo Economy emite en promedio 348 kg, frente a 889 kg con 14 a 30 días de anticipación). Es decir, los viajes largos se planifican con tiempo y los de último mome</w:t>
+      </w:r>
+      <w:r>
+        <w:t>nto son rutas cortas que, aun así, se reservan en Business.</w:t>
       </w:r>
     </w:p>
     <w:p>
@@ -22577,12 +21469,12 @@
         <w:t>Respuesta parcial:</w:t>
       </w:r>
       <w:r>
-        <w:t xml:space="preserve"> H8 se rechaza. El control de aprobación existe en el flujo, pero no actúa sobre la política. A partir de estos hallazgos, el equipo propone las siguientes validaciones automatizables:</w:t>
+        <w:t xml:space="preserve"> H8 se rechaza. El control de aprobación existe en el flujo, pero no actúa sobre la política. Con estos hallazgos proponemos las siguientes validaciones automatizables:</w:t>
       </w:r>
     </w:p>
     <w:p>
       <w:pPr>
-        <w:pStyle w:val="Prrafodelista"/>
+        <w:pStyle w:val="ListParagraph"/>
         <w:numPr>
           <w:ilvl w:val="0"/>
           <w:numId w:val="3"/>
@@ -22598,7 +21490,15 @@
       </w:r>
       <w:proofErr w:type="spellEnd"/>
       <w:r>
-        <w:t xml:space="preserve"> Travel </w:t>
+        <w:t xml:space="preserve"> </w:t>
+      </w:r>
+      <w:proofErr w:type="spellStart"/>
+      <w:r>
+        <w:t>Travel</w:t>
+      </w:r>
+      <w:proofErr w:type="spellEnd"/>
+      <w:r>
+        <w:t xml:space="preserve"> </w:t>
       </w:r>
       <w:proofErr w:type="spellStart"/>
       <w:r>
@@ -22611,7 +21511,7 @@
     </w:p>
     <w:p>
       <w:pPr>
-        <w:pStyle w:val="Prrafodelista"/>
+        <w:pStyle w:val="ListParagraph"/>
         <w:numPr>
           <w:ilvl w:val="0"/>
           <w:numId w:val="3"/>
@@ -22624,7 +21524,7 @@
     </w:p>
     <w:p>
       <w:pPr>
-        <w:pStyle w:val="Prrafodelista"/>
+        <w:pStyle w:val="ListParagraph"/>
         <w:numPr>
           <w:ilvl w:val="0"/>
           <w:numId w:val="3"/>
@@ -22637,7 +21537,7 @@
     </w:p>
     <w:p>
       <w:pPr>
-        <w:pStyle w:val="Prrafodelista"/>
+        <w:pStyle w:val="ListParagraph"/>
         <w:numPr>
           <w:ilvl w:val="0"/>
           <w:numId w:val="3"/>
@@ -22651,7 +21551,7 @@
     </w:p>
     <w:p>
       <w:pPr>
-        <w:pStyle w:val="Prrafodelista"/>
+        <w:pStyle w:val="ListParagraph"/>
         <w:numPr>
           <w:ilvl w:val="0"/>
           <w:numId w:val="3"/>
@@ -22664,7 +21564,7 @@
     </w:p>
     <w:p>
       <w:pPr>
-        <w:pStyle w:val="Ttulo2"/>
+        <w:pStyle w:val="Heading2"/>
         <w:spacing w:line="360" w:lineRule="auto"/>
       </w:pPr>
       <w:r>
@@ -22677,39 +21577,10 @@
         <w:ind w:firstLine="720"/>
       </w:pPr>
       <w:r>
-        <w:t>El diccionario de datos establece una regla de orden del proceso: la solicitud de viaje (</w:t>
-      </w:r>
-      <w:proofErr w:type="spellStart"/>
-      <w:r>
-        <w:t>Submit</w:t>
-      </w:r>
-      <w:proofErr w:type="spellEnd"/>
-      <w:r>
-        <w:t xml:space="preserve"> </w:t>
-      </w:r>
-      <w:proofErr w:type="spellStart"/>
-      <w:r>
-        <w:t>Request</w:t>
-      </w:r>
-      <w:proofErr w:type="spellEnd"/>
-      <w:r>
-        <w:t xml:space="preserve">) debe ocurrir después de la reserva del transporte (Book Mode </w:t>
-      </w:r>
-      <w:proofErr w:type="spellStart"/>
-      <w:r>
-        <w:t>of</w:t>
-      </w:r>
-      <w:proofErr w:type="spellEnd"/>
-      <w:r>
-        <w:t xml:space="preserve"> </w:t>
-      </w:r>
-      <w:proofErr w:type="spellStart"/>
-      <w:r>
-        <w:t>Transportation</w:t>
-      </w:r>
-      <w:proofErr w:type="spellEnd"/>
-      <w:r>
-        <w:t>). Como complemento de Q8, se verificó esta regla y se revisó si los cambios de reserva posteriores a la aprobación vuelven a pasar por aprobación (Figura 10).</w:t>
+        <w:t>El diccionario de datos establece una regla de orden del proceso: la solicitud de viaje (Submit Request) debe ocurrir después de la reserva del transporte (Book Mode of Transportation). Como complemento de Q8, verificamos esta regla y revisamos si los cambios de reserva posteriores a la aprobación vuelven a pasar por aprobación (Figura 10). La comparación se hizo con EventTimestamp. Con ese campo, 471 viajes tienen la solicitud antes de la primera reserva; en cambio, StepOrder siempre registra la reserva pr</w:t>
+      </w:r>
+      <w:r>
+        <w:t>imero.</w:t>
       </w:r>
     </w:p>
     <w:p>
@@ -22756,12 +21627,6 @@
         <w:gridCol w:w="1300"/>
       </w:tblGrid>
       <w:tr>
-        <w:tblPrEx>
-          <w:tblCellMar>
-            <w:top w:w="0" w:type="dxa"/>
-            <w:bottom w:w="0" w:type="dxa"/>
-          </w:tblCellMar>
-        </w:tblPrEx>
         <w:trPr>
           <w:tblHeader/>
           <w:jc w:val="center"/>
@@ -23032,12 +21897,6 @@
         </w:tc>
       </w:tr>
       <w:tr>
-        <w:tblPrEx>
-          <w:tblCellMar>
-            <w:top w:w="0" w:type="dxa"/>
-            <w:bottom w:w="0" w:type="dxa"/>
-          </w:tblCellMar>
-        </w:tblPrEx>
         <w:trPr>
           <w:jc w:val="center"/>
         </w:trPr>
@@ -23253,12 +22112,6 @@
         </w:tc>
       </w:tr>
       <w:tr>
-        <w:tblPrEx>
-          <w:tblCellMar>
-            <w:top w:w="0" w:type="dxa"/>
-            <w:bottom w:w="0" w:type="dxa"/>
-          </w:tblCellMar>
-        </w:tblPrEx>
         <w:trPr>
           <w:jc w:val="center"/>
         </w:trPr>
@@ -23474,12 +22327,6 @@
         </w:tc>
       </w:tr>
       <w:tr>
-        <w:tblPrEx>
-          <w:tblCellMar>
-            <w:top w:w="0" w:type="dxa"/>
-            <w:bottom w:w="0" w:type="dxa"/>
-          </w:tblCellMar>
-        </w:tblPrEx>
         <w:trPr>
           <w:jc w:val="center"/>
         </w:trPr>
@@ -23504,21 +22351,42 @@
             <w:pPr>
               <w:jc w:val="center"/>
             </w:pPr>
-            <w:proofErr w:type="spellStart"/>
             <w:r>
               <w:rPr>
                 <w:sz w:val="20"/>
                 <w:szCs w:val="20"/>
               </w:rPr>
-              <w:t>Re-reserva</w:t>
-            </w:r>
-            <w:proofErr w:type="spellEnd"/>
+              <w:t>Re-reserva sin nueva aprobación</w:t>
+            </w:r>
+          </w:p>
+        </w:tc>
+        <w:tc>
+          <w:tcPr>
+            <w:tcW w:w="1100" w:type="dxa"/>
+            <w:tcBorders>
+              <w:top w:val="single" w:sz="4" w:space="0" w:color="000000"/>
+              <w:left w:val="single" w:sz="4" w:space="0" w:color="000000"/>
+              <w:bottom w:val="single" w:sz="4" w:space="0" w:color="000000"/>
+              <w:right w:val="single" w:sz="4" w:space="0" w:color="000000"/>
+            </w:tcBorders>
+            <w:tcMar>
+              <w:top w:w="30" w:type="dxa"/>
+              <w:left w:w="80" w:type="dxa"/>
+              <w:bottom w:w="30" w:type="dxa"/>
+              <w:right w:w="80" w:type="dxa"/>
+            </w:tcMar>
+            <w:vAlign w:val="center"/>
+          </w:tcPr>
+          <w:p>
+            <w:pPr>
+              <w:jc w:val="center"/>
+            </w:pPr>
             <w:r>
               <w:rPr>
                 <w:sz w:val="20"/>
                 <w:szCs w:val="20"/>
               </w:rPr>
-              <w:t xml:space="preserve"> sin nueva aprobación</w:t>
+              <w:t>3,504</w:t>
             </w:r>
           </w:p>
         </w:tc>
@@ -23548,13 +22416,13 @@
                 <w:sz w:val="20"/>
                 <w:szCs w:val="20"/>
               </w:rPr>
-              <w:t>3,504</w:t>
-            </w:r>
-          </w:p>
-        </w:tc>
-        <w:tc>
-          <w:tcPr>
-            <w:tcW w:w="1100" w:type="dxa"/>
+              <w:t>4.03%</w:t>
+            </w:r>
+          </w:p>
+        </w:tc>
+        <w:tc>
+          <w:tcPr>
+            <w:tcW w:w="1250" w:type="dxa"/>
             <w:tcBorders>
               <w:top w:val="single" w:sz="4" w:space="0" w:color="000000"/>
               <w:left w:val="single" w:sz="4" w:space="0" w:color="000000"/>
@@ -23578,7 +22446,7 @@
                 <w:sz w:val="20"/>
                 <w:szCs w:val="20"/>
               </w:rPr>
-              <w:t>4.03%</w:t>
+              <w:t>28.45%</w:t>
             </w:r>
           </w:p>
         </w:tc>
@@ -23608,13 +22476,13 @@
                 <w:sz w:val="20"/>
                 <w:szCs w:val="20"/>
               </w:rPr>
-              <w:t>28.45%</w:t>
-            </w:r>
-          </w:p>
-        </w:tc>
-        <w:tc>
-          <w:tcPr>
-            <w:tcW w:w="1250" w:type="dxa"/>
+              <w:t>2,537</w:t>
+            </w:r>
+          </w:p>
+        </w:tc>
+        <w:tc>
+          <w:tcPr>
+            <w:tcW w:w="1200" w:type="dxa"/>
             <w:tcBorders>
               <w:top w:val="single" w:sz="4" w:space="0" w:color="000000"/>
               <w:left w:val="single" w:sz="4" w:space="0" w:color="000000"/>
@@ -23638,13 +22506,13 @@
                 <w:sz w:val="20"/>
                 <w:szCs w:val="20"/>
               </w:rPr>
-              <w:t>2,537</w:t>
-            </w:r>
-          </w:p>
-        </w:tc>
-        <w:tc>
-          <w:tcPr>
-            <w:tcW w:w="1200" w:type="dxa"/>
+              <w:t>2,664</w:t>
+            </w:r>
+          </w:p>
+        </w:tc>
+        <w:tc>
+          <w:tcPr>
+            <w:tcW w:w="1300" w:type="dxa"/>
             <w:tcBorders>
               <w:top w:val="single" w:sz="4" w:space="0" w:color="000000"/>
               <w:left w:val="single" w:sz="4" w:space="0" w:color="000000"/>
@@ -23668,48 +22536,12 @@
                 <w:sz w:val="20"/>
                 <w:szCs w:val="20"/>
               </w:rPr>
-              <w:t>2,664</w:t>
-            </w:r>
-          </w:p>
-        </w:tc>
-        <w:tc>
-          <w:tcPr>
-            <w:tcW w:w="1300" w:type="dxa"/>
-            <w:tcBorders>
-              <w:top w:val="single" w:sz="4" w:space="0" w:color="000000"/>
-              <w:left w:val="single" w:sz="4" w:space="0" w:color="000000"/>
-              <w:bottom w:val="single" w:sz="4" w:space="0" w:color="000000"/>
-              <w:right w:val="single" w:sz="4" w:space="0" w:color="000000"/>
-            </w:tcBorders>
-            <w:tcMar>
-              <w:top w:w="30" w:type="dxa"/>
-              <w:left w:w="80" w:type="dxa"/>
-              <w:bottom w:w="30" w:type="dxa"/>
-              <w:right w:w="80" w:type="dxa"/>
-            </w:tcMar>
-            <w:vAlign w:val="center"/>
-          </w:tcPr>
-          <w:p>
-            <w:pPr>
-              <w:jc w:val="center"/>
-            </w:pPr>
-            <w:r>
-              <w:rPr>
-                <w:sz w:val="20"/>
-                <w:szCs w:val="20"/>
-              </w:rPr>
               <w:t>1.22</w:t>
             </w:r>
           </w:p>
         </w:tc>
       </w:tr>
       <w:tr>
-        <w:tblPrEx>
-          <w:tblCellMar>
-            <w:top w:w="0" w:type="dxa"/>
-            <w:bottom w:w="0" w:type="dxa"/>
-          </w:tblCellMar>
-        </w:tblPrEx>
         <w:trPr>
           <w:jc w:val="center"/>
         </w:trPr>
@@ -23739,23 +22571,7 @@
                 <w:sz w:val="20"/>
                 <w:szCs w:val="20"/>
               </w:rPr>
-              <w:t xml:space="preserve">Sin </w:t>
-            </w:r>
-            <w:proofErr w:type="spellStart"/>
-            <w:r>
-              <w:rPr>
-                <w:sz w:val="20"/>
-                <w:szCs w:val="20"/>
-              </w:rPr>
-              <w:t>re-reserva</w:t>
-            </w:r>
-            <w:proofErr w:type="spellEnd"/>
-            <w:r>
-              <w:rPr>
-                <w:sz w:val="20"/>
-                <w:szCs w:val="20"/>
-              </w:rPr>
-              <w:t xml:space="preserve"> posterior</w:t>
+              <w:t>Sin re-reserva posterior</w:t>
             </w:r>
           </w:p>
         </w:tc>
@@ -23951,7 +22767,7 @@
           <w:noProof/>
         </w:rPr>
         <w:drawing>
-          <wp:inline distT="0" distB="0" distL="0" distR="0" wp14:anchorId="69A708C8" wp14:editId="4808D625">
+          <wp:inline distT="0" distB="0" distL="0" distR="0" wp14:anchorId="7C1E68B4" wp14:editId="35A3B8E7">
             <wp:extent cx="5943600" cy="1600200"/>
             <wp:effectExtent l="0" t="0" r="0" b="0"/>
             <wp:docPr id="707072898" name="Figura 10" descr="Conformidad con la regla del diccionario y re-reservas después de la aprobación, tablas OLAP en Celonis." title="Figura 10"/>
@@ -23968,7 +22784,7 @@
                     </pic:cNvPicPr>
                   </pic:nvPicPr>
                   <pic:blipFill>
-                    <a:blip r:embed="rId14"/>
+                    <a:blip r:embed="rId16"/>
                     <a:srcRect/>
                     <a:stretch>
                       <a:fillRect/>
@@ -23996,15 +22812,8 @@
         <w:ind w:firstLine="720"/>
       </w:pPr>
       <w:r>
-        <w:t xml:space="preserve">Figura 10. Conformidad con la regla del diccionario y </w:t>
-      </w:r>
-      <w:proofErr w:type="spellStart"/>
-      <w:r>
-        <w:t>re-reservas</w:t>
-      </w:r>
-      <w:proofErr w:type="spellEnd"/>
-      <w:r>
-        <w:t xml:space="preserve"> después de la aprobación, tablas OLAP en </w:t>
+        <w:lastRenderedPageBreak/>
+        <w:t xml:space="preserve">Figura 10. Conformidad con la regla del diccionario y re-reservas después de la aprobación, tablas OLAP en </w:t>
       </w:r>
       <w:proofErr w:type="spellStart"/>
       <w:r>
@@ -24092,24 +22901,7 @@
         <w:ind w:firstLine="720"/>
       </w:pPr>
       <w:r>
-        <w:lastRenderedPageBreak/>
-        <w:t xml:space="preserve">En 471 viajes (0.54%) la solicitud se envió antes de reservar el transporte, y el 100% de ellos está fuera de política. Además, 3,504 viajes (4.03%) volvieron a reservar su transporte después de la aprobación; como en el </w:t>
-      </w:r>
-      <w:proofErr w:type="spellStart"/>
-      <w:r>
-        <w:t>event</w:t>
-      </w:r>
-      <w:proofErr w:type="spellEnd"/>
-      <w:r>
-        <w:t xml:space="preserve"> log cada viaje tiene una </w:t>
-      </w:r>
-      <w:proofErr w:type="gramStart"/>
-      <w:r>
-        <w:t>sola solicitud y una sola aprobación</w:t>
-      </w:r>
-      <w:proofErr w:type="gramEnd"/>
-      <w:r>
-        <w:t>, ninguno de estos cambios pasó por una nueva aprobación. En este grupo, el porcentaje fuera de política sube a 28.45%, frente a 18.01% en el resto.</w:t>
+        <w:t>En 471 viajes (0.54%) la solicitud se envió antes de reservar el transporte, y el 100% de ellos está fuera de política. Además, 3,504 viajes (4.03%) volvieron a reservar su transporte después de la aprobación; como en el event log cada viaje tiene una sola solicitud y una sola aprobación, ninguno de esos cambios pasó por una nueva aprobación. En este grupo el porcentaje fuera de política sube a 28.45%, frente a 18.01% en el resto.</w:t>
       </w:r>
     </w:p>
     <w:p>
@@ -24125,12 +22917,12 @@
         <w:t>Respuesta:</w:t>
       </w:r>
       <w:r>
-        <w:t xml:space="preserve"> HC se rechaza. La aprobación no valida lo que finalmente se reserva: puede ocurrir antes de la reserva y no se repite cuando la reserva cambia. A las validaciones propuestas en Q8 se agregan dos:</w:t>
+        <w:t xml:space="preserve"> HC se rechaza. La aprobación no valida lo que finalmente se reserva: puede darse antes de la reserva y no se repite cuando la reserva cambia. A las validaciones de Q8 se suman dos:</w:t>
       </w:r>
     </w:p>
     <w:p>
       <w:pPr>
-        <w:pStyle w:val="Prrafodelista"/>
+        <w:pStyle w:val="ListParagraph"/>
         <w:numPr>
           <w:ilvl w:val="0"/>
           <w:numId w:val="2"/>
@@ -24143,7 +22935,7 @@
     </w:p>
     <w:p>
       <w:pPr>
-        <w:pStyle w:val="Prrafodelista"/>
+        <w:pStyle w:val="ListParagraph"/>
         <w:numPr>
           <w:ilvl w:val="0"/>
           <w:numId w:val="2"/>
@@ -24151,20 +22943,12 @@
         <w:spacing w:line="480" w:lineRule="auto"/>
       </w:pPr>
       <w:r>
-        <w:t xml:space="preserve">Volver a validar la política y el CO2e cuando la reserva cambia después de la aprobación, por </w:t>
-      </w:r>
-      <w:proofErr w:type="gramStart"/>
-      <w:r>
-        <w:t>ejemplo</w:t>
-      </w:r>
-      <w:proofErr w:type="gramEnd"/>
-      <w:r>
-        <w:t xml:space="preserve"> tras una cancelación o un vuelo perdido (P2, P3).</w:t>
+        <w:t>Volver a validar la política y el CO2e cuando la reserva cambia después de la aprobación, por ejemplo tras una cancelación o un vuelo perdido (P2, P3).</w:t>
       </w:r>
     </w:p>
     <w:p>
       <w:pPr>
-        <w:pStyle w:val="Ttulo1"/>
+        <w:pStyle w:val="Heading1"/>
         <w:spacing w:line="360" w:lineRule="auto"/>
       </w:pPr>
       <w:r>
@@ -24182,7 +22966,7 @@
     </w:p>
     <w:p>
       <w:pPr>
-        <w:pStyle w:val="Prrafodelista"/>
+        <w:pStyle w:val="ListParagraph"/>
         <w:numPr>
           <w:ilvl w:val="0"/>
           <w:numId w:val="2"/>
@@ -24197,12 +22981,12 @@
         <w:t>Calidad de la medición del carbono (Q7).</w:t>
       </w:r>
       <w:r>
-        <w:t xml:space="preserve"> En lugar de tomar las emisiones como un dato dado, se evaluó la confiabilidad del método por gasto frente al cálculo por actividad. El resultado cambia las conclusiones: con el método por gasto, la empresa subestimaría su huella en 16% y ordenaría mal sus regiones. Este análisis conecta con la forma en que las empresas reportan sus emisiones Scope 3 de viajes de negocio y respalda directamente el pilar P3.</w:t>
+        <w:t xml:space="preserve"> En vez de tomar las emisiones como un dato dado, evaluamos qué tan confiable es el método por gasto frente al cálculo por actividad. El resultado cambia las conclusiones: con el método por gasto la empresa subestimaría su huella en 16% y ordenaría mal sus regiones. Esto se conecta con la forma en que las empresas reportan sus emisiones Scope 3 de viajes de negocio y respalda el pilar P3.</w:t>
       </w:r>
     </w:p>
     <w:p>
       <w:pPr>
-        <w:pStyle w:val="Prrafodelista"/>
+        <w:pStyle w:val="ListParagraph"/>
         <w:numPr>
           <w:ilvl w:val="0"/>
           <w:numId w:val="2"/>
@@ -24214,32 +22998,16 @@
           <w:b/>
           <w:bCs/>
         </w:rPr>
+        <w:lastRenderedPageBreak/>
         <w:t>Conformidad del proceso frente a la regla del diccionario (sección 6.9).</w:t>
       </w:r>
       <w:r>
-        <w:t xml:space="preserve"> Se usó el orden de las actividades del </w:t>
-      </w:r>
-      <w:proofErr w:type="spellStart"/>
-      <w:r>
-        <w:t>event</w:t>
-      </w:r>
-      <w:proofErr w:type="spellEnd"/>
-      <w:r>
-        <w:t xml:space="preserve"> log para detectar viajes aprobados antes de reservar y </w:t>
-      </w:r>
-      <w:proofErr w:type="spellStart"/>
-      <w:r>
-        <w:lastRenderedPageBreak/>
-        <w:t>re-reservas</w:t>
-      </w:r>
-      <w:proofErr w:type="spellEnd"/>
-      <w:r>
-        <w:t xml:space="preserve"> sin nueva aprobación, dos huecos de control que no se ven al analizar solo los atributos de los viajes.</w:t>
+        <w:t xml:space="preserve"> Usamos el orden de las actividades del event log para detectar viajes aprobados antes de reservar y re-reservas sin nueva aprobación. Son dos huecos de control que no se ven si solo se analizan los atributos de los viajes.</w:t>
       </w:r>
     </w:p>
     <w:p>
       <w:pPr>
-        <w:pStyle w:val="Prrafodelista"/>
+        <w:pStyle w:val="ListParagraph"/>
         <w:numPr>
           <w:ilvl w:val="0"/>
           <w:numId w:val="2"/>
@@ -24270,20 +23038,12 @@
         <w:t xml:space="preserve"> log (Q8).</w:t>
       </w:r>
       <w:r>
-        <w:t xml:space="preserve"> A partir de las marcas de tiempo del proceso se construyó una variable que no existe en los datos (días entre la </w:t>
-      </w:r>
-      <w:proofErr w:type="gramStart"/>
-      <w:r>
-        <w:t>primera reserva y la primera salida</w:t>
-      </w:r>
-      <w:proofErr w:type="gramEnd"/>
-      <w:r>
-        <w:t>) y se cruzó con la política, las emisiones y la clase de vuelo. Esto mostró que el control de aprobación no actúa sobre los viajes fuera de política y que las reservas tardías combinan rutas cortas con un uso mucho mayor de Business Class.</w:t>
+        <w:t xml:space="preserve"> Con las marcas de tiempo del proceso construimos una variable que no existe en los datos (días entre la primera reserva y la primera salida) y la cruzamos con la política, las emisiones y la clase de vuelo. Así vimos que el control de aprobación no actúa sobre los viajes fuera de política y que las reservas tardías combinan rutas cortas con un uso mucho mayor de Business Class.</w:t>
       </w:r>
     </w:p>
     <w:p>
       <w:pPr>
-        <w:pStyle w:val="Ttulo1"/>
+        <w:pStyle w:val="Heading1"/>
         <w:spacing w:line="360" w:lineRule="auto"/>
       </w:pPr>
       <w:r>
@@ -24292,7 +23052,7 @@
     </w:p>
     <w:p>
       <w:pPr>
-        <w:pStyle w:val="Ttulo2"/>
+        <w:pStyle w:val="Heading2"/>
         <w:spacing w:line="360" w:lineRule="auto"/>
       </w:pPr>
       <w:r>
@@ -24312,7 +23072,7 @@
         <w:t>¿Cuánto se emite?</w:t>
       </w:r>
       <w:r>
-        <w:t xml:space="preserve"> El programa de viajes genera 233,211 t CO2e, y el 97.21% proviene del transporte, principalmente aéreo. Las clases premium, con menos de un tercio de los tramos, generan más de la mitad del CO2 de transporte (Q1, Q3).</w:t>
+        <w:t xml:space="preserve"> El programa de viajes genera 233,211 t CO2e y el 97.21% viene del transporte, principalmente aéreo. Las clases premium, con menos de un tercio de los tramos, generan más de la mitad del CO2 de transporte (Q1, Q3).</w:t>
       </w:r>
     </w:p>
     <w:p>
@@ -24328,7 +23088,7 @@
         <w:t>¿Dónde se decide la emisión?</w:t>
       </w:r>
       <w:r>
-        <w:t xml:space="preserve"> No en lo que ocurre después de la reserva: los viajes con cambios, cancelaciones o retrasos emiten prácticamente lo mismo que los demás (Q6). Tampoco depende de una unidad de negocio en particular, ya que todas emiten en proporción a su volumen de viajes (Q5). La emisión se decide al reservar, con la elección de la clase y la anticipación: los viajes fuera de política emiten 43.9% más y concentran 24.54% del CO2 (Q4).</w:t>
+        <w:t xml:space="preserve"> No en lo que pasa después de la reserva: los viajes con cambios, cancelaciones o retrasos emiten prácticamente lo mismo que los demás (Q6). Tampoco depende de una unidad de negocio, porque todas emiten en proporción a su volumen de viajes (Q5). La emisión se define al reservar, con la clase y la anticipación: los viajes fuera de política emiten 43.9% más y concentran 24.54% del CO2 (Q4).</w:t>
       </w:r>
     </w:p>
     <w:p>
@@ -24344,7 +23104,11 @@
         <w:t>¿Por qué no se corrige hoy?</w:t>
       </w:r>
       <w:r>
-        <w:t xml:space="preserve"> Porque el control de aprobación no actúa sobre la política: los viajes fuera de política se aprueban igual y más rápido que los demás, incluidos los reservados con 3 días o menos de anticipación (Q8). Además, 471 viajes se aprobaron antes de reservar el transporte, todos fuera de política, y 3,504 cambiaron su reserva después de aprobados sin una nueva aprobación (sección 6.9).</w:t>
+        <w:t xml:space="preserve"> Porque el control de aprobación no actúa sobre la política: los viajes fuera de política se aprueban igual y más rápido que los demás, incluidos los reservados con 3 días o menos de anticipación (Q8). Además, 471 viajes se aprobaron antes de </w:t>
+      </w:r>
+      <w:r>
+        <w:lastRenderedPageBreak/>
+        <w:t>reservar el transporte, todos fuera de política, y 3,504 cambiaron su reserva después de aprobados sin una nueva aprobación (sección 6.9).</w:t>
       </w:r>
     </w:p>
     <w:p>
@@ -24357,11 +23121,10 @@
           <w:b/>
           <w:bCs/>
         </w:rPr>
-        <w:lastRenderedPageBreak/>
         <w:t>¿Dónde actuar primero?</w:t>
       </w:r>
       <w:r>
-        <w:t xml:space="preserve"> Norteamérica concentra el problema de comportamiento (30.14% de viajes fuera de política y 49.60% de tramos en Business), mientras que Oceanía concentra el problema de distancia (50.43% del CO2). Europa muestra que es posible viajar con menos emisiones, con 18.25% de sus tramos en tren (Q2). En rutas cortas la empresa ya usa el tren, que emite varias veces menos que un vuelo en Economy, aunque su impacto total es menor (cerca de 0.5% del CO2) que el de controlar la clase del vuelo (techo de 7.49%) (Q3, Q4).</w:t>
+        <w:t xml:space="preserve"> Norteamérica concentra el problema de comportamiento (30.14% de viajes fuera de política y 49.60% de tramos en Business) y Oceanía el de distancia (50.43% del CO2). Europa muestra que se puede viajar con menos emisiones, con 18.25% de sus tramos en tren (Q2). En rutas cortas la empresa ya usa el tren, que emite varias veces menos que un vuelo en Economy, aunque su impacto total es menor (cerca de 0.5% del CO2) que el de controlar la clase del vuelo (máximo teórico de 7.49%) (Q3, Q4).</w:t>
       </w:r>
     </w:p>
     <w:p>
@@ -24377,12 +23140,12 @@
         <w:t>¿Cómo medir el avance?</w:t>
       </w:r>
       <w:r>
-        <w:t xml:space="preserve"> Con datos de actividad por viaje y no con el gasto, ya que el método por gasto subestima la huella y distorsiona las comparaciones (Q7).</w:t>
+        <w:t xml:space="preserve"> Con datos de actividad por viaje y no con el gasto, porque el método por gasto subestima la huella y distorsiona las comparaciones (Q7).</w:t>
       </w:r>
     </w:p>
     <w:p>
       <w:pPr>
-        <w:pStyle w:val="Ttulo2"/>
+        <w:pStyle w:val="Heading2"/>
         <w:spacing w:line="360" w:lineRule="auto"/>
       </w:pPr>
       <w:r>
@@ -24413,12 +23176,6 @@
         <w:gridCol w:w="3530"/>
       </w:tblGrid>
       <w:tr>
-        <w:tblPrEx>
-          <w:tblCellMar>
-            <w:top w:w="0" w:type="dxa"/>
-            <w:bottom w:w="0" w:type="dxa"/>
-          </w:tblCellMar>
-        </w:tblPrEx>
         <w:trPr>
           <w:tblHeader/>
           <w:jc w:val="center"/>
@@ -24521,12 +23278,6 @@
         </w:tc>
       </w:tr>
       <w:tr>
-        <w:tblPrEx>
-          <w:tblCellMar>
-            <w:top w:w="0" w:type="dxa"/>
-            <w:bottom w:w="0" w:type="dxa"/>
-          </w:tblCellMar>
-        </w:tblPrEx>
         <w:trPr>
           <w:jc w:val="center"/>
         </w:trPr>
@@ -24622,12 +23373,6 @@
         </w:tc>
       </w:tr>
       <w:tr>
-        <w:tblPrEx>
-          <w:tblCellMar>
-            <w:top w:w="0" w:type="dxa"/>
-            <w:bottom w:w="0" w:type="dxa"/>
-          </w:tblCellMar>
-        </w:tblPrEx>
         <w:trPr>
           <w:jc w:val="center"/>
         </w:trPr>
@@ -24687,23 +23432,7 @@
                 <w:sz w:val="21"/>
                 <w:szCs w:val="21"/>
               </w:rPr>
-              <w:t xml:space="preserve">La aprobación no filtra: 96.43% frente a 96.42%, y 0.50 frente a 7.25 horas (Q8). Los viajes fuera de política emiten 43.9% más (Q4). 471 viajes se aprobaron antes de reservar y 3,504 </w:t>
-            </w:r>
-            <w:proofErr w:type="spellStart"/>
-            <w:r>
-              <w:rPr>
-                <w:sz w:val="21"/>
-                <w:szCs w:val="21"/>
-              </w:rPr>
-              <w:t>re-reservas</w:t>
-            </w:r>
-            <w:proofErr w:type="spellEnd"/>
-            <w:r>
-              <w:rPr>
-                <w:sz w:val="21"/>
-                <w:szCs w:val="21"/>
-              </w:rPr>
-              <w:t xml:space="preserve"> no se volvieron a aprobar (6.9).</w:t>
+              <w:t>La aprobación no filtra: 96.43% frente a 96.42%, y 0.50 frente a 7.25 horas (Q8). Los viajes fuera de política emiten 43.9% más (Q4). 471 viajes se aprobaron antes de reservar y 3,504 re-reservas no se volvieron a aprobar (6.9).</w:t>
             </w:r>
           </w:p>
         </w:tc>
@@ -24739,12 +23468,6 @@
         </w:tc>
       </w:tr>
       <w:tr>
-        <w:tblPrEx>
-          <w:tblCellMar>
-            <w:top w:w="0" w:type="dxa"/>
-            <w:bottom w:w="0" w:type="dxa"/>
-          </w:tblCellMar>
-        </w:tblPrEx>
         <w:trPr>
           <w:jc w:val="center"/>
         </w:trPr>
@@ -24858,16 +23581,37 @@
     </w:tbl>
     <w:p>
       <w:pPr>
-        <w:pStyle w:val="Ttulo1"/>
+        <w:pStyle w:val="Heading1"/>
         <w:spacing w:line="360" w:lineRule="auto"/>
       </w:pPr>
-      <w:r>
-        <w:t>9. Limitaciones y próximos pasos</w:t>
-      </w:r>
     </w:p>
     <w:p>
       <w:pPr>
-        <w:pStyle w:val="Prrafodelista"/>
+        <w:rPr>
+          <w:b/>
+          <w:bCs/>
+          <w:color w:val="000000"/>
+          <w:sz w:val="28"/>
+          <w:szCs w:val="28"/>
+        </w:rPr>
+      </w:pPr>
+      <w:r>
+        <w:br w:type="page"/>
+      </w:r>
+    </w:p>
+    <w:p>
+      <w:pPr>
+        <w:pStyle w:val="Heading1"/>
+        <w:spacing w:line="360" w:lineRule="auto"/>
+      </w:pPr>
+      <w:r>
+        <w:lastRenderedPageBreak/>
+        <w:t>9. Limitaciones y próximos pasos</w:t>
+      </w:r>
+    </w:p>
+    <w:p>
+      <w:pPr>
+        <w:pStyle w:val="ListParagraph"/>
         <w:numPr>
           <w:ilvl w:val="0"/>
           <w:numId w:val="2"/>
@@ -24875,12 +23619,12 @@
         <w:spacing w:line="480" w:lineRule="auto"/>
       </w:pPr>
       <w:r>
-        <w:t>Los datos fueron adaptados con fines académicos, según indica el enunciado. La distribución muy pareja de algunos indicadores entre unidades y propósitos puede deberse a ello; las conclusiones se plantean para este conjunto de datos.</w:t>
+        <w:t>Los datos fueron adaptados con fines académicos, según indica el enunciado. La distribución muy pareja de algunos indicadores entre unidades y propósitos puede deberse a eso, así que las conclusiones valen para este conjunto de datos.</w:t>
       </w:r>
     </w:p>
     <w:p>
       <w:pPr>
-        <w:pStyle w:val="Prrafodelista"/>
+        <w:pStyle w:val="ListParagraph"/>
         <w:numPr>
           <w:ilvl w:val="0"/>
           <w:numId w:val="2"/>
@@ -24888,13 +23632,12 @@
         <w:spacing w:line="480" w:lineRule="auto"/>
       </w:pPr>
       <w:r>
-        <w:lastRenderedPageBreak/>
-        <w:t>La variante V18 sugiere casos incompletos al momento de la extracción del log (sección 6.6).</w:t>
+        <w:t>La variante V18 sugiere casos incompletos al momento de extraer el log (sección 6.6).</w:t>
       </w:r>
     </w:p>
     <w:p>
       <w:pPr>
-        <w:pStyle w:val="Prrafodelista"/>
+        <w:pStyle w:val="ListParagraph"/>
         <w:numPr>
           <w:ilvl w:val="0"/>
           <w:numId w:val="2"/>
@@ -24902,12 +23645,12 @@
         <w:spacing w:line="480" w:lineRule="auto"/>
       </w:pPr>
       <w:r>
-        <w:t>Las definiciones de región de salida, anticipación y viaje con desviación son decisiones del equipo (sección 2.3); otras definiciones podrían cambiar algunos valores.</w:t>
+        <w:t>Las definiciones de región de salida, anticipación y viaje con desviación son decisiones del equipo (sección 2.3); con otras definiciones algunos valores podrían cambiar.</w:t>
       </w:r>
     </w:p>
     <w:p>
       <w:pPr>
-        <w:pStyle w:val="Prrafodelista"/>
+        <w:pStyle w:val="ListParagraph"/>
         <w:numPr>
           <w:ilvl w:val="0"/>
           <w:numId w:val="2"/>
@@ -24915,12 +23658,12 @@
         <w:spacing w:line="480" w:lineRule="auto"/>
       </w:pPr>
       <w:r>
-        <w:t>El diccionario de datos no detalla el método con el que se calculó Spend_CO2e, más allá de que se basa en el gasto.</w:t>
+        <w:t>El diccionario de datos no detalla el método con el que se calculó Spend_CO2e, más allá de que se basa en el gasto. Tampoco explica del todo OutOfPolicy: además de los plazos de 14, 7 y 3 días, indica que el campo puede depender del nivel del empleado.</w:t>
       </w:r>
     </w:p>
     <w:p>
       <w:pPr>
-        <w:pStyle w:val="Prrafodelista"/>
+        <w:pStyle w:val="ListParagraph"/>
         <w:numPr>
           <w:ilvl w:val="0"/>
           <w:numId w:val="2"/>
@@ -24928,12 +23671,12 @@
         <w:spacing w:line="480" w:lineRule="auto"/>
       </w:pPr>
       <w:r>
-        <w:t>Los escenarios de ahorro (Q3 y Q4) son techos teóricos: suponen que los viajes se mantienen y que la alternativa (tren o clase Economy) está disponible en todos los casos.</w:t>
+        <w:t>Los escenarios de ahorro (Q3 y Q4) son máximos teóricos: suponen que los viajes se mantienen y que la alternativa (tren o clase Economy) está disponible en todos los casos.</w:t>
       </w:r>
     </w:p>
     <w:p>
       <w:pPr>
-        <w:pStyle w:val="Prrafodelista"/>
+        <w:pStyle w:val="ListParagraph"/>
         <w:numPr>
           <w:ilvl w:val="0"/>
           <w:numId w:val="2"/>
@@ -24941,12 +23684,12 @@
         <w:spacing w:line="480" w:lineRule="auto"/>
       </w:pPr>
       <w:r>
-        <w:t>La comparación con la industria tecnológica es referencial, ya que los períodos fiscales y las metodologías de cálculo de cada empresa difieren (sección 6.2).</w:t>
+        <w:t>La comparación con la industria tecnológica es solo referencial, porque los períodos fiscales y las metodologías de cálculo de cada empresa son distintos (sección 6.2).</w:t>
       </w:r>
     </w:p>
     <w:p>
       <w:pPr>
-        <w:pStyle w:val="Prrafodelista"/>
+        <w:pStyle w:val="ListParagraph"/>
         <w:numPr>
           <w:ilvl w:val="0"/>
           <w:numId w:val="2"/>
@@ -24954,7 +23697,7 @@
         <w:spacing w:line="480" w:lineRule="auto"/>
       </w:pPr>
       <w:r>
-        <w:t xml:space="preserve">Pendientes para la siguiente entrega: la cuantificación de escenarios de ahorro por cada recomendación y la ampliación del </w:t>
+        <w:t xml:space="preserve">Pendientes para la siguiente entrega: cuantificar los escenarios de ahorro de cada recomendación y ampliar el </w:t>
       </w:r>
       <w:proofErr w:type="spellStart"/>
       <w:r>
@@ -24967,7 +23710,21 @@
     </w:p>
     <w:p>
       <w:pPr>
-        <w:pStyle w:val="Ttulo1"/>
+        <w:rPr>
+          <w:b/>
+          <w:bCs/>
+          <w:color w:val="000000"/>
+          <w:sz w:val="28"/>
+          <w:szCs w:val="28"/>
+        </w:rPr>
+      </w:pPr>
+      <w:r>
+        <w:br w:type="page"/>
+      </w:r>
+    </w:p>
+    <w:p>
+      <w:pPr>
+        <w:pStyle w:val="Heading1"/>
         <w:spacing w:line="360" w:lineRule="auto"/>
         <w:rPr>
           <w:lang w:val="en-US"/>
@@ -24977,6 +23734,7 @@
         <w:rPr>
           <w:lang w:val="en-US"/>
         </w:rPr>
+        <w:lastRenderedPageBreak/>
         <w:t xml:space="preserve">10. </w:t>
       </w:r>
       <w:proofErr w:type="spellStart"/>
@@ -25000,21 +23758,7 @@
         <w:rPr>
           <w:lang w:val="en-US"/>
         </w:rPr>
-        <w:t xml:space="preserve">Microsoft. (2024). </w:t>
-      </w:r>
-      <w:proofErr w:type="gramStart"/>
-      <w:r>
-        <w:rPr>
-          <w:lang w:val="en-US"/>
-        </w:rPr>
-        <w:t>Form</w:t>
-      </w:r>
-      <w:proofErr w:type="gramEnd"/>
-      <w:r>
-        <w:rPr>
-          <w:lang w:val="en-US"/>
-        </w:rPr>
-        <w:t xml:space="preserve"> 10-K: Annual report for the fiscal year ended June 30, 2024. U.S. Securities and Exchange Commission. https://www.sec.gov/Archives/edgar/data/789019/000095017024087843/msft-20240630.htm</w:t>
+        <w:t>Greenhouse Gas Protocol. (2013). Technical guidance for calculating Scope 3 emissions (version 1.0). World Resources Institute y World Business Council for Sustainable Development.</w:t>
       </w:r>
     </w:p>
     <w:p>
@@ -25029,7 +23773,68 @@
         <w:rPr>
           <w:lang w:val="en-US"/>
         </w:rPr>
-        <w:t>Microsoft. (2025). 2025 Environmental Sustainability Report: Data fact sheet. https://cdn-dynmedia-1.microsoft.com/is/content/microsoftcorp/microsoft/msc/documents/presentations/CSR/2025-Microsoft-Environmental-Data-Fact-Sheet-PDF.pdf</w:t>
+        <w:t xml:space="preserve">Microsoft. (2024). Form 10-K: Annual report for the fiscal year ended June 30, 2024. U.S. Securities and Exchange Commission. </w:t>
+      </w:r>
+      <w:hyperlink r:id="rId17" w:history="1">
+        <w:r>
+          <w:rPr>
+            <w:rStyle w:val="Hyperlink"/>
+            <w:lang w:val="en-US"/>
+          </w:rPr>
+          <w:t>https://www.sec.gov/Archives/edgar/data/789019/000095017024087843/msft-20240630.htm</w:t>
+        </w:r>
+      </w:hyperlink>
+      <w:r>
+        <w:rPr>
+          <w:lang w:val="en-US"/>
+        </w:rPr>
+        <w:t xml:space="preserve"> </w:t>
+      </w:r>
+    </w:p>
+    <w:p>
+      <w:pPr>
+        <w:spacing w:line="480" w:lineRule="auto"/>
+        <w:ind w:left="720" w:hanging="720"/>
+      </w:pPr>
+      <w:r>
+        <w:rPr>
+          <w:lang w:val="en-US"/>
+        </w:rPr>
+        <w:t xml:space="preserve">Microsoft. (2025). 2025 Environmental Sustainability Report: Data fact sheet. </w:t>
+      </w:r>
+      <w:hyperlink r:id="rId18" w:history="1">
+        <w:r>
+          <w:rPr>
+            <w:rStyle w:val="Hyperlink"/>
+          </w:rPr>
+          <w:t>https://cdn-dynmedia-1.microsoft.com/is/content/microsoftcorp/microsoft/msc/documents/presentations/CSR/2025-Microsoft-Environmental-Data-Fact-Sheet-PDF.pdf</w:t>
+        </w:r>
+      </w:hyperlink>
+      <w:r>
+        <w:t xml:space="preserve"> </w:t>
+      </w:r>
+    </w:p>
+    <w:p>
+      <w:pPr>
+        <w:spacing w:line="480" w:lineRule="auto"/>
+        <w:ind w:left="720" w:hanging="720"/>
+      </w:pPr>
+      <w:r>
+        <w:rPr>
+          <w:lang w:val="en-US"/>
+        </w:rPr>
+        <w:t xml:space="preserve">Salesforce. (2025). FY25 schedules of selected environmental and employee metrics. </w:t>
+      </w:r>
+      <w:hyperlink r:id="rId19" w:history="1">
+        <w:r>
+          <w:rPr>
+            <w:rStyle w:val="Hyperlink"/>
+          </w:rPr>
+          <w:t>https://www.salesforce.com/en-us/wp-content/uploads/sites/4/documents/white-papers/fy25-schedules-of-environmental-and-employee-metrics.pdf</w:t>
+        </w:r>
+      </w:hyperlink>
+      <w:r>
+        <w:t xml:space="preserve"> </w:t>
       </w:r>
     </w:p>
     <w:p>
@@ -25044,77 +23849,146 @@
         <w:rPr>
           <w:lang w:val="en-US"/>
         </w:rPr>
-        <w:lastRenderedPageBreak/>
-        <w:t>Salesforce. (2025). FY25 schedules of selected environmental and employee metrics. https://www.salesforce.com/en-us/wp-content/uploads/sites/4/documents/white-papers/fy25-schedules-of-environmental-and-employee-metrics.pdf</w:t>
+        <w:t xml:space="preserve">Salesforce. (2025). Form 10-K: Annual report for the fiscal year ended January 31, 2025. U.S. Securities and Exchange Commission. </w:t>
+      </w:r>
+      <w:hyperlink r:id="rId20" w:history="1">
+        <w:r>
+          <w:rPr>
+            <w:rStyle w:val="Hyperlink"/>
+            <w:lang w:val="en-US"/>
+          </w:rPr>
+          <w:t>https://www.sec.gov/Archives/edgar/data/1108524/000110852425000006/crm-20250131.htm</w:t>
+        </w:r>
+      </w:hyperlink>
+      <w:r>
+        <w:rPr>
+          <w:lang w:val="en-US"/>
+        </w:rPr>
+        <w:t xml:space="preserve"> </w:t>
       </w:r>
     </w:p>
     <w:p>
       <w:pPr>
         <w:spacing w:line="480" w:lineRule="auto"/>
         <w:ind w:left="720" w:hanging="720"/>
+      </w:pPr>
+      <w:r>
         <w:rPr>
           <w:lang w:val="en-US"/>
         </w:rPr>
-      </w:pPr>
-      <w:r>
-        <w:rPr>
-          <w:lang w:val="en-US"/>
-        </w:rPr>
-        <w:t xml:space="preserve">Salesforce. (2025). </w:t>
-      </w:r>
-      <w:proofErr w:type="gramStart"/>
-      <w:r>
-        <w:rPr>
-          <w:lang w:val="en-US"/>
-        </w:rPr>
-        <w:t>Form</w:t>
-      </w:r>
-      <w:proofErr w:type="gramEnd"/>
-      <w:r>
-        <w:rPr>
-          <w:lang w:val="en-US"/>
-        </w:rPr>
-        <w:t xml:space="preserve"> 10-K: Annual report for the fiscal year ended January 31, 2025. U.S. Securities and Exchange Commission. https://www.sec.gov/Archives/edgar/data/1108524/000110852425000006/crm-20250131.htm</w:t>
+        <w:t xml:space="preserve">SAP. (2025). SAP Integrated Report 2024: Environmental data. </w:t>
+      </w:r>
+      <w:hyperlink r:id="rId21" w:history="1">
+        <w:r>
+          <w:rPr>
+            <w:rStyle w:val="Hyperlink"/>
+          </w:rPr>
+          <w:t>https://www.sap.com/integrated-reports/2024/en/datahub/environmental-data.html</w:t>
+        </w:r>
+      </w:hyperlink>
+      <w:r>
+        <w:t xml:space="preserve"> </w:t>
       </w:r>
     </w:p>
     <w:p>
       <w:pPr>
         <w:spacing w:line="480" w:lineRule="auto"/>
         <w:ind w:left="720" w:hanging="720"/>
+      </w:pPr>
+      <w:r>
         <w:rPr>
           <w:lang w:val="en-US"/>
         </w:rPr>
-      </w:pPr>
-      <w:r>
-        <w:rPr>
-          <w:lang w:val="en-US"/>
-        </w:rPr>
-        <w:t>SAP. (2025). SAP Integrated Report 2024: Environmental data. https://www.sap.com/integrated-reports/2024/en/datahub/environmental-data.html</w:t>
-      </w:r>
-    </w:p>
-    <w:p>
-      <w:pPr>
-        <w:spacing w:line="480" w:lineRule="auto"/>
-        <w:ind w:left="720" w:hanging="720"/>
-        <w:rPr>
-          <w:lang w:val="en-US"/>
-        </w:rPr>
-      </w:pPr>
-      <w:r>
-        <w:rPr>
-          <w:lang w:val="en-US"/>
-        </w:rPr>
-        <w:t>SAP. (2025). SAP Integrated Report 2024: Social data. https://www.sap.com/integrated-reports/2024/en/datahub/social-data.html</w:t>
+        <w:t xml:space="preserve">SAP. (2025). SAP Integrated Report 2024: Social data. </w:t>
+      </w:r>
+      <w:hyperlink r:id="rId22" w:history="1">
+        <w:r>
+          <w:rPr>
+            <w:rStyle w:val="Hyperlink"/>
+          </w:rPr>
+          <w:t>https://www.sap.com/integrated-reports/2024/en/datahub/social-data.html</w:t>
+        </w:r>
+      </w:hyperlink>
+      <w:r>
+        <w:t xml:space="preserve"> </w:t>
       </w:r>
     </w:p>
     <w:sectPr>
+      <w:footerReference w:type="default" r:id="rId23"/>
       <w:pgSz w:w="12240" w:h="15840"/>
       <w:pgMar w:top="1440" w:right="1440" w:bottom="1440" w:left="1440" w:header="708" w:footer="708" w:gutter="0"/>
       <w:cols w:space="720"/>
+      <w:titlePg/>
       <w:docGrid w:linePitch="360"/>
     </w:sectPr>
   </w:body>
 </w:document>
+</file>
+
+<file path=word/endnotes.xml><?xml version="1.0" encoding="utf-8"?>
+<w:endnotes xmlns:wpc="http://schemas.microsoft.com/office/word/2010/wordprocessingCanvas" xmlns:cx="http://schemas.microsoft.com/office/drawing/2014/chartex" xmlns:cx1="http://schemas.microsoft.com/office/drawing/2015/9/8/chartex" xmlns:cx2="http://schemas.microsoft.com/office/drawing/2015/10/21/chartex" xmlns:cx3="http://schemas.microsoft.com/office/drawing/2016/5/9/chartex" xmlns:cx4="http://schemas.microsoft.com/office/drawing/2016/5/10/chartex" xmlns:cx5="http://schemas.microsoft.com/office/drawing/2016/5/11/chartex" xmlns:cx6="http://schemas.microsoft.com/office/drawing/2016/5/12/chartex" xmlns:cx7="http://schemas.microsoft.com/office/drawing/2016/5/13/chartex" xmlns:cx8="http://schemas.microsoft.com/office/drawing/2016/5/14/chartex" xmlns:mc="http://schemas.openxmlformats.org/markup-compatibility/2006" xmlns:aink="http://schemas.microsoft.com/office/drawing/2016/ink" xmlns:am3d="http://schemas.microsoft.com/office/drawing/2017/model3d" xmlns:o="urn:schemas-microsoft-com:office:office" xmlns:oel="http://schemas.microsoft.com/office/2019/extlst" xmlns:r="http://schemas.openxmlformats.org/officeDocument/2006/relationships" xmlns:m="http://schemas.openxmlformats.org/officeDocument/2006/math" xmlns:v="urn:schemas-microsoft-com:vml" xmlns:wp14="http://schemas.microsoft.com/office/word/2010/wordprocessingDrawing" xmlns:wp="http://schemas.openxmlformats.org/drawingml/2006/wordprocessingDrawing" xmlns:w10="urn:schemas-microsoft-com:office:word" xmlns:w="http://schemas.openxmlformats.org/wordprocessingml/2006/main" xmlns:w14="http://schemas.microsoft.com/office/word/2010/wordml" xmlns:w15="http://schemas.microsoft.com/office/word/2012/wordml" xmlns:w16cex="http://schemas.microsoft.com/office/word/2018/wordml/cex" xmlns:w16cid="http://schemas.microsoft.com/office/word/2016/wordml/cid" xmlns:w16="http://schemas.microsoft.com/office/word/2018/wordml" xmlns:w16du="http://schemas.microsoft.com/office/word/2023/wordml/word16du" xmlns:w16sdtdh="http://schemas.microsoft.com/office/word/2020/wordml/sdtdatahash" xmlns:w16sdtfl="http://schemas.microsoft.com/office/word/2024/wordml/sdtformatlock" xmlns:w16se="http://schemas.microsoft.com/office/word/2015/wordml/symex" xmlns:wpg="http://schemas.microsoft.com/office/word/2010/wordprocessingGroup" xmlns:wpi="http://schemas.microsoft.com/office/word/2010/wordprocessingInk" xmlns:wne="http://schemas.microsoft.com/office/word/2006/wordml" xmlns:wps="http://schemas.microsoft.com/office/word/2010/wordprocessingShape" mc:Ignorable="w14 w15 w16se w16cid w16 w16cex w16sdtdh w16sdtfl w16du wp14">
+  <w:endnote w:type="separator" w:id="-1">
+    <w:p>
+      <w:r>
+        <w:separator/>
+      </w:r>
+    </w:p>
+  </w:endnote>
+  <w:endnote w:type="continuationSeparator" w:id="0">
+    <w:p>
+      <w:r>
+        <w:continuationSeparator/>
+      </w:r>
+    </w:p>
+  </w:endnote>
+</w:endnotes>
+</file>
+
+<file path=word/footer1.xml><?xml version="1.0" encoding="utf-8"?>
+<w:ftr xmlns:wpc="http://schemas.microsoft.com/office/word/2010/wordprocessingCanvas" xmlns:cx="http://schemas.microsoft.com/office/drawing/2014/chartex" xmlns:cx1="http://schemas.microsoft.com/office/drawing/2015/9/8/chartex" xmlns:cx2="http://schemas.microsoft.com/office/drawing/2015/10/21/chartex" xmlns:cx3="http://schemas.microsoft.com/office/drawing/2016/5/9/chartex" xmlns:cx4="http://schemas.microsoft.com/office/drawing/2016/5/10/chartex" xmlns:cx5="http://schemas.microsoft.com/office/drawing/2016/5/11/chartex" xmlns:cx6="http://schemas.microsoft.com/office/drawing/2016/5/12/chartex" xmlns:cx7="http://schemas.microsoft.com/office/drawing/2016/5/13/chartex" xmlns:cx8="http://schemas.microsoft.com/office/drawing/2016/5/14/chartex" xmlns:mc="http://schemas.openxmlformats.org/markup-compatibility/2006" xmlns:aink="http://schemas.microsoft.com/office/drawing/2016/ink" xmlns:am3d="http://schemas.microsoft.com/office/drawing/2017/model3d" xmlns:o="urn:schemas-microsoft-com:office:office" xmlns:oel="http://schemas.microsoft.com/office/2019/extlst" xmlns:r="http://schemas.openxmlformats.org/officeDocument/2006/relationships" xmlns:m="http://schemas.openxmlformats.org/officeDocument/2006/math" xmlns:v="urn:schemas-microsoft-com:vml" xmlns:wp14="http://schemas.microsoft.com/office/word/2010/wordprocessingDrawing" xmlns:wp="http://schemas.openxmlformats.org/drawingml/2006/wordprocessingDrawing" xmlns:w10="urn:schemas-microsoft-com:office:word" xmlns:w="http://schemas.openxmlformats.org/wordprocessingml/2006/main" xmlns:w14="http://schemas.microsoft.com/office/word/2010/wordml" xmlns:w15="http://schemas.microsoft.com/office/word/2012/wordml" xmlns:w16cex="http://schemas.microsoft.com/office/word/2018/wordml/cex" xmlns:w16cid="http://schemas.microsoft.com/office/word/2016/wordml/cid" xmlns:w16="http://schemas.microsoft.com/office/word/2018/wordml" xmlns:w16du="http://schemas.microsoft.com/office/word/2023/wordml/word16du" xmlns:w16sdtdh="http://schemas.microsoft.com/office/word/2020/wordml/sdtdatahash" xmlns:w16sdtfl="http://schemas.microsoft.com/office/word/2024/wordml/sdtformatlock" xmlns:w16se="http://schemas.microsoft.com/office/word/2015/wordml/symex" xmlns:wpg="http://schemas.microsoft.com/office/word/2010/wordprocessingGroup" xmlns:wpi="http://schemas.microsoft.com/office/word/2010/wordprocessingInk" xmlns:wne="http://schemas.microsoft.com/office/word/2006/wordml" xmlns:wps="http://schemas.microsoft.com/office/word/2010/wordprocessingShape" mc:Ignorable="w14 w15 w16se w16cid w16 w16cex w16sdtdh w16sdtfl w16du wp14">
+  <w:p>
+    <w:pPr>
+      <w:jc w:val="center"/>
+    </w:pPr>
+    <w:r>
+      <w:fldChar w:fldCharType="begin"/>
+    </w:r>
+    <w:r>
+      <w:instrText>PAGE</w:instrText>
+    </w:r>
+    <w:r>
+      <w:fldChar w:fldCharType="separate"/>
+    </w:r>
+    <w:r>
+      <w:rPr>
+        <w:noProof/>
+      </w:rPr>
+      <w:t>2</w:t>
+    </w:r>
+    <w:r>
+      <w:fldChar w:fldCharType="end"/>
+    </w:r>
+  </w:p>
+</w:ftr>
+</file>
+
+<file path=word/footnotes.xml><?xml version="1.0" encoding="utf-8"?>
+<w:footnotes xmlns:wpc="http://schemas.microsoft.com/office/word/2010/wordprocessingCanvas" xmlns:cx="http://schemas.microsoft.com/office/drawing/2014/chartex" xmlns:cx1="http://schemas.microsoft.com/office/drawing/2015/9/8/chartex" xmlns:cx2="http://schemas.microsoft.com/office/drawing/2015/10/21/chartex" xmlns:cx3="http://schemas.microsoft.com/office/drawing/2016/5/9/chartex" xmlns:cx4="http://schemas.microsoft.com/office/drawing/2016/5/10/chartex" xmlns:cx5="http://schemas.microsoft.com/office/drawing/2016/5/11/chartex" xmlns:cx6="http://schemas.microsoft.com/office/drawing/2016/5/12/chartex" xmlns:cx7="http://schemas.microsoft.com/office/drawing/2016/5/13/chartex" xmlns:cx8="http://schemas.microsoft.com/office/drawing/2016/5/14/chartex" xmlns:mc="http://schemas.openxmlformats.org/markup-compatibility/2006" xmlns:aink="http://schemas.microsoft.com/office/drawing/2016/ink" xmlns:am3d="http://schemas.microsoft.com/office/drawing/2017/model3d" xmlns:o="urn:schemas-microsoft-com:office:office" xmlns:oel="http://schemas.microsoft.com/office/2019/extlst" xmlns:r="http://schemas.openxmlformats.org/officeDocument/2006/relationships" xmlns:m="http://schemas.openxmlformats.org/officeDocument/2006/math" xmlns:v="urn:schemas-microsoft-com:vml" xmlns:wp14="http://schemas.microsoft.com/office/word/2010/wordprocessingDrawing" xmlns:wp="http://schemas.openxmlformats.org/drawingml/2006/wordprocessingDrawing" xmlns:w10="urn:schemas-microsoft-com:office:word" xmlns:w="http://schemas.openxmlformats.org/wordprocessingml/2006/main" xmlns:w14="http://schemas.microsoft.com/office/word/2010/wordml" xmlns:w15="http://schemas.microsoft.com/office/word/2012/wordml" xmlns:w16cex="http://schemas.microsoft.com/office/word/2018/wordml/cex" xmlns:w16cid="http://schemas.microsoft.com/office/word/2016/wordml/cid" xmlns:w16="http://schemas.microsoft.com/office/word/2018/wordml" xmlns:w16du="http://schemas.microsoft.com/office/word/2023/wordml/word16du" xmlns:w16sdtdh="http://schemas.microsoft.com/office/word/2020/wordml/sdtdatahash" xmlns:w16sdtfl="http://schemas.microsoft.com/office/word/2024/wordml/sdtformatlock" xmlns:w16se="http://schemas.microsoft.com/office/word/2015/wordml/symex" xmlns:wpg="http://schemas.microsoft.com/office/word/2010/wordprocessingGroup" xmlns:wpi="http://schemas.microsoft.com/office/word/2010/wordprocessingInk" xmlns:wne="http://schemas.microsoft.com/office/word/2006/wordml" xmlns:wps="http://schemas.microsoft.com/office/word/2010/wordprocessingShape" mc:Ignorable="w14 w15 w16se w16cid w16 w16cex w16sdtdh w16sdtfl w16du wp14">
+  <w:footnote w:type="separator" w:id="-1">
+    <w:p>
+      <w:r>
+        <w:separator/>
+      </w:r>
+    </w:p>
+  </w:footnote>
+  <w:footnote w:type="continuationSeparator" w:id="0">
+    <w:p>
+      <w:r>
+        <w:continuationSeparator/>
+      </w:r>
+    </w:p>
+  </w:footnote>
+</w:footnotes>
 </file>
 
 <file path=word/numbering.xml><?xml version="1.0" encoding="utf-8"?>
@@ -25729,7 +24603,7 @@
     <w:name w:val="Normal"/>
     <w:qFormat/>
   </w:style>
-  <w:style w:type="paragraph" w:styleId="Ttulo1">
+  <w:style w:type="paragraph" w:styleId="Heading1">
     <w:name w:val="heading 1"/>
     <w:uiPriority w:val="9"/>
     <w:qFormat/>
@@ -25745,7 +24619,7 @@
       <w:szCs w:val="28"/>
     </w:rPr>
   </w:style>
-  <w:style w:type="paragraph" w:styleId="Ttulo2">
+  <w:style w:type="paragraph" w:styleId="Heading2">
     <w:name w:val="heading 2"/>
     <w:uiPriority w:val="9"/>
     <w:unhideWhenUsed/>
@@ -25760,7 +24634,7 @@
       <w:color w:val="000000"/>
     </w:rPr>
   </w:style>
-  <w:style w:type="paragraph" w:styleId="Ttulo3">
+  <w:style w:type="paragraph" w:styleId="Heading3">
     <w:name w:val="heading 3"/>
     <w:uiPriority w:val="9"/>
     <w:semiHidden/>
@@ -25773,7 +24647,7 @@
       <w:color w:val="1F4D78"/>
     </w:rPr>
   </w:style>
-  <w:style w:type="paragraph" w:styleId="Ttulo4">
+  <w:style w:type="paragraph" w:styleId="Heading4">
     <w:name w:val="heading 4"/>
     <w:uiPriority w:val="9"/>
     <w:semiHidden/>
@@ -25788,7 +24662,7 @@
       <w:color w:val="2E74B5"/>
     </w:rPr>
   </w:style>
-  <w:style w:type="paragraph" w:styleId="Ttulo5">
+  <w:style w:type="paragraph" w:styleId="Heading5">
     <w:name w:val="heading 5"/>
     <w:uiPriority w:val="9"/>
     <w:semiHidden/>
@@ -25801,7 +24675,7 @@
       <w:color w:val="2E74B5"/>
     </w:rPr>
   </w:style>
-  <w:style w:type="paragraph" w:styleId="Ttulo6">
+  <w:style w:type="paragraph" w:styleId="Heading6">
     <w:name w:val="heading 6"/>
     <w:uiPriority w:val="9"/>
     <w:semiHidden/>
@@ -25814,13 +24688,13 @@
       <w:color w:val="1F4D78"/>
     </w:rPr>
   </w:style>
-  <w:style w:type="character" w:default="1" w:styleId="Fuentedeprrafopredeter">
+  <w:style w:type="character" w:default="1" w:styleId="DefaultParagraphFont">
     <w:name w:val="Default Paragraph Font"/>
     <w:uiPriority w:val="1"/>
     <w:semiHidden/>
     <w:unhideWhenUsed/>
   </w:style>
-  <w:style w:type="table" w:default="1" w:styleId="Tablanormal">
+  <w:style w:type="table" w:default="1" w:styleId="TableNormal">
     <w:name w:val="Normal Table"/>
     <w:uiPriority w:val="99"/>
     <w:semiHidden/>
@@ -25835,13 +24709,13 @@
       </w:tblCellMar>
     </w:tblPr>
   </w:style>
-  <w:style w:type="numbering" w:default="1" w:styleId="Sinlista">
+  <w:style w:type="numbering" w:default="1" w:styleId="NoList">
     <w:name w:val="No List"/>
     <w:uiPriority w:val="99"/>
     <w:semiHidden/>
     <w:unhideWhenUsed/>
   </w:style>
-  <w:style w:type="paragraph" w:styleId="Ttulo">
+  <w:style w:type="paragraph" w:styleId="Title">
     <w:name w:val="Title"/>
     <w:uiPriority w:val="10"/>
     <w:qFormat/>
@@ -25858,11 +24732,11 @@
       <w:bCs/>
     </w:rPr>
   </w:style>
-  <w:style w:type="paragraph" w:styleId="Prrafodelista">
+  <w:style w:type="paragraph" w:styleId="ListParagraph">
     <w:name w:val="List Paragraph"/>
     <w:qFormat/>
   </w:style>
-  <w:style w:type="character" w:styleId="Hipervnculo">
+  <w:style w:type="character" w:styleId="Hyperlink">
     <w:name w:val="Hyperlink"/>
     <w:uiPriority w:val="99"/>
     <w:unhideWhenUsed/>
@@ -25871,7 +24745,7 @@
       <w:u w:val="single"/>
     </w:rPr>
   </w:style>
-  <w:style w:type="character" w:styleId="Refdenotaalpie">
+  <w:style w:type="character" w:styleId="FootnoteReference">
     <w:name w:val="footnote reference"/>
     <w:uiPriority w:val="99"/>
     <w:semiHidden/>
@@ -25880,9 +24754,9 @@
       <w:vertAlign w:val="superscript"/>
     </w:rPr>
   </w:style>
-  <w:style w:type="paragraph" w:styleId="Textonotapie">
+  <w:style w:type="paragraph" w:styleId="FootnoteText">
     <w:name w:val="footnote text"/>
-    <w:link w:val="TextonotapieCar"/>
+    <w:link w:val="FootnoteTextChar"/>
     <w:uiPriority w:val="99"/>
     <w:semiHidden/>
     <w:unhideWhenUsed/>
@@ -25891,9 +24765,9 @@
       <w:szCs w:val="20"/>
     </w:rPr>
   </w:style>
-  <w:style w:type="character" w:customStyle="1" w:styleId="TextonotapieCar">
-    <w:name w:val="Texto nota pie Car"/>
-    <w:link w:val="Textonotapie"/>
+  <w:style w:type="character" w:customStyle="1" w:styleId="FootnoteTextChar">
+    <w:name w:val="Footnote Text Char"/>
+    <w:link w:val="FootnoteText"/>
     <w:uiPriority w:val="99"/>
     <w:semiHidden/>
     <w:unhideWhenUsed/>
@@ -25902,7 +24776,7 @@
       <w:szCs w:val="20"/>
     </w:rPr>
   </w:style>
-  <w:style w:type="character" w:styleId="Refdenotaalfinal">
+  <w:style w:type="character" w:styleId="EndnoteReference">
     <w:name w:val="endnote reference"/>
     <w:uiPriority w:val="99"/>
     <w:semiHidden/>
@@ -25911,9 +24785,9 @@
       <w:vertAlign w:val="superscript"/>
     </w:rPr>
   </w:style>
-  <w:style w:type="paragraph" w:styleId="Textonotaalfinal">
+  <w:style w:type="paragraph" w:styleId="EndnoteText">
     <w:name w:val="endnote text"/>
-    <w:link w:val="TextonotaalfinalCar"/>
+    <w:link w:val="EndnoteTextChar"/>
     <w:uiPriority w:val="99"/>
     <w:semiHidden/>
     <w:unhideWhenUsed/>
@@ -25922,15 +24796,27 @@
       <w:szCs w:val="20"/>
     </w:rPr>
   </w:style>
-  <w:style w:type="character" w:customStyle="1" w:styleId="TextonotaalfinalCar">
-    <w:name w:val="Texto nota al final Car"/>
-    <w:link w:val="Textonotaalfinal"/>
+  <w:style w:type="character" w:customStyle="1" w:styleId="EndnoteTextChar">
+    <w:name w:val="Endnote Text Char"/>
+    <w:link w:val="EndnoteText"/>
     <w:uiPriority w:val="99"/>
     <w:semiHidden/>
     <w:unhideWhenUsed/>
     <w:rPr>
       <w:sz w:val="20"/>
       <w:szCs w:val="20"/>
+    </w:rPr>
+  </w:style>
+  <w:style w:type="character" w:styleId="UnresolvedMention">
+    <w:name w:val="Unresolved Mention"/>
+    <w:basedOn w:val="DefaultParagraphFont"/>
+    <w:uiPriority w:val="99"/>
+    <w:semiHidden/>
+    <w:unhideWhenUsed/>
+    <w:rsid w:val="0011437A"/>
+    <w:rPr>
+      <w:color w:val="605E5C"/>
+      <w:shd w:val="clear" w:color="auto" w:fill="E1DFDD"/>
     </w:rPr>
   </w:style>
 </w:styles>
@@ -26249,4 +25135,26 @@
     </a:ext>
   </a:extLst>
 </a:theme>
+</file>
+
+<file path=word/webextensions/taskpanes.xml><?xml version="1.0" encoding="utf-8"?>
+<wetp:taskpanes xmlns:wetp="http://schemas.microsoft.com/office/webextensions/taskpanes/2010/11">
+  <wetp:taskpane dockstate="right" visibility="0" width="350" row="0">
+    <wetp:webextensionref xmlns:r="http://schemas.openxmlformats.org/officeDocument/2006/relationships" r:id="rId1"/>
+  </wetp:taskpane>
+</wetp:taskpanes>
+</file>
+
+<file path=word/webextensions/webextension1.xml><?xml version="1.0" encoding="utf-8"?>
+<we:webextension xmlns:we="http://schemas.microsoft.com/office/webextensions/webextension/2010/11" id="{B6C6D177-64C7-284E-8ED7-3B7195D89DBC}">
+  <we:reference id="WA200010453" version="1.0.0.1" store="Omex" storeType="OMEX"/>
+  <we:alternateReferences>
+    <we:reference id="WA200010453" version="1.0.0.1" store="WA200010453" storeType="OMEX"/>
+  </we:alternateReferences>
+  <we:properties>
+    <we:property name="claude.fileId" value="&quot;413f2cce-4c40-40f3-8bd9-6920d0e531d3&quot;"/>
+  </we:properties>
+  <we:bindings/>
+  <we:snapshot xmlns:r="http://schemas.openxmlformats.org/officeDocument/2006/relationships"/>
+</we:webextension>
 </file>